--- a/reports/XRP SEOUL 2026 연사 프로필.docx
+++ b/reports/XRP SEOUL 2026 연사 프로필.docx
@@ -54,7 +54,7 @@
           <w:sz w:val="27"/>
           <w:szCs w:val="27"/>
         </w:rPr>
-        <w:t xml:space="preserve">10/3 그랜드 하얏트 서울 — 세션 순서대로 연사의 회사 한 줄 · 인물 한 줄</w:t>
+        <w:t xml:space="preserve">10/3 그랜드 하얏트 서울 — 세션 순서대로 연사의 회사 · 인물, 우리와 결이 맞는 10명은 초록으로</w:t>
       </w:r>
     </w:p>
     <w:p>
@@ -85,7 +85,7 @@
           <w:sz w:val="21"/>
           <w:szCs w:val="21"/>
         </w:rPr>
-        <w:t xml:space="preserve">10/3 XRP SEOUL 2026(그랜드 하얏트 서울) 연사 43명을 주최 프로그램 순서대로 묶고, 사람마다 회사 한 줄 · 인물 한 줄을 붙였다. 리플 소속이 6명(XRP 아시아 포함 7명)으로 가장 많고, 한국 금융권(케이뱅크 · 교보증권 · 우리은행 · 전북은행 · 메리츠증권 · 카카오뱅크)이 예금토큰 · 스테이블코인 세션에 모였다. 나머지는 토큰화 자산(RWA) · 온체인 금융 · AI 에이전트 · 거래소 축이다. 우리 키노트는 14:50. 명단 · 직함은 프로그램 이미지 표기 그대로, 설명은 9/29 공개 자료 검색 요약 기준이다 — 대외 인용 전 원출처를 확인한다.</w:t>
+        <w:t xml:space="preserve">10/3 XRP SEOUL 2026(그랜드 하얏트 서울) 연사 43명을 주최 프로그램 순서대로 묶고, 사람마다 회사 한 줄 · 인물 한 줄을 붙였다. 리플 소속이 6명(XRP 아시아 포함 7명)으로 가장 많고, 한국 금융권(케이뱅크 · 교보증권 · 우리은행 · 전북은행 · 메리츠증권 · 카카오뱅크)이 예금토큰 · 스테이블코인 세션에 모였다. 나머지는 토큰화 자산(RWA) · 온체인 금융 · AI 에이전트 · 거래소 축이다. 우리 키노트는 14:50. 우리와 결이 맞는 10명(이미 연결 4 · 새로 열 관계 6)은 초록으로 표시하고 근거를 짧게 달았으며, 이 10명은 회사 · 인물을 한 번 더 조사해 1~2줄씩 보탰다. 명단 · 직함은 프로그램 이미지 표기 그대로, 설명은 9/29 공개 자료 검색 요약 기준이다.</w:t>
       </w:r>
     </w:p>
     <w:p>
@@ -133,7 +133,7 @@
             <w:sz w:val="19"/>
             <w:szCs w:val="19"/>
           </w:rPr>
-          <w:t xml:space="preserve">12:05–13:45 · XRP 활용 · 리플 기관 전략 · AI 에이전트 · 플레어</w:t>
+          <w:t xml:space="preserve">결 맞는 사람 — 한눈에</w:t>
         </w:r>
       </w:hyperlink>
     </w:p>
@@ -165,7 +165,7 @@
             <w:sz w:val="19"/>
             <w:szCs w:val="19"/>
           </w:rPr>
-          <w:t xml:space="preserve">13:45–15:05 · 해외송금 · 예금토큰 · 아시아 · XRPL 대중화 · 날씨 데이터</w:t>
+          <w:t xml:space="preserve">12:05–13:45 · XRP 활용 · 리플 기관 전략 · AI 에이전트 · 플레어</w:t>
         </w:r>
       </w:hyperlink>
     </w:p>
@@ -197,7 +197,16 @@
             <w:sz w:val="19"/>
             <w:szCs w:val="19"/>
           </w:rPr>
-          <w:t xml:space="preserve">15:05–16:25 · 토큰화 운영 · XRPL 실사용 · 생태계 · 네오뱅크</w:t>
+          <w:t xml:space="preserve">13:45–15:05 · 해외송금 · 예금토큰 · 아시아 · XRPL 대중화 · </w:t>
+        </w:r>
+        <w:r>
+          <w:rPr>
+            <w:rFonts w:ascii="Malgun Gothic" w:hAnsi="Malgun Gothic" w:eastAsia="Malgun Gothic" w:cs="Malgun Gothic"/>
+            <w:color w:val="FF0000"/>
+            <w:sz w:val="19"/>
+            <w:szCs w:val="19"/>
+          </w:rPr>
+          <w:t xml:space="preserve">날씨 데이터</w:t>
         </w:r>
       </w:hyperlink>
     </w:p>
@@ -229,7 +238,7 @@
             <w:sz w:val="19"/>
             <w:szCs w:val="19"/>
           </w:rPr>
-          <w:t xml:space="preserve">16:25–18:35 · 온체인 금융 · 토큰화 시장 · 거래소 · 금융권 · 스테이블코인</w:t>
+          <w:t xml:space="preserve">15:05–16:25 · 토큰화 운영 · XRPL 실사용 · 생태계 · 네오뱅크</w:t>
         </w:r>
       </w:hyperlink>
     </w:p>
@@ -261,13 +270,13 @@
             <w:sz w:val="19"/>
             <w:szCs w:val="19"/>
           </w:rPr>
-          <w:t xml:space="preserve">읽는 법</w:t>
+          <w:t xml:space="preserve">16:25–18:35 · 온체인 금융 · 토큰화 시장 · 거래소 · 금융권 · 스테이블코인</w:t>
         </w:r>
       </w:hyperlink>
     </w:p>
     <w:p>
       <w:pPr>
-        <w:keepNext w:val="0"/>
+        <w:keepNext/>
         <w:tabs>
           <w:tab w:pos="454" w:val="left"/>
         </w:tabs>
@@ -285,6 +294,38 @@
             <w:szCs w:val="19"/>
           </w:rPr>
           <w:t xml:space="preserve">6	</w:t>
+        </w:r>
+        <w:r>
+          <w:rPr>
+            <w:rFonts w:ascii="Malgun Gothic" w:hAnsi="Malgun Gothic" w:eastAsia="Malgun Gothic" w:cs="Malgun Gothic"/>
+            <w:color w:val="1B1B48"/>
+            <w:sz w:val="19"/>
+            <w:szCs w:val="19"/>
+          </w:rPr>
+          <w:t xml:space="preserve">읽는 법</w:t>
+        </w:r>
+      </w:hyperlink>
+    </w:p>
+    <w:p>
+      <w:pPr>
+        <w:keepNext w:val="0"/>
+        <w:tabs>
+          <w:tab w:pos="454" w:val="left"/>
+        </w:tabs>
+        <w:spacing w:after="30" w:line="270" w:lineRule="exact"/>
+        <w:ind w:left="454" w:hanging="454"/>
+      </w:pPr>
+      <w:hyperlink w:anchor="s7" w:history="1">
+        <w:r>
+          <w:rPr>
+            <w:rFonts w:ascii="Malgun Gothic" w:hAnsi="Malgun Gothic" w:eastAsia="Malgun Gothic" w:cs="Malgun Gothic"/>
+            <w:b/>
+            <w:bCs/>
+            <w:color w:val="4D4DCE"/>
+            <w:sz w:val="19"/>
+            <w:szCs w:val="19"/>
+          </w:rPr>
+          <w:t xml:space="preserve">7	</w:t>
         </w:r>
         <w:r>
           <w:rPr>
@@ -327,816 +368,179 @@
           <w:sz w:val="30"/>
           <w:szCs w:val="30"/>
         </w:rPr>
-        <w:t xml:space="preserve">12:05–13:45 · XRP 활용 · 리플 기관 전략 · AI 에이전트 · 플레어</w:t>
+        <w:t xml:space="preserve">결 맞는 사람 — 한눈에</w:t>
       </w:r>
       <w:bookmarkEnd w:id="1"/>
     </w:p>
-    <w:tbl>
-      <w:tblPr>
-        <w:tblW w:type="dxa" w:w="9866"/>
-        <w:jc w:val="center"/>
-        <w:tblBorders>
-          <w:top w:val="single" w:sz="4" w:space="0" w:color="C8C8DA"/>
-          <w:left w:val="single" w:sz="4" w:space="0" w:color="C8C8DA"/>
-          <w:bottom w:val="single" w:sz="4" w:space="0" w:color="C8C8DA"/>
-          <w:right w:val="single" w:sz="4" w:space="0" w:color="C8C8DA"/>
-          <w:insideH w:val="single" w:sz="4" w:space="0" w:color="C8C8DA"/>
-          <w:insideV w:val="single" w:sz="4" w:space="0" w:color="C8C8DA"/>
-        </w:tblBorders>
-        <w:tblLayout w:type="fixed"/>
-        <w:tblCellMar>
-          <w:top w:w="60" w:type="dxa"/>
-          <w:left w:w="90" w:type="dxa"/>
-          <w:bottom w:w="60" w:type="dxa"/>
-          <w:right w:w="90" w:type="dxa"/>
-        </w:tblCellMar>
-        <w:tblLook w:firstColumn="1" w:firstRow="1" w:lastColumn="0" w:lastRow="0" w:noHBand="0" w:noVBand="1" w:val="04A0"/>
-      </w:tblPr>
-      <w:tblGrid>
-        <w:gridCol w:w="2302"/>
-        <w:gridCol w:w="1824"/>
-        <w:gridCol w:w="2951"/>
-        <w:gridCol w:w="2789"/>
-      </w:tblGrid>
-      <w:tr>
-        <w:trPr>
-          <w:cantSplit/>
-          <w:tblHeader/>
-        </w:trPr>
-        <w:tc>
-          <w:tcPr>
-            <w:tcW w:type="dxa" w:w="2302"/>
-            <w:shd w:val="clear" w:color="auto" w:fill="E8E8F4"/>
-          </w:tcPr>
-          <w:p>
-            <w:pPr>
-              <w:spacing w:after="0" w:line="240" w:lineRule="exact"/>
-            </w:pPr>
-            <w:r>
-              <w:rPr>
-                <w:rFonts w:ascii="Malgun Gothic" w:hAnsi="Malgun Gothic" w:eastAsia="Malgun Gothic" w:cs="Malgun Gothic"/>
-                <w:b/>
-                <w:bCs/>
-                <w:color w:val="1B1B48"/>
-                <w:sz w:val="17"/>
-                <w:szCs w:val="17"/>
-              </w:rPr>
-              <w:t xml:space="preserve">연사 · 소속</w:t>
-            </w:r>
-          </w:p>
-        </w:tc>
-        <w:tc>
-          <w:tcPr>
-            <w:tcW w:type="dxa" w:w="1824"/>
-            <w:shd w:val="clear" w:color="auto" w:fill="E8E8F4"/>
-          </w:tcPr>
-          <w:p>
-            <w:pPr>
-              <w:spacing w:after="0" w:line="240" w:lineRule="exact"/>
-            </w:pPr>
-            <w:r>
-              <w:rPr>
-                <w:rFonts w:ascii="Malgun Gothic" w:hAnsi="Malgun Gothic" w:eastAsia="Malgun Gothic" w:cs="Malgun Gothic"/>
-                <w:b/>
-                <w:bCs/>
-                <w:color w:val="1B1B48"/>
-                <w:sz w:val="17"/>
-                <w:szCs w:val="17"/>
-              </w:rPr>
-              <w:t xml:space="preserve">세션</w:t>
-            </w:r>
-          </w:p>
-        </w:tc>
-        <w:tc>
-          <w:tcPr>
-            <w:tcW w:type="dxa" w:w="2951"/>
-            <w:shd w:val="clear" w:color="auto" w:fill="E8E8F4"/>
-          </w:tcPr>
-          <w:p>
-            <w:pPr>
-              <w:spacing w:after="0" w:line="240" w:lineRule="exact"/>
-            </w:pPr>
-            <w:r>
-              <w:rPr>
-                <w:rFonts w:ascii="Malgun Gothic" w:hAnsi="Malgun Gothic" w:eastAsia="Malgun Gothic" w:cs="Malgun Gothic"/>
-                <w:b/>
-                <w:bCs/>
-                <w:color w:val="1B1B48"/>
-                <w:sz w:val="17"/>
-                <w:szCs w:val="17"/>
-              </w:rPr>
-              <w:t xml:space="preserve">회사</w:t>
-            </w:r>
-          </w:p>
-        </w:tc>
-        <w:tc>
-          <w:tcPr>
-            <w:tcW w:type="dxa" w:w="2789"/>
-            <w:shd w:val="clear" w:color="auto" w:fill="E8E8F4"/>
-          </w:tcPr>
-          <w:p>
-            <w:pPr>
-              <w:spacing w:after="0" w:line="240" w:lineRule="exact"/>
-            </w:pPr>
-            <w:r>
-              <w:rPr>
-                <w:rFonts w:ascii="Malgun Gothic" w:hAnsi="Malgun Gothic" w:eastAsia="Malgun Gothic" w:cs="Malgun Gothic"/>
-                <w:b/>
-                <w:bCs/>
-                <w:color w:val="1B1B48"/>
-                <w:sz w:val="17"/>
-                <w:szCs w:val="17"/>
-              </w:rPr>
-              <w:t xml:space="preserve">인물</w:t>
-            </w:r>
-          </w:p>
-        </w:tc>
-      </w:tr>
-      <w:tr>
-        <w:trPr>
-          <w:cantSplit/>
-        </w:trPr>
-        <w:tc>
-          <w:tcPr>
-            <w:tcW w:type="dxa" w:w="2302"/>
-          </w:tcPr>
-          <w:p>
-            <w:pPr>
-              <w:spacing w:after="0" w:line="240" w:lineRule="exact"/>
-            </w:pPr>
-            <w:r>
-              <w:rPr>
-                <w:rFonts w:ascii="Malgun Gothic" w:hAnsi="Malgun Gothic" w:eastAsia="Malgun Gothic" w:cs="Malgun Gothic"/>
-                <w:b/>
-                <w:bCs/>
-                <w:color w:val="1B1B48"/>
-                <w:sz w:val="17"/>
-                <w:szCs w:val="17"/>
-              </w:rPr>
-              <w:t xml:space="preserve">에리 이시야마 Crypto Eri · 오나미 프레스(Onami Press) 공동창업자</w:t>
-            </w:r>
-          </w:p>
-        </w:tc>
-        <w:tc>
-          <w:tcPr>
-            <w:tcW w:type="dxa" w:w="1824"/>
-          </w:tcPr>
-          <w:p>
-            <w:pPr>
-              <w:spacing w:after="0" w:line="240" w:lineRule="exact"/>
-            </w:pPr>
-            <w:r>
-              <w:rPr>
-                <w:rFonts w:ascii="Malgun Gothic" w:hAnsi="Malgun Gothic" w:eastAsia="Malgun Gothic" w:cs="Malgun Gothic"/>
-                <w:color w:val="1B1B48"/>
-                <w:sz w:val="17"/>
-                <w:szCs w:val="17"/>
-              </w:rPr>
-              <w:t xml:space="preserve">12:05 XRP 활용 · 자산 토큰화 전망</w:t>
-            </w:r>
-          </w:p>
-        </w:tc>
-        <w:tc>
-          <w:tcPr>
-            <w:tcW w:type="dxa" w:w="2951"/>
-          </w:tcPr>
-          <w:p>
-            <w:pPr>
-              <w:spacing w:after="0" w:line="240" w:lineRule="exact"/>
-            </w:pPr>
-            <w:r>
-              <w:rPr>
-                <w:rFonts w:ascii="Malgun Gothic" w:hAnsi="Malgun Gothic" w:eastAsia="Malgun Gothic" w:cs="Malgun Gothic"/>
-                <w:color w:val="1B1B48"/>
-                <w:sz w:val="17"/>
-                <w:szCs w:val="17"/>
-              </w:rPr>
-              <w:t xml:space="preserve">블록체인·AI 결합 멀티미디어 보도자료 플랫폼, share-to-earn 포인트 보상</w:t>
-            </w:r>
-          </w:p>
-        </w:tc>
-        <w:tc>
-          <w:tcPr>
-            <w:tcW w:type="dxa" w:w="2789"/>
-          </w:tcPr>
-          <w:p>
-            <w:pPr>
-              <w:spacing w:after="0" w:line="240" w:lineRule="exact"/>
-            </w:pPr>
-            <w:r>
-              <w:rPr>
-                <w:rFonts w:ascii="Malgun Gothic" w:hAnsi="Malgun Gothic" w:eastAsia="Malgun Gothic" w:cs="Malgun Gothic"/>
-                <w:color w:val="1B1B48"/>
-                <w:sz w:val="17"/>
-                <w:szCs w:val="17"/>
-              </w:rPr>
-              <w:t xml:space="preserve">도쿄 기반 XRP·크립토 유튜버 'Crypto Eri'. WebX 2026 패널 좌장</w:t>
-            </w:r>
-          </w:p>
-        </w:tc>
-      </w:tr>
-      <w:tr>
-        <w:trPr>
-          <w:cantSplit/>
-        </w:trPr>
-        <w:tc>
-          <w:tcPr>
-            <w:tcW w:type="dxa" w:w="2302"/>
-            <w:shd w:val="clear" w:color="auto" w:fill="F8F8FC"/>
-          </w:tcPr>
-          <w:p>
-            <w:pPr>
-              <w:spacing w:after="0" w:line="240" w:lineRule="exact"/>
-            </w:pPr>
-            <w:r>
-              <w:rPr>
-                <w:rFonts w:ascii="Malgun Gothic" w:hAnsi="Malgun Gothic" w:eastAsia="Malgun Gothic" w:cs="Malgun Gothic"/>
-                <w:b/>
-                <w:bCs/>
-                <w:color w:val="1B1B48"/>
-                <w:sz w:val="17"/>
-                <w:szCs w:val="17"/>
-              </w:rPr>
-              <w:t xml:space="preserve">아시시 비를라 Asheesh Birla · 에버노스(Evernorth) 창업자 겸 대표</w:t>
-            </w:r>
-          </w:p>
-        </w:tc>
-        <w:tc>
-          <w:tcPr>
-            <w:tcW w:type="dxa" w:w="1824"/>
-            <w:shd w:val="clear" w:color="auto" w:fill="F8F8FC"/>
-          </w:tcPr>
-          <w:p>
-            <w:pPr>
-              <w:spacing w:after="0" w:line="240" w:lineRule="exact"/>
-            </w:pPr>
-            <w:r>
-              <w:rPr>
-                <w:rFonts w:ascii="Malgun Gothic" w:hAnsi="Malgun Gothic" w:eastAsia="Malgun Gothic" w:cs="Malgun Gothic"/>
-                <w:color w:val="1B1B48"/>
-                <w:sz w:val="17"/>
-                <w:szCs w:val="17"/>
-              </w:rPr>
-              <w:t xml:space="preserve">12:05 XRP 활용 · 자산 토큰화 전망</w:t>
-            </w:r>
-          </w:p>
-        </w:tc>
-        <w:tc>
-          <w:tcPr>
-            <w:tcW w:type="dxa" w:w="2951"/>
-            <w:shd w:val="clear" w:color="auto" w:fill="F8F8FC"/>
-          </w:tcPr>
-          <w:p>
-            <w:pPr>
-              <w:spacing w:after="0" w:line="240" w:lineRule="exact"/>
-            </w:pPr>
-            <w:r>
-              <w:rPr>
-                <w:rFonts w:ascii="Malgun Gothic" w:hAnsi="Malgun Gothic" w:eastAsia="Malgun Gothic" w:cs="Malgun Gothic"/>
-                <w:color w:val="1B1B48"/>
-                <w:sz w:val="17"/>
-                <w:szCs w:val="17"/>
-              </w:rPr>
-              <w:t xml:space="preserve">XRP 트레저리(DAT) 기업. 10억 달러+ 조달, 나스닥 'XRPN' 상장 추진</w:t>
-            </w:r>
-          </w:p>
-        </w:tc>
-        <w:tc>
-          <w:tcPr>
-            <w:tcW w:type="dxa" w:w="2789"/>
-            <w:shd w:val="clear" w:color="auto" w:fill="F8F8FC"/>
-          </w:tcPr>
-          <w:p>
-            <w:pPr>
-              <w:spacing w:after="0" w:line="240" w:lineRule="exact"/>
-            </w:pPr>
-            <w:r>
-              <w:rPr>
-                <w:rFonts w:ascii="Malgun Gothic" w:hAnsi="Malgun Gothic" w:eastAsia="Malgun Gothic" w:cs="Malgun Gothic"/>
-                <w:color w:val="1B1B48"/>
-                <w:sz w:val="17"/>
-                <w:szCs w:val="17"/>
-              </w:rPr>
-              <w:t xml:space="preserve">리플 창립팀(2013 합류)·RippleNet 총괄 출신, 2022년 리플 이사회 합류</w:t>
-            </w:r>
-          </w:p>
-        </w:tc>
-      </w:tr>
-      <w:tr>
-        <w:trPr>
-          <w:cantSplit/>
-        </w:trPr>
-        <w:tc>
-          <w:tcPr>
-            <w:tcW w:type="dxa" w:w="2302"/>
-          </w:tcPr>
-          <w:p>
-            <w:pPr>
-              <w:spacing w:after="0" w:line="240" w:lineRule="exact"/>
-            </w:pPr>
-            <w:r>
-              <w:rPr>
-                <w:rFonts w:ascii="Malgun Gothic" w:hAnsi="Malgun Gothic" w:eastAsia="Malgun Gothic" w:cs="Malgun Gothic"/>
-                <w:b/>
-                <w:bCs/>
-                <w:color w:val="1B1B48"/>
-                <w:sz w:val="17"/>
-                <w:szCs w:val="17"/>
-              </w:rPr>
-              <w:t xml:space="preserve">휴고 필리온 Hugo Philion · 플레어 공동창업자</w:t>
-            </w:r>
-          </w:p>
-        </w:tc>
-        <w:tc>
-          <w:tcPr>
-            <w:tcW w:type="dxa" w:w="1824"/>
-          </w:tcPr>
-          <w:p>
-            <w:pPr>
-              <w:spacing w:after="0" w:line="240" w:lineRule="exact"/>
-            </w:pPr>
-            <w:r>
-              <w:rPr>
-                <w:rFonts w:ascii="Malgun Gothic" w:hAnsi="Malgun Gothic" w:eastAsia="Malgun Gothic" w:cs="Malgun Gothic"/>
-                <w:color w:val="1B1B48"/>
-                <w:sz w:val="17"/>
-                <w:szCs w:val="17"/>
-              </w:rPr>
-              <w:t xml:space="preserve">12:05 XRP 활용 · 자산 토큰화 전망 / 13:30 XRP 프로그래머블 자본</w:t>
-            </w:r>
-          </w:p>
-        </w:tc>
-        <w:tc>
-          <w:tcPr>
-            <w:tcW w:type="dxa" w:w="2951"/>
-          </w:tcPr>
-          <w:p>
-            <w:pPr>
-              <w:spacing w:after="0" w:line="240" w:lineRule="exact"/>
-            </w:pPr>
-            <w:r>
-              <w:rPr>
-                <w:rFonts w:ascii="Malgun Gothic" w:hAnsi="Malgun Gothic" w:eastAsia="Malgun Gothic" w:cs="Malgun Gothic"/>
-                <w:color w:val="1B1B48"/>
-                <w:sz w:val="17"/>
-                <w:szCs w:val="17"/>
-              </w:rPr>
-              <w:t xml:space="preserve">XRP를 DeFi로 잇는 EVM L1. FAssets로 FXRP 발행(2025.9 메인넷)</w:t>
-            </w:r>
-          </w:p>
-        </w:tc>
-        <w:tc>
-          <w:tcPr>
-            <w:tcW w:type="dxa" w:w="2789"/>
-          </w:tcPr>
-          <w:p>
-            <w:pPr>
-              <w:spacing w:after="0" w:line="240" w:lineRule="exact"/>
-            </w:pPr>
-            <w:r>
-              <w:rPr>
-                <w:rFonts w:ascii="Malgun Gothic" w:hAnsi="Malgun Gothic" w:eastAsia="Malgun Gothic" w:cs="Malgun Gothic"/>
-                <w:color w:val="1B1B48"/>
-                <w:sz w:val="17"/>
-                <w:szCs w:val="17"/>
-              </w:rPr>
-              <w:t xml:space="preserve">Flare Labs CEO 겸임. 원자재 파생상품 PM 출신, UCL 머신러닝 석사</w:t>
-            </w:r>
-          </w:p>
-        </w:tc>
-      </w:tr>
-      <w:tr>
-        <w:trPr>
-          <w:cantSplit/>
-        </w:trPr>
-        <w:tc>
-          <w:tcPr>
-            <w:tcW w:type="dxa" w:w="2302"/>
-            <w:shd w:val="clear" w:color="auto" w:fill="F8F8FC"/>
-          </w:tcPr>
-          <w:p>
-            <w:pPr>
-              <w:spacing w:after="0" w:line="240" w:lineRule="exact"/>
-            </w:pPr>
-            <w:r>
-              <w:rPr>
-                <w:rFonts w:ascii="Malgun Gothic" w:hAnsi="Malgun Gothic" w:eastAsia="Malgun Gothic" w:cs="Malgun Gothic"/>
-                <w:b/>
-                <w:bCs/>
-                <w:color w:val="1B1B48"/>
-                <w:sz w:val="17"/>
-                <w:szCs w:val="17"/>
-              </w:rPr>
-              <w:t xml:space="preserve">니컬러스 모츠 Nicholas Motz · 소일(Soil) 공동창업자</w:t>
-            </w:r>
-          </w:p>
-        </w:tc>
-        <w:tc>
-          <w:tcPr>
-            <w:tcW w:type="dxa" w:w="1824"/>
-            <w:shd w:val="clear" w:color="auto" w:fill="F8F8FC"/>
-          </w:tcPr>
-          <w:p>
-            <w:pPr>
-              <w:spacing w:after="0" w:line="240" w:lineRule="exact"/>
-            </w:pPr>
-            <w:r>
-              <w:rPr>
-                <w:rFonts w:ascii="Malgun Gothic" w:hAnsi="Malgun Gothic" w:eastAsia="Malgun Gothic" w:cs="Malgun Gothic"/>
-                <w:color w:val="1B1B48"/>
-                <w:sz w:val="17"/>
-                <w:szCs w:val="17"/>
-              </w:rPr>
-              <w:t xml:space="preserve">12:05 XRP 활용 · 자산 토큰화 전망</w:t>
-            </w:r>
-          </w:p>
-        </w:tc>
-        <w:tc>
-          <w:tcPr>
-            <w:tcW w:type="dxa" w:w="2951"/>
-            <w:shd w:val="clear" w:color="auto" w:fill="F8F8FC"/>
-          </w:tcPr>
-          <w:p>
-            <w:pPr>
-              <w:spacing w:after="0" w:line="240" w:lineRule="exact"/>
-            </w:pPr>
-            <w:r>
-              <w:rPr>
-                <w:rFonts w:ascii="Malgun Gothic" w:hAnsi="Malgun Gothic" w:eastAsia="Malgun Gothic" w:cs="Malgun Gothic"/>
-                <w:color w:val="1B1B48"/>
-                <w:sz w:val="17"/>
-                <w:szCs w:val="17"/>
-              </w:rPr>
-              <w:t xml:space="preserve">사모신용 기반 고정수익 프로토콜. XRPL RLUSD 볼트 72시간 만에 100만 달러</w:t>
-            </w:r>
-          </w:p>
-        </w:tc>
-        <w:tc>
-          <w:tcPr>
-            <w:tcW w:type="dxa" w:w="2789"/>
-            <w:shd w:val="clear" w:color="auto" w:fill="F8F8FC"/>
-          </w:tcPr>
-          <w:p>
-            <w:pPr>
-              <w:spacing w:after="0" w:line="240" w:lineRule="exact"/>
-            </w:pPr>
-            <w:r>
-              <w:rPr>
-                <w:rFonts w:ascii="Malgun Gothic" w:hAnsi="Malgun Gothic" w:eastAsia="Malgun Gothic" w:cs="Malgun Gothic"/>
-                <w:color w:val="1B1B48"/>
-                <w:sz w:val="17"/>
-                <w:szCs w:val="17"/>
-              </w:rPr>
-              <w:t xml:space="preserve">Soil CIO 겸 ORQO 그룹(아부다비) CEO. 포브스 '30 언더 30' 선정</w:t>
-            </w:r>
-          </w:p>
-        </w:tc>
-      </w:tr>
-      <w:tr>
-        <w:trPr>
-          <w:cantSplit/>
-        </w:trPr>
-        <w:tc>
-          <w:tcPr>
-            <w:tcW w:type="dxa" w:w="2302"/>
-          </w:tcPr>
-          <w:p>
-            <w:pPr>
-              <w:spacing w:after="0" w:line="240" w:lineRule="exact"/>
-            </w:pPr>
-            <w:r>
-              <w:rPr>
-                <w:rFonts w:ascii="Malgun Gothic" w:hAnsi="Malgun Gothic" w:eastAsia="Malgun Gothic" w:cs="Malgun Gothic"/>
-                <w:b/>
-                <w:bCs/>
-                <w:color w:val="1B1B48"/>
-                <w:sz w:val="17"/>
-                <w:szCs w:val="17"/>
-              </w:rPr>
-              <w:t xml:space="preserve">코너 설리번 Connor Sullivan · 파이어라이트(Firelight) 최고 전략 책임자</w:t>
-            </w:r>
-          </w:p>
-        </w:tc>
-        <w:tc>
-          <w:tcPr>
-            <w:tcW w:type="dxa" w:w="1824"/>
-          </w:tcPr>
-          <w:p>
-            <w:pPr>
-              <w:spacing w:after="0" w:line="240" w:lineRule="exact"/>
-            </w:pPr>
-            <w:r>
-              <w:rPr>
-                <w:rFonts w:ascii="Malgun Gothic" w:hAnsi="Malgun Gothic" w:eastAsia="Malgun Gothic" w:cs="Malgun Gothic"/>
-                <w:color w:val="1B1B48"/>
-                <w:sz w:val="17"/>
-                <w:szCs w:val="17"/>
-              </w:rPr>
-              <w:t xml:space="preserve">12:05 XRP 활용 · 자산 토큰화 전망</w:t>
-            </w:r>
-          </w:p>
-        </w:tc>
-        <w:tc>
-          <w:tcPr>
-            <w:tcW w:type="dxa" w:w="2951"/>
-          </w:tcPr>
-          <w:p>
-            <w:pPr>
-              <w:spacing w:after="0" w:line="240" w:lineRule="exact"/>
-            </w:pPr>
-            <w:r>
-              <w:rPr>
-                <w:rFonts w:ascii="Malgun Gothic" w:hAnsi="Malgun Gothic" w:eastAsia="Malgun Gothic" w:cs="Malgun Gothic"/>
-                <w:color w:val="1B1B48"/>
-                <w:sz w:val="17"/>
-                <w:szCs w:val="17"/>
-              </w:rPr>
-              <w:t xml:space="preserve">스테이킹한 XRP로 DeFi 해킹 등을 보장하는 Flare 기반 프로토콜(stXRP)</w:t>
-            </w:r>
-          </w:p>
-        </w:tc>
-        <w:tc>
-          <w:tcPr>
-            <w:tcW w:type="dxa" w:w="2789"/>
-          </w:tcPr>
-          <w:p>
-            <w:pPr>
-              <w:spacing w:after="0" w:line="240" w:lineRule="exact"/>
-            </w:pPr>
-            <w:r>
-              <w:rPr>
-                <w:rFonts w:ascii="Malgun Gothic" w:hAnsi="Malgun Gothic" w:eastAsia="Malgun Gothic" w:cs="Malgun Gothic"/>
-                <w:color w:val="1B1B48"/>
-                <w:sz w:val="17"/>
-                <w:szCs w:val="17"/>
-              </w:rPr>
-              <w:t xml:space="preserve">CSO로 온체인 보장 레이어 구축 주도. Fireblocks·재보험 언더라이팅 출신</w:t>
-            </w:r>
-          </w:p>
-        </w:tc>
-      </w:tr>
-      <w:tr>
-        <w:trPr>
-          <w:cantSplit/>
-        </w:trPr>
-        <w:tc>
-          <w:tcPr>
-            <w:tcW w:type="dxa" w:w="2302"/>
-            <w:shd w:val="clear" w:color="auto" w:fill="F8F8FC"/>
-          </w:tcPr>
-          <w:p>
-            <w:pPr>
-              <w:spacing w:after="0" w:line="240" w:lineRule="exact"/>
-            </w:pPr>
-            <w:r>
-              <w:rPr>
-                <w:rFonts w:ascii="Malgun Gothic" w:hAnsi="Malgun Gothic" w:eastAsia="Malgun Gothic" w:cs="Malgun Gothic"/>
-                <w:b/>
-                <w:bCs/>
-                <w:color w:val="1B1B48"/>
-                <w:sz w:val="17"/>
-                <w:szCs w:val="17"/>
-              </w:rPr>
-              <w:t xml:space="preserve">크리스티나 찬 Christina Chan · 리플 생태계 성장 부문 시니어 디렉터</w:t>
-            </w:r>
-          </w:p>
-        </w:tc>
-        <w:tc>
-          <w:tcPr>
-            <w:tcW w:type="dxa" w:w="1824"/>
-            <w:shd w:val="clear" w:color="auto" w:fill="F8F8FC"/>
-          </w:tcPr>
-          <w:p>
-            <w:pPr>
-              <w:spacing w:after="0" w:line="240" w:lineRule="exact"/>
-            </w:pPr>
-            <w:r>
-              <w:rPr>
-                <w:rFonts w:ascii="Malgun Gothic" w:hAnsi="Malgun Gothic" w:eastAsia="Malgun Gothic" w:cs="Malgun Gothic"/>
-                <w:color w:val="1B1B48"/>
-                <w:sz w:val="17"/>
-                <w:szCs w:val="17"/>
-              </w:rPr>
-              <w:t xml:space="preserve">12:35 XRPL AI 에이전트 경제 / 14:15 아시아 XRP 생태계</w:t>
-            </w:r>
-          </w:p>
-        </w:tc>
-        <w:tc>
-          <w:tcPr>
-            <w:tcW w:type="dxa" w:w="2951"/>
-            <w:shd w:val="clear" w:color="auto" w:fill="F8F8FC"/>
-          </w:tcPr>
-          <w:p>
-            <w:pPr>
-              <w:spacing w:after="0" w:line="240" w:lineRule="exact"/>
-            </w:pPr>
-            <w:r>
-              <w:rPr>
-                <w:rFonts w:ascii="Malgun Gothic" w:hAnsi="Malgun Gothic" w:eastAsia="Malgun Gothic" w:cs="Malgun Gothic"/>
-                <w:color w:val="1B1B48"/>
-                <w:sz w:val="17"/>
-                <w:szCs w:val="17"/>
-              </w:rPr>
-              <w:t xml:space="preserve">2026년 6월 XRPL AI 스타터 키트 출시 — AI 에이전트 XRP·RLUSD 결제 지원</w:t>
-            </w:r>
-          </w:p>
-        </w:tc>
-        <w:tc>
-          <w:tcPr>
-            <w:tcW w:type="dxa" w:w="2789"/>
-            <w:shd w:val="clear" w:color="auto" w:fill="F8F8FC"/>
-          </w:tcPr>
-          <w:p>
-            <w:pPr>
-              <w:spacing w:after="0" w:line="240" w:lineRule="exact"/>
-            </w:pPr>
-            <w:r>
-              <w:rPr>
-                <w:rFonts w:ascii="Malgun Gothic" w:hAnsi="Malgun Gothic" w:eastAsia="Malgun Gothic" w:cs="Malgun Gothic"/>
-                <w:color w:val="1B1B48"/>
-                <w:sz w:val="17"/>
-                <w:szCs w:val="17"/>
-              </w:rPr>
-              <w:t xml:space="preserve">XRPL 그랜트·액셀러레이터와 10억 XRP 펀드 총괄. 리플 제품디자인 디렉터 출신</w:t>
-            </w:r>
-          </w:p>
-        </w:tc>
-      </w:tr>
-      <w:tr>
-        <w:trPr>
-          <w:cantSplit/>
-        </w:trPr>
-        <w:tc>
-          <w:tcPr>
-            <w:tcW w:type="dxa" w:w="2302"/>
-          </w:tcPr>
-          <w:p>
-            <w:pPr>
-              <w:spacing w:after="0" w:line="240" w:lineRule="exact"/>
-            </w:pPr>
-            <w:r>
-              <w:rPr>
-                <w:rFonts w:ascii="Malgun Gothic" w:hAnsi="Malgun Gothic" w:eastAsia="Malgun Gothic" w:cs="Malgun Gothic"/>
-                <w:b/>
-                <w:bCs/>
-                <w:color w:val="1B1B48"/>
-                <w:sz w:val="17"/>
-                <w:szCs w:val="17"/>
-              </w:rPr>
-              <w:t xml:space="preserve">챈들러 팡 Chandler Fang · t54 랩스 창업자</w:t>
-            </w:r>
-          </w:p>
-        </w:tc>
-        <w:tc>
-          <w:tcPr>
-            <w:tcW w:type="dxa" w:w="1824"/>
-          </w:tcPr>
-          <w:p>
-            <w:pPr>
-              <w:spacing w:after="0" w:line="240" w:lineRule="exact"/>
-            </w:pPr>
-            <w:r>
-              <w:rPr>
-                <w:rFonts w:ascii="Malgun Gothic" w:hAnsi="Malgun Gothic" w:eastAsia="Malgun Gothic" w:cs="Malgun Gothic"/>
-                <w:color w:val="1B1B48"/>
-                <w:sz w:val="17"/>
-                <w:szCs w:val="17"/>
-              </w:rPr>
-              <w:t xml:space="preserve">12:35 XRPL AI 에이전트 경제 / 13:15 신뢰 기반 AI 에이전트 경제</w:t>
-            </w:r>
-          </w:p>
-        </w:tc>
-        <w:tc>
-          <w:tcPr>
-            <w:tcW w:type="dxa" w:w="2951"/>
-          </w:tcPr>
-          <w:p>
-            <w:pPr>
-              <w:spacing w:after="0" w:line="240" w:lineRule="exact"/>
-            </w:pPr>
-            <w:r>
-              <w:rPr>
-                <w:rFonts w:ascii="Malgun Gothic" w:hAnsi="Malgun Gothic" w:eastAsia="Malgun Gothic" w:cs="Malgun Gothic"/>
-                <w:color w:val="1B1B48"/>
-                <w:sz w:val="17"/>
-                <w:szCs w:val="17"/>
-              </w:rPr>
-              <w:t xml:space="preserve">AI 에이전트 결제 신뢰 레이어(신원·리스크). 리플·프랭클린템플턴 참여 $5M 시드</w:t>
-            </w:r>
-          </w:p>
-        </w:tc>
-        <w:tc>
-          <w:tcPr>
-            <w:tcW w:type="dxa" w:w="2789"/>
-          </w:tcPr>
-          <w:p>
-            <w:pPr>
-              <w:spacing w:after="0" w:line="240" w:lineRule="exact"/>
-            </w:pPr>
-            <w:r>
-              <w:rPr>
-                <w:rFonts w:ascii="Malgun Gothic" w:hAnsi="Malgun Gothic" w:eastAsia="Malgun Gothic" w:cs="Malgun Gothic"/>
-                <w:color w:val="1B1B48"/>
-                <w:sz w:val="17"/>
-                <w:szCs w:val="17"/>
-              </w:rPr>
-              <w:t xml:space="preserve">2025.1 창업. JP모건 Onyx(현 Kinexys)·리플 초기 PM 출신</w:t>
-            </w:r>
-          </w:p>
-        </w:tc>
-      </w:tr>
-      <w:tr>
-        <w:trPr>
-          <w:cantSplit/>
-        </w:trPr>
-        <w:tc>
-          <w:tcPr>
-            <w:tcW w:type="dxa" w:w="2302"/>
-            <w:shd w:val="clear" w:color="auto" w:fill="F8F8FC"/>
-          </w:tcPr>
-          <w:p>
-            <w:pPr>
-              <w:spacing w:after="0" w:line="240" w:lineRule="exact"/>
-            </w:pPr>
-            <w:r>
-              <w:rPr>
-                <w:rFonts w:ascii="Malgun Gothic" w:hAnsi="Malgun Gothic" w:eastAsia="Malgun Gothic" w:cs="Malgun Gothic"/>
-                <w:b/>
-                <w:bCs/>
-                <w:color w:val="1B1B48"/>
-                <w:sz w:val="17"/>
-                <w:szCs w:val="17"/>
-              </w:rPr>
-              <w:t xml:space="preserve">모니카 롱 Monica Long · 리플 사장</w:t>
-            </w:r>
-          </w:p>
-        </w:tc>
-        <w:tc>
-          <w:tcPr>
-            <w:tcW w:type="dxa" w:w="1824"/>
-            <w:shd w:val="clear" w:color="auto" w:fill="F8F8FC"/>
-          </w:tcPr>
-          <w:p>
-            <w:pPr>
-              <w:spacing w:after="0" w:line="240" w:lineRule="exact"/>
-            </w:pPr>
-            <w:r>
-              <w:rPr>
-                <w:rFonts w:ascii="Malgun Gothic" w:hAnsi="Malgun Gothic" w:eastAsia="Malgun Gothic" w:cs="Malgun Gothic"/>
-                <w:color w:val="1B1B48"/>
-                <w:sz w:val="17"/>
-                <w:szCs w:val="17"/>
-              </w:rPr>
-              <w:t xml:space="preserve">12:55 리플의 기관 금융 전략과 XRP</w:t>
-            </w:r>
-          </w:p>
-        </w:tc>
-        <w:tc>
-          <w:tcPr>
-            <w:tcW w:type="dxa" w:w="2951"/>
-            <w:shd w:val="clear" w:color="auto" w:fill="F8F8FC"/>
-          </w:tcPr>
-          <w:p>
-            <w:pPr>
-              <w:spacing w:after="0" w:line="240" w:lineRule="exact"/>
-            </w:pPr>
-            <w:r>
-              <w:rPr>
-                <w:rFonts w:ascii="Malgun Gothic" w:hAnsi="Malgun Gothic" w:eastAsia="Malgun Gothic" w:cs="Malgun Gothic"/>
-                <w:color w:val="1B1B48"/>
-                <w:sz w:val="17"/>
-                <w:szCs w:val="17"/>
-              </w:rPr>
-              <w:t xml:space="preserve">기관 결제·커스터디 인프라사. 2025년 프라임브로커 히든로드를 12.5억 달러에 인수</w:t>
-            </w:r>
-          </w:p>
-        </w:tc>
-        <w:tc>
-          <w:tcPr>
-            <w:tcW w:type="dxa" w:w="2789"/>
-            <w:shd w:val="clear" w:color="auto" w:fill="F8F8FC"/>
-          </w:tcPr>
-          <w:p>
-            <w:pPr>
-              <w:spacing w:after="0" w:line="240" w:lineRule="exact"/>
-            </w:pPr>
-            <w:r>
-              <w:rPr>
-                <w:rFonts w:ascii="Malgun Gothic" w:hAnsi="Malgun Gothic" w:eastAsia="Malgun Gothic" w:cs="Malgun Gothic"/>
-                <w:color w:val="1B1B48"/>
-                <w:sz w:val="17"/>
-                <w:szCs w:val="17"/>
-              </w:rPr>
-              <w:t xml:space="preserve">2023년 1월 사장 승격, 사업·제품·엔지니어링 총괄. 2013년 직원 10명 시절 합류</w:t>
-            </w:r>
-          </w:p>
-        </w:tc>
-      </w:tr>
-    </w:tbl>
     <w:p>
       <w:pPr>
-        <w:spacing w:after="120"/>
+        <w:spacing w:after="140" w:line="320" w:lineRule="exact"/>
       </w:pPr>
+      <w:r>
+        <w:rPr>
+          <w:rFonts w:ascii="Malgun Gothic" w:hAnsi="Malgun Gothic" w:eastAsia="Malgun Gothic" w:cs="Malgun Gothic"/>
+          <w:color w:val="1B1B48"/>
+          <w:sz w:val="20"/>
+          <w:szCs w:val="20"/>
+        </w:rPr>
+        <w:t xml:space="preserve">결 = 우리 레인(검증 데이터 · x402 기계 고객 · DePIN · 보험/지수 상품)이나 이미 맺은 관계와 곧바로 이어지는가. 아래 세션 표에서 초록 글자 · 옅은 초록 줄이 이 10명이고, 맨 오른쪽 칸에 근거를 짧게 달았다.</w:t>
+      </w:r>
+    </w:p>
+    <w:p>
+      <w:pPr>
+        <w:pStyle w:val="ListBullet"/>
+        <w:spacing w:after="60"/>
+      </w:pPr>
+      <w:r>
+        <w:rPr>
+          <w:rFonts w:ascii="Malgun Gothic" w:hAnsi="Malgun Gothic" w:eastAsia="Malgun Gothic" w:cs="Malgun Gothic"/>
+          <w:b/>
+          <w:bCs/>
+          <w:color w:val="1B1B48"/>
+          <w:sz w:val="20"/>
+          <w:szCs w:val="20"/>
+        </w:rPr>
+        <w:t xml:space="preserve">이미 연결(4)</w:t>
+      </w:r>
+      <w:r>
+        <w:rPr>
+          <w:rFonts w:ascii="Malgun Gothic" w:hAnsi="Malgun Gothic" w:eastAsia="Malgun Gothic" w:cs="Malgun Gothic"/>
+          <w:color w:val="1B1B48"/>
+          <w:sz w:val="20"/>
+          <w:szCs w:val="20"/>
+        </w:rPr>
+        <w:t xml:space="preserve"> — 에리(9/23 미팅 · 12:05 좌장) · 휴고 필리온(케이웨더 × Flare · 12:05, 13:30) · 문창훈(파트너 클러스터 · 15:50) · 제이크 구(Catalyze 협업 · 15:50)</w:t>
+      </w:r>
+    </w:p>
+    <w:p>
+      <w:pPr>
+        <w:pStyle w:val="ListBullet"/>
+        <w:spacing w:after="60"/>
+      </w:pPr>
+      <w:r>
+        <w:rPr>
+          <w:rFonts w:ascii="Malgun Gothic" w:hAnsi="Malgun Gothic" w:eastAsia="Malgun Gothic" w:cs="Malgun Gothic"/>
+          <w:b/>
+          <w:bCs/>
+          <w:color w:val="1B1B48"/>
+          <w:sz w:val="20"/>
+          <w:szCs w:val="20"/>
+        </w:rPr>
+        <w:t xml:space="preserve">새로 열 관계(6)</w:t>
+      </w:r>
+      <w:r>
+        <w:rPr>
+          <w:rFonts w:ascii="Malgun Gothic" w:hAnsi="Malgun Gothic" w:eastAsia="Malgun Gothic" w:cs="Malgun Gothic"/>
+          <w:color w:val="1B1B48"/>
+          <w:sz w:val="20"/>
+          <w:szCs w:val="20"/>
+        </w:rPr>
+        <w:t xml:space="preserve"> — 챈들러 팡(x402 기계 고객 · 12:35, 13:15) · 코너 설리번(보장 층 · 12:05) · 나다니엘 T. 브래들리(데이터 자산화 · 15:05, 17:45) · 윤장혁(XRPL 구조화상품 · 15:20) · 마르친 카즈미에르차크(오라클 · 16:55) · 레이시 위즈덤(DePIN 투자 · 18:10)</w:t>
+      </w:r>
+    </w:p>
+    <w:p>
+      <w:pPr>
+        <w:pStyle w:val="ListBullet"/>
+        <w:spacing w:after="60"/>
+      </w:pPr>
+      <w:r>
+        <w:rPr>
+          <w:rFonts w:ascii="Malgun Gothic" w:hAnsi="Malgun Gothic" w:eastAsia="Malgun Gothic" w:cs="Malgun Gothic"/>
+          <w:b/>
+          <w:bCs/>
+          <w:color w:val="1B1B48"/>
+          <w:sz w:val="20"/>
+          <w:szCs w:val="20"/>
+        </w:rPr>
+        <w:t xml:space="preserve">시간순 동선</w:t>
+      </w:r>
+      <w:r>
+        <w:rPr>
+          <w:rFonts w:ascii="Malgun Gothic" w:hAnsi="Malgun Gothic" w:eastAsia="Malgun Gothic" w:cs="Malgun Gothic"/>
+          <w:color w:val="1B1B48"/>
+          <w:sz w:val="20"/>
+          <w:szCs w:val="20"/>
+        </w:rPr>
+        <w:t xml:space="preserve"> — 12:05 에리 · 휴고 · 코너 → 12:35 챈들러 → 13:30 휴고 → 14:50 우리 키노트 → 15:05 나다니엘 → 15:20 윤장혁 → 15:50 제이크 구 · 문창훈 → 16:55 마르친 → 18:10 레이시</w:t>
+      </w:r>
+    </w:p>
+    <w:p>
+      <w:pPr>
+        <w:pStyle w:val="ListBullet"/>
+        <w:spacing w:after="60"/>
+      </w:pPr>
+      <w:r>
+        <w:rPr>
+          <w:rFonts w:ascii="Malgun Gothic" w:hAnsi="Malgun Gothic" w:eastAsia="Malgun Gothic" w:cs="Malgun Gothic"/>
+          <w:b/>
+          <w:bCs/>
+          <w:color w:val="1B1B48"/>
+          <w:sz w:val="20"/>
+          <w:szCs w:val="20"/>
+        </w:rPr>
+        <w:t xml:space="preserve">서로 이어진 줄</w:t>
+      </w:r>
+      <w:r>
+        <w:rPr>
+          <w:rFonts w:ascii="Malgun Gothic" w:hAnsi="Malgun Gothic" w:eastAsia="Malgun Gothic" w:cs="Malgun Gothic"/>
+          <w:color w:val="1B1B48"/>
+          <w:sz w:val="20"/>
+          <w:szCs w:val="20"/>
+        </w:rPr>
+        <w:t xml:space="preserve"> — 레이시의 PL Capital 이 챈들러의 t54 시드를 공동 주도했다(2026.2). 제이크 구의 Catalyze 가 운영한 KFIP 2026 1위가 윤장혁의 리스크엑스다. 휴고 · 코너는 같은 Flare 생태계이고, Eri 는 휴고와 2019년부터 구면이다(9/23 미팅). 한 사람을 만나면 옆 사람 소개를 부탁하기 쉽다.</w:t>
+      </w:r>
+    </w:p>
+    <w:p>
+      <w:pPr>
+        <w:pStyle w:val="ListBullet"/>
+        <w:spacing w:after="60"/>
+      </w:pPr>
+      <w:r>
+        <w:rPr>
+          <w:rFonts w:ascii="Malgun Gothic" w:hAnsi="Malgun Gothic" w:eastAsia="Malgun Gothic" w:cs="Malgun Gothic"/>
+          <w:b/>
+          <w:bCs/>
+          <w:color w:val="1B1B48"/>
+          <w:sz w:val="20"/>
+          <w:szCs w:val="20"/>
+        </w:rPr>
+        <w:t xml:space="preserve">표시하지 않은 사람</w:t>
+      </w:r>
+      <w:r>
+        <w:rPr>
+          <w:rFonts w:ascii="Malgun Gothic" w:hAnsi="Malgun Gothic" w:eastAsia="Malgun Gothic" w:cs="Malgun Gothic"/>
+          <w:color w:val="1B1B48"/>
+          <w:sz w:val="20"/>
+          <w:szCs w:val="20"/>
+        </w:rPr>
+        <w:t xml:space="preserve"> — 리플 소속 7명(XRP 아시아 포함, 공개 직함까지 규칙) · 로빈후드 · 비트스탬프(거래소 소속 — 인사만, 사업 메시지는 먼저 열지 않는다) · 크로스체인(엑셀라 · 스퀴드 · 바이코노미 — 9/30 까지 멀티체인 신호 금지) · 한국 금융권(관계 자산이지만 지금 레인 밖).</w:t>
+      </w:r>
+    </w:p>
+    <w:p>
+      <w:pPr>
+        <w:pStyle w:val="ListBullet"/>
+        <w:spacing w:after="60"/>
+      </w:pPr>
+      <w:r>
+        <w:rPr>
+          <w:rFonts w:ascii="Malgun Gothic" w:hAnsi="Malgun Gothic" w:eastAsia="Malgun Gothic" w:cs="Malgun Gothic"/>
+          <w:b/>
+          <w:bCs/>
+          <w:color w:val="1B1B48"/>
+          <w:sz w:val="20"/>
+          <w:szCs w:val="20"/>
+        </w:rPr>
+        <w:t xml:space="preserve">같은 세션, 명단 밖</w:t>
+      </w:r>
+      <w:r>
+        <w:rPr>
+          <w:rFonts w:ascii="Malgun Gothic" w:hAnsi="Malgun Gothic" w:eastAsia="Malgun Gothic" w:cs="Malgun Gothic"/>
+          <w:color w:val="1B1B48"/>
+          <w:sz w:val="20"/>
+          <w:szCs w:val="20"/>
+        </w:rPr>
+        <w:t xml:space="preserve"> — 박종한(구독 약 25만) · 김동환은 우리 KOL 명단에 없다. 문창훈 · 제이크 구와 같은 15:50 세션이라 현장 인사 후보로만 둔다.</w:t>
+      </w:r>
     </w:p>
     <w:p>
       <w:pPr>
@@ -1167,13 +571,13 @@
           <w:sz w:val="30"/>
           <w:szCs w:val="30"/>
         </w:rPr>
-        <w:t xml:space="preserve">13:45–15:05 · 해외송금 · 예금토큰 · 아시아 · XRPL 대중화 · 날씨 데이터</w:t>
+        <w:t xml:space="preserve">12:05–13:45 · XRP 활용 · 리플 기관 전략 · AI 에이전트 · 플레어</w:t>
       </w:r>
       <w:bookmarkEnd w:id="2"/>
     </w:p>
     <w:tbl>
       <w:tblPr>
-        <w:tblW w:type="dxa" w:w="9866"/>
+        <w:tblW w:type="dxa" w:w="14798"/>
         <w:jc w:val="center"/>
         <w:tblBorders>
           <w:top w:val="single" w:sz="4" w:space="0" w:color="C8C8DA"/>
@@ -1193,10 +597,11 @@
         <w:tblLook w:firstColumn="1" w:firstRow="1" w:lastColumn="0" w:lastRow="0" w:noHBand="0" w:noVBand="1" w:val="04A0"/>
       </w:tblPr>
       <w:tblGrid>
-        <w:gridCol w:w="1918"/>
-        <w:gridCol w:w="1520"/>
-        <w:gridCol w:w="3164"/>
-        <w:gridCol w:w="3264"/>
+        <w:gridCol w:w="2126"/>
+        <w:gridCol w:w="1548"/>
+        <w:gridCol w:w="4195"/>
+        <w:gridCol w:w="4112"/>
+        <w:gridCol w:w="2817"/>
       </w:tblGrid>
       <w:tr>
         <w:trPr>
@@ -1205,7 +610,7 @@
         </w:trPr>
         <w:tc>
           <w:tcPr>
-            <w:tcW w:type="dxa" w:w="1918"/>
+            <w:tcW w:type="dxa" w:w="2126"/>
             <w:shd w:val="clear" w:color="auto" w:fill="E8E8F4"/>
           </w:tcPr>
           <w:p>
@@ -1227,7 +632,7 @@
         </w:tc>
         <w:tc>
           <w:tcPr>
-            <w:tcW w:type="dxa" w:w="1520"/>
+            <w:tcW w:type="dxa" w:w="1548"/>
             <w:shd w:val="clear" w:color="auto" w:fill="E8E8F4"/>
           </w:tcPr>
           <w:p>
@@ -1249,7 +654,7 @@
         </w:tc>
         <w:tc>
           <w:tcPr>
-            <w:tcW w:type="dxa" w:w="3164"/>
+            <w:tcW w:type="dxa" w:w="4195"/>
             <w:shd w:val="clear" w:color="auto" w:fill="E8E8F4"/>
           </w:tcPr>
           <w:p>
@@ -1271,7 +676,7 @@
         </w:tc>
         <w:tc>
           <w:tcPr>
-            <w:tcW w:type="dxa" w:w="3264"/>
+            <w:tcW w:type="dxa" w:w="4112"/>
             <w:shd w:val="clear" w:color="auto" w:fill="E8E8F4"/>
           </w:tcPr>
           <w:p>
@@ -1291,14 +696,10 @@
             </w:r>
           </w:p>
         </w:tc>
-      </w:tr>
-      <w:tr>
-        <w:trPr>
-          <w:cantSplit/>
-        </w:trPr>
         <w:tc>
           <w:tcPr>
-            <w:tcW w:type="dxa" w:w="1918"/>
+            <w:tcW w:type="dxa" w:w="2817"/>
+            <w:shd w:val="clear" w:color="auto" w:fill="E8E8F4"/>
           </w:tcPr>
           <w:p>
             <w:pPr>
@@ -1313,13 +714,41 @@
                 <w:sz w:val="17"/>
                 <w:szCs w:val="17"/>
               </w:rPr>
-              <w:t xml:space="preserve">지니 리 Jinnie Lee · 리플 영업 이사</w:t>
+              <w:t xml:space="preserve">우리와 결 · 근거</w:t>
+            </w:r>
+          </w:p>
+        </w:tc>
+      </w:tr>
+      <w:tr>
+        <w:trPr>
+          <w:cantSplit/>
+        </w:trPr>
+        <w:tc>
+          <w:tcPr>
+            <w:tcW w:type="dxa" w:w="2126"/>
+            <w:shd w:val="clear" w:color="auto" w:fill="E9F6EF"/>
+          </w:tcPr>
+          <w:p>
+            <w:pPr>
+              <w:spacing w:after="0" w:line="240" w:lineRule="exact"/>
+            </w:pPr>
+            <w:r>
+              <w:rPr>
+                <w:rFonts w:ascii="Malgun Gothic" w:hAnsi="Malgun Gothic" w:eastAsia="Malgun Gothic" w:cs="Malgun Gothic"/>
+                <w:b/>
+                <w:bCs/>
+                <w:color w:val="1B1B48"/>
+                <w:sz w:val="17"/>
+                <w:szCs w:val="17"/>
+              </w:rPr>
+              <w:t xml:space="preserve">에리 이시야마 Crypto Eri · 오나미 프레스(Onami Press) 공동창업자</w:t>
             </w:r>
           </w:p>
         </w:tc>
         <w:tc>
           <w:tcPr>
-            <w:tcW w:type="dxa" w:w="1520"/>
+            <w:tcW w:type="dxa" w:w="1548"/>
+            <w:shd w:val="clear" w:color="auto" w:fill="E9F6EF"/>
           </w:tcPr>
           <w:p>
             <w:pPr>
@@ -1332,13 +761,14 @@
                 <w:sz w:val="17"/>
                 <w:szCs w:val="17"/>
               </w:rPr>
-              <w:t xml:space="preserve">13:45 해외송금부터 예금토큰까지</w:t>
+              <w:t xml:space="preserve">12:05 XRP 활용 · 자산 토큰화 전망</w:t>
             </w:r>
           </w:p>
         </w:tc>
         <w:tc>
           <w:tcPr>
-            <w:tcW w:type="dxa" w:w="3164"/>
+            <w:tcW w:type="dxa" w:w="4195"/>
+            <w:shd w:val="clear" w:color="auto" w:fill="E9F6EF"/>
           </w:tcPr>
           <w:p>
             <w:pPr>
@@ -1351,13 +781,14 @@
                 <w:sz w:val="17"/>
                 <w:szCs w:val="17"/>
               </w:rPr>
-              <w:t xml:space="preserve">2026년 3월 싱가포르 MAS 샌드박스 참여 — RLUSD 무역금융 결제 시범</w:t>
+              <w:t xml:space="preserve">블록체인·AI 결합 멀티미디어 보도자료 플랫폼, share-to-earn 포인트 보상</w:t>
             </w:r>
           </w:p>
         </w:tc>
         <w:tc>
           <w:tcPr>
-            <w:tcW w:type="dxa" w:w="3264"/>
+            <w:tcW w:type="dxa" w:w="4112"/>
+            <w:shd w:val="clear" w:color="auto" w:fill="E9F6EF"/>
           </w:tcPr>
           <w:p>
             <w:pPr>
@@ -1370,16 +801,41 @@
                 <w:sz w:val="17"/>
                 <w:szCs w:val="17"/>
               </w:rPr>
-              <w:t xml:space="preserve">리플 아시아태평양 세일즈 디렉터. 이전 경력은 공개 정보 확인 안 됨 </w:t>
+              <w:t xml:space="preserve">도쿄 기반 XRP·크립토 유튜버 'Crypto Eri'. WebX 2026 패널 좌장</w:t>
+            </w:r>
+            <w:r>
+              <w:br/>
             </w:r>
             <w:r>
               <w:rPr>
                 <w:rFonts w:ascii="Malgun Gothic" w:hAnsi="Malgun Gothic" w:eastAsia="Malgun Gothic" w:cs="Malgun Gothic"/>
-                <w:color w:val="6B6B8C"/>
-                <w:sz w:val="14"/>
-                <w:szCs w:val="14"/>
+                <w:color w:val="1B1B48"/>
+                <w:sz w:val="17"/>
+                <w:szCs w:val="17"/>
               </w:rPr>
-              <w:t xml:space="preserve">「원출처 확인 필요」</w:t>
+              <w:t xml:space="preserve">샌프란시스코 베이 지역에서 자라 도쿄로 이주, 2019년 SBI 의 리플 결제 앱 발언을 계기로 XRP 를 추적(2019 인터뷰). 휴고와 2019년부터 구면 · 이번 KBW 미디어 파트너(9/23 미팅)</w:t>
+            </w:r>
+          </w:p>
+        </w:tc>
+        <w:tc>
+          <w:tcPr>
+            <w:tcW w:type="dxa" w:w="2817"/>
+            <w:shd w:val="clear" w:color="auto" w:fill="E9F6EF"/>
+          </w:tcPr>
+          <w:p>
+            <w:pPr>
+              <w:spacing w:after="0" w:line="240" w:lineRule="exact"/>
+            </w:pPr>
+            <w:r>
+              <w:rPr>
+                <w:rFonts w:ascii="Malgun Gothic" w:hAnsi="Malgun Gothic" w:eastAsia="Malgun Gothic" w:cs="Malgun Gothic"/>
+                <w:b/>
+                <w:bCs/>
+                <w:color w:val="0B7A55"/>
+                <w:sz w:val="17"/>
+                <w:szCs w:val="17"/>
+              </w:rPr>
+              <w:t xml:space="preserve">기존 연결(9/23 미팅) — 10/3 사진 · X 소개 · 대담 클립 제안. 일본 XRP 창구</w:t>
             </w:r>
           </w:p>
         </w:tc>
@@ -1390,7 +846,7 @@
         </w:trPr>
         <w:tc>
           <w:tcPr>
-            <w:tcW w:type="dxa" w:w="1918"/>
+            <w:tcW w:type="dxa" w:w="2126"/>
             <w:shd w:val="clear" w:color="auto" w:fill="F8F8FC"/>
           </w:tcPr>
           <w:p>
@@ -1406,13 +862,13 @@
                 <w:sz w:val="17"/>
                 <w:szCs w:val="17"/>
               </w:rPr>
-              <w:t xml:space="preserve">최재혁 Jaehyuk Choi · 케이뱅크 TF 리드</w:t>
+              <w:t xml:space="preserve">아시시 비를라 Asheesh Birla · 에버노스(Evernorth) 창업자 겸 대표</w:t>
             </w:r>
           </w:p>
         </w:tc>
         <w:tc>
           <w:tcPr>
-            <w:tcW w:type="dxa" w:w="1520"/>
+            <w:tcW w:type="dxa" w:w="1548"/>
             <w:shd w:val="clear" w:color="auto" w:fill="F8F8FC"/>
           </w:tcPr>
           <w:p>
@@ -1426,13 +882,13 @@
                 <w:sz w:val="17"/>
                 <w:szCs w:val="17"/>
               </w:rPr>
-              <w:t xml:space="preserve">13:45 해외송금부터 예금토큰까지</w:t>
+              <w:t xml:space="preserve">12:05 XRP 활용 · 자산 토큰화 전망</w:t>
             </w:r>
           </w:p>
         </w:tc>
         <w:tc>
           <w:tcPr>
-            <w:tcW w:type="dxa" w:w="3164"/>
+            <w:tcW w:type="dxa" w:w="4195"/>
             <w:shd w:val="clear" w:color="auto" w:fill="F8F8FC"/>
           </w:tcPr>
           <w:p>
@@ -1446,13 +902,13 @@
                 <w:sz w:val="17"/>
                 <w:szCs w:val="17"/>
               </w:rPr>
-              <w:t xml:space="preserve">2026.4 리플과 전략적 파트너십 체결, 블록체인 기반 해외송금 기술검증(PoC)</w:t>
+              <w:t xml:space="preserve">XRP 트레저리(DAT) 기업. 10억 달러+ 조달, 나스닥 'XRPN' 상장 추진</w:t>
             </w:r>
           </w:p>
         </w:tc>
         <w:tc>
           <w:tcPr>
-            <w:tcW w:type="dxa" w:w="3264"/>
+            <w:tcW w:type="dxa" w:w="4112"/>
             <w:shd w:val="clear" w:color="auto" w:fill="F8F8FC"/>
           </w:tcPr>
           <w:p>
@@ -1466,8 +922,19 @@
                 <w:sz w:val="17"/>
                 <w:szCs w:val="17"/>
               </w:rPr>
-              <w:t xml:space="preserve">삼성SDS 개발자 출신·2017년 합류, 디지털자산TF장으로 스테이블코인 사업 총괄</w:t>
+              <w:t xml:space="preserve">리플 창립팀(2013 합류)·RippleNet 총괄 출신, 2022년 리플 이사회 합류</w:t>
             </w:r>
+          </w:p>
+        </w:tc>
+        <w:tc>
+          <w:tcPr>
+            <w:tcW w:type="dxa" w:w="2817"/>
+            <w:shd w:val="clear" w:color="auto" w:fill="F8F8FC"/>
+          </w:tcPr>
+          <w:p>
+            <w:pPr>
+              <w:spacing w:after="0" w:line="240" w:lineRule="exact"/>
+            </w:pPr>
           </w:p>
         </w:tc>
       </w:tr>
@@ -1477,7 +944,8 @@
         </w:trPr>
         <w:tc>
           <w:tcPr>
-            <w:tcW w:type="dxa" w:w="1918"/>
+            <w:tcW w:type="dxa" w:w="2126"/>
+            <w:shd w:val="clear" w:color="auto" w:fill="E9F6EF"/>
           </w:tcPr>
           <w:p>
             <w:pPr>
@@ -1492,13 +960,14 @@
                 <w:sz w:val="17"/>
                 <w:szCs w:val="17"/>
               </w:rPr>
-              <w:t xml:space="preserve">신희진 Heejin Shin · 교보증권 신사업담당 이사</w:t>
+              <w:t xml:space="preserve">휴고 필리온 Hugo Philion · 플레어 공동창업자</w:t>
             </w:r>
           </w:p>
         </w:tc>
         <w:tc>
           <w:tcPr>
-            <w:tcW w:type="dxa" w:w="1520"/>
+            <w:tcW w:type="dxa" w:w="1548"/>
+            <w:shd w:val="clear" w:color="auto" w:fill="E9F6EF"/>
           </w:tcPr>
           <w:p>
             <w:pPr>
@@ -1511,13 +980,14 @@
                 <w:sz w:val="17"/>
                 <w:szCs w:val="17"/>
               </w:rPr>
-              <w:t xml:space="preserve">13:45 해외송금부터 예금토큰까지</w:t>
+              <w:t xml:space="preserve">12:05 XRP 활용 · 자산 토큰화 전망 / 13:30 XRP 프로그래머블 자본</w:t>
             </w:r>
           </w:p>
         </w:tc>
         <w:tc>
           <w:tcPr>
-            <w:tcW w:type="dxa" w:w="3164"/>
+            <w:tcW w:type="dxa" w:w="4195"/>
+            <w:shd w:val="clear" w:color="auto" w:fill="E9F6EF"/>
           </w:tcPr>
           <w:p>
             <w:pPr>
@@ -1530,13 +1000,26 @@
                 <w:sz w:val="17"/>
                 <w:szCs w:val="17"/>
               </w:rPr>
-              <w:t xml:space="preserve">2026.4 코스콤과 토큰증권 공동 플랫폼 협약(참여 증권사 9곳으로 확대)</w:t>
+              <w:t xml:space="preserve">XRP를 DeFi로 잇는 EVM L1. FAssets로 FXRP 발행(2025.9 메인넷)</w:t>
+            </w:r>
+            <w:r>
+              <w:br/>
+            </w:r>
+            <w:r>
+              <w:rPr>
+                <w:rFonts w:ascii="Malgun Gothic" w:hAnsi="Malgun Gothic" w:eastAsia="Malgun Gothic" w:cs="Malgun Gothic"/>
+                <w:color w:val="1B1B48"/>
+                <w:sz w:val="17"/>
+                <w:szCs w:val="17"/>
+              </w:rPr>
+              <w:t xml:space="preserve">Flare 2.0 — TEE(격리 연산) 기반 기밀 연산 FCC 로 기관 거래 · 데이터를 비공개 처리, 2026.7 Songbird 배포 표결. 가격(FTSO) · 외부 데이터 증명(FDC)을 L1 에 내장</w:t>
             </w:r>
           </w:p>
         </w:tc>
         <w:tc>
           <w:tcPr>
-            <w:tcW w:type="dxa" w:w="3264"/>
+            <w:tcW w:type="dxa" w:w="4112"/>
+            <w:shd w:val="clear" w:color="auto" w:fill="E9F6EF"/>
           </w:tcPr>
           <w:p>
             <w:pPr>
@@ -1549,7 +1032,41 @@
                 <w:sz w:val="17"/>
                 <w:szCs w:val="17"/>
               </w:rPr>
-              <w:t xml:space="preserve">신사업 담당. 2026.4 이데일리 포럼서 'STO RWA 신사업과 유망 자산' 발표</w:t>
+              <w:t xml:space="preserve">Flare Labs CEO 겸임. 원자재 파생상품 PM 출신, UCL 머신러닝 석사</w:t>
+            </w:r>
+            <w:r>
+              <w:br/>
+            </w:r>
+            <w:r>
+              <w:rPr>
+                <w:rFonts w:ascii="Malgun Gothic" w:hAnsi="Malgun Gothic" w:eastAsia="Malgun Gothic" w:cs="Malgun Gothic"/>
+                <w:color w:val="1B1B48"/>
+                <w:sz w:val="17"/>
+                <w:szCs w:val="17"/>
+              </w:rPr>
+              <w:t xml:space="preserve">XRP Australia 2026 키노트 「기밀 데이터 프로토콜 위 프로그래머블 금융」. Eri 와 2019년부터 구면(9/23 미팅)</w:t>
+            </w:r>
+          </w:p>
+        </w:tc>
+        <w:tc>
+          <w:tcPr>
+            <w:tcW w:type="dxa" w:w="2817"/>
+            <w:shd w:val="clear" w:color="auto" w:fill="E9F6EF"/>
+          </w:tcPr>
+          <w:p>
+            <w:pPr>
+              <w:spacing w:after="0" w:line="240" w:lineRule="exact"/>
+            </w:pPr>
+            <w:r>
+              <w:rPr>
+                <w:rFonts w:ascii="Malgun Gothic" w:hAnsi="Malgun Gothic" w:eastAsia="Malgun Gothic" w:cs="Malgun Gothic"/>
+                <w:b/>
+                <w:bCs/>
+                <w:color w:val="0B7A55"/>
+                <w:sz w:val="17"/>
+                <w:szCs w:val="17"/>
+              </w:rPr>
+              <w:t xml:space="preserve">케이웨더 × Flare 파트너(9/5 공개) — 데이터 검증 층</w:t>
             </w:r>
           </w:p>
         </w:tc>
@@ -1560,7 +1077,7 @@
         </w:trPr>
         <w:tc>
           <w:tcPr>
-            <w:tcW w:type="dxa" w:w="1918"/>
+            <w:tcW w:type="dxa" w:w="2126"/>
             <w:shd w:val="clear" w:color="auto" w:fill="F8F8FC"/>
           </w:tcPr>
           <w:p>
@@ -1576,13 +1093,13 @@
                 <w:sz w:val="17"/>
                 <w:szCs w:val="17"/>
               </w:rPr>
-              <w:t xml:space="preserve">한승훈 Seunghoon Han · 우리은행 차장</w:t>
+              <w:t xml:space="preserve">니컬러스 모츠 Nicholas Motz · 소일(Soil) 공동창업자</w:t>
             </w:r>
           </w:p>
         </w:tc>
         <w:tc>
           <w:tcPr>
-            <w:tcW w:type="dxa" w:w="1520"/>
+            <w:tcW w:type="dxa" w:w="1548"/>
             <w:shd w:val="clear" w:color="auto" w:fill="F8F8FC"/>
           </w:tcPr>
           <w:p>
@@ -1596,13 +1113,13 @@
                 <w:sz w:val="17"/>
                 <w:szCs w:val="17"/>
               </w:rPr>
-              <w:t xml:space="preserve">13:45 해외송금부터 예금토큰까지</w:t>
+              <w:t xml:space="preserve">12:05 XRP 활용 · 자산 토큰화 전망</w:t>
             </w:r>
           </w:p>
         </w:tc>
         <w:tc>
           <w:tcPr>
-            <w:tcW w:type="dxa" w:w="3164"/>
+            <w:tcW w:type="dxa" w:w="4195"/>
             <w:shd w:val="clear" w:color="auto" w:fill="F8F8FC"/>
           </w:tcPr>
           <w:p>
@@ -1616,13 +1133,13 @@
                 <w:sz w:val="17"/>
                 <w:szCs w:val="17"/>
               </w:rPr>
-              <w:t xml:space="preserve">2025년 한은 '프로젝트 한강' 실거래 테스트서 예금토큰 발행·전자지갑 제공</w:t>
+              <w:t xml:space="preserve">사모신용 기반 고정수익 프로토콜. XRPL RLUSD 볼트 72시간 만에 100만 달러</w:t>
             </w:r>
           </w:p>
         </w:tc>
         <w:tc>
           <w:tcPr>
-            <w:tcW w:type="dxa" w:w="3264"/>
+            <w:tcW w:type="dxa" w:w="4112"/>
             <w:shd w:val="clear" w:color="auto" w:fill="F8F8FC"/>
           </w:tcPr>
           <w:p>
@@ -1636,8 +1153,19 @@
                 <w:sz w:val="17"/>
                 <w:szCs w:val="17"/>
               </w:rPr>
-              <w:t xml:space="preserve">디지털혁신부 차장. 2026.4 "빅테크와 컨소시엄 형태로 발행하는 구조를 준비 중"</w:t>
+              <w:t xml:space="preserve">Soil CIO 겸 ORQO 그룹(아부다비) CEO. 포브스 '30 언더 30' 선정</w:t>
             </w:r>
+          </w:p>
+        </w:tc>
+        <w:tc>
+          <w:tcPr>
+            <w:tcW w:type="dxa" w:w="2817"/>
+            <w:shd w:val="clear" w:color="auto" w:fill="F8F8FC"/>
+          </w:tcPr>
+          <w:p>
+            <w:pPr>
+              <w:spacing w:after="0" w:line="240" w:lineRule="exact"/>
+            </w:pPr>
           </w:p>
         </w:tc>
       </w:tr>
@@ -1647,7 +1175,8 @@
         </w:trPr>
         <w:tc>
           <w:tcPr>
-            <w:tcW w:type="dxa" w:w="1918"/>
+            <w:tcW w:type="dxa" w:w="2126"/>
+            <w:shd w:val="clear" w:color="auto" w:fill="E9F6EF"/>
           </w:tcPr>
           <w:p>
             <w:pPr>
@@ -1662,13 +1191,14 @@
                 <w:sz w:val="17"/>
                 <w:szCs w:val="17"/>
               </w:rPr>
-              <w:t xml:space="preserve">윤만식 Mansik Yoon · 전북은행 팀장</w:t>
+              <w:t xml:space="preserve">코너 설리번 Connor Sullivan · 파이어라이트(Firelight) 최고 전략 책임자</w:t>
             </w:r>
           </w:p>
         </w:tc>
         <w:tc>
           <w:tcPr>
-            <w:tcW w:type="dxa" w:w="1520"/>
+            <w:tcW w:type="dxa" w:w="1548"/>
+            <w:shd w:val="clear" w:color="auto" w:fill="E9F6EF"/>
           </w:tcPr>
           <w:p>
             <w:pPr>
@@ -1681,13 +1211,14 @@
                 <w:sz w:val="17"/>
                 <w:szCs w:val="17"/>
               </w:rPr>
-              <w:t xml:space="preserve">13:45 해외송금부터 예금토큰까지</w:t>
+              <w:t xml:space="preserve">12:05 XRP 활용 · 자산 토큰화 전망</w:t>
             </w:r>
           </w:p>
         </w:tc>
         <w:tc>
           <w:tcPr>
-            <w:tcW w:type="dxa" w:w="3164"/>
+            <w:tcW w:type="dxa" w:w="4195"/>
+            <w:shd w:val="clear" w:color="auto" w:fill="E9F6EF"/>
           </w:tcPr>
           <w:p>
             <w:pPr>
@@ -1700,13 +1231,26 @@
                 <w:sz w:val="17"/>
                 <w:szCs w:val="17"/>
               </w:rPr>
-              <w:t xml:space="preserve">2026.8.18 리플 페이먼츠 도입 — 국내 지방은행 첫 사례, 수출입 · 스타트업 기업 고객 해외송금</w:t>
+              <w:t xml:space="preserve">스테이킹한 XRP로 DeFi 해킹 등을 보장하는 Flare 기반 프로토콜(stXRP)</w:t>
+            </w:r>
+            <w:r>
+              <w:br/>
+            </w:r>
+            <w:r>
+              <w:rPr>
+                <w:rFonts w:ascii="Malgun Gothic" w:hAnsi="Malgun Gothic" w:eastAsia="Malgun Gothic" w:cs="Malgun Gothic"/>
+                <w:color w:val="1B1B48"/>
+                <w:sz w:val="17"/>
+                <w:szCs w:val="17"/>
+              </w:rPr>
+              <w:t xml:space="preserve">Sentora 인큐베이팅 · Flare 지원. 2026.8월 말 800만 달러 조달(Gumi Cryptos 주도, Maven 11 등) — 담보를 BTC · XLM 으로 넓히고 9월 첫 보장 연동</w:t>
             </w:r>
           </w:p>
         </w:tc>
         <w:tc>
           <w:tcPr>
-            <w:tcW w:type="dxa" w:w="3264"/>
+            <w:tcW w:type="dxa" w:w="4112"/>
+            <w:shd w:val="clear" w:color="auto" w:fill="E9F6EF"/>
           </w:tcPr>
           <w:p>
             <w:pPr>
@@ -1719,16 +1263,41 @@
                 <w:sz w:val="17"/>
                 <w:szCs w:val="17"/>
               </w:rPr>
-              <w:t xml:space="preserve">공개 정보 확인 안 됨(행사 표기 '팀장') </w:t>
+              <w:t xml:space="preserve">CSO로 온체인 보장 레이어 구축 주도. Fireblocks·재보험 언더라이팅 출신</w:t>
+            </w:r>
+            <w:r>
+              <w:br/>
             </w:r>
             <w:r>
               <w:rPr>
                 <w:rFonts w:ascii="Malgun Gothic" w:hAnsi="Malgun Gothic" w:eastAsia="Malgun Gothic" w:cs="Malgun Gothic"/>
-                <w:color w:val="6B6B8C"/>
-                <w:sz w:val="14"/>
-                <w:szCs w:val="14"/>
+                <w:color w:val="1B1B48"/>
+                <w:sz w:val="17"/>
+                <w:szCs w:val="17"/>
               </w:rPr>
-              <w:t xml:space="preserve">「원출처 확인 필요」</w:t>
+              <w:t xml:space="preserve">재보험사 TransRe 언더라이팅 → Fireblocks → Firelight. 리스테이킹을 EigenLayer 와 달리 보장에 쓰는 설계를 직접 설명</w:t>
+            </w:r>
+          </w:p>
+        </w:tc>
+        <w:tc>
+          <w:tcPr>
+            <w:tcW w:type="dxa" w:w="2817"/>
+            <w:shd w:val="clear" w:color="auto" w:fill="E9F6EF"/>
+          </w:tcPr>
+          <w:p>
+            <w:pPr>
+              <w:spacing w:after="0" w:line="240" w:lineRule="exact"/>
+            </w:pPr>
+            <w:r>
+              <w:rPr>
+                <w:rFonts w:ascii="Malgun Gothic" w:hAnsi="Malgun Gothic" w:eastAsia="Malgun Gothic" w:cs="Malgun Gothic"/>
+                <w:b/>
+                <w:bCs/>
+                <w:color w:val="0B7A55"/>
+                <w:sz w:val="17"/>
+                <w:szCs w:val="17"/>
+              </w:rPr>
+              <w:t xml:space="preserve">Flare 위 보장(보험) 층 · 재보험 출신 — 우리 보험 레인의 대화 상대</w:t>
             </w:r>
           </w:p>
         </w:tc>
@@ -1739,7 +1308,7 @@
         </w:trPr>
         <w:tc>
           <w:tcPr>
-            <w:tcW w:type="dxa" w:w="1918"/>
+            <w:tcW w:type="dxa" w:w="2126"/>
             <w:shd w:val="clear" w:color="auto" w:fill="F8F8FC"/>
           </w:tcPr>
           <w:p>
@@ -1755,13 +1324,13 @@
                 <w:sz w:val="17"/>
                 <w:szCs w:val="17"/>
               </w:rPr>
-              <w:t xml:space="preserve">사브리나 타치지안 Sabrina Tachdjian · XRP 아시아(XRP Asia) 사장</w:t>
+              <w:t xml:space="preserve">크리스티나 찬 Christina Chan · 리플 생태계 성장 부문 시니어 디렉터</w:t>
             </w:r>
           </w:p>
         </w:tc>
         <w:tc>
           <w:tcPr>
-            <w:tcW w:type="dxa" w:w="1520"/>
+            <w:tcW w:type="dxa" w:w="1548"/>
             <w:shd w:val="clear" w:color="auto" w:fill="F8F8FC"/>
           </w:tcPr>
           <w:p>
@@ -1775,13 +1344,13 @@
                 <w:sz w:val="17"/>
                 <w:szCs w:val="17"/>
               </w:rPr>
-              <w:t xml:space="preserve">14:15 특별 발표: 아시아 XRP 생태계의 다음 행보</w:t>
+              <w:t xml:space="preserve">12:35 XRPL AI 에이전트 경제 / 14:15 아시아 XRP 생태계</w:t>
             </w:r>
           </w:p>
         </w:tc>
         <w:tc>
           <w:tcPr>
-            <w:tcW w:type="dxa" w:w="3164"/>
+            <w:tcW w:type="dxa" w:w="4195"/>
             <w:shd w:val="clear" w:color="auto" w:fill="F8F8FC"/>
           </w:tcPr>
           <w:p>
@@ -1795,13 +1364,13 @@
                 <w:sz w:val="17"/>
                 <w:szCs w:val="17"/>
               </w:rPr>
-              <w:t xml:space="preserve">리플이 2026년 2월 공개한 아태 XRPL 빌더 지원 조직 — 현지 펀딩 배분 지향</w:t>
+              <w:t xml:space="preserve">2026년 6월 XRPL AI 스타터 키트 출시 — AI 에이전트 XRP·RLUSD 결제 지원</w:t>
             </w:r>
           </w:p>
         </w:tc>
         <w:tc>
           <w:tcPr>
-            <w:tcW w:type="dxa" w:w="3264"/>
+            <w:tcW w:type="dxa" w:w="4112"/>
             <w:shd w:val="clear" w:color="auto" w:fill="F8F8FC"/>
           </w:tcPr>
           <w:p>
@@ -1815,17 +1384,19 @@
                 <w:sz w:val="17"/>
                 <w:szCs w:val="17"/>
               </w:rPr>
-              <w:t xml:space="preserve">리플 XRPL 생태계 성장 담당(싱가포르). HBAR 재단 핀테크·결제 펀드 총괄 경력 </w:t>
+              <w:t xml:space="preserve">XRPL 그랜트·액셀러레이터와 10억 XRP 펀드 총괄. 리플 제품디자인 디렉터 출신</w:t>
             </w:r>
-            <w:r>
-              <w:rPr>
-                <w:rFonts w:ascii="Malgun Gothic" w:hAnsi="Malgun Gothic" w:eastAsia="Malgun Gothic" w:cs="Malgun Gothic"/>
-                <w:color w:val="6B6B8C"/>
-                <w:sz w:val="14"/>
-                <w:szCs w:val="14"/>
-              </w:rPr>
-              <w:t xml:space="preserve">「원출처 확인 필요」</w:t>
-            </w:r>
+          </w:p>
+        </w:tc>
+        <w:tc>
+          <w:tcPr>
+            <w:tcW w:type="dxa" w:w="2817"/>
+            <w:shd w:val="clear" w:color="auto" w:fill="F8F8FC"/>
+          </w:tcPr>
+          <w:p>
+            <w:pPr>
+              <w:spacing w:after="0" w:line="240" w:lineRule="exact"/>
+            </w:pPr>
           </w:p>
         </w:tc>
       </w:tr>
@@ -1835,7 +1406,8 @@
         </w:trPr>
         <w:tc>
           <w:tcPr>
-            <w:tcW w:type="dxa" w:w="1918"/>
+            <w:tcW w:type="dxa" w:w="2126"/>
+            <w:shd w:val="clear" w:color="auto" w:fill="E9F6EF"/>
           </w:tcPr>
           <w:p>
             <w:pPr>
@@ -1850,13 +1422,14 @@
                 <w:sz w:val="17"/>
                 <w:szCs w:val="17"/>
               </w:rPr>
-              <w:t xml:space="preserve">아요 아킨옐레 Ayo Akinyele · 리플 엔지니어링 부문 시니어 디렉터</w:t>
+              <w:t xml:space="preserve">챈들러 팡 Chandler Fang · t54 랩스 창업자</w:t>
             </w:r>
           </w:p>
         </w:tc>
         <w:tc>
           <w:tcPr>
-            <w:tcW w:type="dxa" w:w="1520"/>
+            <w:tcW w:type="dxa" w:w="1548"/>
+            <w:shd w:val="clear" w:color="auto" w:fill="E9F6EF"/>
           </w:tcPr>
           <w:p>
             <w:pPr>
@@ -1869,13 +1442,14 @@
                 <w:sz w:val="17"/>
                 <w:szCs w:val="17"/>
               </w:rPr>
-              <w:t xml:space="preserve">14:35 XRPL 대중화, 무엇을 준비해야 하나</w:t>
+              <w:t xml:space="preserve">12:35 XRPL AI 에이전트 경제 / 13:15 신뢰 기반 AI 에이전트 경제</w:t>
             </w:r>
           </w:p>
         </w:tc>
         <w:tc>
           <w:tcPr>
-            <w:tcW w:type="dxa" w:w="3164"/>
+            <w:tcW w:type="dxa" w:w="4195"/>
+            <w:shd w:val="clear" w:color="auto" w:fill="E9F6EF"/>
           </w:tcPr>
           <w:p>
             <w:pPr>
@@ -1888,13 +1462,26 @@
                 <w:sz w:val="17"/>
                 <w:szCs w:val="17"/>
               </w:rPr>
-              <w:t xml:space="preserve">XRPL에 영지식증명·선택적 공개를 넣어 기관용 프라이버시·확장성 강화 추진</w:t>
+              <w:t xml:space="preserve">AI 에이전트 결제 신뢰 레이어(신원·리스크). 리플·프랭클린템플턴 참여 $5M 시드</w:t>
+            </w:r>
+            <w:r>
+              <w:br/>
+            </w:r>
+            <w:r>
+              <w:rPr>
+                <w:rFonts w:ascii="Malgun Gothic" w:hAnsi="Malgun Gothic" w:eastAsia="Malgun Gothic" w:cs="Malgun Gothic"/>
+                <w:color w:val="1B1B48"/>
+                <w:sz w:val="17"/>
+                <w:szCs w:val="17"/>
+              </w:rPr>
+              <w:t xml:space="preserve">XRPL x402 촉진자 운영 — KYA(에이전트 신원) · x402-Secure(결제 전 의도 · 위험 검사) · 신용 · 정산 4축. 시드는 Anagram · PL Capital · 프랭클린템플턴 주도(2026.2)</w:t>
             </w:r>
           </w:p>
         </w:tc>
         <w:tc>
           <w:tcPr>
-            <w:tcW w:type="dxa" w:w="3264"/>
+            <w:tcW w:type="dxa" w:w="4112"/>
+            <w:shd w:val="clear" w:color="auto" w:fill="E9F6EF"/>
           </w:tcPr>
           <w:p>
             <w:pPr>
@@ -1907,7 +1494,41 @@
                 <w:sz w:val="17"/>
                 <w:szCs w:val="17"/>
               </w:rPr>
-              <w:t xml:space="preserve">RippleX 엔지니어링 시니어 디렉터. 존스홉킨스 CS 박사 암호학자·볼트랩스 출신</w:t>
+              <w:t xml:space="preserve">2025.1 창업. JP모건 Onyx(현 Kinexys)·리플 초기 PM 출신</w:t>
+            </w:r>
+            <w:r>
+              <w:br/>
+            </w:r>
+            <w:r>
+              <w:rPr>
+                <w:rFonts w:ascii="Malgun Gothic" w:hAnsi="Malgun Gothic" w:eastAsia="Malgun Gothic" w:cs="Malgun Gothic"/>
+                <w:color w:val="1B1B48"/>
+                <w:sz w:val="17"/>
+                <w:szCs w:val="17"/>
+              </w:rPr>
+              <w:t xml:space="preserve">리플 결제 리드 PM 출신. 포브스(2026.6)가 「리플이 받친 AI 에이전트 결제 신뢰 레이어」로 조명</w:t>
+            </w:r>
+          </w:p>
+        </w:tc>
+        <w:tc>
+          <w:tcPr>
+            <w:tcW w:type="dxa" w:w="2817"/>
+            <w:shd w:val="clear" w:color="auto" w:fill="E9F6EF"/>
+          </w:tcPr>
+          <w:p>
+            <w:pPr>
+              <w:spacing w:after="0" w:line="240" w:lineRule="exact"/>
+            </w:pPr>
+            <w:r>
+              <w:rPr>
+                <w:rFonts w:ascii="Malgun Gothic" w:hAnsi="Malgun Gothic" w:eastAsia="Malgun Gothic" w:cs="Malgun Gothic"/>
+                <w:b/>
+                <w:bCs/>
+                <w:color w:val="0B7A55"/>
+                <w:sz w:val="17"/>
+                <w:szCs w:val="17"/>
+              </w:rPr>
+              <w:t xml:space="preserve">x402 기계 고객 레인 — 에이전트가 데이터를 사는 결제 · 신뢰 층</w:t>
             </w:r>
           </w:p>
         </w:tc>
@@ -1918,7 +1539,7 @@
         </w:trPr>
         <w:tc>
           <w:tcPr>
-            <w:tcW w:type="dxa" w:w="1918"/>
+            <w:tcW w:type="dxa" w:w="2126"/>
             <w:shd w:val="clear" w:color="auto" w:fill="F8F8FC"/>
           </w:tcPr>
           <w:p>
@@ -1934,13 +1555,13 @@
                 <w:sz w:val="17"/>
                 <w:szCs w:val="17"/>
               </w:rPr>
-              <w:t xml:space="preserve">김성환 Sunghwan Kim · 케이웨더(웰비안랩스) 창업자 겸 대표</w:t>
+              <w:t xml:space="preserve">모니카 롱 Monica Long · 리플 사장</w:t>
             </w:r>
           </w:p>
         </w:tc>
         <w:tc>
           <w:tcPr>
-            <w:tcW w:type="dxa" w:w="1520"/>
+            <w:tcW w:type="dxa" w:w="1548"/>
             <w:shd w:val="clear" w:color="auto" w:fill="F8F8FC"/>
           </w:tcPr>
           <w:p>
@@ -1954,13 +1575,13 @@
                 <w:sz w:val="17"/>
                 <w:szCs w:val="17"/>
               </w:rPr>
-              <w:t xml:space="preserve">14:50 날씨 데이터 비즈니스의 새로운 기회 ★ 우리 키노트</w:t>
+              <w:t xml:space="preserve">12:55 리플의 기관 금융 전략과 XRP</w:t>
             </w:r>
           </w:p>
         </w:tc>
         <w:tc>
           <w:tcPr>
-            <w:tcW w:type="dxa" w:w="3164"/>
+            <w:tcW w:type="dxa" w:w="4195"/>
             <w:shd w:val="clear" w:color="auto" w:fill="F8F8FC"/>
           </w:tcPr>
           <w:p>
@@ -1974,13 +1595,13 @@
                 <w:sz w:val="17"/>
                 <w:szCs w:val="17"/>
               </w:rPr>
-              <w:t xml:space="preserve">케이웨더: 30년 기상 관측 · 기업 고객 4,000곳+ · 코스닥 상장. 웰비안은 그 위에 지은 실내 공기질 DePIN(XRPL)</w:t>
+              <w:t xml:space="preserve">기관 결제·커스터디 인프라사. 2025년 프라임브로커 히든로드를 12.5억 달러에 인수</w:t>
             </w:r>
           </w:p>
         </w:tc>
         <w:tc>
           <w:tcPr>
-            <w:tcW w:type="dxa" w:w="3264"/>
+            <w:tcW w:type="dxa" w:w="4112"/>
             <w:shd w:val="clear" w:color="auto" w:fill="F8F8FC"/>
           </w:tcPr>
           <w:p>
@@ -1994,8 +1615,19 @@
                 <w:sz w:val="17"/>
                 <w:szCs w:val="17"/>
               </w:rPr>
-              <w:t xml:space="preserve">우리 키노트 — 케이웨더 창업자 겸 대표. 날씨 데이터 사업의 새 판(정산 · 검증 데이터)을 말하는 자리</w:t>
+              <w:t xml:space="preserve">2023년 1월 사장 승격, 사업·제품·엔지니어링 총괄. 2013년 직원 10명 시절 합류</w:t>
             </w:r>
+          </w:p>
+        </w:tc>
+        <w:tc>
+          <w:tcPr>
+            <w:tcW w:type="dxa" w:w="2817"/>
+            <w:shd w:val="clear" w:color="auto" w:fill="F8F8FC"/>
+          </w:tcPr>
+          <w:p>
+            <w:pPr>
+              <w:spacing w:after="0" w:line="240" w:lineRule="exact"/>
+            </w:pPr>
           </w:p>
         </w:tc>
       </w:tr>
@@ -2034,13 +1666,24 @@
           <w:sz w:val="30"/>
           <w:szCs w:val="30"/>
         </w:rPr>
-        <w:t xml:space="preserve">15:05–16:25 · 토큰화 운영 · XRPL 실사용 · 생태계 · 네오뱅크</w:t>
+        <w:t xml:space="preserve">13:45–15:05 · 해외송금 · 예금토큰 · 아시아 · XRPL 대중화 · </w:t>
+      </w:r>
+      <w:r>
+        <w:rPr>
+          <w:rFonts w:ascii="Malgun Gothic" w:hAnsi="Malgun Gothic" w:eastAsia="Malgun Gothic" w:cs="Malgun Gothic"/>
+          <w:b/>
+          <w:bCs/>
+          <w:color w:val="FF0000"/>
+          <w:sz w:val="30"/>
+          <w:szCs w:val="30"/>
+        </w:rPr>
+        <w:t xml:space="preserve">날씨 데이터</w:t>
       </w:r>
       <w:bookmarkEnd w:id="3"/>
     </w:p>
     <w:tbl>
       <w:tblPr>
-        <w:tblW w:type="dxa" w:w="9866"/>
+        <w:tblW w:type="dxa" w:w="14798"/>
         <w:jc w:val="center"/>
         <w:tblBorders>
           <w:top w:val="single" w:sz="4" w:space="0" w:color="C8C8DA"/>
@@ -2060,10 +1703,11 @@
         <w:tblLook w:firstColumn="1" w:firstRow="1" w:lastColumn="0" w:lastRow="0" w:noHBand="0" w:noVBand="1" w:val="04A0"/>
       </w:tblPr>
       <w:tblGrid>
-        <w:gridCol w:w="2200"/>
-        <w:gridCol w:w="1357"/>
-        <w:gridCol w:w="3013"/>
-        <w:gridCol w:w="3296"/>
+        <w:gridCol w:w="2126"/>
+        <w:gridCol w:w="1548"/>
+        <w:gridCol w:w="4195"/>
+        <w:gridCol w:w="4112"/>
+        <w:gridCol w:w="2817"/>
       </w:tblGrid>
       <w:tr>
         <w:trPr>
@@ -2072,7 +1716,7 @@
         </w:trPr>
         <w:tc>
           <w:tcPr>
-            <w:tcW w:type="dxa" w:w="2200"/>
+            <w:tcW w:type="dxa" w:w="2126"/>
             <w:shd w:val="clear" w:color="auto" w:fill="E8E8F4"/>
           </w:tcPr>
           <w:p>
@@ -2094,7 +1738,7 @@
         </w:tc>
         <w:tc>
           <w:tcPr>
-            <w:tcW w:type="dxa" w:w="1357"/>
+            <w:tcW w:type="dxa" w:w="1548"/>
             <w:shd w:val="clear" w:color="auto" w:fill="E8E8F4"/>
           </w:tcPr>
           <w:p>
@@ -2116,7 +1760,7 @@
         </w:tc>
         <w:tc>
           <w:tcPr>
-            <w:tcW w:type="dxa" w:w="3013"/>
+            <w:tcW w:type="dxa" w:w="4195"/>
             <w:shd w:val="clear" w:color="auto" w:fill="E8E8F4"/>
           </w:tcPr>
           <w:p>
@@ -2138,7 +1782,7 @@
         </w:tc>
         <w:tc>
           <w:tcPr>
-            <w:tcW w:type="dxa" w:w="3296"/>
+            <w:tcW w:type="dxa" w:w="4112"/>
             <w:shd w:val="clear" w:color="auto" w:fill="E8E8F4"/>
           </w:tcPr>
           <w:p>
@@ -2158,14 +1802,10 @@
             </w:r>
           </w:p>
         </w:tc>
-      </w:tr>
-      <w:tr>
-        <w:trPr>
-          <w:cantSplit/>
-        </w:trPr>
         <w:tc>
           <w:tcPr>
-            <w:tcW w:type="dxa" w:w="2200"/>
+            <w:tcW w:type="dxa" w:w="2817"/>
+            <w:shd w:val="clear" w:color="auto" w:fill="E8E8F4"/>
           </w:tcPr>
           <w:p>
             <w:pPr>
@@ -2180,13 +1820,39 @@
                 <w:sz w:val="17"/>
                 <w:szCs w:val="17"/>
               </w:rPr>
-              <w:t xml:space="preserve">나다니엘 T. 브래들리 Nathaniel T. Bradley · 데이터볼트 AI(Datavault AI · 나스닥 DVLT) 대표</w:t>
+              <w:t xml:space="preserve">우리와 결 · 근거</w:t>
+            </w:r>
+          </w:p>
+        </w:tc>
+      </w:tr>
+      <w:tr>
+        <w:trPr>
+          <w:cantSplit/>
+        </w:trPr>
+        <w:tc>
+          <w:tcPr>
+            <w:tcW w:type="dxa" w:w="2126"/>
+          </w:tcPr>
+          <w:p>
+            <w:pPr>
+              <w:spacing w:after="0" w:line="240" w:lineRule="exact"/>
+            </w:pPr>
+            <w:r>
+              <w:rPr>
+                <w:rFonts w:ascii="Malgun Gothic" w:hAnsi="Malgun Gothic" w:eastAsia="Malgun Gothic" w:cs="Malgun Gothic"/>
+                <w:b/>
+                <w:bCs/>
+                <w:color w:val="1B1B48"/>
+                <w:sz w:val="17"/>
+                <w:szCs w:val="17"/>
+              </w:rPr>
+              <w:t xml:space="preserve">지니 리 Jinnie Lee · 리플 영업 이사</w:t>
             </w:r>
           </w:p>
         </w:tc>
         <w:tc>
           <w:tcPr>
-            <w:tcW w:type="dxa" w:w="1357"/>
+            <w:tcW w:type="dxa" w:w="1548"/>
           </w:tcPr>
           <w:p>
             <w:pPr>
@@ -2199,13 +1865,13 @@
                 <w:sz w:val="17"/>
                 <w:szCs w:val="17"/>
               </w:rPr>
-              <w:t xml:space="preserve">15:05 토큰화 자산 운영 시스템 / 17:45 금융권의 토큰화 준비</w:t>
+              <w:t xml:space="preserve">13:45 해외송금부터 예금토큰까지</w:t>
             </w:r>
           </w:p>
         </w:tc>
         <w:tc>
           <w:tcPr>
-            <w:tcW w:type="dxa" w:w="3013"/>
+            <w:tcW w:type="dxa" w:w="4195"/>
           </w:tcPr>
           <w:p>
             <w:pPr>
@@ -2218,13 +1884,13 @@
                 <w:sz w:val="17"/>
                 <w:szCs w:val="17"/>
               </w:rPr>
-              <w:t xml:space="preserve">AI 데이터 가치평가·RWA 토큰화(나스닥 DVLT). 2026 매출 목표 2억 달러+</w:t>
+              <w:t xml:space="preserve">2026년 3월 싱가포르 MAS 샌드박스 참여 — RLUSD 무역금융 결제 시범</w:t>
             </w:r>
           </w:p>
         </w:tc>
         <w:tc>
           <w:tcPr>
-            <w:tcW w:type="dxa" w:w="3296"/>
+            <w:tcW w:type="dxa" w:w="4112"/>
           </w:tcPr>
           <w:p>
             <w:pPr>
@@ -2237,8 +1903,27 @@
                 <w:sz w:val="17"/>
                 <w:szCs w:val="17"/>
               </w:rPr>
-              <w:t xml:space="preserve">AudioEye 창업자 · 특허 70건+ 발명가. 전 Marathon Patent Group CTO, 2024.12 Datavault AI CEO</w:t>
+              <w:t xml:space="preserve">리플 아시아태평양 세일즈 디렉터. 이전 경력은 공개 정보 확인 안 됨 </w:t>
             </w:r>
+            <w:r>
+              <w:rPr>
+                <w:rFonts w:ascii="Malgun Gothic" w:hAnsi="Malgun Gothic" w:eastAsia="Malgun Gothic" w:cs="Malgun Gothic"/>
+                <w:color w:val="6B6B8C"/>
+                <w:sz w:val="14"/>
+                <w:szCs w:val="14"/>
+              </w:rPr>
+              <w:t xml:space="preserve">「원출처 확인 필요」</w:t>
+            </w:r>
+          </w:p>
+        </w:tc>
+        <w:tc>
+          <w:tcPr>
+            <w:tcW w:type="dxa" w:w="2817"/>
+          </w:tcPr>
+          <w:p>
+            <w:pPr>
+              <w:spacing w:after="0" w:line="240" w:lineRule="exact"/>
+            </w:pPr>
           </w:p>
         </w:tc>
       </w:tr>
@@ -2248,7 +1933,7 @@
         </w:trPr>
         <w:tc>
           <w:tcPr>
-            <w:tcW w:type="dxa" w:w="2200"/>
+            <w:tcW w:type="dxa" w:w="2126"/>
             <w:shd w:val="clear" w:color="auto" w:fill="F8F8FC"/>
           </w:tcPr>
           <w:p>
@@ -2264,13 +1949,13 @@
                 <w:sz w:val="17"/>
                 <w:szCs w:val="17"/>
               </w:rPr>
-              <w:t xml:space="preserve">타츠야 코로기 Tatsuya Kohrogi · 리플 생태계 성장 부문 시니어 매니저</w:t>
+              <w:t xml:space="preserve">최재혁 Jaehyuk Choi · 케이뱅크 TF 리드</w:t>
             </w:r>
           </w:p>
         </w:tc>
         <w:tc>
           <w:tcPr>
-            <w:tcW w:type="dxa" w:w="1357"/>
+            <w:tcW w:type="dxa" w:w="1548"/>
             <w:shd w:val="clear" w:color="auto" w:fill="F8F8FC"/>
           </w:tcPr>
           <w:p>
@@ -2284,13 +1969,13 @@
                 <w:sz w:val="17"/>
                 <w:szCs w:val="17"/>
               </w:rPr>
-              <w:t xml:space="preserve">15:20 XRPL 실사용 사례</w:t>
+              <w:t xml:space="preserve">13:45 해외송금부터 예금토큰까지</w:t>
             </w:r>
           </w:p>
         </w:tc>
         <w:tc>
           <w:tcPr>
-            <w:tcW w:type="dxa" w:w="3013"/>
+            <w:tcW w:type="dxa" w:w="4195"/>
             <w:shd w:val="clear" w:color="auto" w:fill="F8F8FC"/>
           </w:tcPr>
           <w:p>
@@ -2304,13 +1989,13 @@
                 <w:sz w:val="17"/>
                 <w:szCs w:val="17"/>
               </w:rPr>
-              <w:t xml:space="preserve">일본 Web3 Salon과 제휴해 XRPL 스타트업에 팀당 20만 달러 지원</w:t>
+              <w:t xml:space="preserve">2026.4 리플과 전략적 파트너십 체결, 블록체인 기반 해외송금 기술검증(PoC)</w:t>
             </w:r>
           </w:p>
         </w:tc>
         <w:tc>
           <w:tcPr>
-            <w:tcW w:type="dxa" w:w="3296"/>
+            <w:tcW w:type="dxa" w:w="4112"/>
             <w:shd w:val="clear" w:color="auto" w:fill="F8F8FC"/>
           </w:tcPr>
           <w:p>
@@ -2324,8 +2009,19 @@
                 <w:sz w:val="17"/>
                 <w:szCs w:val="17"/>
               </w:rPr>
-              <w:t xml:space="preserve">리플 생태계 성장 시니어 매니저(XRP Tokyo 2026 연사). 메타·소프트뱅크 경력</w:t>
+              <w:t xml:space="preserve">삼성SDS 개발자 출신·2017년 합류, 디지털자산TF장으로 스테이블코인 사업 총괄</w:t>
             </w:r>
+          </w:p>
+        </w:tc>
+        <w:tc>
+          <w:tcPr>
+            <w:tcW w:type="dxa" w:w="2817"/>
+            <w:shd w:val="clear" w:color="auto" w:fill="F8F8FC"/>
+          </w:tcPr>
+          <w:p>
+            <w:pPr>
+              <w:spacing w:after="0" w:line="240" w:lineRule="exact"/>
+            </w:pPr>
           </w:p>
         </w:tc>
       </w:tr>
@@ -2335,7 +2031,7 @@
         </w:trPr>
         <w:tc>
           <w:tcPr>
-            <w:tcW w:type="dxa" w:w="2200"/>
+            <w:tcW w:type="dxa" w:w="2126"/>
           </w:tcPr>
           <w:p>
             <w:pPr>
@@ -2350,13 +2046,13 @@
                 <w:sz w:val="17"/>
                 <w:szCs w:val="17"/>
               </w:rPr>
-              <w:t xml:space="preserve">윤장혁 Johnny Youn · 리스크엑스(RiskX) 대표</w:t>
+              <w:t xml:space="preserve">신희진 Heejin Shin · 교보증권 신사업담당 이사</w:t>
             </w:r>
           </w:p>
         </w:tc>
         <w:tc>
           <w:tcPr>
-            <w:tcW w:type="dxa" w:w="1357"/>
+            <w:tcW w:type="dxa" w:w="1548"/>
           </w:tcPr>
           <w:p>
             <w:pPr>
@@ -2369,13 +2065,13 @@
                 <w:sz w:val="17"/>
                 <w:szCs w:val="17"/>
               </w:rPr>
-              <w:t xml:space="preserve">15:20 XRPL 실사용 사례</w:t>
+              <w:t xml:space="preserve">13:45 해외송금부터 예금토큰까지</w:t>
             </w:r>
           </w:p>
         </w:tc>
         <w:tc>
           <w:tcPr>
-            <w:tcW w:type="dxa" w:w="3013"/>
+            <w:tcW w:type="dxa" w:w="4195"/>
           </w:tcPr>
           <w:p>
             <w:pPr>
@@ -2388,13 +2084,13 @@
                 <w:sz w:val="17"/>
                 <w:szCs w:val="17"/>
               </w:rPr>
-              <w:t xml:space="preserve">구조화파생상품 AI 자동화 핀테크 · XRPL 기반 'SIVAX'로 KFIP 2026 1위</w:t>
+              <w:t xml:space="preserve">2026.4 코스콤과 토큰증권 공동 플랫폼 협약(참여 증권사 9곳으로 확대)</w:t>
             </w:r>
           </w:p>
         </w:tc>
         <w:tc>
           <w:tcPr>
-            <w:tcW w:type="dxa" w:w="3296"/>
+            <w:tcW w:type="dxa" w:w="4112"/>
           </w:tcPr>
           <w:p>
             <w:pPr>
@@ -2407,8 +2103,18 @@
                 <w:sz w:val="17"/>
                 <w:szCs w:val="17"/>
               </w:rPr>
-              <w:t xml:space="preserve">리스크엑스 창업자 · 고려대 물리학 전공, 구조화상품 가격·리스크 시스템 실무 출신</w:t>
+              <w:t xml:space="preserve">신사업 담당. 2026.4 이데일리 포럼서 'STO RWA 신사업과 유망 자산' 발표</w:t>
             </w:r>
+          </w:p>
+        </w:tc>
+        <w:tc>
+          <w:tcPr>
+            <w:tcW w:type="dxa" w:w="2817"/>
+          </w:tcPr>
+          <w:p>
+            <w:pPr>
+              <w:spacing w:after="0" w:line="240" w:lineRule="exact"/>
+            </w:pPr>
           </w:p>
         </w:tc>
       </w:tr>
@@ -2418,7 +2124,7 @@
         </w:trPr>
         <w:tc>
           <w:tcPr>
-            <w:tcW w:type="dxa" w:w="2200"/>
+            <w:tcW w:type="dxa" w:w="2126"/>
             <w:shd w:val="clear" w:color="auto" w:fill="F8F8FC"/>
           </w:tcPr>
           <w:p>
@@ -2434,13 +2140,13 @@
                 <w:sz w:val="17"/>
                 <w:szCs w:val="17"/>
               </w:rPr>
-              <w:t xml:space="preserve">김영식 Bo Kim · 크레더(CREDER) 대표</w:t>
+              <w:t xml:space="preserve">한승훈 Seunghoon Han · 우리은행 차장</w:t>
             </w:r>
           </w:p>
         </w:tc>
         <w:tc>
           <w:tcPr>
-            <w:tcW w:type="dxa" w:w="1357"/>
+            <w:tcW w:type="dxa" w:w="1548"/>
             <w:shd w:val="clear" w:color="auto" w:fill="F8F8FC"/>
           </w:tcPr>
           <w:p>
@@ -2454,13 +2160,13 @@
                 <w:sz w:val="17"/>
                 <w:szCs w:val="17"/>
               </w:rPr>
-              <w:t xml:space="preserve">15:20 XRPL 실사용 사례</w:t>
+              <w:t xml:space="preserve">13:45 해외송금부터 예금토큰까지</w:t>
             </w:r>
           </w:p>
         </w:tc>
         <w:tc>
           <w:tcPr>
-            <w:tcW w:type="dxa" w:w="3013"/>
+            <w:tcW w:type="dxa" w:w="4195"/>
             <w:shd w:val="clear" w:color="auto" w:fill="F8F8FC"/>
           </w:tcPr>
           <w:p>
@@ -2474,13 +2180,13 @@
                 <w:sz w:val="17"/>
                 <w:szCs w:val="17"/>
               </w:rPr>
-              <w:t xml:space="preserve">아이티센글로벌 계열 금 RWA 기업 · 실물 금 기반 토큰 'GPC'·골드스테이션 출시</w:t>
+              <w:t xml:space="preserve">2025년 한은 '프로젝트 한강' 실거래 테스트서 예금토큰 발행·전자지갑 제공</w:t>
             </w:r>
           </w:p>
         </w:tc>
         <w:tc>
           <w:tcPr>
-            <w:tcW w:type="dxa" w:w="3296"/>
+            <w:tcW w:type="dxa" w:w="4112"/>
             <w:shd w:val="clear" w:color="auto" w:fill="F8F8FC"/>
           </w:tcPr>
           <w:p>
@@ -2494,8 +2200,19 @@
                 <w:sz w:val="17"/>
                 <w:szCs w:val="17"/>
               </w:rPr>
-              <w:t xml:space="preserve">크레더 대표 · 국회도서관 발제에서 '금 기반 실물자산 토큰화 국내 사례' 발표</w:t>
+              <w:t xml:space="preserve">디지털혁신부 차장. 2026.4 "빅테크와 컨소시엄 형태로 발행하는 구조를 준비 중"</w:t>
             </w:r>
+          </w:p>
+        </w:tc>
+        <w:tc>
+          <w:tcPr>
+            <w:tcW w:type="dxa" w:w="2817"/>
+            <w:shd w:val="clear" w:color="auto" w:fill="F8F8FC"/>
+          </w:tcPr>
+          <w:p>
+            <w:pPr>
+              <w:spacing w:after="0" w:line="240" w:lineRule="exact"/>
+            </w:pPr>
           </w:p>
         </w:tc>
       </w:tr>
@@ -2505,7 +2222,7 @@
         </w:trPr>
         <w:tc>
           <w:tcPr>
-            <w:tcW w:type="dxa" w:w="2200"/>
+            <w:tcW w:type="dxa" w:w="2126"/>
           </w:tcPr>
           <w:p>
             <w:pPr>
@@ -2520,13 +2237,13 @@
                 <w:sz w:val="17"/>
                 <w:szCs w:val="17"/>
               </w:rPr>
-              <w:t xml:space="preserve">웨니 카이 Wenny Cai · 앵커드 파이낸스(Anchored) 공동창업자 겸 대표</w:t>
+              <w:t xml:space="preserve">윤만식 Mansik Yoon · 전북은행 팀장</w:t>
             </w:r>
           </w:p>
         </w:tc>
         <w:tc>
           <w:tcPr>
-            <w:tcW w:type="dxa" w:w="1357"/>
+            <w:tcW w:type="dxa" w:w="1548"/>
           </w:tcPr>
           <w:p>
             <w:pPr>
@@ -2539,13 +2256,13 @@
                 <w:sz w:val="17"/>
                 <w:szCs w:val="17"/>
               </w:rPr>
-              <w:t xml:space="preserve">15:20 XRPL 실사용 사례</w:t>
+              <w:t xml:space="preserve">13:45 해외송금부터 예금토큰까지</w:t>
             </w:r>
           </w:p>
         </w:tc>
         <w:tc>
           <w:tcPr>
-            <w:tcW w:type="dxa" w:w="3013"/>
+            <w:tcW w:type="dxa" w:w="4195"/>
           </w:tcPr>
           <w:p>
             <w:pPr>
@@ -2558,13 +2275,13 @@
                 <w:sz w:val="17"/>
                 <w:szCs w:val="17"/>
               </w:rPr>
-              <w:t xml:space="preserve">RWA 온체인 마켓 레이어 · 모나드 위 미국 토큰화 주식, 토큰화 대체투자 펀드 3종 출시</w:t>
+              <w:t xml:space="preserve">2026.8.18 리플 페이먼츠 도입 — 국내 지방은행 첫 사례, 수출입 · 스타트업 기업 고객 해외송금</w:t>
             </w:r>
           </w:p>
         </w:tc>
         <w:tc>
           <w:tcPr>
-            <w:tcW w:type="dxa" w:w="3296"/>
+            <w:tcW w:type="dxa" w:w="4112"/>
           </w:tcPr>
           <w:p>
             <w:pPr>
@@ -2577,8 +2294,27 @@
                 <w:sz w:val="17"/>
                 <w:szCs w:val="17"/>
               </w:rPr>
-              <w:t xml:space="preserve">공동창업자 겸 CEO(보도자료 명기) · 이전 이력은 공개 정보 확인 안 됨</w:t>
+              <w:t xml:space="preserve">공개 정보 확인 안 됨(행사 표기 '팀장') </w:t>
             </w:r>
+            <w:r>
+              <w:rPr>
+                <w:rFonts w:ascii="Malgun Gothic" w:hAnsi="Malgun Gothic" w:eastAsia="Malgun Gothic" w:cs="Malgun Gothic"/>
+                <w:color w:val="6B6B8C"/>
+                <w:sz w:val="14"/>
+                <w:szCs w:val="14"/>
+              </w:rPr>
+              <w:t xml:space="preserve">「원출처 확인 필요」</w:t>
+            </w:r>
+          </w:p>
+        </w:tc>
+        <w:tc>
+          <w:tcPr>
+            <w:tcW w:type="dxa" w:w="2817"/>
+          </w:tcPr>
+          <w:p>
+            <w:pPr>
+              <w:spacing w:after="0" w:line="240" w:lineRule="exact"/>
+            </w:pPr>
           </w:p>
         </w:tc>
       </w:tr>
@@ -2588,7 +2324,7 @@
         </w:trPr>
         <w:tc>
           <w:tcPr>
-            <w:tcW w:type="dxa" w:w="2200"/>
+            <w:tcW w:type="dxa" w:w="2126"/>
             <w:shd w:val="clear" w:color="auto" w:fill="F8F8FC"/>
           </w:tcPr>
           <w:p>
@@ -2604,13 +2340,13 @@
                 <w:sz w:val="17"/>
                 <w:szCs w:val="17"/>
               </w:rPr>
-              <w:t xml:space="preserve">조이스 추이 Joyce Cui · 아세토 핀테크(Asseto) 파트너</w:t>
+              <w:t xml:space="preserve">사브리나 타치지안 Sabrina Tachdjian · XRP 아시아(XRP Asia) 사장</w:t>
             </w:r>
           </w:p>
         </w:tc>
         <w:tc>
           <w:tcPr>
-            <w:tcW w:type="dxa" w:w="1357"/>
+            <w:tcW w:type="dxa" w:w="1548"/>
             <w:shd w:val="clear" w:color="auto" w:fill="F8F8FC"/>
           </w:tcPr>
           <w:p>
@@ -2624,13 +2360,13 @@
                 <w:sz w:val="17"/>
                 <w:szCs w:val="17"/>
               </w:rPr>
-              <w:t xml:space="preserve">15:20 XRPL 실사용 사례</w:t>
+              <w:t xml:space="preserve">14:15 특별 발표: 아시아 XRP 생태계의 다음 행보</w:t>
             </w:r>
           </w:p>
         </w:tc>
         <w:tc>
           <w:tcPr>
-            <w:tcW w:type="dxa" w:w="3013"/>
+            <w:tcW w:type="dxa" w:w="4195"/>
             <w:shd w:val="clear" w:color="auto" w:fill="F8F8FC"/>
           </w:tcPr>
           <w:p>
@@ -2644,13 +2380,13 @@
                 <w:sz w:val="17"/>
                 <w:szCs w:val="17"/>
               </w:rPr>
-              <w:t xml:space="preserve">아시아 RWA 토큰화 플랫폼 · 현금관리형 RWA 운영, XRPL Grants 수혜 등재</w:t>
+              <w:t xml:space="preserve">리플이 2026년 2월 공개한 아태 XRPL 빌더 지원 조직 — 현지 펀딩 배분 지향</w:t>
             </w:r>
           </w:p>
         </w:tc>
         <w:tc>
           <w:tcPr>
-            <w:tcW w:type="dxa" w:w="3296"/>
+            <w:tcW w:type="dxa" w:w="4112"/>
             <w:shd w:val="clear" w:color="auto" w:fill="F8F8FC"/>
           </w:tcPr>
           <w:p>
@@ -2664,8 +2400,28 @@
                 <w:sz w:val="17"/>
                 <w:szCs w:val="17"/>
               </w:rPr>
-              <w:t xml:space="preserve">Asseto 사업개발 파트너 · 2026년 4월 기관 RWA 채택 세션 연사(회사 공지)</w:t>
+              <w:t xml:space="preserve">리플 XRPL 생태계 성장 담당(싱가포르). HBAR 재단 핀테크·결제 펀드 총괄 경력 </w:t>
             </w:r>
+            <w:r>
+              <w:rPr>
+                <w:rFonts w:ascii="Malgun Gothic" w:hAnsi="Malgun Gothic" w:eastAsia="Malgun Gothic" w:cs="Malgun Gothic"/>
+                <w:color w:val="6B6B8C"/>
+                <w:sz w:val="14"/>
+                <w:szCs w:val="14"/>
+              </w:rPr>
+              <w:t xml:space="preserve">「원출처 확인 필요」</w:t>
+            </w:r>
+          </w:p>
+        </w:tc>
+        <w:tc>
+          <w:tcPr>
+            <w:tcW w:type="dxa" w:w="2817"/>
+            <w:shd w:val="clear" w:color="auto" w:fill="F8F8FC"/>
+          </w:tcPr>
+          <w:p>
+            <w:pPr>
+              <w:spacing w:after="0" w:line="240" w:lineRule="exact"/>
+            </w:pPr>
           </w:p>
         </w:tc>
       </w:tr>
@@ -2675,7 +2431,7 @@
         </w:trPr>
         <w:tc>
           <w:tcPr>
-            <w:tcW w:type="dxa" w:w="2200"/>
+            <w:tcW w:type="dxa" w:w="2126"/>
           </w:tcPr>
           <w:p>
             <w:pPr>
@@ -2690,13 +2446,13 @@
                 <w:sz w:val="17"/>
                 <w:szCs w:val="17"/>
               </w:rPr>
-              <w:t xml:space="preserve">제이크 구 Jake Ku · 카탈라이즈(Catalyze Research) 그로스 총괄</w:t>
+              <w:t xml:space="preserve">아요 아킨옐레 Ayo Akinyele · 리플 엔지니어링 부문 시니어 디렉터</w:t>
             </w:r>
           </w:p>
         </w:tc>
         <w:tc>
           <w:tcPr>
-            <w:tcW w:type="dxa" w:w="1357"/>
+            <w:tcW w:type="dxa" w:w="1548"/>
           </w:tcPr>
           <w:p>
             <w:pPr>
@@ -2709,13 +2465,13 @@
                 <w:sz w:val="17"/>
                 <w:szCs w:val="17"/>
               </w:rPr>
-              <w:t xml:space="preserve">15:50 XRP 생태계, 어떻게 키울까</w:t>
+              <w:t xml:space="preserve">14:35 XRPL 대중화, 무엇을 준비해야 하나</w:t>
             </w:r>
           </w:p>
         </w:tc>
         <w:tc>
           <w:tcPr>
-            <w:tcW w:type="dxa" w:w="3013"/>
+            <w:tcW w:type="dxa" w:w="4195"/>
           </w:tcPr>
           <w:p>
             <w:pPr>
@@ -2728,13 +2484,13 @@
                 <w:sz w:val="17"/>
                 <w:szCs w:val="17"/>
               </w:rPr>
-              <w:t xml:space="preserve">웹3 컨설팅사 · 2023년 리플과 국내 XRPL 확장 파트너십, XRPL Korea 운영</w:t>
+              <w:t xml:space="preserve">XRPL에 영지식증명·선택적 공개를 넣어 기관용 프라이버시·확장성 강화 추진</w:t>
             </w:r>
           </w:p>
         </w:tc>
         <w:tc>
           <w:tcPr>
-            <w:tcW w:type="dxa" w:w="3296"/>
+            <w:tcW w:type="dxa" w:w="4112"/>
           </w:tcPr>
           <w:p>
             <w:pPr>
@@ -2747,8 +2503,18 @@
                 <w:sz w:val="17"/>
                 <w:szCs w:val="17"/>
               </w:rPr>
-              <w:t xml:space="preserve">XRPL Korea 그로스 총괄(국문 표기 구정태). 국내 빌더 · 파트너 연결, XRPL 해커톤 서울 2025(30팀) 운영</w:t>
+              <w:t xml:space="preserve">RippleX 엔지니어링 시니어 디렉터. 존스홉킨스 CS 박사 암호학자·볼트랩스 출신</w:t>
             </w:r>
+          </w:p>
+        </w:tc>
+        <w:tc>
+          <w:tcPr>
+            <w:tcW w:type="dxa" w:w="2817"/>
+          </w:tcPr>
+          <w:p>
+            <w:pPr>
+              <w:spacing w:after="0" w:line="240" w:lineRule="exact"/>
+            </w:pPr>
           </w:p>
         </w:tc>
       </w:tr>
@@ -2758,7 +2524,7 @@
         </w:trPr>
         <w:tc>
           <w:tcPr>
-            <w:tcW w:type="dxa" w:w="2200"/>
+            <w:tcW w:type="dxa" w:w="2126"/>
             <w:shd w:val="clear" w:color="auto" w:fill="F8F8FC"/>
           </w:tcPr>
           <w:p>
@@ -2773,14 +2539,15 @@
                 <w:color w:val="1B1B48"/>
                 <w:sz w:val="17"/>
                 <w:szCs w:val="17"/>
+                <w:highlight w:val="yellow"/>
               </w:rPr>
-              <w:t xml:space="preserve">박종한 Jonghan Park · 박작가의 크립토연구소 대표</w:t>
+              <w:t xml:space="preserve">김성환 Sunghwan Kim · 케이웨더(웰비안랩스) 창업자 겸 대표</w:t>
             </w:r>
           </w:p>
         </w:tc>
         <w:tc>
           <w:tcPr>
-            <w:tcW w:type="dxa" w:w="1357"/>
+            <w:tcW w:type="dxa" w:w="1548"/>
             <w:shd w:val="clear" w:color="auto" w:fill="F8F8FC"/>
           </w:tcPr>
           <w:p>
@@ -2793,14 +2560,15 @@
                 <w:color w:val="1B1B48"/>
                 <w:sz w:val="17"/>
                 <w:szCs w:val="17"/>
+                <w:highlight w:val="yellow"/>
               </w:rPr>
-              <w:t xml:space="preserve">15:50 XRP 생태계, 어떻게 키울까</w:t>
+              <w:t xml:space="preserve">14:50 날씨 데이터 비즈니스의 새로운 기회 ★ 우리 키노트</w:t>
             </w:r>
           </w:p>
         </w:tc>
         <w:tc>
           <w:tcPr>
-            <w:tcW w:type="dxa" w:w="3013"/>
+            <w:tcW w:type="dxa" w:w="4195"/>
             <w:shd w:val="clear" w:color="auto" w:fill="F8F8FC"/>
           </w:tcPr>
           <w:p>
@@ -2813,14 +2581,15 @@
                 <w:color w:val="1B1B48"/>
                 <w:sz w:val="17"/>
                 <w:szCs w:val="17"/>
+                <w:highlight w:val="yellow"/>
               </w:rPr>
-              <w:t xml:space="preserve">암호화폐 시장 분석 유튜브 채널 · 구독자 약 25만(토큰포스트 인터뷰 시점)</w:t>
+              <w:t xml:space="preserve">케이웨더: 30년 기상 관측 · 기업 고객 4,000곳+ · 코스닥 상장. 웰비안은 그 위에 지은 공기질 DePIN(XRPL)+AI인프라</w:t>
             </w:r>
           </w:p>
         </w:tc>
         <w:tc>
           <w:tcPr>
-            <w:tcW w:type="dxa" w:w="3296"/>
+            <w:tcW w:type="dxa" w:w="4112"/>
             <w:shd w:val="clear" w:color="auto" w:fill="F8F8FC"/>
           </w:tcPr>
           <w:p>
@@ -2833,262 +2602,21 @@
                 <w:color w:val="1B1B48"/>
                 <w:sz w:val="17"/>
                 <w:szCs w:val="17"/>
+                <w:highlight w:val="yellow"/>
               </w:rPr>
-              <w:t xml:space="preserve">채널 운영 작가 · 저서 7권, 『알트코인 레볼루션』·『암호화폐 트렌드 2026』 공저</w:t>
-            </w:r>
-          </w:p>
-        </w:tc>
-      </w:tr>
-      <w:tr>
-        <w:trPr>
-          <w:cantSplit/>
-        </w:trPr>
-        <w:tc>
-          <w:tcPr>
-            <w:tcW w:type="dxa" w:w="2200"/>
-          </w:tcPr>
-          <w:p>
-            <w:pPr>
-              <w:spacing w:after="0" w:line="240" w:lineRule="exact"/>
-            </w:pPr>
-            <w:r>
-              <w:rPr>
-                <w:rFonts w:ascii="Malgun Gothic" w:hAnsi="Malgun Gothic" w:eastAsia="Malgun Gothic" w:cs="Malgun Gothic"/>
-                <w:b/>
-                <w:bCs/>
-                <w:color w:val="1B1B48"/>
-                <w:sz w:val="17"/>
-                <w:szCs w:val="17"/>
-              </w:rPr>
-              <w:t xml:space="preserve">문창훈 Changhoon Moon · 타임레버리지 대표</w:t>
+              <w:t xml:space="preserve">우리 키노트 — 케이웨더 창업자 겸 대표. 날씨 데이터 경제, XRPL 새 판(정산 · 검증 데이터)을 말하는 자리</w:t>
             </w:r>
           </w:p>
         </w:tc>
         <w:tc>
           <w:tcPr>
-            <w:tcW w:type="dxa" w:w="1357"/>
-          </w:tcPr>
-          <w:p>
-            <w:pPr>
-              <w:spacing w:after="0" w:line="240" w:lineRule="exact"/>
-            </w:pPr>
-            <w:r>
-              <w:rPr>
-                <w:rFonts w:ascii="Malgun Gothic" w:hAnsi="Malgun Gothic" w:eastAsia="Malgun Gothic" w:cs="Malgun Gothic"/>
-                <w:color w:val="1B1B48"/>
-                <w:sz w:val="17"/>
-                <w:szCs w:val="17"/>
-              </w:rPr>
-              <w:t xml:space="preserve">15:50 XRP 생태계, 어떻게 키울까</w:t>
-            </w:r>
-          </w:p>
-        </w:tc>
-        <w:tc>
-          <w:tcPr>
-            <w:tcW w:type="dxa" w:w="3013"/>
-          </w:tcPr>
-          <w:p>
-            <w:pPr>
-              <w:spacing w:after="0" w:line="240" w:lineRule="exact"/>
-            </w:pPr>
-            <w:r>
-              <w:rPr>
-                <w:rFonts w:ascii="Malgun Gothic" w:hAnsi="Malgun Gothic" w:eastAsia="Malgun Gothic" w:cs="Malgun Gothic"/>
-                <w:color w:val="1B1B48"/>
-                <w:sz w:val="17"/>
-                <w:szCs w:val="17"/>
-              </w:rPr>
-              <w:t xml:space="preserve">리플(XRP) 특화 투자 유튜브 · 카나리 캐피탈 CEO 대담, 오프라인 컨퍼런스 6회+</w:t>
-            </w:r>
-          </w:p>
-        </w:tc>
-        <w:tc>
-          <w:tcPr>
-            <w:tcW w:type="dxa" w:w="3296"/>
-          </w:tcPr>
-          <w:p>
-            <w:pPr>
-              <w:spacing w:after="0" w:line="240" w:lineRule="exact"/>
-            </w:pPr>
-            <w:r>
-              <w:rPr>
-                <w:rFonts w:ascii="Malgun Gothic" w:hAnsi="Malgun Gothic" w:eastAsia="Malgun Gothic" w:cs="Malgun Gothic"/>
-                <w:color w:val="1B1B48"/>
-                <w:sz w:val="17"/>
-                <w:szCs w:val="17"/>
-              </w:rPr>
-              <w:t xml:space="preserve">『리플 빅뱅』 저자 · 단국대 화학공학과 졸업 후 이더리움 채굴장 운영 경험</w:t>
-            </w:r>
-          </w:p>
-        </w:tc>
-      </w:tr>
-      <w:tr>
-        <w:trPr>
-          <w:cantSplit/>
-        </w:trPr>
-        <w:tc>
-          <w:tcPr>
-            <w:tcW w:type="dxa" w:w="2200"/>
+            <w:tcW w:type="dxa" w:w="2817"/>
             <w:shd w:val="clear" w:color="auto" w:fill="F8F8FC"/>
           </w:tcPr>
           <w:p>
             <w:pPr>
               <w:spacing w:after="0" w:line="240" w:lineRule="exact"/>
             </w:pPr>
-            <w:r>
-              <w:rPr>
-                <w:rFonts w:ascii="Malgun Gothic" w:hAnsi="Malgun Gothic" w:eastAsia="Malgun Gothic" w:cs="Malgun Gothic"/>
-                <w:b/>
-                <w:bCs/>
-                <w:color w:val="1B1B48"/>
-                <w:sz w:val="17"/>
-                <w:szCs w:val="17"/>
-              </w:rPr>
-              <w:t xml:space="preserve">김동환 Donghwan Kim · 대니월드 대표</w:t>
-            </w:r>
-          </w:p>
-        </w:tc>
-        <w:tc>
-          <w:tcPr>
-            <w:tcW w:type="dxa" w:w="1357"/>
-            <w:shd w:val="clear" w:color="auto" w:fill="F8F8FC"/>
-          </w:tcPr>
-          <w:p>
-            <w:pPr>
-              <w:spacing w:after="0" w:line="240" w:lineRule="exact"/>
-            </w:pPr>
-            <w:r>
-              <w:rPr>
-                <w:rFonts w:ascii="Malgun Gothic" w:hAnsi="Malgun Gothic" w:eastAsia="Malgun Gothic" w:cs="Malgun Gothic"/>
-                <w:color w:val="1B1B48"/>
-                <w:sz w:val="17"/>
-                <w:szCs w:val="17"/>
-              </w:rPr>
-              <w:t xml:space="preserve">15:50 XRP 생태계, 어떻게 키울까</w:t>
-            </w:r>
-          </w:p>
-        </w:tc>
-        <w:tc>
-          <w:tcPr>
-            <w:tcW w:type="dxa" w:w="3013"/>
-            <w:shd w:val="clear" w:color="auto" w:fill="F8F8FC"/>
-          </w:tcPr>
-          <w:p>
-            <w:pPr>
-              <w:spacing w:after="0" w:line="240" w:lineRule="exact"/>
-            </w:pPr>
-            <w:r>
-              <w:rPr>
-                <w:rFonts w:ascii="Malgun Gothic" w:hAnsi="Malgun Gothic" w:eastAsia="Malgun Gothic" w:cs="Malgun Gothic"/>
-                <w:color w:val="1B1B48"/>
-                <w:sz w:val="17"/>
-                <w:szCs w:val="17"/>
-              </w:rPr>
-              <w:t xml:space="preserve">비트코인·알트코인 분석 유튜브 채널 · 구독자 약 2만 안팎(2025 저자 소개)</w:t>
-            </w:r>
-          </w:p>
-        </w:tc>
-        <w:tc>
-          <w:tcPr>
-            <w:tcW w:type="dxa" w:w="3296"/>
-            <w:shd w:val="clear" w:color="auto" w:fill="F8F8FC"/>
-          </w:tcPr>
-          <w:p>
-            <w:pPr>
-              <w:spacing w:after="0" w:line="240" w:lineRule="exact"/>
-            </w:pPr>
-            <w:r>
-              <w:rPr>
-                <w:rFonts w:ascii="Malgun Gothic" w:hAnsi="Malgun Gothic" w:eastAsia="Malgun Gothic" w:cs="Malgun Gothic"/>
-                <w:color w:val="1B1B48"/>
-                <w:sz w:val="17"/>
-                <w:szCs w:val="17"/>
-              </w:rPr>
-              <w:t xml:space="preserve">블록체인 전문강사 · 2020년부터 과기정통부 주관 강의, 박종한과 『알트코인 레볼루션』 공저</w:t>
-            </w:r>
-          </w:p>
-        </w:tc>
-      </w:tr>
-      <w:tr>
-        <w:trPr>
-          <w:cantSplit/>
-        </w:trPr>
-        <w:tc>
-          <w:tcPr>
-            <w:tcW w:type="dxa" w:w="2200"/>
-          </w:tcPr>
-          <w:p>
-            <w:pPr>
-              <w:spacing w:after="0" w:line="240" w:lineRule="exact"/>
-            </w:pPr>
-            <w:r>
-              <w:rPr>
-                <w:rFonts w:ascii="Malgun Gothic" w:hAnsi="Malgun Gothic" w:eastAsia="Malgun Gothic" w:cs="Malgun Gothic"/>
-                <w:b/>
-                <w:bCs/>
-                <w:color w:val="1B1B48"/>
-                <w:sz w:val="17"/>
-                <w:szCs w:val="17"/>
-              </w:rPr>
-              <w:t xml:space="preserve">존 릴릭 John Lilic · 트리아 최고 전략 책임자</w:t>
-            </w:r>
-          </w:p>
-        </w:tc>
-        <w:tc>
-          <w:tcPr>
-            <w:tcW w:type="dxa" w:w="1357"/>
-          </w:tcPr>
-          <w:p>
-            <w:pPr>
-              <w:spacing w:after="0" w:line="240" w:lineRule="exact"/>
-            </w:pPr>
-            <w:r>
-              <w:rPr>
-                <w:rFonts w:ascii="Malgun Gothic" w:hAnsi="Malgun Gothic" w:eastAsia="Malgun Gothic" w:cs="Malgun Gothic"/>
-                <w:color w:val="1B1B48"/>
-                <w:sz w:val="17"/>
-                <w:szCs w:val="17"/>
-              </w:rPr>
-              <w:t xml:space="preserve">16:10 Tria 가 바라보는 XRP 네오뱅크 / 18:10 스테이블코인, 일상 금융</w:t>
-            </w:r>
-          </w:p>
-        </w:tc>
-        <w:tc>
-          <w:tcPr>
-            <w:tcW w:type="dxa" w:w="3013"/>
-          </w:tcPr>
-          <w:p>
-            <w:pPr>
-              <w:spacing w:after="0" w:line="240" w:lineRule="exact"/>
-            </w:pPr>
-            <w:r>
-              <w:rPr>
-                <w:rFonts w:ascii="Malgun Gothic" w:hAnsi="Malgun Gothic" w:eastAsia="Malgun Gothic" w:cs="Malgun Gothic"/>
-                <w:color w:val="1B1B48"/>
-                <w:sz w:val="17"/>
-                <w:szCs w:val="17"/>
-              </w:rPr>
-              <w:t xml:space="preserve">자기수탁형 크립토 네오뱅크(카드결제·거래·예치). 2026.8 XRPL 네이티브 지원, XRP로 카드 충전</w:t>
-            </w:r>
-          </w:p>
-        </w:tc>
-        <w:tc>
-          <w:tcPr>
-            <w:tcW w:type="dxa" w:w="3296"/>
-          </w:tcPr>
-          <w:p>
-            <w:pPr>
-              <w:spacing w:after="0" w:line="240" w:lineRule="exact"/>
-            </w:pPr>
-            <w:r>
-              <w:rPr>
-                <w:rFonts w:ascii="Malgun Gothic" w:hAnsi="Malgun Gothic" w:eastAsia="Malgun Gothic" w:cs="Malgun Gothic"/>
-                <w:color w:val="1B1B48"/>
-                <w:sz w:val="17"/>
-                <w:szCs w:val="17"/>
-              </w:rPr>
-              <w:t xml:space="preserve">Tria 공동창업자 겸 CSO. ConsenSys 초기 멤버(6년), Matic→Polygon 전환 주도에 참여</w:t>
-            </w:r>
           </w:p>
         </w:tc>
       </w:tr>
@@ -3127,13 +2655,13 @@
           <w:sz w:val="30"/>
           <w:szCs w:val="30"/>
         </w:rPr>
-        <w:t xml:space="preserve">16:25–18:35 · 온체인 금융 · 토큰화 시장 · 거래소 · 금융권 · 스테이블코인</w:t>
+        <w:t xml:space="preserve">15:05–16:25 · 토큰화 운영 · XRPL 실사용 · 생태계 · 네오뱅크</w:t>
       </w:r>
       <w:bookmarkEnd w:id="4"/>
     </w:p>
     <w:tbl>
       <w:tblPr>
-        <w:tblW w:type="dxa" w:w="9866"/>
+        <w:tblW w:type="dxa" w:w="14798"/>
         <w:jc w:val="center"/>
         <w:tblBorders>
           <w:top w:val="single" w:sz="4" w:space="0" w:color="C8C8DA"/>
@@ -3153,10 +2681,11 @@
         <w:tblLook w:firstColumn="1" w:firstRow="1" w:lastColumn="0" w:lastRow="0" w:noHBand="0" w:noVBand="1" w:val="04A0"/>
       </w:tblPr>
       <w:tblGrid>
-        <w:gridCol w:w="2113"/>
-        <w:gridCol w:w="1572"/>
-        <w:gridCol w:w="3075"/>
-        <w:gridCol w:w="3106"/>
+        <w:gridCol w:w="2126"/>
+        <w:gridCol w:w="1548"/>
+        <w:gridCol w:w="4195"/>
+        <w:gridCol w:w="4112"/>
+        <w:gridCol w:w="2817"/>
       </w:tblGrid>
       <w:tr>
         <w:trPr>
@@ -3165,7 +2694,7 @@
         </w:trPr>
         <w:tc>
           <w:tcPr>
-            <w:tcW w:type="dxa" w:w="2113"/>
+            <w:tcW w:type="dxa" w:w="2126"/>
             <w:shd w:val="clear" w:color="auto" w:fill="E8E8F4"/>
           </w:tcPr>
           <w:p>
@@ -3187,7 +2716,7 @@
         </w:tc>
         <w:tc>
           <w:tcPr>
-            <w:tcW w:type="dxa" w:w="1572"/>
+            <w:tcW w:type="dxa" w:w="1548"/>
             <w:shd w:val="clear" w:color="auto" w:fill="E8E8F4"/>
           </w:tcPr>
           <w:p>
@@ -3209,7 +2738,7 @@
         </w:tc>
         <w:tc>
           <w:tcPr>
-            <w:tcW w:type="dxa" w:w="3075"/>
+            <w:tcW w:type="dxa" w:w="4195"/>
             <w:shd w:val="clear" w:color="auto" w:fill="E8E8F4"/>
           </w:tcPr>
           <w:p>
@@ -3231,7 +2760,7 @@
         </w:tc>
         <w:tc>
           <w:tcPr>
-            <w:tcW w:type="dxa" w:w="3106"/>
+            <w:tcW w:type="dxa" w:w="4112"/>
             <w:shd w:val="clear" w:color="auto" w:fill="E8E8F4"/>
           </w:tcPr>
           <w:p>
@@ -3251,14 +2780,10 @@
             </w:r>
           </w:p>
         </w:tc>
-      </w:tr>
-      <w:tr>
-        <w:trPr>
-          <w:cantSplit/>
-        </w:trPr>
         <w:tc>
           <w:tcPr>
-            <w:tcW w:type="dxa" w:w="2113"/>
+            <w:tcW w:type="dxa" w:w="2817"/>
+            <w:shd w:val="clear" w:color="auto" w:fill="E8E8F4"/>
           </w:tcPr>
           <w:p>
             <w:pPr>
@@ -3273,13 +2798,41 @@
                 <w:sz w:val="17"/>
                 <w:szCs w:val="17"/>
               </w:rPr>
-              <w:t xml:space="preserve">루암 시라타판타 Ruam Siratanapanta · SCBX 디지털자산사업 총괄</w:t>
+              <w:t xml:space="preserve">우리와 결 · 근거</w:t>
+            </w:r>
+          </w:p>
+        </w:tc>
+      </w:tr>
+      <w:tr>
+        <w:trPr>
+          <w:cantSplit/>
+        </w:trPr>
+        <w:tc>
+          <w:tcPr>
+            <w:tcW w:type="dxa" w:w="2126"/>
+            <w:shd w:val="clear" w:color="auto" w:fill="E9F6EF"/>
+          </w:tcPr>
+          <w:p>
+            <w:pPr>
+              <w:spacing w:after="0" w:line="240" w:lineRule="exact"/>
+            </w:pPr>
+            <w:r>
+              <w:rPr>
+                <w:rFonts w:ascii="Malgun Gothic" w:hAnsi="Malgun Gothic" w:eastAsia="Malgun Gothic" w:cs="Malgun Gothic"/>
+                <w:b/>
+                <w:bCs/>
+                <w:color w:val="1B1B48"/>
+                <w:sz w:val="17"/>
+                <w:szCs w:val="17"/>
+              </w:rPr>
+              <w:t xml:space="preserve">나다니엘 T. 브래들리 Nathaniel T. Bradley · 데이터볼트 AI(Datavault AI · 나스닥 DVLT) 대표</w:t>
             </w:r>
           </w:p>
         </w:tc>
         <w:tc>
           <w:tcPr>
-            <w:tcW w:type="dxa" w:w="1572"/>
+            <w:tcW w:type="dxa" w:w="1548"/>
+            <w:shd w:val="clear" w:color="auto" w:fill="E9F6EF"/>
           </w:tcPr>
           <w:p>
             <w:pPr>
@@ -3292,13 +2845,14 @@
                 <w:sz w:val="17"/>
                 <w:szCs w:val="17"/>
               </w:rPr>
-              <w:t xml:space="preserve">16:25 온체인 금융, 인프라에서 실사용까지</w:t>
+              <w:t xml:space="preserve">15:05 토큰화 자산 운영 시스템 / 17:45 금융권의 토큰화 준비</w:t>
             </w:r>
           </w:p>
         </w:tc>
         <w:tc>
           <w:tcPr>
-            <w:tcW w:type="dxa" w:w="3075"/>
+            <w:tcW w:type="dxa" w:w="4195"/>
+            <w:shd w:val="clear" w:color="auto" w:fill="E9F6EF"/>
           </w:tcPr>
           <w:p>
             <w:pPr>
@@ -3311,13 +2865,26 @@
                 <w:sz w:val="17"/>
                 <w:szCs w:val="17"/>
               </w:rPr>
-              <w:t xml:space="preserve">태국 시암상업은행(SCB)의 모회사 금융지주. 리플 초기 투자, SCB EASY 앱에서 리플넷 해외송금</w:t>
+              <w:t xml:space="preserve">AI 데이터 가치평가·RWA 토큰화(나스닥 DVLT). 2026 매출 목표 2억 달러+</w:t>
+            </w:r>
+            <w:r>
+              <w:br/>
+            </w:r>
+            <w:r>
+              <w:rPr>
+                <w:rFonts w:ascii="Malgun Gothic" w:hAnsi="Malgun Gothic" w:eastAsia="Malgun Gothic" w:cs="Malgun Gothic"/>
+                <w:color w:val="1B1B48"/>
+                <w:sz w:val="17"/>
+                <w:szCs w:val="17"/>
+              </w:rPr>
+              <w:t xml:space="preserve">AgSensor 제휴(2026.4) — 토양 센서 · 농업 IoT · 탄소 데이터를 가치평가 · 토큰화. 2026 2분기 매출 670만 달러(회사 실적 발표 — 연 2억 달러 목표는 유지)</w:t>
             </w:r>
           </w:p>
         </w:tc>
         <w:tc>
           <w:tcPr>
-            <w:tcW w:type="dxa" w:w="3106"/>
+            <w:tcW w:type="dxa" w:w="4112"/>
+            <w:shd w:val="clear" w:color="auto" w:fill="E9F6EF"/>
           </w:tcPr>
           <w:p>
             <w:pPr>
@@ -3330,7 +2897,41 @@
                 <w:sz w:val="17"/>
                 <w:szCs w:val="17"/>
               </w:rPr>
-              <w:t xml:space="preserve">SCBX 디지털자산사업 총괄. 전 Bitkub 부CEO(사업·전략), Sea·Shopee 출신(프로필 기준)</w:t>
+              <w:t xml:space="preserve">AudioEye 창업자 · 특허 70건+ 발명가. 전 Marathon Patent Group CTO, 2024.12 Datavault AI CEO</w:t>
+            </w:r>
+            <w:r>
+              <w:br/>
+            </w:r>
+            <w:r>
+              <w:rPr>
+                <w:rFonts w:ascii="Malgun Gothic" w:hAnsi="Malgun Gothic" w:eastAsia="Malgun Gothic" w:cs="Malgun Gothic"/>
+                <w:color w:val="1B1B48"/>
+                <w:sz w:val="17"/>
+                <w:szCs w:val="17"/>
+              </w:rPr>
+              <w:t xml:space="preserve">XRP Tokyo 2026(4/7) 「XRPL 위 데이터 기반 RWA 토큰화」 발표 · XRP Seoul 2025 연사 — XRPL 무대 단골</w:t>
+            </w:r>
+          </w:p>
+        </w:tc>
+        <w:tc>
+          <w:tcPr>
+            <w:tcW w:type="dxa" w:w="2817"/>
+            <w:shd w:val="clear" w:color="auto" w:fill="E9F6EF"/>
+          </w:tcPr>
+          <w:p>
+            <w:pPr>
+              <w:spacing w:after="0" w:line="240" w:lineRule="exact"/>
+            </w:pPr>
+            <w:r>
+              <w:rPr>
+                <w:rFonts w:ascii="Malgun Gothic" w:hAnsi="Malgun Gothic" w:eastAsia="Malgun Gothic" w:cs="Malgun Gothic"/>
+                <w:b/>
+                <w:bCs/>
+                <w:color w:val="0B7A55"/>
+                <w:sz w:val="17"/>
+                <w:szCs w:val="17"/>
+              </w:rPr>
+              <w:t xml:space="preserve">데이터 자산화 — 측정 데이터를 자산으로 보는 같은 테제 · 농업 센서 데이터 제휴</w:t>
             </w:r>
           </w:p>
         </w:tc>
@@ -3341,7 +2942,7 @@
         </w:trPr>
         <w:tc>
           <w:tcPr>
-            <w:tcW w:type="dxa" w:w="2113"/>
+            <w:tcW w:type="dxa" w:w="2126"/>
             <w:shd w:val="clear" w:color="auto" w:fill="F8F8FC"/>
           </w:tcPr>
           <w:p>
@@ -3357,13 +2958,13 @@
                 <w:sz w:val="17"/>
                 <w:szCs w:val="17"/>
               </w:rPr>
-              <w:t xml:space="preserve">아니켓 진달 Aniket Jindal · 바이코노미 창업자</w:t>
+              <w:t xml:space="preserve">타츠야 코로기 Tatsuya Kohrogi · 리플 생태계 성장 부문 시니어 매니저</w:t>
             </w:r>
           </w:p>
         </w:tc>
         <w:tc>
           <w:tcPr>
-            <w:tcW w:type="dxa" w:w="1572"/>
+            <w:tcW w:type="dxa" w:w="1548"/>
             <w:shd w:val="clear" w:color="auto" w:fill="F8F8FC"/>
           </w:tcPr>
           <w:p>
@@ -3377,13 +2978,13 @@
                 <w:sz w:val="17"/>
                 <w:szCs w:val="17"/>
               </w:rPr>
-              <w:t xml:space="preserve">16:25 온체인 금융, 인프라에서 실사용까지</w:t>
+              <w:t xml:space="preserve">15:20 XRPL 실사용 사례</w:t>
             </w:r>
           </w:p>
         </w:tc>
         <w:tc>
           <w:tcPr>
-            <w:tcW w:type="dxa" w:w="3075"/>
+            <w:tcW w:type="dxa" w:w="4195"/>
             <w:shd w:val="clear" w:color="auto" w:fill="F8F8FC"/>
           </w:tcPr>
           <w:p>
@@ -3397,13 +2998,13 @@
                 <w:sz w:val="17"/>
                 <w:szCs w:val="17"/>
               </w:rPr>
-              <w:t xml:space="preserve">온체인 실행·UX 인프라. MEE로 여러 체인 작업을 서명 1회로 처리, 국내 XRP 지갑과 협업</w:t>
+              <w:t xml:space="preserve">일본 Web3 Salon과 제휴해 XRPL 스타트업에 팀당 20만 달러 지원</w:t>
             </w:r>
           </w:p>
         </w:tc>
         <w:tc>
           <w:tcPr>
-            <w:tcW w:type="dxa" w:w="3106"/>
+            <w:tcW w:type="dxa" w:w="4112"/>
             <w:shd w:val="clear" w:color="auto" w:fill="F8F8FC"/>
           </w:tcPr>
           <w:p>
@@ -3417,8 +3018,19 @@
                 <w:sz w:val="17"/>
                 <w:szCs w:val="17"/>
               </w:rPr>
-              <w:t xml:space="preserve">Biconomy 공동창업자, 운영 총괄. 창업 전 Binance 초기 직원, 웹3·핀테크 엔젤 투자자</w:t>
+              <w:t xml:space="preserve">리플 생태계 성장 시니어 매니저(XRP Tokyo 2026 연사). 메타·소프트뱅크 경력</w:t>
             </w:r>
+          </w:p>
+        </w:tc>
+        <w:tc>
+          <w:tcPr>
+            <w:tcW w:type="dxa" w:w="2817"/>
+            <w:shd w:val="clear" w:color="auto" w:fill="F8F8FC"/>
+          </w:tcPr>
+          <w:p>
+            <w:pPr>
+              <w:spacing w:after="0" w:line="240" w:lineRule="exact"/>
+            </w:pPr>
           </w:p>
         </w:tc>
       </w:tr>
@@ -3428,7 +3040,8 @@
         </w:trPr>
         <w:tc>
           <w:tcPr>
-            <w:tcW w:type="dxa" w:w="2113"/>
+            <w:tcW w:type="dxa" w:w="2126"/>
+            <w:shd w:val="clear" w:color="auto" w:fill="E9F6EF"/>
           </w:tcPr>
           <w:p>
             <w:pPr>
@@ -3443,13 +3056,14 @@
                 <w:sz w:val="17"/>
                 <w:szCs w:val="17"/>
               </w:rPr>
-              <w:t xml:space="preserve">아담 우지어 Adam Oozeer · 엑셀라 그로스 총괄</w:t>
+              <w:t xml:space="preserve">윤장혁 Johnny Youn · 리스크엑스(RiskX) 대표</w:t>
             </w:r>
           </w:p>
         </w:tc>
         <w:tc>
           <w:tcPr>
-            <w:tcW w:type="dxa" w:w="1572"/>
+            <w:tcW w:type="dxa" w:w="1548"/>
+            <w:shd w:val="clear" w:color="auto" w:fill="E9F6EF"/>
           </w:tcPr>
           <w:p>
             <w:pPr>
@@ -3462,13 +3076,14 @@
                 <w:sz w:val="17"/>
                 <w:szCs w:val="17"/>
               </w:rPr>
-              <w:t xml:space="preserve">16:25 온체인 금융, 인프라에서 실사용까지</w:t>
+              <w:t xml:space="preserve">15:20 XRPL 실사용 사례</w:t>
             </w:r>
           </w:p>
         </w:tc>
         <w:tc>
           <w:tcPr>
-            <w:tcW w:type="dxa" w:w="3075"/>
+            <w:tcW w:type="dxa" w:w="4195"/>
+            <w:shd w:val="clear" w:color="auto" w:fill="E9F6EF"/>
           </w:tcPr>
           <w:p>
             <w:pPr>
@@ -3481,13 +3096,26 @@
                 <w:sz w:val="17"/>
                 <w:szCs w:val="17"/>
               </w:rPr>
-              <w:t xml:space="preserve">블록체인 간 상호운용 네트워크. 인텐트·RFQ API로 크로스체인 유동성과 실행 제공</w:t>
+              <w:t xml:space="preserve">구조화파생상품 AI 자동화 핀테크 · XRPL 기반 'SIVAX'로 KFIP 2026 1위</w:t>
+            </w:r>
+            <w:r>
+              <w:br/>
+            </w:r>
+            <w:r>
+              <w:rPr>
+                <w:rFonts w:ascii="Malgun Gothic" w:hAnsi="Malgun Gothic" w:eastAsia="Malgun Gothic" w:cs="Malgun Gothic"/>
+                <w:color w:val="1B1B48"/>
+                <w:sz w:val="17"/>
+                <w:szCs w:val="17"/>
+              </w:rPr>
+              <w:t xml:space="preserve">SIVAX = ELS 구조를 온체인 투자자용으로 다시 짠 XRPL 구조화 수익 서비스 · Xaman 지갑 연동 · 스퀴드 제휴. 서울대기술지주 시드</w:t>
             </w:r>
           </w:p>
         </w:tc>
         <w:tc>
           <w:tcPr>
-            <w:tcW w:type="dxa" w:w="3106"/>
+            <w:tcW w:type="dxa" w:w="4112"/>
+            <w:shd w:val="clear" w:color="auto" w:fill="E9F6EF"/>
           </w:tcPr>
           <w:p>
             <w:pPr>
@@ -3500,16 +3128,53 @@
                 <w:sz w:val="17"/>
                 <w:szCs w:val="17"/>
               </w:rPr>
-              <w:t xml:space="preserve">Axelar·Common Prefix 그로스 총괄 겸임. 체인 통합과 인텐트/RFQ API 확산 담당 </w:t>
+              <w:t xml:space="preserve">리스크엑스 창업자 · 고려대 물리학 전공, 구조화상품 가격·리스크 시스템 실무 출신</w:t>
+            </w:r>
+            <w:r>
+              <w:br/>
             </w:r>
             <w:r>
               <w:rPr>
                 <w:rFonts w:ascii="Malgun Gothic" w:hAnsi="Malgun Gothic" w:eastAsia="Malgun Gothic" w:cs="Malgun Gothic"/>
-                <w:color w:val="6B6B8C"/>
-                <w:sz w:val="14"/>
-                <w:szCs w:val="14"/>
+                <w:color w:val="1B1B48"/>
+                <w:sz w:val="17"/>
+                <w:szCs w:val="17"/>
               </w:rPr>
-              <w:t xml:space="preserve">「원출처 확인 필요」</w:t>
+              <w:t xml:space="preserve">「기관 효율과 투자자 보호를 동시에」 — 금융 AI 로 ELS 투자 문턱을 낮추는 게 창업 목표(월간인물 인터뷰). KFIP 부상으로 법무법인 태평양 자문 1년 · Swell 2026(10월 뉴욕) 초청</w:t>
+            </w:r>
+          </w:p>
+        </w:tc>
+        <w:tc>
+          <w:tcPr>
+            <w:tcW w:type="dxa" w:w="2817"/>
+            <w:shd w:val="clear" w:color="auto" w:fill="E9F6EF"/>
+          </w:tcPr>
+          <w:p>
+            <w:pPr>
+              <w:spacing w:after="0" w:line="240" w:lineRule="exact"/>
+            </w:pPr>
+            <w:r>
+              <w:rPr>
+                <w:rFonts w:ascii="Malgun Gothic" w:hAnsi="Malgun Gothic" w:eastAsia="Malgun Gothic" w:cs="Malgun Gothic"/>
+                <w:b/>
+                <w:bCs/>
+                <w:color w:val="0B7A55"/>
+                <w:sz w:val="17"/>
+                <w:szCs w:val="17"/>
+              </w:rPr>
+              <w:t xml:space="preserve">XRPL 구조화상품 — 날씨 지수 상품 후보. Eri 소개 예정 팀으로 보임 </w:t>
+            </w:r>
+            <w:r>
+              <w:rPr>
+                <w:rFonts w:ascii="Malgun Gothic" w:hAnsi="Malgun Gothic" w:eastAsia="Malgun Gothic" w:cs="Malgun Gothic"/>
+                <w:b/>
+                <w:bCs/>
+                <w:color w:val="8A5A00"/>
+                <w:sz w:val="15"/>
+                <w:szCs w:val="15"/>
+                <w:shd w:val="clear" w:color="auto" w:fill="F6EBD2"/>
+              </w:rPr>
+              <w:t xml:space="preserve"> 추론 </w:t>
             </w:r>
           </w:p>
         </w:tc>
@@ -3520,7 +3185,7 @@
         </w:trPr>
         <w:tc>
           <w:tcPr>
-            <w:tcW w:type="dxa" w:w="2113"/>
+            <w:tcW w:type="dxa" w:w="2126"/>
             <w:shd w:val="clear" w:color="auto" w:fill="F8F8FC"/>
           </w:tcPr>
           <w:p>
@@ -3536,13 +3201,13 @@
                 <w:sz w:val="17"/>
                 <w:szCs w:val="17"/>
               </w:rPr>
-              <w:t xml:space="preserve">타로 키무라 Taro Kimura · 미드나잇 재단 일본 총괄</w:t>
+              <w:t xml:space="preserve">김영식 Bo Kim · 크레더(CREDER) 대표</w:t>
             </w:r>
           </w:p>
         </w:tc>
         <w:tc>
           <w:tcPr>
-            <w:tcW w:type="dxa" w:w="1572"/>
+            <w:tcW w:type="dxa" w:w="1548"/>
             <w:shd w:val="clear" w:color="auto" w:fill="F8F8FC"/>
           </w:tcPr>
           <w:p>
@@ -3556,13 +3221,13 @@
                 <w:sz w:val="17"/>
                 <w:szCs w:val="17"/>
               </w:rPr>
-              <w:t xml:space="preserve">16:25 온체인 금융, 인프라에서 실사용까지</w:t>
+              <w:t xml:space="preserve">15:20 XRPL 실사용 사례</w:t>
             </w:r>
           </w:p>
         </w:tc>
         <w:tc>
           <w:tcPr>
-            <w:tcW w:type="dxa" w:w="3075"/>
+            <w:tcW w:type="dxa" w:w="4195"/>
             <w:shd w:val="clear" w:color="auto" w:fill="F8F8FC"/>
           </w:tcPr>
           <w:p>
@@ -3576,13 +3241,13 @@
                 <w:sz w:val="17"/>
                 <w:szCs w:val="17"/>
               </w:rPr>
-              <w:t xml:space="preserve">프라이버시·규제준수형 블록체인. 선택적 공개로 기밀 급여·재무 등 온체인 금융 지향</w:t>
+              <w:t xml:space="preserve">아이티센글로벌 계열 금 RWA 기업 · 실물 금 기반 토큰 'GPC'·골드스테이션 출시</w:t>
             </w:r>
           </w:p>
         </w:tc>
         <w:tc>
           <w:tcPr>
-            <w:tcW w:type="dxa" w:w="3106"/>
+            <w:tcW w:type="dxa" w:w="4112"/>
             <w:shd w:val="clear" w:color="auto" w:fill="F8F8FC"/>
           </w:tcPr>
           <w:p>
@@ -3596,8 +3261,19 @@
                 <w:sz w:val="17"/>
                 <w:szCs w:val="17"/>
               </w:rPr>
-              <w:t xml:space="preserve">미드나잇 일본 컨트리 매니저. 전 Mycel 공동창업자(CCO), LinkedIn 글로벌 영업 디렉터</w:t>
+              <w:t xml:space="preserve">크레더 대표 · 국회도서관 발제에서 '금 기반 실물자산 토큰화 국내 사례' 발표</w:t>
             </w:r>
+          </w:p>
+        </w:tc>
+        <w:tc>
+          <w:tcPr>
+            <w:tcW w:type="dxa" w:w="2817"/>
+            <w:shd w:val="clear" w:color="auto" w:fill="F8F8FC"/>
+          </w:tcPr>
+          <w:p>
+            <w:pPr>
+              <w:spacing w:after="0" w:line="240" w:lineRule="exact"/>
+            </w:pPr>
           </w:p>
         </w:tc>
       </w:tr>
@@ -3607,7 +3283,7 @@
         </w:trPr>
         <w:tc>
           <w:tcPr>
-            <w:tcW w:type="dxa" w:w="2113"/>
+            <w:tcW w:type="dxa" w:w="2126"/>
           </w:tcPr>
           <w:p>
             <w:pPr>
@@ -3622,13 +3298,13 @@
                 <w:sz w:val="17"/>
                 <w:szCs w:val="17"/>
               </w:rPr>
-              <w:t xml:space="preserve">료 사카이 Ryo Sakai · 웹엑스(WebX) 대표</w:t>
+              <w:t xml:space="preserve">웨니 카이 Wenny Cai · 앵커드 파이낸스(Anchored) 공동창업자 겸 대표</w:t>
             </w:r>
           </w:p>
         </w:tc>
         <w:tc>
           <w:tcPr>
-            <w:tcW w:type="dxa" w:w="1572"/>
+            <w:tcW w:type="dxa" w:w="1548"/>
           </w:tcPr>
           <w:p>
             <w:pPr>
@@ -3641,13 +3317,13 @@
                 <w:sz w:val="17"/>
                 <w:szCs w:val="17"/>
               </w:rPr>
-              <w:t xml:space="preserve">16:55 토큰화 자산 거래 시장 만들기</w:t>
+              <w:t xml:space="preserve">15:20 XRPL 실사용 사례</w:t>
             </w:r>
           </w:p>
         </w:tc>
         <w:tc>
           <w:tcPr>
-            <w:tcW w:type="dxa" w:w="3075"/>
+            <w:tcW w:type="dxa" w:w="4195"/>
           </w:tcPr>
           <w:p>
             <w:pPr>
@@ -3660,13 +3336,13 @@
                 <w:sz w:val="17"/>
                 <w:szCs w:val="17"/>
               </w:rPr>
-              <w:t xml:space="preserve">도쿄 Web3 컨퍼런스 WebX 주최. 일본 크립토 미디어 CoinPost가 기획·운영</w:t>
+              <w:t xml:space="preserve">RWA 온체인 마켓 레이어 · 모나드 위 미국 토큰화 주식, 토큰화 대체투자 펀드 3종 출시</w:t>
             </w:r>
           </w:p>
         </w:tc>
         <w:tc>
           <w:tcPr>
-            <w:tcW w:type="dxa" w:w="3106"/>
+            <w:tcW w:type="dxa" w:w="4112"/>
           </w:tcPr>
           <w:p>
             <w:pPr>
@@ -3679,8 +3355,18 @@
                 <w:sz w:val="17"/>
                 <w:szCs w:val="17"/>
               </w:rPr>
-              <w:t xml:space="preserve">WebX CEO 겸 CoinPost 사업개발 총괄. 2025년 8월 WebX 대표 승계</w:t>
+              <w:t xml:space="preserve">공동창업자 겸 CEO(보도자료 명기) · 이전 이력은 공개 정보 확인 안 됨</w:t>
             </w:r>
+          </w:p>
+        </w:tc>
+        <w:tc>
+          <w:tcPr>
+            <w:tcW w:type="dxa" w:w="2817"/>
+          </w:tcPr>
+          <w:p>
+            <w:pPr>
+              <w:spacing w:after="0" w:line="240" w:lineRule="exact"/>
+            </w:pPr>
           </w:p>
         </w:tc>
       </w:tr>
@@ -3690,7 +3376,7 @@
         </w:trPr>
         <w:tc>
           <w:tcPr>
-            <w:tcW w:type="dxa" w:w="2113"/>
+            <w:tcW w:type="dxa" w:w="2126"/>
             <w:shd w:val="clear" w:color="auto" w:fill="F8F8FC"/>
           </w:tcPr>
           <w:p>
@@ -3706,13 +3392,13 @@
                 <w:sz w:val="17"/>
                 <w:szCs w:val="17"/>
               </w:rPr>
-              <w:t xml:space="preserve">저스틴 브램 Justin Bram · 베리에이셔널(Variational) 프로덕트 총괄</w:t>
+              <w:t xml:space="preserve">조이스 추이 Joyce Cui · 아세토 핀테크(Asseto) 파트너</w:t>
             </w:r>
           </w:p>
         </w:tc>
         <w:tc>
           <w:tcPr>
-            <w:tcW w:type="dxa" w:w="1572"/>
+            <w:tcW w:type="dxa" w:w="1548"/>
             <w:shd w:val="clear" w:color="auto" w:fill="F8F8FC"/>
           </w:tcPr>
           <w:p>
@@ -3726,13 +3412,13 @@
                 <w:sz w:val="17"/>
                 <w:szCs w:val="17"/>
               </w:rPr>
-              <w:t xml:space="preserve">16:55 토큰화 자산 거래 시장 만들기</w:t>
+              <w:t xml:space="preserve">15:20 XRPL 실사용 사례</w:t>
             </w:r>
           </w:p>
         </w:tc>
         <w:tc>
           <w:tcPr>
-            <w:tcW w:type="dxa" w:w="3075"/>
+            <w:tcW w:type="dxa" w:w="4195"/>
             <w:shd w:val="clear" w:color="auto" w:fill="F8F8FC"/>
           </w:tcPr>
           <w:p>
@@ -3746,13 +3432,13 @@
                 <w:sz w:val="17"/>
                 <w:szCs w:val="17"/>
               </w:rPr>
-              <w:t xml:space="preserve">Arbitrum 기반 RFQ형 파생상품 거래소. 2026.5 Dragonfly 주도 $50M 시리즈A</w:t>
+              <w:t xml:space="preserve">아시아 RWA 토큰화 플랫폼 · 현금관리형 RWA 운영, XRPL Grants 수혜 등재</w:t>
             </w:r>
           </w:p>
         </w:tc>
         <w:tc>
           <w:tcPr>
-            <w:tcW w:type="dxa" w:w="3106"/>
+            <w:tcW w:type="dxa" w:w="4112"/>
             <w:shd w:val="clear" w:color="auto" w:fill="F8F8FC"/>
           </w:tcPr>
           <w:p>
@@ -3766,8 +3452,19 @@
                 <w:sz w:val="17"/>
                 <w:szCs w:val="17"/>
               </w:rPr>
-              <w:t xml:space="preserve">RWA 상품 확장 담당 프로덕트 총괄. Astaria 공동창업자, 前 Ondo 그로스 총괄</w:t>
+              <w:t xml:space="preserve">Asseto 사업개발 파트너 · 2026년 4월 기관 RWA 채택 세션 연사(회사 공지)</w:t>
             </w:r>
+          </w:p>
+        </w:tc>
+        <w:tc>
+          <w:tcPr>
+            <w:tcW w:type="dxa" w:w="2817"/>
+            <w:shd w:val="clear" w:color="auto" w:fill="F8F8FC"/>
+          </w:tcPr>
+          <w:p>
+            <w:pPr>
+              <w:spacing w:after="0" w:line="240" w:lineRule="exact"/>
+            </w:pPr>
           </w:p>
         </w:tc>
       </w:tr>
@@ -3777,7 +3474,8 @@
         </w:trPr>
         <w:tc>
           <w:tcPr>
-            <w:tcW w:type="dxa" w:w="2113"/>
+            <w:tcW w:type="dxa" w:w="2126"/>
+            <w:shd w:val="clear" w:color="auto" w:fill="E9F6EF"/>
           </w:tcPr>
           <w:p>
             <w:pPr>
@@ -3792,13 +3490,14 @@
                 <w:sz w:val="17"/>
                 <w:szCs w:val="17"/>
               </w:rPr>
-              <w:t xml:space="preserve">마르친 카즈미에르차크 Marcin Kazmierczak · 레드스톤 공동창업자</w:t>
+              <w:t xml:space="preserve">제이크 구 Jake Ku · 카탈라이즈(Catalyze Research) 그로스 총괄</w:t>
             </w:r>
           </w:p>
         </w:tc>
         <w:tc>
           <w:tcPr>
-            <w:tcW w:type="dxa" w:w="1572"/>
+            <w:tcW w:type="dxa" w:w="1548"/>
+            <w:shd w:val="clear" w:color="auto" w:fill="E9F6EF"/>
           </w:tcPr>
           <w:p>
             <w:pPr>
@@ -3811,13 +3510,14 @@
                 <w:sz w:val="17"/>
                 <w:szCs w:val="17"/>
               </w:rPr>
-              <w:t xml:space="preserve">16:55 토큰화 자산 거래 시장 만들기</w:t>
+              <w:t xml:space="preserve">15:50 XRP 생태계, 어떻게 키울까</w:t>
             </w:r>
           </w:p>
         </w:tc>
         <w:tc>
           <w:tcPr>
-            <w:tcW w:type="dxa" w:w="3075"/>
+            <w:tcW w:type="dxa" w:w="4195"/>
+            <w:shd w:val="clear" w:color="auto" w:fill="E9F6EF"/>
           </w:tcPr>
           <w:p>
             <w:pPr>
@@ -3830,13 +3530,26 @@
                 <w:sz w:val="17"/>
                 <w:szCs w:val="17"/>
               </w:rPr>
-              <w:t xml:space="preserve">모듈형 오라클, 110개+ 체인 지원. BlackRock BUIDL 등 RWA 가격 데이터 제공</w:t>
+              <w:t xml:space="preserve">웹3 컨설팅사 · 2023년 리플과 국내 XRPL 확장 파트너십, XRPL Korea 운영</w:t>
+            </w:r>
+            <w:r>
+              <w:br/>
+            </w:r>
+            <w:r>
+              <w:rPr>
+                <w:rFonts w:ascii="Malgun Gothic" w:hAnsi="Malgun Gothic" w:eastAsia="Malgun Gothic" w:cs="Malgun Gothic"/>
+                <w:color w:val="1B1B48"/>
+                <w:sz w:val="17"/>
+                <w:szCs w:val="17"/>
+              </w:rPr>
+              <w:t xml:space="preserve">KFIP 2026 공동 주최(서울핀테크랩, 6/25 데모데이) — 법인 75 · 개인 53 지원, 결선 12팀에 최대 20만 달러 비지분 투자 기회, 1위가 리스크엑스(윤장혁)</w:t>
             </w:r>
           </w:p>
         </w:tc>
         <w:tc>
           <w:tcPr>
-            <w:tcW w:type="dxa" w:w="3106"/>
+            <w:tcW w:type="dxa" w:w="4112"/>
+            <w:shd w:val="clear" w:color="auto" w:fill="E9F6EF"/>
           </w:tcPr>
           <w:p>
             <w:pPr>
@@ -3849,7 +3562,29 @@
                 <w:sz w:val="17"/>
                 <w:szCs w:val="17"/>
               </w:rPr>
-              <w:t xml:space="preserve">공동창업자 겸 COO. 前 Google Cloud PM, ETHWarsaw 공동창립자</w:t>
+              <w:t xml:space="preserve">XRPL Korea 그로스 총괄(국문 표기 구정태). 국내 빌더 · 파트너 연결, XRPL 해커톤 서울 2025(30팀) 운영</w:t>
+            </w:r>
+          </w:p>
+        </w:tc>
+        <w:tc>
+          <w:tcPr>
+            <w:tcW w:type="dxa" w:w="2817"/>
+            <w:shd w:val="clear" w:color="auto" w:fill="E9F6EF"/>
+          </w:tcPr>
+          <w:p>
+            <w:pPr>
+              <w:spacing w:after="0" w:line="240" w:lineRule="exact"/>
+            </w:pPr>
+            <w:r>
+              <w:rPr>
+                <w:rFonts w:ascii="Malgun Gothic" w:hAnsi="Malgun Gothic" w:eastAsia="Malgun Gothic" w:cs="Malgun Gothic"/>
+                <w:b/>
+                <w:bCs/>
+                <w:color w:val="0B7A55"/>
+                <w:sz w:val="17"/>
+                <w:szCs w:val="17"/>
+              </w:rPr>
+              <w:t xml:space="preserve">기존 연결 — Catalyze(주노) 통해 국내 텔레그램 22곳. 국내 XRPL 빌더 관문</w:t>
             </w:r>
           </w:p>
         </w:tc>
@@ -3860,7 +3595,7 @@
         </w:trPr>
         <w:tc>
           <w:tcPr>
-            <w:tcW w:type="dxa" w:w="2113"/>
+            <w:tcW w:type="dxa" w:w="2126"/>
             <w:shd w:val="clear" w:color="auto" w:fill="F8F8FC"/>
           </w:tcPr>
           <w:p>
@@ -3876,13 +3611,13 @@
                 <w:sz w:val="17"/>
                 <w:szCs w:val="17"/>
               </w:rPr>
-              <w:t xml:space="preserve">스테파니 츄 Stephanie Chew · 오픈에덴 최고 전략 책임자</w:t>
+              <w:t xml:space="preserve">박종한 Jonghan Park · 박작가의 크립토연구소 대표</w:t>
             </w:r>
           </w:p>
         </w:tc>
         <w:tc>
           <w:tcPr>
-            <w:tcW w:type="dxa" w:w="1572"/>
+            <w:tcW w:type="dxa" w:w="1548"/>
             <w:shd w:val="clear" w:color="auto" w:fill="F8F8FC"/>
           </w:tcPr>
           <w:p>
@@ -3896,13 +3631,13 @@
                 <w:sz w:val="17"/>
                 <w:szCs w:val="17"/>
               </w:rPr>
-              <w:t xml:space="preserve">16:55 토큰화 자산 거래 시장 만들기</w:t>
+              <w:t xml:space="preserve">15:50 XRP 생태계, 어떻게 키울까</w:t>
             </w:r>
           </w:p>
         </w:tc>
         <w:tc>
           <w:tcPr>
-            <w:tcW w:type="dxa" w:w="3075"/>
+            <w:tcW w:type="dxa" w:w="4195"/>
             <w:shd w:val="clear" w:color="auto" w:fill="F8F8FC"/>
           </w:tcPr>
           <w:p>
@@ -3916,13 +3651,13 @@
                 <w:sz w:val="17"/>
                 <w:szCs w:val="17"/>
               </w:rPr>
-              <w:t xml:space="preserve">토큰화 美국채 펀드 TBILL 발행사. 2024년 XRPL 출시 때 리플 $10M 배정</w:t>
+              <w:t xml:space="preserve">암호화폐 시장 분석 유튜브 채널 · 구독자 약 25만(토큰포스트 인터뷰 시점)</w:t>
             </w:r>
           </w:p>
         </w:tc>
         <w:tc>
           <w:tcPr>
-            <w:tcW w:type="dxa" w:w="3106"/>
+            <w:tcW w:type="dxa" w:w="4112"/>
             <w:shd w:val="clear" w:color="auto" w:fill="F8F8FC"/>
           </w:tcPr>
           <w:p>
@@ -3936,8 +3671,19 @@
                 <w:sz w:val="17"/>
                 <w:szCs w:val="17"/>
               </w:rPr>
-              <w:t xml:space="preserve">전략 총괄. 토큰화 국채의 기관 담보 활용을 RWA 경쟁 핵심으로 강조(이전 경력 미확인)</w:t>
+              <w:t xml:space="preserve">채널 운영 작가 · 저서 7권, 『알트코인 레볼루션』·『암호화폐 트렌드 2026』 공저</w:t>
             </w:r>
+          </w:p>
+        </w:tc>
+        <w:tc>
+          <w:tcPr>
+            <w:tcW w:type="dxa" w:w="2817"/>
+            <w:shd w:val="clear" w:color="auto" w:fill="F8F8FC"/>
+          </w:tcPr>
+          <w:p>
+            <w:pPr>
+              <w:spacing w:after="0" w:line="240" w:lineRule="exact"/>
+            </w:pPr>
           </w:p>
         </w:tc>
       </w:tr>
@@ -3947,7 +3693,8 @@
         </w:trPr>
         <w:tc>
           <w:tcPr>
-            <w:tcW w:type="dxa" w:w="2113"/>
+            <w:tcW w:type="dxa" w:w="2126"/>
+            <w:shd w:val="clear" w:color="auto" w:fill="E9F6EF"/>
           </w:tcPr>
           <w:p>
             <w:pPr>
@@ -3962,13 +3709,14 @@
                 <w:sz w:val="17"/>
                 <w:szCs w:val="17"/>
               </w:rPr>
-              <w:t xml:space="preserve">요한 케르브라 Johann Kerbrat · 로빈후드 수석부사장 겸 총괄책임자</w:t>
+              <w:t xml:space="preserve">문창훈 Changhoon Moon · 타임레버리지 대표</w:t>
             </w:r>
           </w:p>
         </w:tc>
         <w:tc>
           <w:tcPr>
-            <w:tcW w:type="dxa" w:w="1572"/>
+            <w:tcW w:type="dxa" w:w="1548"/>
+            <w:shd w:val="clear" w:color="auto" w:fill="E9F6EF"/>
           </w:tcPr>
           <w:p>
             <w:pPr>
@@ -3981,13 +3729,14 @@
                 <w:sz w:val="17"/>
                 <w:szCs w:val="17"/>
               </w:rPr>
-              <w:t xml:space="preserve">17:25 온체인 혁신의 새로운 물결</w:t>
+              <w:t xml:space="preserve">15:50 XRP 생태계, 어떻게 키울까</w:t>
             </w:r>
           </w:p>
         </w:tc>
         <w:tc>
           <w:tcPr>
-            <w:tcW w:type="dxa" w:w="3075"/>
+            <w:tcW w:type="dxa" w:w="4195"/>
+            <w:shd w:val="clear" w:color="auto" w:fill="E9F6EF"/>
           </w:tcPr>
           <w:p>
             <w:pPr>
@@ -4000,13 +3749,26 @@
                 <w:sz w:val="17"/>
                 <w:szCs w:val="17"/>
               </w:rPr>
-              <w:t xml:space="preserve">주식·크립토 투자 플랫폼. 2025년 EU 토큰화 주식 출시, Bitstamp 인수</w:t>
+              <w:t xml:space="preserve">리플(XRP) 특화 투자 유튜브 · 카나리 캐피탈 CEO 대담, 오프라인 컨퍼런스 6회+</w:t>
+            </w:r>
+            <w:r>
+              <w:br/>
+            </w:r>
+            <w:r>
+              <w:rPr>
+                <w:rFonts w:ascii="Malgun Gothic" w:hAnsi="Malgun Gothic" w:eastAsia="Malgun Gothic" w:cs="Malgun Gothic"/>
+                <w:color w:val="1B1B48"/>
+                <w:sz w:val="17"/>
+                <w:szCs w:val="17"/>
+              </w:rPr>
+              <w:t xml:space="preserve">2026.8~9 에도 XRP 전망 · 대담 영상을 꾸준히 올린다(최근 영상 기준)</w:t>
             </w:r>
           </w:p>
         </w:tc>
         <w:tc>
           <w:tcPr>
-            <w:tcW w:type="dxa" w:w="3106"/>
+            <w:tcW w:type="dxa" w:w="4112"/>
+            <w:shd w:val="clear" w:color="auto" w:fill="E9F6EF"/>
           </w:tcPr>
           <w:p>
             <w:pPr>
@@ -4019,7 +3781,41 @@
                 <w:sz w:val="17"/>
                 <w:szCs w:val="17"/>
               </w:rPr>
-              <w:t xml:space="preserve">크립토 사업 총괄(2021년 합류). Bitstamp 인수·EU 토큰화 주식 출시 지휘</w:t>
+              <w:t xml:space="preserve">『리플 빅뱅』 저자 · 단국대 화학공학과 졸업 후 이더리움 채굴장 운영 경험</w:t>
+            </w:r>
+            <w:r>
+              <w:br/>
+            </w:r>
+            <w:r>
+              <w:rPr>
+                <w:rFonts w:ascii="Malgun Gothic" w:hAnsi="Malgun Gothic" w:eastAsia="Malgun Gothic" w:cs="Malgun Gothic"/>
+                <w:color w:val="1B1B48"/>
+                <w:sz w:val="17"/>
+                <w:szCs w:val="17"/>
+              </w:rPr>
+              <w:t xml:space="preserve">1995년생 · 성균관대 핀테크 MBA 과정. 신간 『토큰 투 더 문』 출간기념회로 독자와 직접 만남</w:t>
+            </w:r>
+          </w:p>
+        </w:tc>
+        <w:tc>
+          <w:tcPr>
+            <w:tcW w:type="dxa" w:w="2817"/>
+            <w:shd w:val="clear" w:color="auto" w:fill="E9F6EF"/>
+          </w:tcPr>
+          <w:p>
+            <w:pPr>
+              <w:spacing w:after="0" w:line="240" w:lineRule="exact"/>
+            </w:pPr>
+            <w:r>
+              <w:rPr>
+                <w:rFonts w:ascii="Malgun Gothic" w:hAnsi="Malgun Gothic" w:eastAsia="Malgun Gothic" w:cs="Malgun Gothic"/>
+                <w:b/>
+                <w:bCs/>
+                <w:color w:val="0B7A55"/>
+                <w:sz w:val="17"/>
+                <w:szCs w:val="17"/>
+              </w:rPr>
+              <w:t xml:space="preserve">기존 연결 — 파트너 클러스터(Flare · 디센트), 9/5 워크숍 강연. 국내 XRP 리테일 창구</w:t>
             </w:r>
           </w:p>
         </w:tc>
@@ -4030,7 +3826,7 @@
         </w:trPr>
         <w:tc>
           <w:tcPr>
-            <w:tcW w:type="dxa" w:w="2113"/>
+            <w:tcW w:type="dxa" w:w="2126"/>
             <w:shd w:val="clear" w:color="auto" w:fill="F8F8FC"/>
           </w:tcPr>
           <w:p>
@@ -4046,13 +3842,13 @@
                 <w:sz w:val="17"/>
                 <w:szCs w:val="17"/>
               </w:rPr>
-              <w:t xml:space="preserve">레너드 호 Leonard Hoh · 비트스탬프 아시아태평양 사장</w:t>
+              <w:t xml:space="preserve">김동환 Donghwan Kim · 대니월드 대표</w:t>
             </w:r>
           </w:p>
         </w:tc>
         <w:tc>
           <w:tcPr>
-            <w:tcW w:type="dxa" w:w="1572"/>
+            <w:tcW w:type="dxa" w:w="1548"/>
             <w:shd w:val="clear" w:color="auto" w:fill="F8F8FC"/>
           </w:tcPr>
           <w:p>
@@ -4066,13 +3862,13 @@
                 <w:sz w:val="17"/>
                 <w:szCs w:val="17"/>
               </w:rPr>
-              <w:t xml:space="preserve">17:25 온체인 혁신의 새로운 물결</w:t>
+              <w:t xml:space="preserve">15:50 XRP 생태계, 어떻게 키울까</w:t>
             </w:r>
           </w:p>
         </w:tc>
         <w:tc>
           <w:tcPr>
-            <w:tcW w:type="dxa" w:w="3075"/>
+            <w:tcW w:type="dxa" w:w="4195"/>
             <w:shd w:val="clear" w:color="auto" w:fill="F8F8FC"/>
           </w:tcPr>
           <w:p>
@@ -4086,13 +3882,13 @@
                 <w:sz w:val="17"/>
                 <w:szCs w:val="17"/>
               </w:rPr>
-              <w:t xml:space="preserve">2011년 설립 가상자산 거래소. 로빈후드 인수 후 'Bitstamp by Robinhood'</w:t>
+              <w:t xml:space="preserve">비트코인·알트코인 분석 유튜브 채널 · 구독자 약 2만 안팎(2025 저자 소개)</w:t>
             </w:r>
           </w:p>
         </w:tc>
         <w:tc>
           <w:tcPr>
-            <w:tcW w:type="dxa" w:w="3106"/>
+            <w:tcW w:type="dxa" w:w="4112"/>
             <w:shd w:val="clear" w:color="auto" w:fill="F8F8FC"/>
           </w:tcPr>
           <w:p>
@@ -4106,8 +3902,19 @@
                 <w:sz w:val="17"/>
                 <w:szCs w:val="17"/>
               </w:rPr>
-              <w:t xml:space="preserve">비트스탬프 APAC 총괄(GM, 싱가포르). 스탠다드차타드 · ANZ · ING 등 자산관리 · 기관금융 약 20년 출신</w:t>
+              <w:t xml:space="preserve">블록체인 전문강사 · 2020년부터 과기정통부 주관 강의, 박종한과 『알트코인 레볼루션』 공저</w:t>
             </w:r>
+          </w:p>
+        </w:tc>
+        <w:tc>
+          <w:tcPr>
+            <w:tcW w:type="dxa" w:w="2817"/>
+            <w:shd w:val="clear" w:color="auto" w:fill="F8F8FC"/>
+          </w:tcPr>
+          <w:p>
+            <w:pPr>
+              <w:spacing w:after="0" w:line="240" w:lineRule="exact"/>
+            </w:pPr>
           </w:p>
         </w:tc>
       </w:tr>
@@ -4117,7 +3924,7 @@
         </w:trPr>
         <w:tc>
           <w:tcPr>
-            <w:tcW w:type="dxa" w:w="2113"/>
+            <w:tcW w:type="dxa" w:w="2126"/>
           </w:tcPr>
           <w:p>
             <w:pPr>
@@ -4132,13 +3939,13 @@
                 <w:sz w:val="17"/>
                 <w:szCs w:val="17"/>
               </w:rPr>
-              <w:t xml:space="preserve">알렉스 토 Alex Toh · SC벤처스 핀테크 투자 부문 전무</w:t>
+              <w:t xml:space="preserve">존 릴릭 John Lilic · 트리아 최고 전략 책임자</w:t>
             </w:r>
           </w:p>
         </w:tc>
         <w:tc>
           <w:tcPr>
-            <w:tcW w:type="dxa" w:w="1572"/>
+            <w:tcW w:type="dxa" w:w="1548"/>
           </w:tcPr>
           <w:p>
             <w:pPr>
@@ -4151,13 +3958,13 @@
                 <w:sz w:val="17"/>
                 <w:szCs w:val="17"/>
               </w:rPr>
-              <w:t xml:space="preserve">17:45 금융권은 토큰화자산을 어떻게 준비하고 있나</w:t>
+              <w:t xml:space="preserve">16:10 Tria 가 바라보는 XRP 네오뱅크 / 18:10 스테이블코인, 일상 금융</w:t>
             </w:r>
           </w:p>
         </w:tc>
         <w:tc>
           <w:tcPr>
-            <w:tcW w:type="dxa" w:w="3075"/>
+            <w:tcW w:type="dxa" w:w="4195"/>
           </w:tcPr>
           <w:p>
             <w:pPr>
@@ -4170,13 +3977,13 @@
                 <w:sz w:val="17"/>
                 <w:szCs w:val="17"/>
               </w:rPr>
-              <w:t xml:space="preserve">스탠다드차타드 혁신·투자 조직. Zodia Custody·토큰화 Libeara 인큐베이팅</w:t>
+              <w:t xml:space="preserve">자기수탁형 크립토 네오뱅크(카드결제·거래·예치). 2026.8 XRPL 네이티브 지원, XRP로 카드 충전</w:t>
             </w:r>
           </w:p>
         </w:tc>
         <w:tc>
           <w:tcPr>
-            <w:tcW w:type="dxa" w:w="3106"/>
+            <w:tcW w:type="dxa" w:w="4112"/>
           </w:tcPr>
           <w:p>
             <w:pPr>
@@ -4189,444 +3996,18 @@
                 <w:sz w:val="17"/>
                 <w:szCs w:val="17"/>
               </w:rPr>
-              <w:t xml:space="preserve">SC Ventures 핀테크 투자 담당(2018년~). 前 Telenor 스타트업 투자 디렉터</w:t>
+              <w:t xml:space="preserve">Tria 공동창업자 겸 CSO. ConsenSys 초기 멤버(6년), Matic→Polygon 전환 주도에 참여</w:t>
             </w:r>
           </w:p>
         </w:tc>
-      </w:tr>
-      <w:tr>
-        <w:trPr>
-          <w:cantSplit/>
-        </w:trPr>
         <w:tc>
           <w:tcPr>
-            <w:tcW w:type="dxa" w:w="2113"/>
-            <w:shd w:val="clear" w:color="auto" w:fill="F8F8FC"/>
+            <w:tcW w:type="dxa" w:w="2817"/>
           </w:tcPr>
           <w:p>
             <w:pPr>
               <w:spacing w:after="0" w:line="240" w:lineRule="exact"/>
             </w:pPr>
-            <w:r>
-              <w:rPr>
-                <w:rFonts w:ascii="Malgun Gothic" w:hAnsi="Malgun Gothic" w:eastAsia="Malgun Gothic" w:cs="Malgun Gothic"/>
-                <w:b/>
-                <w:bCs/>
-                <w:color w:val="1B1B48"/>
-                <w:sz w:val="17"/>
-                <w:szCs w:val="17"/>
-              </w:rPr>
-              <w:t xml:space="preserve">사무엘 심 Samuel Shim · 메리츠증권 글로벌 디지털자산 총괄</w:t>
-            </w:r>
-          </w:p>
-        </w:tc>
-        <w:tc>
-          <w:tcPr>
-            <w:tcW w:type="dxa" w:w="1572"/>
-            <w:shd w:val="clear" w:color="auto" w:fill="F8F8FC"/>
-          </w:tcPr>
-          <w:p>
-            <w:pPr>
-              <w:spacing w:after="0" w:line="240" w:lineRule="exact"/>
-            </w:pPr>
-            <w:r>
-              <w:rPr>
-                <w:rFonts w:ascii="Malgun Gothic" w:hAnsi="Malgun Gothic" w:eastAsia="Malgun Gothic" w:cs="Malgun Gothic"/>
-                <w:color w:val="1B1B48"/>
-                <w:sz w:val="17"/>
-                <w:szCs w:val="17"/>
-              </w:rPr>
-              <w:t xml:space="preserve">17:45 금융권은 토큰화자산을 어떻게 준비하고 있나</w:t>
-            </w:r>
-          </w:p>
-        </w:tc>
-        <w:tc>
-          <w:tcPr>
-            <w:tcW w:type="dxa" w:w="3075"/>
-            <w:shd w:val="clear" w:color="auto" w:fill="F8F8FC"/>
-          </w:tcPr>
-          <w:p>
-            <w:pPr>
-              <w:spacing w:after="0" w:line="240" w:lineRule="exact"/>
-            </w:pPr>
-            <w:r>
-              <w:rPr>
-                <w:rFonts w:ascii="Malgun Gothic" w:hAnsi="Malgun Gothic" w:eastAsia="Malgun Gothic" w:cs="Malgun Gothic"/>
-                <w:color w:val="1B1B48"/>
-                <w:sz w:val="17"/>
-                <w:szCs w:val="17"/>
-              </w:rPr>
-              <w:t xml:space="preserve">2026.8 토큰증권을 중요 사업 영역으로 보고 비정형 증권부터 단계적 확대 방침</w:t>
-            </w:r>
-          </w:p>
-        </w:tc>
-        <w:tc>
-          <w:tcPr>
-            <w:tcW w:type="dxa" w:w="3106"/>
-            <w:shd w:val="clear" w:color="auto" w:fill="F8F8FC"/>
-          </w:tcPr>
-          <w:p>
-            <w:pPr>
-              <w:spacing w:after="0" w:line="240" w:lineRule="exact"/>
-            </w:pPr>
-            <w:r>
-              <w:rPr>
-                <w:rFonts w:ascii="Malgun Gothic" w:hAnsi="Malgun Gothic" w:eastAsia="Malgun Gothic" w:cs="Malgun Gothic"/>
-                <w:color w:val="1B1B48"/>
-                <w:sz w:val="17"/>
-                <w:szCs w:val="17"/>
-              </w:rPr>
-              <w:t xml:space="preserve">2026년 국채 토큰화 보고서 'Beyond the Dollar' 저자(한국 사례 분석)</w:t>
-            </w:r>
-          </w:p>
-        </w:tc>
-      </w:tr>
-      <w:tr>
-        <w:trPr>
-          <w:cantSplit/>
-        </w:trPr>
-        <w:tc>
-          <w:tcPr>
-            <w:tcW w:type="dxa" w:w="2113"/>
-          </w:tcPr>
-          <w:p>
-            <w:pPr>
-              <w:spacing w:after="0" w:line="240" w:lineRule="exact"/>
-            </w:pPr>
-            <w:r>
-              <w:rPr>
-                <w:rFonts w:ascii="Malgun Gothic" w:hAnsi="Malgun Gothic" w:eastAsia="Malgun Gothic" w:cs="Malgun Gothic"/>
-                <w:b/>
-                <w:bCs/>
-                <w:color w:val="1B1B48"/>
-                <w:sz w:val="17"/>
-                <w:szCs w:val="17"/>
-              </w:rPr>
-              <w:t xml:space="preserve">파블로 체 레오 Pablo Che Leo · 리플 그로스 총괄</w:t>
-            </w:r>
-          </w:p>
-        </w:tc>
-        <w:tc>
-          <w:tcPr>
-            <w:tcW w:type="dxa" w:w="1572"/>
-          </w:tcPr>
-          <w:p>
-            <w:pPr>
-              <w:spacing w:after="0" w:line="240" w:lineRule="exact"/>
-            </w:pPr>
-            <w:r>
-              <w:rPr>
-                <w:rFonts w:ascii="Malgun Gothic" w:hAnsi="Malgun Gothic" w:eastAsia="Malgun Gothic" w:cs="Malgun Gothic"/>
-                <w:color w:val="1B1B48"/>
-                <w:sz w:val="17"/>
-                <w:szCs w:val="17"/>
-              </w:rPr>
-              <w:t xml:space="preserve">17:45 금융권은 토큰화자산을 어떻게 준비하고 있나</w:t>
-            </w:r>
-          </w:p>
-        </w:tc>
-        <w:tc>
-          <w:tcPr>
-            <w:tcW w:type="dxa" w:w="3075"/>
-          </w:tcPr>
-          <w:p>
-            <w:pPr>
-              <w:spacing w:after="0" w:line="240" w:lineRule="exact"/>
-            </w:pPr>
-            <w:r>
-              <w:rPr>
-                <w:rFonts w:ascii="Malgun Gothic" w:hAnsi="Malgun Gothic" w:eastAsia="Malgun Gothic" w:cs="Malgun Gothic"/>
-                <w:color w:val="1B1B48"/>
-                <w:sz w:val="17"/>
-                <w:szCs w:val="17"/>
-              </w:rPr>
-              <w:t xml:space="preserve">달러 스테이블코인 RLUSD 발행사 — 2025년 11월 시가총액 10억 달러 돌파 보도</w:t>
-            </w:r>
-          </w:p>
-        </w:tc>
-        <w:tc>
-          <w:tcPr>
-            <w:tcW w:type="dxa" w:w="3106"/>
-          </w:tcPr>
-          <w:p>
-            <w:pPr>
-              <w:spacing w:after="0" w:line="240" w:lineRule="exact"/>
-            </w:pPr>
-            <w:r>
-              <w:rPr>
-                <w:rFonts w:ascii="Malgun Gothic" w:hAnsi="Malgun Gothic" w:eastAsia="Malgun Gothic" w:cs="Malgun Gothic"/>
-                <w:color w:val="1B1B48"/>
-                <w:sz w:val="17"/>
-                <w:szCs w:val="17"/>
-              </w:rPr>
-              <w:t xml:space="preserve">공개 정보 확인 안 됨 </w:t>
-            </w:r>
-            <w:r>
-              <w:rPr>
-                <w:rFonts w:ascii="Malgun Gothic" w:hAnsi="Malgun Gothic" w:eastAsia="Malgun Gothic" w:cs="Malgun Gothic"/>
-                <w:color w:val="6B6B8C"/>
-                <w:sz w:val="14"/>
-                <w:szCs w:val="14"/>
-              </w:rPr>
-              <w:t xml:space="preserve">「원출처 확인 필요」</w:t>
-            </w:r>
-          </w:p>
-        </w:tc>
-      </w:tr>
-      <w:tr>
-        <w:trPr>
-          <w:cantSplit/>
-        </w:trPr>
-        <w:tc>
-          <w:tcPr>
-            <w:tcW w:type="dxa" w:w="2113"/>
-            <w:shd w:val="clear" w:color="auto" w:fill="F8F8FC"/>
-          </w:tcPr>
-          <w:p>
-            <w:pPr>
-              <w:spacing w:after="0" w:line="240" w:lineRule="exact"/>
-            </w:pPr>
-            <w:r>
-              <w:rPr>
-                <w:rFonts w:ascii="Malgun Gothic" w:hAnsi="Malgun Gothic" w:eastAsia="Malgun Gothic" w:cs="Malgun Gothic"/>
-                <w:b/>
-                <w:bCs/>
-                <w:color w:val="1B1B48"/>
-                <w:sz w:val="17"/>
-                <w:szCs w:val="17"/>
-              </w:rPr>
-              <w:t xml:space="preserve">레이시 위즈덤 Lacey Wisdom · PL캐피탈(PL Capital) 제너럴 파트너</w:t>
-            </w:r>
-          </w:p>
-        </w:tc>
-        <w:tc>
-          <w:tcPr>
-            <w:tcW w:type="dxa" w:w="1572"/>
-            <w:shd w:val="clear" w:color="auto" w:fill="F8F8FC"/>
-          </w:tcPr>
-          <w:p>
-            <w:pPr>
-              <w:spacing w:after="0" w:line="240" w:lineRule="exact"/>
-            </w:pPr>
-            <w:r>
-              <w:rPr>
-                <w:rFonts w:ascii="Malgun Gothic" w:hAnsi="Malgun Gothic" w:eastAsia="Malgun Gothic" w:cs="Malgun Gothic"/>
-                <w:color w:val="1B1B48"/>
-                <w:sz w:val="17"/>
-                <w:szCs w:val="17"/>
-              </w:rPr>
-              <w:t xml:space="preserve">18:10 스테이블코인, 일상 금융 속으로</w:t>
-            </w:r>
-          </w:p>
-        </w:tc>
-        <w:tc>
-          <w:tcPr>
-            <w:tcW w:type="dxa" w:w="3075"/>
-            <w:shd w:val="clear" w:color="auto" w:fill="F8F8FC"/>
-          </w:tcPr>
-          <w:p>
-            <w:pPr>
-              <w:spacing w:after="0" w:line="240" w:lineRule="exact"/>
-            </w:pPr>
-            <w:r>
-              <w:rPr>
-                <w:rFonts w:ascii="Malgun Gothic" w:hAnsi="Malgun Gothic" w:eastAsia="Malgun Gothic" w:cs="Malgun Gothic"/>
-                <w:color w:val="1B1B48"/>
-                <w:sz w:val="17"/>
-                <w:szCs w:val="17"/>
-              </w:rPr>
-              <w:t xml:space="preserve">크립토 VC(PL Capital Crypto). DePIN·DeSci 투자 테제 공개, DePIN 16곳 투자(시점 미상)</w:t>
-            </w:r>
-          </w:p>
-        </w:tc>
-        <w:tc>
-          <w:tcPr>
-            <w:tcW w:type="dxa" w:w="3106"/>
-            <w:shd w:val="clear" w:color="auto" w:fill="F8F8FC"/>
-          </w:tcPr>
-          <w:p>
-            <w:pPr>
-              <w:spacing w:after="0" w:line="240" w:lineRule="exact"/>
-            </w:pPr>
-            <w:r>
-              <w:rPr>
-                <w:rFonts w:ascii="Malgun Gothic" w:hAnsi="Malgun Gothic" w:eastAsia="Malgun Gothic" w:cs="Malgun Gothic"/>
-                <w:color w:val="1B1B48"/>
-                <w:sz w:val="17"/>
-                <w:szCs w:val="17"/>
-              </w:rPr>
-              <w:t xml:space="preserve">PL Capital 크립토 부문 GP. 전 Eniac Ventures 투자자, JP모건 주식 애널리스트 출신</w:t>
-            </w:r>
-          </w:p>
-        </w:tc>
-      </w:tr>
-      <w:tr>
-        <w:trPr>
-          <w:cantSplit/>
-        </w:trPr>
-        <w:tc>
-          <w:tcPr>
-            <w:tcW w:type="dxa" w:w="2113"/>
-          </w:tcPr>
-          <w:p>
-            <w:pPr>
-              <w:spacing w:after="0" w:line="240" w:lineRule="exact"/>
-            </w:pPr>
-            <w:r>
-              <w:rPr>
-                <w:rFonts w:ascii="Malgun Gothic" w:hAnsi="Malgun Gothic" w:eastAsia="Malgun Gothic" w:cs="Malgun Gothic"/>
-                <w:b/>
-                <w:bCs/>
-                <w:color w:val="1B1B48"/>
-                <w:sz w:val="17"/>
-                <w:szCs w:val="17"/>
-              </w:rPr>
-              <w:t xml:space="preserve">이한길 Leo Lee · 카카오뱅크 팀장</w:t>
-            </w:r>
-          </w:p>
-        </w:tc>
-        <w:tc>
-          <w:tcPr>
-            <w:tcW w:type="dxa" w:w="1572"/>
-          </w:tcPr>
-          <w:p>
-            <w:pPr>
-              <w:spacing w:after="0" w:line="240" w:lineRule="exact"/>
-            </w:pPr>
-            <w:r>
-              <w:rPr>
-                <w:rFonts w:ascii="Malgun Gothic" w:hAnsi="Malgun Gothic" w:eastAsia="Malgun Gothic" w:cs="Malgun Gothic"/>
-                <w:color w:val="1B1B48"/>
-                <w:sz w:val="17"/>
-                <w:szCs w:val="17"/>
-              </w:rPr>
-              <w:t xml:space="preserve">18:10 스테이블코인, 일상 금융 속으로</w:t>
-            </w:r>
-          </w:p>
-        </w:tc>
-        <w:tc>
-          <w:tcPr>
-            <w:tcW w:type="dxa" w:w="3075"/>
-          </w:tcPr>
-          <w:p>
-            <w:pPr>
-              <w:spacing w:after="0" w:line="240" w:lineRule="exact"/>
-            </w:pPr>
-            <w:r>
-              <w:rPr>
-                <w:rFonts w:ascii="Malgun Gothic" w:hAnsi="Malgun Gothic" w:eastAsia="Malgun Gothic" w:cs="Malgun Gothic"/>
-                <w:color w:val="1B1B48"/>
-                <w:sz w:val="17"/>
-                <w:szCs w:val="17"/>
-              </w:rPr>
-              <w:t xml:space="preserve">2026.9 카카오그룹, 그랩·SCBX와 원화 스테이블코인 발행·해외결제·송금 MOU</w:t>
-            </w:r>
-          </w:p>
-        </w:tc>
-        <w:tc>
-          <w:tcPr>
-            <w:tcW w:type="dxa" w:w="3106"/>
-          </w:tcPr>
-          <w:p>
-            <w:pPr>
-              <w:spacing w:after="0" w:line="240" w:lineRule="exact"/>
-            </w:pPr>
-            <w:r>
-              <w:rPr>
-                <w:rFonts w:ascii="Malgun Gothic" w:hAnsi="Malgun Gothic" w:eastAsia="Malgun Gothic" w:cs="Malgun Gothic"/>
-                <w:color w:val="1B1B48"/>
-                <w:sz w:val="17"/>
-                <w:szCs w:val="17"/>
-              </w:rPr>
-              <w:t xml:space="preserve">스테이블코인 TF 리드(전문가 프로필 검색 기준). 개인 발언·이력은 확인 안 됨</w:t>
-            </w:r>
-          </w:p>
-        </w:tc>
-      </w:tr>
-      <w:tr>
-        <w:trPr>
-          <w:cantSplit/>
-        </w:trPr>
-        <w:tc>
-          <w:tcPr>
-            <w:tcW w:type="dxa" w:w="2113"/>
-            <w:shd w:val="clear" w:color="auto" w:fill="F8F8FC"/>
-          </w:tcPr>
-          <w:p>
-            <w:pPr>
-              <w:spacing w:after="0" w:line="240" w:lineRule="exact"/>
-            </w:pPr>
-            <w:r>
-              <w:rPr>
-                <w:rFonts w:ascii="Malgun Gothic" w:hAnsi="Malgun Gothic" w:eastAsia="Malgun Gothic" w:cs="Malgun Gothic"/>
-                <w:b/>
-                <w:bCs/>
-                <w:color w:val="1B1B48"/>
-                <w:sz w:val="17"/>
-                <w:szCs w:val="17"/>
-              </w:rPr>
-              <w:t xml:space="preserve">피그 Fig · 스퀴드(Squid) 공동창업자</w:t>
-            </w:r>
-          </w:p>
-        </w:tc>
-        <w:tc>
-          <w:tcPr>
-            <w:tcW w:type="dxa" w:w="1572"/>
-            <w:shd w:val="clear" w:color="auto" w:fill="F8F8FC"/>
-          </w:tcPr>
-          <w:p>
-            <w:pPr>
-              <w:spacing w:after="0" w:line="240" w:lineRule="exact"/>
-            </w:pPr>
-            <w:r>
-              <w:rPr>
-                <w:rFonts w:ascii="Malgun Gothic" w:hAnsi="Malgun Gothic" w:eastAsia="Malgun Gothic" w:cs="Malgun Gothic"/>
-                <w:color w:val="1B1B48"/>
-                <w:sz w:val="17"/>
-                <w:szCs w:val="17"/>
-              </w:rPr>
-              <w:t xml:space="preserve">18:10 스테이블코인, 일상 금융 속으로</w:t>
-            </w:r>
-          </w:p>
-        </w:tc>
-        <w:tc>
-          <w:tcPr>
-            <w:tcW w:type="dxa" w:w="3075"/>
-            <w:shd w:val="clear" w:color="auto" w:fill="F8F8FC"/>
-          </w:tcPr>
-          <w:p>
-            <w:pPr>
-              <w:spacing w:after="0" w:line="240" w:lineRule="exact"/>
-            </w:pPr>
-            <w:r>
-              <w:rPr>
-                <w:rFonts w:ascii="Malgun Gothic" w:hAnsi="Malgun Gothic" w:eastAsia="Malgun Gothic" w:cs="Malgun Gothic"/>
-                <w:color w:val="1B1B48"/>
-                <w:sz w:val="17"/>
-                <w:szCs w:val="17"/>
-              </w:rPr>
-              <w:t xml:space="preserve">Axelar 기반 크로스체인 스왑·결제 라우터. 주최측 소개상 XRPL 공식 브릿지 파트너</w:t>
-            </w:r>
-          </w:p>
-        </w:tc>
-        <w:tc>
-          <w:tcPr>
-            <w:tcW w:type="dxa" w:w="3106"/>
-            <w:shd w:val="clear" w:color="auto" w:fill="F8F8FC"/>
-          </w:tcPr>
-          <w:p>
-            <w:pPr>
-              <w:spacing w:after="0" w:line="240" w:lineRule="exact"/>
-            </w:pPr>
-            <w:r>
-              <w:rPr>
-                <w:rFonts w:ascii="Malgun Gothic" w:hAnsi="Malgun Gothic" w:eastAsia="Malgun Gothic" w:cs="Malgun Gothic"/>
-                <w:color w:val="1B1B48"/>
-                <w:sz w:val="17"/>
-                <w:szCs w:val="17"/>
-              </w:rPr>
-              <w:t xml:space="preserve">Squid 공동창업자('Fig'로 활동, 본명 미확인). 의대에서 테크로 전향, 디자인·금융 거쳐 크립토</w:t>
-            </w:r>
           </w:p>
         </w:tc>
       </w:tr>
@@ -4665,9 +4046,1888 @@
           <w:sz w:val="30"/>
           <w:szCs w:val="30"/>
         </w:rPr>
+        <w:t xml:space="preserve">16:25–18:35 · 온체인 금융 · 토큰화 시장 · 거래소 · 금융권 · 스테이블코인</w:t>
+      </w:r>
+      <w:bookmarkEnd w:id="5"/>
+    </w:p>
+    <w:tbl>
+      <w:tblPr>
+        <w:tblW w:type="dxa" w:w="14798"/>
+        <w:jc w:val="center"/>
+        <w:tblBorders>
+          <w:top w:val="single" w:sz="4" w:space="0" w:color="C8C8DA"/>
+          <w:left w:val="single" w:sz="4" w:space="0" w:color="C8C8DA"/>
+          <w:bottom w:val="single" w:sz="4" w:space="0" w:color="C8C8DA"/>
+          <w:right w:val="single" w:sz="4" w:space="0" w:color="C8C8DA"/>
+          <w:insideH w:val="single" w:sz="4" w:space="0" w:color="C8C8DA"/>
+          <w:insideV w:val="single" w:sz="4" w:space="0" w:color="C8C8DA"/>
+        </w:tblBorders>
+        <w:tblLayout w:type="fixed"/>
+        <w:tblCellMar>
+          <w:top w:w="60" w:type="dxa"/>
+          <w:left w:w="90" w:type="dxa"/>
+          <w:bottom w:w="60" w:type="dxa"/>
+          <w:right w:w="90" w:type="dxa"/>
+        </w:tblCellMar>
+        <w:tblLook w:firstColumn="1" w:firstRow="1" w:lastColumn="0" w:lastRow="0" w:noHBand="0" w:noVBand="1" w:val="04A0"/>
+      </w:tblPr>
+      <w:tblGrid>
+        <w:gridCol w:w="2126"/>
+        <w:gridCol w:w="1548"/>
+        <w:gridCol w:w="4195"/>
+        <w:gridCol w:w="4112"/>
+        <w:gridCol w:w="2817"/>
+      </w:tblGrid>
+      <w:tr>
+        <w:trPr>
+          <w:cantSplit/>
+          <w:tblHeader/>
+        </w:trPr>
+        <w:tc>
+          <w:tcPr>
+            <w:tcW w:type="dxa" w:w="2126"/>
+            <w:shd w:val="clear" w:color="auto" w:fill="E8E8F4"/>
+          </w:tcPr>
+          <w:p>
+            <w:pPr>
+              <w:spacing w:after="0" w:line="240" w:lineRule="exact"/>
+            </w:pPr>
+            <w:r>
+              <w:rPr>
+                <w:rFonts w:ascii="Malgun Gothic" w:hAnsi="Malgun Gothic" w:eastAsia="Malgun Gothic" w:cs="Malgun Gothic"/>
+                <w:b/>
+                <w:bCs/>
+                <w:color w:val="1B1B48"/>
+                <w:sz w:val="17"/>
+                <w:szCs w:val="17"/>
+              </w:rPr>
+              <w:t xml:space="preserve">연사 · 소속</w:t>
+            </w:r>
+          </w:p>
+        </w:tc>
+        <w:tc>
+          <w:tcPr>
+            <w:tcW w:type="dxa" w:w="1548"/>
+            <w:shd w:val="clear" w:color="auto" w:fill="E8E8F4"/>
+          </w:tcPr>
+          <w:p>
+            <w:pPr>
+              <w:spacing w:after="0" w:line="240" w:lineRule="exact"/>
+            </w:pPr>
+            <w:r>
+              <w:rPr>
+                <w:rFonts w:ascii="Malgun Gothic" w:hAnsi="Malgun Gothic" w:eastAsia="Malgun Gothic" w:cs="Malgun Gothic"/>
+                <w:b/>
+                <w:bCs/>
+                <w:color w:val="1B1B48"/>
+                <w:sz w:val="17"/>
+                <w:szCs w:val="17"/>
+              </w:rPr>
+              <w:t xml:space="preserve">세션</w:t>
+            </w:r>
+          </w:p>
+        </w:tc>
+        <w:tc>
+          <w:tcPr>
+            <w:tcW w:type="dxa" w:w="4195"/>
+            <w:shd w:val="clear" w:color="auto" w:fill="E8E8F4"/>
+          </w:tcPr>
+          <w:p>
+            <w:pPr>
+              <w:spacing w:after="0" w:line="240" w:lineRule="exact"/>
+            </w:pPr>
+            <w:r>
+              <w:rPr>
+                <w:rFonts w:ascii="Malgun Gothic" w:hAnsi="Malgun Gothic" w:eastAsia="Malgun Gothic" w:cs="Malgun Gothic"/>
+                <w:b/>
+                <w:bCs/>
+                <w:color w:val="1B1B48"/>
+                <w:sz w:val="17"/>
+                <w:szCs w:val="17"/>
+              </w:rPr>
+              <w:t xml:space="preserve">회사</w:t>
+            </w:r>
+          </w:p>
+        </w:tc>
+        <w:tc>
+          <w:tcPr>
+            <w:tcW w:type="dxa" w:w="4112"/>
+            <w:shd w:val="clear" w:color="auto" w:fill="E8E8F4"/>
+          </w:tcPr>
+          <w:p>
+            <w:pPr>
+              <w:spacing w:after="0" w:line="240" w:lineRule="exact"/>
+            </w:pPr>
+            <w:r>
+              <w:rPr>
+                <w:rFonts w:ascii="Malgun Gothic" w:hAnsi="Malgun Gothic" w:eastAsia="Malgun Gothic" w:cs="Malgun Gothic"/>
+                <w:b/>
+                <w:bCs/>
+                <w:color w:val="1B1B48"/>
+                <w:sz w:val="17"/>
+                <w:szCs w:val="17"/>
+              </w:rPr>
+              <w:t xml:space="preserve">인물</w:t>
+            </w:r>
+          </w:p>
+        </w:tc>
+        <w:tc>
+          <w:tcPr>
+            <w:tcW w:type="dxa" w:w="2817"/>
+            <w:shd w:val="clear" w:color="auto" w:fill="E8E8F4"/>
+          </w:tcPr>
+          <w:p>
+            <w:pPr>
+              <w:spacing w:after="0" w:line="240" w:lineRule="exact"/>
+            </w:pPr>
+            <w:r>
+              <w:rPr>
+                <w:rFonts w:ascii="Malgun Gothic" w:hAnsi="Malgun Gothic" w:eastAsia="Malgun Gothic" w:cs="Malgun Gothic"/>
+                <w:b/>
+                <w:bCs/>
+                <w:color w:val="1B1B48"/>
+                <w:sz w:val="17"/>
+                <w:szCs w:val="17"/>
+              </w:rPr>
+              <w:t xml:space="preserve">우리와 결 · 근거</w:t>
+            </w:r>
+          </w:p>
+        </w:tc>
+      </w:tr>
+      <w:tr>
+        <w:trPr>
+          <w:cantSplit/>
+        </w:trPr>
+        <w:tc>
+          <w:tcPr>
+            <w:tcW w:type="dxa" w:w="2126"/>
+          </w:tcPr>
+          <w:p>
+            <w:pPr>
+              <w:spacing w:after="0" w:line="240" w:lineRule="exact"/>
+            </w:pPr>
+            <w:r>
+              <w:rPr>
+                <w:rFonts w:ascii="Malgun Gothic" w:hAnsi="Malgun Gothic" w:eastAsia="Malgun Gothic" w:cs="Malgun Gothic"/>
+                <w:b/>
+                <w:bCs/>
+                <w:color w:val="1B1B48"/>
+                <w:sz w:val="17"/>
+                <w:szCs w:val="17"/>
+              </w:rPr>
+              <w:t xml:space="preserve">루암 시라타판타 Ruam Siratanapanta · SCBX 디지털자산사업 총괄</w:t>
+            </w:r>
+          </w:p>
+        </w:tc>
+        <w:tc>
+          <w:tcPr>
+            <w:tcW w:type="dxa" w:w="1548"/>
+          </w:tcPr>
+          <w:p>
+            <w:pPr>
+              <w:spacing w:after="0" w:line="240" w:lineRule="exact"/>
+            </w:pPr>
+            <w:r>
+              <w:rPr>
+                <w:rFonts w:ascii="Malgun Gothic" w:hAnsi="Malgun Gothic" w:eastAsia="Malgun Gothic" w:cs="Malgun Gothic"/>
+                <w:color w:val="1B1B48"/>
+                <w:sz w:val="17"/>
+                <w:szCs w:val="17"/>
+              </w:rPr>
+              <w:t xml:space="preserve">16:25 온체인 금융, 인프라에서 실사용까지</w:t>
+            </w:r>
+          </w:p>
+        </w:tc>
+        <w:tc>
+          <w:tcPr>
+            <w:tcW w:type="dxa" w:w="4195"/>
+          </w:tcPr>
+          <w:p>
+            <w:pPr>
+              <w:spacing w:after="0" w:line="240" w:lineRule="exact"/>
+            </w:pPr>
+            <w:r>
+              <w:rPr>
+                <w:rFonts w:ascii="Malgun Gothic" w:hAnsi="Malgun Gothic" w:eastAsia="Malgun Gothic" w:cs="Malgun Gothic"/>
+                <w:color w:val="1B1B48"/>
+                <w:sz w:val="17"/>
+                <w:szCs w:val="17"/>
+              </w:rPr>
+              <w:t xml:space="preserve">태국 시암상업은행(SCB)의 모회사 금융지주. 리플 초기 투자, SCB EASY 앱에서 리플넷 해외송금</w:t>
+            </w:r>
+          </w:p>
+        </w:tc>
+        <w:tc>
+          <w:tcPr>
+            <w:tcW w:type="dxa" w:w="4112"/>
+          </w:tcPr>
+          <w:p>
+            <w:pPr>
+              <w:spacing w:after="0" w:line="240" w:lineRule="exact"/>
+            </w:pPr>
+            <w:r>
+              <w:rPr>
+                <w:rFonts w:ascii="Malgun Gothic" w:hAnsi="Malgun Gothic" w:eastAsia="Malgun Gothic" w:cs="Malgun Gothic"/>
+                <w:color w:val="1B1B48"/>
+                <w:sz w:val="17"/>
+                <w:szCs w:val="17"/>
+              </w:rPr>
+              <w:t xml:space="preserve">SCBX 디지털자산사업 총괄. 전 Bitkub 부CEO(사업·전략), Sea·Shopee 출신(프로필 기준)</w:t>
+            </w:r>
+          </w:p>
+        </w:tc>
+        <w:tc>
+          <w:tcPr>
+            <w:tcW w:type="dxa" w:w="2817"/>
+          </w:tcPr>
+          <w:p>
+            <w:pPr>
+              <w:spacing w:after="0" w:line="240" w:lineRule="exact"/>
+            </w:pPr>
+          </w:p>
+        </w:tc>
+      </w:tr>
+      <w:tr>
+        <w:trPr>
+          <w:cantSplit/>
+        </w:trPr>
+        <w:tc>
+          <w:tcPr>
+            <w:tcW w:type="dxa" w:w="2126"/>
+            <w:shd w:val="clear" w:color="auto" w:fill="F8F8FC"/>
+          </w:tcPr>
+          <w:p>
+            <w:pPr>
+              <w:spacing w:after="0" w:line="240" w:lineRule="exact"/>
+            </w:pPr>
+            <w:r>
+              <w:rPr>
+                <w:rFonts w:ascii="Malgun Gothic" w:hAnsi="Malgun Gothic" w:eastAsia="Malgun Gothic" w:cs="Malgun Gothic"/>
+                <w:b/>
+                <w:bCs/>
+                <w:color w:val="1B1B48"/>
+                <w:sz w:val="17"/>
+                <w:szCs w:val="17"/>
+              </w:rPr>
+              <w:t xml:space="preserve">아니켓 진달 Aniket Jindal · 바이코노미 창업자</w:t>
+            </w:r>
+          </w:p>
+        </w:tc>
+        <w:tc>
+          <w:tcPr>
+            <w:tcW w:type="dxa" w:w="1548"/>
+            <w:shd w:val="clear" w:color="auto" w:fill="F8F8FC"/>
+          </w:tcPr>
+          <w:p>
+            <w:pPr>
+              <w:spacing w:after="0" w:line="240" w:lineRule="exact"/>
+            </w:pPr>
+            <w:r>
+              <w:rPr>
+                <w:rFonts w:ascii="Malgun Gothic" w:hAnsi="Malgun Gothic" w:eastAsia="Malgun Gothic" w:cs="Malgun Gothic"/>
+                <w:color w:val="1B1B48"/>
+                <w:sz w:val="17"/>
+                <w:szCs w:val="17"/>
+              </w:rPr>
+              <w:t xml:space="preserve">16:25 온체인 금융, 인프라에서 실사용까지</w:t>
+            </w:r>
+          </w:p>
+        </w:tc>
+        <w:tc>
+          <w:tcPr>
+            <w:tcW w:type="dxa" w:w="4195"/>
+            <w:shd w:val="clear" w:color="auto" w:fill="F8F8FC"/>
+          </w:tcPr>
+          <w:p>
+            <w:pPr>
+              <w:spacing w:after="0" w:line="240" w:lineRule="exact"/>
+            </w:pPr>
+            <w:r>
+              <w:rPr>
+                <w:rFonts w:ascii="Malgun Gothic" w:hAnsi="Malgun Gothic" w:eastAsia="Malgun Gothic" w:cs="Malgun Gothic"/>
+                <w:color w:val="1B1B48"/>
+                <w:sz w:val="17"/>
+                <w:szCs w:val="17"/>
+              </w:rPr>
+              <w:t xml:space="preserve">온체인 실행·UX 인프라. MEE로 여러 체인 작업을 서명 1회로 처리, 국내 XRP 지갑과 협업</w:t>
+            </w:r>
+          </w:p>
+        </w:tc>
+        <w:tc>
+          <w:tcPr>
+            <w:tcW w:type="dxa" w:w="4112"/>
+            <w:shd w:val="clear" w:color="auto" w:fill="F8F8FC"/>
+          </w:tcPr>
+          <w:p>
+            <w:pPr>
+              <w:spacing w:after="0" w:line="240" w:lineRule="exact"/>
+            </w:pPr>
+            <w:r>
+              <w:rPr>
+                <w:rFonts w:ascii="Malgun Gothic" w:hAnsi="Malgun Gothic" w:eastAsia="Malgun Gothic" w:cs="Malgun Gothic"/>
+                <w:color w:val="1B1B48"/>
+                <w:sz w:val="17"/>
+                <w:szCs w:val="17"/>
+              </w:rPr>
+              <w:t xml:space="preserve">Biconomy 공동창업자, 운영 총괄. 창업 전 Binance 초기 직원, 웹3·핀테크 엔젤 투자자</w:t>
+            </w:r>
+          </w:p>
+        </w:tc>
+        <w:tc>
+          <w:tcPr>
+            <w:tcW w:type="dxa" w:w="2817"/>
+            <w:shd w:val="clear" w:color="auto" w:fill="F8F8FC"/>
+          </w:tcPr>
+          <w:p>
+            <w:pPr>
+              <w:spacing w:after="0" w:line="240" w:lineRule="exact"/>
+            </w:pPr>
+          </w:p>
+        </w:tc>
+      </w:tr>
+      <w:tr>
+        <w:trPr>
+          <w:cantSplit/>
+        </w:trPr>
+        <w:tc>
+          <w:tcPr>
+            <w:tcW w:type="dxa" w:w="2126"/>
+          </w:tcPr>
+          <w:p>
+            <w:pPr>
+              <w:spacing w:after="0" w:line="240" w:lineRule="exact"/>
+            </w:pPr>
+            <w:r>
+              <w:rPr>
+                <w:rFonts w:ascii="Malgun Gothic" w:hAnsi="Malgun Gothic" w:eastAsia="Malgun Gothic" w:cs="Malgun Gothic"/>
+                <w:b/>
+                <w:bCs/>
+                <w:color w:val="1B1B48"/>
+                <w:sz w:val="17"/>
+                <w:szCs w:val="17"/>
+              </w:rPr>
+              <w:t xml:space="preserve">아담 우지어 Adam Oozeer · 엑셀라 그로스 총괄</w:t>
+            </w:r>
+          </w:p>
+        </w:tc>
+        <w:tc>
+          <w:tcPr>
+            <w:tcW w:type="dxa" w:w="1548"/>
+          </w:tcPr>
+          <w:p>
+            <w:pPr>
+              <w:spacing w:after="0" w:line="240" w:lineRule="exact"/>
+            </w:pPr>
+            <w:r>
+              <w:rPr>
+                <w:rFonts w:ascii="Malgun Gothic" w:hAnsi="Malgun Gothic" w:eastAsia="Malgun Gothic" w:cs="Malgun Gothic"/>
+                <w:color w:val="1B1B48"/>
+                <w:sz w:val="17"/>
+                <w:szCs w:val="17"/>
+              </w:rPr>
+              <w:t xml:space="preserve">16:25 온체인 금융, 인프라에서 실사용까지</w:t>
+            </w:r>
+          </w:p>
+        </w:tc>
+        <w:tc>
+          <w:tcPr>
+            <w:tcW w:type="dxa" w:w="4195"/>
+          </w:tcPr>
+          <w:p>
+            <w:pPr>
+              <w:spacing w:after="0" w:line="240" w:lineRule="exact"/>
+            </w:pPr>
+            <w:r>
+              <w:rPr>
+                <w:rFonts w:ascii="Malgun Gothic" w:hAnsi="Malgun Gothic" w:eastAsia="Malgun Gothic" w:cs="Malgun Gothic"/>
+                <w:color w:val="1B1B48"/>
+                <w:sz w:val="17"/>
+                <w:szCs w:val="17"/>
+              </w:rPr>
+              <w:t xml:space="preserve">블록체인 간 상호운용 네트워크. 인텐트·RFQ API로 크로스체인 유동성과 실행 제공</w:t>
+            </w:r>
+          </w:p>
+        </w:tc>
+        <w:tc>
+          <w:tcPr>
+            <w:tcW w:type="dxa" w:w="4112"/>
+          </w:tcPr>
+          <w:p>
+            <w:pPr>
+              <w:spacing w:after="0" w:line="240" w:lineRule="exact"/>
+            </w:pPr>
+            <w:r>
+              <w:rPr>
+                <w:rFonts w:ascii="Malgun Gothic" w:hAnsi="Malgun Gothic" w:eastAsia="Malgun Gothic" w:cs="Malgun Gothic"/>
+                <w:color w:val="1B1B48"/>
+                <w:sz w:val="17"/>
+                <w:szCs w:val="17"/>
+              </w:rPr>
+              <w:t xml:space="preserve">Axelar·Common Prefix 그로스 총괄 겸임. 체인 통합과 인텐트/RFQ API 확산 담당 </w:t>
+            </w:r>
+            <w:r>
+              <w:rPr>
+                <w:rFonts w:ascii="Malgun Gothic" w:hAnsi="Malgun Gothic" w:eastAsia="Malgun Gothic" w:cs="Malgun Gothic"/>
+                <w:color w:val="6B6B8C"/>
+                <w:sz w:val="14"/>
+                <w:szCs w:val="14"/>
+              </w:rPr>
+              <w:t xml:space="preserve">「원출처 확인 필요」</w:t>
+            </w:r>
+          </w:p>
+        </w:tc>
+        <w:tc>
+          <w:tcPr>
+            <w:tcW w:type="dxa" w:w="2817"/>
+          </w:tcPr>
+          <w:p>
+            <w:pPr>
+              <w:spacing w:after="0" w:line="240" w:lineRule="exact"/>
+            </w:pPr>
+          </w:p>
+        </w:tc>
+      </w:tr>
+      <w:tr>
+        <w:trPr>
+          <w:cantSplit/>
+        </w:trPr>
+        <w:tc>
+          <w:tcPr>
+            <w:tcW w:type="dxa" w:w="2126"/>
+            <w:shd w:val="clear" w:color="auto" w:fill="F8F8FC"/>
+          </w:tcPr>
+          <w:p>
+            <w:pPr>
+              <w:spacing w:after="0" w:line="240" w:lineRule="exact"/>
+            </w:pPr>
+            <w:r>
+              <w:rPr>
+                <w:rFonts w:ascii="Malgun Gothic" w:hAnsi="Malgun Gothic" w:eastAsia="Malgun Gothic" w:cs="Malgun Gothic"/>
+                <w:b/>
+                <w:bCs/>
+                <w:color w:val="1B1B48"/>
+                <w:sz w:val="17"/>
+                <w:szCs w:val="17"/>
+              </w:rPr>
+              <w:t xml:space="preserve">타로 키무라 Taro Kimura · 미드나잇 재단 일본 총괄</w:t>
+            </w:r>
+          </w:p>
+        </w:tc>
+        <w:tc>
+          <w:tcPr>
+            <w:tcW w:type="dxa" w:w="1548"/>
+            <w:shd w:val="clear" w:color="auto" w:fill="F8F8FC"/>
+          </w:tcPr>
+          <w:p>
+            <w:pPr>
+              <w:spacing w:after="0" w:line="240" w:lineRule="exact"/>
+            </w:pPr>
+            <w:r>
+              <w:rPr>
+                <w:rFonts w:ascii="Malgun Gothic" w:hAnsi="Malgun Gothic" w:eastAsia="Malgun Gothic" w:cs="Malgun Gothic"/>
+                <w:color w:val="1B1B48"/>
+                <w:sz w:val="17"/>
+                <w:szCs w:val="17"/>
+              </w:rPr>
+              <w:t xml:space="preserve">16:25 온체인 금융, 인프라에서 실사용까지</w:t>
+            </w:r>
+          </w:p>
+        </w:tc>
+        <w:tc>
+          <w:tcPr>
+            <w:tcW w:type="dxa" w:w="4195"/>
+            <w:shd w:val="clear" w:color="auto" w:fill="F8F8FC"/>
+          </w:tcPr>
+          <w:p>
+            <w:pPr>
+              <w:spacing w:after="0" w:line="240" w:lineRule="exact"/>
+            </w:pPr>
+            <w:r>
+              <w:rPr>
+                <w:rFonts w:ascii="Malgun Gothic" w:hAnsi="Malgun Gothic" w:eastAsia="Malgun Gothic" w:cs="Malgun Gothic"/>
+                <w:color w:val="1B1B48"/>
+                <w:sz w:val="17"/>
+                <w:szCs w:val="17"/>
+              </w:rPr>
+              <w:t xml:space="preserve">프라이버시·규제준수형 블록체인. 선택적 공개로 기밀 급여·재무 등 온체인 금융 지향</w:t>
+            </w:r>
+          </w:p>
+        </w:tc>
+        <w:tc>
+          <w:tcPr>
+            <w:tcW w:type="dxa" w:w="4112"/>
+            <w:shd w:val="clear" w:color="auto" w:fill="F8F8FC"/>
+          </w:tcPr>
+          <w:p>
+            <w:pPr>
+              <w:spacing w:after="0" w:line="240" w:lineRule="exact"/>
+            </w:pPr>
+            <w:r>
+              <w:rPr>
+                <w:rFonts w:ascii="Malgun Gothic" w:hAnsi="Malgun Gothic" w:eastAsia="Malgun Gothic" w:cs="Malgun Gothic"/>
+                <w:color w:val="1B1B48"/>
+                <w:sz w:val="17"/>
+                <w:szCs w:val="17"/>
+              </w:rPr>
+              <w:t xml:space="preserve">미드나잇 일본 컨트리 매니저. 전 Mycel 공동창업자(CCO), LinkedIn 글로벌 영업 디렉터</w:t>
+            </w:r>
+          </w:p>
+        </w:tc>
+        <w:tc>
+          <w:tcPr>
+            <w:tcW w:type="dxa" w:w="2817"/>
+            <w:shd w:val="clear" w:color="auto" w:fill="F8F8FC"/>
+          </w:tcPr>
+          <w:p>
+            <w:pPr>
+              <w:spacing w:after="0" w:line="240" w:lineRule="exact"/>
+            </w:pPr>
+          </w:p>
+        </w:tc>
+      </w:tr>
+      <w:tr>
+        <w:trPr>
+          <w:cantSplit/>
+        </w:trPr>
+        <w:tc>
+          <w:tcPr>
+            <w:tcW w:type="dxa" w:w="2126"/>
+          </w:tcPr>
+          <w:p>
+            <w:pPr>
+              <w:spacing w:after="0" w:line="240" w:lineRule="exact"/>
+            </w:pPr>
+            <w:r>
+              <w:rPr>
+                <w:rFonts w:ascii="Malgun Gothic" w:hAnsi="Malgun Gothic" w:eastAsia="Malgun Gothic" w:cs="Malgun Gothic"/>
+                <w:b/>
+                <w:bCs/>
+                <w:color w:val="1B1B48"/>
+                <w:sz w:val="17"/>
+                <w:szCs w:val="17"/>
+              </w:rPr>
+              <w:t xml:space="preserve">료 사카이 Ryo Sakai · 웹엑스(WebX) 대표</w:t>
+            </w:r>
+          </w:p>
+        </w:tc>
+        <w:tc>
+          <w:tcPr>
+            <w:tcW w:type="dxa" w:w="1548"/>
+          </w:tcPr>
+          <w:p>
+            <w:pPr>
+              <w:spacing w:after="0" w:line="240" w:lineRule="exact"/>
+            </w:pPr>
+            <w:r>
+              <w:rPr>
+                <w:rFonts w:ascii="Malgun Gothic" w:hAnsi="Malgun Gothic" w:eastAsia="Malgun Gothic" w:cs="Malgun Gothic"/>
+                <w:color w:val="1B1B48"/>
+                <w:sz w:val="17"/>
+                <w:szCs w:val="17"/>
+              </w:rPr>
+              <w:t xml:space="preserve">16:55 토큰화 자산 거래 시장 만들기</w:t>
+            </w:r>
+          </w:p>
+        </w:tc>
+        <w:tc>
+          <w:tcPr>
+            <w:tcW w:type="dxa" w:w="4195"/>
+          </w:tcPr>
+          <w:p>
+            <w:pPr>
+              <w:spacing w:after="0" w:line="240" w:lineRule="exact"/>
+            </w:pPr>
+            <w:r>
+              <w:rPr>
+                <w:rFonts w:ascii="Malgun Gothic" w:hAnsi="Malgun Gothic" w:eastAsia="Malgun Gothic" w:cs="Malgun Gothic"/>
+                <w:color w:val="1B1B48"/>
+                <w:sz w:val="17"/>
+                <w:szCs w:val="17"/>
+              </w:rPr>
+              <w:t xml:space="preserve">도쿄 Web3 컨퍼런스 WebX 주최. 일본 크립토 미디어 CoinPost가 기획·운영</w:t>
+            </w:r>
+          </w:p>
+        </w:tc>
+        <w:tc>
+          <w:tcPr>
+            <w:tcW w:type="dxa" w:w="4112"/>
+          </w:tcPr>
+          <w:p>
+            <w:pPr>
+              <w:spacing w:after="0" w:line="240" w:lineRule="exact"/>
+            </w:pPr>
+            <w:r>
+              <w:rPr>
+                <w:rFonts w:ascii="Malgun Gothic" w:hAnsi="Malgun Gothic" w:eastAsia="Malgun Gothic" w:cs="Malgun Gothic"/>
+                <w:color w:val="1B1B48"/>
+                <w:sz w:val="17"/>
+                <w:szCs w:val="17"/>
+              </w:rPr>
+              <w:t xml:space="preserve">WebX CEO 겸 CoinPost 사업개발 총괄. 2025년 8월 WebX 대표 승계</w:t>
+            </w:r>
+          </w:p>
+        </w:tc>
+        <w:tc>
+          <w:tcPr>
+            <w:tcW w:type="dxa" w:w="2817"/>
+          </w:tcPr>
+          <w:p>
+            <w:pPr>
+              <w:spacing w:after="0" w:line="240" w:lineRule="exact"/>
+            </w:pPr>
+          </w:p>
+        </w:tc>
+      </w:tr>
+      <w:tr>
+        <w:trPr>
+          <w:cantSplit/>
+        </w:trPr>
+        <w:tc>
+          <w:tcPr>
+            <w:tcW w:type="dxa" w:w="2126"/>
+            <w:shd w:val="clear" w:color="auto" w:fill="F8F8FC"/>
+          </w:tcPr>
+          <w:p>
+            <w:pPr>
+              <w:spacing w:after="0" w:line="240" w:lineRule="exact"/>
+            </w:pPr>
+            <w:r>
+              <w:rPr>
+                <w:rFonts w:ascii="Malgun Gothic" w:hAnsi="Malgun Gothic" w:eastAsia="Malgun Gothic" w:cs="Malgun Gothic"/>
+                <w:b/>
+                <w:bCs/>
+                <w:color w:val="1B1B48"/>
+                <w:sz w:val="17"/>
+                <w:szCs w:val="17"/>
+              </w:rPr>
+              <w:t xml:space="preserve">저스틴 브램 Justin Bram · 베리에이셔널(Variational) 프로덕트 총괄</w:t>
+            </w:r>
+          </w:p>
+        </w:tc>
+        <w:tc>
+          <w:tcPr>
+            <w:tcW w:type="dxa" w:w="1548"/>
+            <w:shd w:val="clear" w:color="auto" w:fill="F8F8FC"/>
+          </w:tcPr>
+          <w:p>
+            <w:pPr>
+              <w:spacing w:after="0" w:line="240" w:lineRule="exact"/>
+            </w:pPr>
+            <w:r>
+              <w:rPr>
+                <w:rFonts w:ascii="Malgun Gothic" w:hAnsi="Malgun Gothic" w:eastAsia="Malgun Gothic" w:cs="Malgun Gothic"/>
+                <w:color w:val="1B1B48"/>
+                <w:sz w:val="17"/>
+                <w:szCs w:val="17"/>
+              </w:rPr>
+              <w:t xml:space="preserve">16:55 토큰화 자산 거래 시장 만들기</w:t>
+            </w:r>
+          </w:p>
+        </w:tc>
+        <w:tc>
+          <w:tcPr>
+            <w:tcW w:type="dxa" w:w="4195"/>
+            <w:shd w:val="clear" w:color="auto" w:fill="F8F8FC"/>
+          </w:tcPr>
+          <w:p>
+            <w:pPr>
+              <w:spacing w:after="0" w:line="240" w:lineRule="exact"/>
+            </w:pPr>
+            <w:r>
+              <w:rPr>
+                <w:rFonts w:ascii="Malgun Gothic" w:hAnsi="Malgun Gothic" w:eastAsia="Malgun Gothic" w:cs="Malgun Gothic"/>
+                <w:color w:val="1B1B48"/>
+                <w:sz w:val="17"/>
+                <w:szCs w:val="17"/>
+              </w:rPr>
+              <w:t xml:space="preserve">Arbitrum 기반 RFQ형 파생상품 거래소. 2026.5 Dragonfly 주도 $50M 시리즈A</w:t>
+            </w:r>
+          </w:p>
+        </w:tc>
+        <w:tc>
+          <w:tcPr>
+            <w:tcW w:type="dxa" w:w="4112"/>
+            <w:shd w:val="clear" w:color="auto" w:fill="F8F8FC"/>
+          </w:tcPr>
+          <w:p>
+            <w:pPr>
+              <w:spacing w:after="0" w:line="240" w:lineRule="exact"/>
+            </w:pPr>
+            <w:r>
+              <w:rPr>
+                <w:rFonts w:ascii="Malgun Gothic" w:hAnsi="Malgun Gothic" w:eastAsia="Malgun Gothic" w:cs="Malgun Gothic"/>
+                <w:color w:val="1B1B48"/>
+                <w:sz w:val="17"/>
+                <w:szCs w:val="17"/>
+              </w:rPr>
+              <w:t xml:space="preserve">RWA 상품 확장 담당 프로덕트 총괄. Astaria 공동창업자, 前 Ondo 그로스 총괄</w:t>
+            </w:r>
+          </w:p>
+        </w:tc>
+        <w:tc>
+          <w:tcPr>
+            <w:tcW w:type="dxa" w:w="2817"/>
+            <w:shd w:val="clear" w:color="auto" w:fill="F8F8FC"/>
+          </w:tcPr>
+          <w:p>
+            <w:pPr>
+              <w:spacing w:after="0" w:line="240" w:lineRule="exact"/>
+            </w:pPr>
+          </w:p>
+        </w:tc>
+      </w:tr>
+      <w:tr>
+        <w:trPr>
+          <w:cantSplit/>
+        </w:trPr>
+        <w:tc>
+          <w:tcPr>
+            <w:tcW w:type="dxa" w:w="2126"/>
+            <w:shd w:val="clear" w:color="auto" w:fill="E9F6EF"/>
+          </w:tcPr>
+          <w:p>
+            <w:pPr>
+              <w:spacing w:after="0" w:line="240" w:lineRule="exact"/>
+            </w:pPr>
+            <w:r>
+              <w:rPr>
+                <w:rFonts w:ascii="Malgun Gothic" w:hAnsi="Malgun Gothic" w:eastAsia="Malgun Gothic" w:cs="Malgun Gothic"/>
+                <w:b/>
+                <w:bCs/>
+                <w:color w:val="1B1B48"/>
+                <w:sz w:val="17"/>
+                <w:szCs w:val="17"/>
+              </w:rPr>
+              <w:t xml:space="preserve">마르친 카즈미에르차크 Marcin Kazmierczak · 레드스톤 공동창업자</w:t>
+            </w:r>
+          </w:p>
+        </w:tc>
+        <w:tc>
+          <w:tcPr>
+            <w:tcW w:type="dxa" w:w="1548"/>
+            <w:shd w:val="clear" w:color="auto" w:fill="E9F6EF"/>
+          </w:tcPr>
+          <w:p>
+            <w:pPr>
+              <w:spacing w:after="0" w:line="240" w:lineRule="exact"/>
+            </w:pPr>
+            <w:r>
+              <w:rPr>
+                <w:rFonts w:ascii="Malgun Gothic" w:hAnsi="Malgun Gothic" w:eastAsia="Malgun Gothic" w:cs="Malgun Gothic"/>
+                <w:color w:val="1B1B48"/>
+                <w:sz w:val="17"/>
+                <w:szCs w:val="17"/>
+              </w:rPr>
+              <w:t xml:space="preserve">16:55 토큰화 자산 거래 시장 만들기</w:t>
+            </w:r>
+          </w:p>
+        </w:tc>
+        <w:tc>
+          <w:tcPr>
+            <w:tcW w:type="dxa" w:w="4195"/>
+            <w:shd w:val="clear" w:color="auto" w:fill="E9F6EF"/>
+          </w:tcPr>
+          <w:p>
+            <w:pPr>
+              <w:spacing w:after="0" w:line="240" w:lineRule="exact"/>
+            </w:pPr>
+            <w:r>
+              <w:rPr>
+                <w:rFonts w:ascii="Malgun Gothic" w:hAnsi="Malgun Gothic" w:eastAsia="Malgun Gothic" w:cs="Malgun Gothic"/>
+                <w:color w:val="1B1B48"/>
+                <w:sz w:val="17"/>
+                <w:szCs w:val="17"/>
+              </w:rPr>
+              <w:t xml:space="preserve">모듈형 오라클, 110개+ 체인 지원. BlackRock BUIDL 등 RWA 가격 데이터 제공</w:t>
+            </w:r>
+            <w:r>
+              <w:br/>
+            </w:r>
+            <w:r>
+              <w:rPr>
+                <w:rFonts w:ascii="Malgun Gothic" w:hAnsi="Malgun Gothic" w:eastAsia="Malgun Gothic" w:cs="Malgun Gothic"/>
+                <w:color w:val="1B1B48"/>
+                <w:sz w:val="17"/>
+                <w:szCs w:val="17"/>
+              </w:rPr>
+              <w:t xml:space="preserve">Credora 인수(2025.9) — 오라클 위 DeFi 리스크 등급(Morpho · Spark 적용). 초저지연 피드 RedStone Bolt 등 2025년 신제품 5종</w:t>
+            </w:r>
+          </w:p>
+        </w:tc>
+        <w:tc>
+          <w:tcPr>
+            <w:tcW w:type="dxa" w:w="4112"/>
+            <w:shd w:val="clear" w:color="auto" w:fill="E9F6EF"/>
+          </w:tcPr>
+          <w:p>
+            <w:pPr>
+              <w:spacing w:after="0" w:line="240" w:lineRule="exact"/>
+            </w:pPr>
+            <w:r>
+              <w:rPr>
+                <w:rFonts w:ascii="Malgun Gothic" w:hAnsi="Malgun Gothic" w:eastAsia="Malgun Gothic" w:cs="Malgun Gothic"/>
+                <w:color w:val="1B1B48"/>
+                <w:sz w:val="17"/>
+                <w:szCs w:val="17"/>
+              </w:rPr>
+              <w:t xml:space="preserve">공동창업자 겸 COO. 前 Google Cloud PM, ETHWarsaw 공동창립자</w:t>
+            </w:r>
+            <w:r>
+              <w:br/>
+            </w:r>
+            <w:r>
+              <w:rPr>
+                <w:rFonts w:ascii="Malgun Gothic" w:hAnsi="Malgun Gothic" w:eastAsia="Malgun Gothic" w:cs="Malgun Gothic"/>
+                <w:color w:val="1B1B48"/>
+                <w:sz w:val="17"/>
+                <w:szCs w:val="17"/>
+              </w:rPr>
+              <w:t xml:space="preserve">「등급은 오라클의 자연스러운 확장 — 오라클이 데이터를 모아 전하면 등급이 그 데이터를 판단으로 바꾼다」(Credora 인수 때)</w:t>
+            </w:r>
+          </w:p>
+        </w:tc>
+        <w:tc>
+          <w:tcPr>
+            <w:tcW w:type="dxa" w:w="2817"/>
+            <w:shd w:val="clear" w:color="auto" w:fill="E9F6EF"/>
+          </w:tcPr>
+          <w:p>
+            <w:pPr>
+              <w:spacing w:after="0" w:line="240" w:lineRule="exact"/>
+            </w:pPr>
+            <w:r>
+              <w:rPr>
+                <w:rFonts w:ascii="Malgun Gothic" w:hAnsi="Malgun Gothic" w:eastAsia="Malgun Gothic" w:cs="Malgun Gothic"/>
+                <w:b/>
+                <w:bCs/>
+                <w:color w:val="0B7A55"/>
+                <w:sz w:val="17"/>
+                <w:szCs w:val="17"/>
+              </w:rPr>
+              <w:t xml:space="preserve">오라클 · 리스크 등급 — 측정 · 날씨 데이터를 체인 위 값으로 만드는 층</w:t>
+            </w:r>
+          </w:p>
+        </w:tc>
+      </w:tr>
+      <w:tr>
+        <w:trPr>
+          <w:cantSplit/>
+        </w:trPr>
+        <w:tc>
+          <w:tcPr>
+            <w:tcW w:type="dxa" w:w="2126"/>
+            <w:shd w:val="clear" w:color="auto" w:fill="F8F8FC"/>
+          </w:tcPr>
+          <w:p>
+            <w:pPr>
+              <w:spacing w:after="0" w:line="240" w:lineRule="exact"/>
+            </w:pPr>
+            <w:r>
+              <w:rPr>
+                <w:rFonts w:ascii="Malgun Gothic" w:hAnsi="Malgun Gothic" w:eastAsia="Malgun Gothic" w:cs="Malgun Gothic"/>
+                <w:b/>
+                <w:bCs/>
+                <w:color w:val="1B1B48"/>
+                <w:sz w:val="17"/>
+                <w:szCs w:val="17"/>
+              </w:rPr>
+              <w:t xml:space="preserve">스테파니 츄 Stephanie Chew · 오픈에덴 최고 전략 책임자</w:t>
+            </w:r>
+          </w:p>
+        </w:tc>
+        <w:tc>
+          <w:tcPr>
+            <w:tcW w:type="dxa" w:w="1548"/>
+            <w:shd w:val="clear" w:color="auto" w:fill="F8F8FC"/>
+          </w:tcPr>
+          <w:p>
+            <w:pPr>
+              <w:spacing w:after="0" w:line="240" w:lineRule="exact"/>
+            </w:pPr>
+            <w:r>
+              <w:rPr>
+                <w:rFonts w:ascii="Malgun Gothic" w:hAnsi="Malgun Gothic" w:eastAsia="Malgun Gothic" w:cs="Malgun Gothic"/>
+                <w:color w:val="1B1B48"/>
+                <w:sz w:val="17"/>
+                <w:szCs w:val="17"/>
+              </w:rPr>
+              <w:t xml:space="preserve">16:55 토큰화 자산 거래 시장 만들기</w:t>
+            </w:r>
+          </w:p>
+        </w:tc>
+        <w:tc>
+          <w:tcPr>
+            <w:tcW w:type="dxa" w:w="4195"/>
+            <w:shd w:val="clear" w:color="auto" w:fill="F8F8FC"/>
+          </w:tcPr>
+          <w:p>
+            <w:pPr>
+              <w:spacing w:after="0" w:line="240" w:lineRule="exact"/>
+            </w:pPr>
+            <w:r>
+              <w:rPr>
+                <w:rFonts w:ascii="Malgun Gothic" w:hAnsi="Malgun Gothic" w:eastAsia="Malgun Gothic" w:cs="Malgun Gothic"/>
+                <w:color w:val="1B1B48"/>
+                <w:sz w:val="17"/>
+                <w:szCs w:val="17"/>
+              </w:rPr>
+              <w:t xml:space="preserve">토큰화 美국채 펀드 TBILL 발행사. 2024년 XRPL 출시 때 리플 $10M 배정</w:t>
+            </w:r>
+          </w:p>
+        </w:tc>
+        <w:tc>
+          <w:tcPr>
+            <w:tcW w:type="dxa" w:w="4112"/>
+            <w:shd w:val="clear" w:color="auto" w:fill="F8F8FC"/>
+          </w:tcPr>
+          <w:p>
+            <w:pPr>
+              <w:spacing w:after="0" w:line="240" w:lineRule="exact"/>
+            </w:pPr>
+            <w:r>
+              <w:rPr>
+                <w:rFonts w:ascii="Malgun Gothic" w:hAnsi="Malgun Gothic" w:eastAsia="Malgun Gothic" w:cs="Malgun Gothic"/>
+                <w:color w:val="1B1B48"/>
+                <w:sz w:val="17"/>
+                <w:szCs w:val="17"/>
+              </w:rPr>
+              <w:t xml:space="preserve">전략 총괄. 토큰화 국채의 기관 담보 활용을 RWA 경쟁 핵심으로 강조(이전 경력 미확인)</w:t>
+            </w:r>
+          </w:p>
+        </w:tc>
+        <w:tc>
+          <w:tcPr>
+            <w:tcW w:type="dxa" w:w="2817"/>
+            <w:shd w:val="clear" w:color="auto" w:fill="F8F8FC"/>
+          </w:tcPr>
+          <w:p>
+            <w:pPr>
+              <w:spacing w:after="0" w:line="240" w:lineRule="exact"/>
+            </w:pPr>
+          </w:p>
+        </w:tc>
+      </w:tr>
+      <w:tr>
+        <w:trPr>
+          <w:cantSplit/>
+        </w:trPr>
+        <w:tc>
+          <w:tcPr>
+            <w:tcW w:type="dxa" w:w="2126"/>
+          </w:tcPr>
+          <w:p>
+            <w:pPr>
+              <w:spacing w:after="0" w:line="240" w:lineRule="exact"/>
+            </w:pPr>
+            <w:r>
+              <w:rPr>
+                <w:rFonts w:ascii="Malgun Gothic" w:hAnsi="Malgun Gothic" w:eastAsia="Malgun Gothic" w:cs="Malgun Gothic"/>
+                <w:b/>
+                <w:bCs/>
+                <w:color w:val="1B1B48"/>
+                <w:sz w:val="17"/>
+                <w:szCs w:val="17"/>
+              </w:rPr>
+              <w:t xml:space="preserve">요한 케르브라 Johann Kerbrat · 로빈후드 수석부사장 겸 총괄책임자</w:t>
+            </w:r>
+          </w:p>
+        </w:tc>
+        <w:tc>
+          <w:tcPr>
+            <w:tcW w:type="dxa" w:w="1548"/>
+          </w:tcPr>
+          <w:p>
+            <w:pPr>
+              <w:spacing w:after="0" w:line="240" w:lineRule="exact"/>
+            </w:pPr>
+            <w:r>
+              <w:rPr>
+                <w:rFonts w:ascii="Malgun Gothic" w:hAnsi="Malgun Gothic" w:eastAsia="Malgun Gothic" w:cs="Malgun Gothic"/>
+                <w:color w:val="1B1B48"/>
+                <w:sz w:val="17"/>
+                <w:szCs w:val="17"/>
+              </w:rPr>
+              <w:t xml:space="preserve">17:25 온체인 혁신의 새로운 물결</w:t>
+            </w:r>
+          </w:p>
+        </w:tc>
+        <w:tc>
+          <w:tcPr>
+            <w:tcW w:type="dxa" w:w="4195"/>
+          </w:tcPr>
+          <w:p>
+            <w:pPr>
+              <w:spacing w:after="0" w:line="240" w:lineRule="exact"/>
+            </w:pPr>
+            <w:r>
+              <w:rPr>
+                <w:rFonts w:ascii="Malgun Gothic" w:hAnsi="Malgun Gothic" w:eastAsia="Malgun Gothic" w:cs="Malgun Gothic"/>
+                <w:color w:val="1B1B48"/>
+                <w:sz w:val="17"/>
+                <w:szCs w:val="17"/>
+              </w:rPr>
+              <w:t xml:space="preserve">주식·크립토 투자 플랫폼. 2025년 EU 토큰화 주식 출시, Bitstamp 인수</w:t>
+            </w:r>
+          </w:p>
+        </w:tc>
+        <w:tc>
+          <w:tcPr>
+            <w:tcW w:type="dxa" w:w="4112"/>
+          </w:tcPr>
+          <w:p>
+            <w:pPr>
+              <w:spacing w:after="0" w:line="240" w:lineRule="exact"/>
+            </w:pPr>
+            <w:r>
+              <w:rPr>
+                <w:rFonts w:ascii="Malgun Gothic" w:hAnsi="Malgun Gothic" w:eastAsia="Malgun Gothic" w:cs="Malgun Gothic"/>
+                <w:color w:val="1B1B48"/>
+                <w:sz w:val="17"/>
+                <w:szCs w:val="17"/>
+              </w:rPr>
+              <w:t xml:space="preserve">크립토 사업 총괄(2021년 합류). Bitstamp 인수·EU 토큰화 주식 출시 지휘</w:t>
+            </w:r>
+          </w:p>
+        </w:tc>
+        <w:tc>
+          <w:tcPr>
+            <w:tcW w:type="dxa" w:w="2817"/>
+          </w:tcPr>
+          <w:p>
+            <w:pPr>
+              <w:spacing w:after="0" w:line="240" w:lineRule="exact"/>
+            </w:pPr>
+          </w:p>
+        </w:tc>
+      </w:tr>
+      <w:tr>
+        <w:trPr>
+          <w:cantSplit/>
+        </w:trPr>
+        <w:tc>
+          <w:tcPr>
+            <w:tcW w:type="dxa" w:w="2126"/>
+            <w:shd w:val="clear" w:color="auto" w:fill="F8F8FC"/>
+          </w:tcPr>
+          <w:p>
+            <w:pPr>
+              <w:spacing w:after="0" w:line="240" w:lineRule="exact"/>
+            </w:pPr>
+            <w:r>
+              <w:rPr>
+                <w:rFonts w:ascii="Malgun Gothic" w:hAnsi="Malgun Gothic" w:eastAsia="Malgun Gothic" w:cs="Malgun Gothic"/>
+                <w:b/>
+                <w:bCs/>
+                <w:color w:val="1B1B48"/>
+                <w:sz w:val="17"/>
+                <w:szCs w:val="17"/>
+              </w:rPr>
+              <w:t xml:space="preserve">레너드 호 Leonard Hoh · 비트스탬프 아시아태평양 사장</w:t>
+            </w:r>
+          </w:p>
+        </w:tc>
+        <w:tc>
+          <w:tcPr>
+            <w:tcW w:type="dxa" w:w="1548"/>
+            <w:shd w:val="clear" w:color="auto" w:fill="F8F8FC"/>
+          </w:tcPr>
+          <w:p>
+            <w:pPr>
+              <w:spacing w:after="0" w:line="240" w:lineRule="exact"/>
+            </w:pPr>
+            <w:r>
+              <w:rPr>
+                <w:rFonts w:ascii="Malgun Gothic" w:hAnsi="Malgun Gothic" w:eastAsia="Malgun Gothic" w:cs="Malgun Gothic"/>
+                <w:color w:val="1B1B48"/>
+                <w:sz w:val="17"/>
+                <w:szCs w:val="17"/>
+              </w:rPr>
+              <w:t xml:space="preserve">17:25 온체인 혁신의 새로운 물결</w:t>
+            </w:r>
+          </w:p>
+        </w:tc>
+        <w:tc>
+          <w:tcPr>
+            <w:tcW w:type="dxa" w:w="4195"/>
+            <w:shd w:val="clear" w:color="auto" w:fill="F8F8FC"/>
+          </w:tcPr>
+          <w:p>
+            <w:pPr>
+              <w:spacing w:after="0" w:line="240" w:lineRule="exact"/>
+            </w:pPr>
+            <w:r>
+              <w:rPr>
+                <w:rFonts w:ascii="Malgun Gothic" w:hAnsi="Malgun Gothic" w:eastAsia="Malgun Gothic" w:cs="Malgun Gothic"/>
+                <w:color w:val="1B1B48"/>
+                <w:sz w:val="17"/>
+                <w:szCs w:val="17"/>
+              </w:rPr>
+              <w:t xml:space="preserve">2011년 설립 가상자산 거래소. 로빈후드 인수 후 'Bitstamp by Robinhood'</w:t>
+            </w:r>
+          </w:p>
+        </w:tc>
+        <w:tc>
+          <w:tcPr>
+            <w:tcW w:type="dxa" w:w="4112"/>
+            <w:shd w:val="clear" w:color="auto" w:fill="F8F8FC"/>
+          </w:tcPr>
+          <w:p>
+            <w:pPr>
+              <w:spacing w:after="0" w:line="240" w:lineRule="exact"/>
+            </w:pPr>
+            <w:r>
+              <w:rPr>
+                <w:rFonts w:ascii="Malgun Gothic" w:hAnsi="Malgun Gothic" w:eastAsia="Malgun Gothic" w:cs="Malgun Gothic"/>
+                <w:color w:val="1B1B48"/>
+                <w:sz w:val="17"/>
+                <w:szCs w:val="17"/>
+              </w:rPr>
+              <w:t xml:space="preserve">비트스탬프 APAC 총괄(GM, 싱가포르). 스탠다드차타드 · ANZ · ING 등 자산관리 · 기관금융 약 20년 출신</w:t>
+            </w:r>
+          </w:p>
+        </w:tc>
+        <w:tc>
+          <w:tcPr>
+            <w:tcW w:type="dxa" w:w="2817"/>
+            <w:shd w:val="clear" w:color="auto" w:fill="F8F8FC"/>
+          </w:tcPr>
+          <w:p>
+            <w:pPr>
+              <w:spacing w:after="0" w:line="240" w:lineRule="exact"/>
+            </w:pPr>
+          </w:p>
+        </w:tc>
+      </w:tr>
+      <w:tr>
+        <w:trPr>
+          <w:cantSplit/>
+        </w:trPr>
+        <w:tc>
+          <w:tcPr>
+            <w:tcW w:type="dxa" w:w="2126"/>
+          </w:tcPr>
+          <w:p>
+            <w:pPr>
+              <w:spacing w:after="0" w:line="240" w:lineRule="exact"/>
+            </w:pPr>
+            <w:r>
+              <w:rPr>
+                <w:rFonts w:ascii="Malgun Gothic" w:hAnsi="Malgun Gothic" w:eastAsia="Malgun Gothic" w:cs="Malgun Gothic"/>
+                <w:b/>
+                <w:bCs/>
+                <w:color w:val="1B1B48"/>
+                <w:sz w:val="17"/>
+                <w:szCs w:val="17"/>
+              </w:rPr>
+              <w:t xml:space="preserve">알렉스 토 Alex Toh · SC벤처스 핀테크 투자 부문 전무</w:t>
+            </w:r>
+          </w:p>
+        </w:tc>
+        <w:tc>
+          <w:tcPr>
+            <w:tcW w:type="dxa" w:w="1548"/>
+          </w:tcPr>
+          <w:p>
+            <w:pPr>
+              <w:spacing w:after="0" w:line="240" w:lineRule="exact"/>
+            </w:pPr>
+            <w:r>
+              <w:rPr>
+                <w:rFonts w:ascii="Malgun Gothic" w:hAnsi="Malgun Gothic" w:eastAsia="Malgun Gothic" w:cs="Malgun Gothic"/>
+                <w:color w:val="1B1B48"/>
+                <w:sz w:val="17"/>
+                <w:szCs w:val="17"/>
+              </w:rPr>
+              <w:t xml:space="preserve">17:45 금융권은 토큰화자산을 어떻게 준비하고 있나</w:t>
+            </w:r>
+          </w:p>
+        </w:tc>
+        <w:tc>
+          <w:tcPr>
+            <w:tcW w:type="dxa" w:w="4195"/>
+          </w:tcPr>
+          <w:p>
+            <w:pPr>
+              <w:spacing w:after="0" w:line="240" w:lineRule="exact"/>
+            </w:pPr>
+            <w:r>
+              <w:rPr>
+                <w:rFonts w:ascii="Malgun Gothic" w:hAnsi="Malgun Gothic" w:eastAsia="Malgun Gothic" w:cs="Malgun Gothic"/>
+                <w:color w:val="1B1B48"/>
+                <w:sz w:val="17"/>
+                <w:szCs w:val="17"/>
+              </w:rPr>
+              <w:t xml:space="preserve">스탠다드차타드 혁신·투자 조직. Zodia Custody·토큰화 Libeara 인큐베이팅</w:t>
+            </w:r>
+          </w:p>
+        </w:tc>
+        <w:tc>
+          <w:tcPr>
+            <w:tcW w:type="dxa" w:w="4112"/>
+          </w:tcPr>
+          <w:p>
+            <w:pPr>
+              <w:spacing w:after="0" w:line="240" w:lineRule="exact"/>
+            </w:pPr>
+            <w:r>
+              <w:rPr>
+                <w:rFonts w:ascii="Malgun Gothic" w:hAnsi="Malgun Gothic" w:eastAsia="Malgun Gothic" w:cs="Malgun Gothic"/>
+                <w:color w:val="1B1B48"/>
+                <w:sz w:val="17"/>
+                <w:szCs w:val="17"/>
+              </w:rPr>
+              <w:t xml:space="preserve">SC Ventures 핀테크 투자 담당(2018년~). 前 Telenor 스타트업 투자 디렉터</w:t>
+            </w:r>
+          </w:p>
+        </w:tc>
+        <w:tc>
+          <w:tcPr>
+            <w:tcW w:type="dxa" w:w="2817"/>
+          </w:tcPr>
+          <w:p>
+            <w:pPr>
+              <w:spacing w:after="0" w:line="240" w:lineRule="exact"/>
+            </w:pPr>
+          </w:p>
+        </w:tc>
+      </w:tr>
+      <w:tr>
+        <w:trPr>
+          <w:cantSplit/>
+        </w:trPr>
+        <w:tc>
+          <w:tcPr>
+            <w:tcW w:type="dxa" w:w="2126"/>
+            <w:shd w:val="clear" w:color="auto" w:fill="F8F8FC"/>
+          </w:tcPr>
+          <w:p>
+            <w:pPr>
+              <w:spacing w:after="0" w:line="240" w:lineRule="exact"/>
+            </w:pPr>
+            <w:r>
+              <w:rPr>
+                <w:rFonts w:ascii="Malgun Gothic" w:hAnsi="Malgun Gothic" w:eastAsia="Malgun Gothic" w:cs="Malgun Gothic"/>
+                <w:b/>
+                <w:bCs/>
+                <w:color w:val="1B1B48"/>
+                <w:sz w:val="17"/>
+                <w:szCs w:val="17"/>
+              </w:rPr>
+              <w:t xml:space="preserve">사무엘 심 Samuel Shim · 메리츠증권 글로벌 디지털자산 총괄</w:t>
+            </w:r>
+          </w:p>
+        </w:tc>
+        <w:tc>
+          <w:tcPr>
+            <w:tcW w:type="dxa" w:w="1548"/>
+            <w:shd w:val="clear" w:color="auto" w:fill="F8F8FC"/>
+          </w:tcPr>
+          <w:p>
+            <w:pPr>
+              <w:spacing w:after="0" w:line="240" w:lineRule="exact"/>
+            </w:pPr>
+            <w:r>
+              <w:rPr>
+                <w:rFonts w:ascii="Malgun Gothic" w:hAnsi="Malgun Gothic" w:eastAsia="Malgun Gothic" w:cs="Malgun Gothic"/>
+                <w:color w:val="1B1B48"/>
+                <w:sz w:val="17"/>
+                <w:szCs w:val="17"/>
+              </w:rPr>
+              <w:t xml:space="preserve">17:45 금융권은 토큰화자산을 어떻게 준비하고 있나</w:t>
+            </w:r>
+          </w:p>
+        </w:tc>
+        <w:tc>
+          <w:tcPr>
+            <w:tcW w:type="dxa" w:w="4195"/>
+            <w:shd w:val="clear" w:color="auto" w:fill="F8F8FC"/>
+          </w:tcPr>
+          <w:p>
+            <w:pPr>
+              <w:spacing w:after="0" w:line="240" w:lineRule="exact"/>
+            </w:pPr>
+            <w:r>
+              <w:rPr>
+                <w:rFonts w:ascii="Malgun Gothic" w:hAnsi="Malgun Gothic" w:eastAsia="Malgun Gothic" w:cs="Malgun Gothic"/>
+                <w:color w:val="1B1B48"/>
+                <w:sz w:val="17"/>
+                <w:szCs w:val="17"/>
+              </w:rPr>
+              <w:t xml:space="preserve">2026.8 토큰증권을 중요 사업 영역으로 보고 비정형 증권부터 단계적 확대 방침</w:t>
+            </w:r>
+          </w:p>
+        </w:tc>
+        <w:tc>
+          <w:tcPr>
+            <w:tcW w:type="dxa" w:w="4112"/>
+            <w:shd w:val="clear" w:color="auto" w:fill="F8F8FC"/>
+          </w:tcPr>
+          <w:p>
+            <w:pPr>
+              <w:spacing w:after="0" w:line="240" w:lineRule="exact"/>
+            </w:pPr>
+            <w:r>
+              <w:rPr>
+                <w:rFonts w:ascii="Malgun Gothic" w:hAnsi="Malgun Gothic" w:eastAsia="Malgun Gothic" w:cs="Malgun Gothic"/>
+                <w:color w:val="1B1B48"/>
+                <w:sz w:val="17"/>
+                <w:szCs w:val="17"/>
+              </w:rPr>
+              <w:t xml:space="preserve">2026년 국채 토큰화 보고서 'Beyond the Dollar' 저자(한국 사례 분석)</w:t>
+            </w:r>
+          </w:p>
+        </w:tc>
+        <w:tc>
+          <w:tcPr>
+            <w:tcW w:type="dxa" w:w="2817"/>
+            <w:shd w:val="clear" w:color="auto" w:fill="F8F8FC"/>
+          </w:tcPr>
+          <w:p>
+            <w:pPr>
+              <w:spacing w:after="0" w:line="240" w:lineRule="exact"/>
+            </w:pPr>
+          </w:p>
+        </w:tc>
+      </w:tr>
+      <w:tr>
+        <w:trPr>
+          <w:cantSplit/>
+        </w:trPr>
+        <w:tc>
+          <w:tcPr>
+            <w:tcW w:type="dxa" w:w="2126"/>
+          </w:tcPr>
+          <w:p>
+            <w:pPr>
+              <w:spacing w:after="0" w:line="240" w:lineRule="exact"/>
+            </w:pPr>
+            <w:r>
+              <w:rPr>
+                <w:rFonts w:ascii="Malgun Gothic" w:hAnsi="Malgun Gothic" w:eastAsia="Malgun Gothic" w:cs="Malgun Gothic"/>
+                <w:b/>
+                <w:bCs/>
+                <w:color w:val="1B1B48"/>
+                <w:sz w:val="17"/>
+                <w:szCs w:val="17"/>
+              </w:rPr>
+              <w:t xml:space="preserve">파블로 체 레오 Pablo Che Leo · 리플 그로스 총괄</w:t>
+            </w:r>
+          </w:p>
+        </w:tc>
+        <w:tc>
+          <w:tcPr>
+            <w:tcW w:type="dxa" w:w="1548"/>
+          </w:tcPr>
+          <w:p>
+            <w:pPr>
+              <w:spacing w:after="0" w:line="240" w:lineRule="exact"/>
+            </w:pPr>
+            <w:r>
+              <w:rPr>
+                <w:rFonts w:ascii="Malgun Gothic" w:hAnsi="Malgun Gothic" w:eastAsia="Malgun Gothic" w:cs="Malgun Gothic"/>
+                <w:color w:val="1B1B48"/>
+                <w:sz w:val="17"/>
+                <w:szCs w:val="17"/>
+              </w:rPr>
+              <w:t xml:space="preserve">17:45 금융권은 토큰화자산을 어떻게 준비하고 있나</w:t>
+            </w:r>
+          </w:p>
+        </w:tc>
+        <w:tc>
+          <w:tcPr>
+            <w:tcW w:type="dxa" w:w="4195"/>
+          </w:tcPr>
+          <w:p>
+            <w:pPr>
+              <w:spacing w:after="0" w:line="240" w:lineRule="exact"/>
+            </w:pPr>
+            <w:r>
+              <w:rPr>
+                <w:rFonts w:ascii="Malgun Gothic" w:hAnsi="Malgun Gothic" w:eastAsia="Malgun Gothic" w:cs="Malgun Gothic"/>
+                <w:color w:val="1B1B48"/>
+                <w:sz w:val="17"/>
+                <w:szCs w:val="17"/>
+              </w:rPr>
+              <w:t xml:space="preserve">달러 스테이블코인 RLUSD 발행사 — 2025년 11월 시가총액 10억 달러 돌파 보도</w:t>
+            </w:r>
+          </w:p>
+        </w:tc>
+        <w:tc>
+          <w:tcPr>
+            <w:tcW w:type="dxa" w:w="4112"/>
+          </w:tcPr>
+          <w:p>
+            <w:pPr>
+              <w:spacing w:after="0" w:line="240" w:lineRule="exact"/>
+            </w:pPr>
+            <w:r>
+              <w:rPr>
+                <w:rFonts w:ascii="Malgun Gothic" w:hAnsi="Malgun Gothic" w:eastAsia="Malgun Gothic" w:cs="Malgun Gothic"/>
+                <w:color w:val="1B1B48"/>
+                <w:sz w:val="17"/>
+                <w:szCs w:val="17"/>
+              </w:rPr>
+              <w:t xml:space="preserve">공개 정보 확인 안 됨 </w:t>
+            </w:r>
+            <w:r>
+              <w:rPr>
+                <w:rFonts w:ascii="Malgun Gothic" w:hAnsi="Malgun Gothic" w:eastAsia="Malgun Gothic" w:cs="Malgun Gothic"/>
+                <w:color w:val="6B6B8C"/>
+                <w:sz w:val="14"/>
+                <w:szCs w:val="14"/>
+              </w:rPr>
+              <w:t xml:space="preserve">「원출처 확인 필요」</w:t>
+            </w:r>
+          </w:p>
+        </w:tc>
+        <w:tc>
+          <w:tcPr>
+            <w:tcW w:type="dxa" w:w="2817"/>
+          </w:tcPr>
+          <w:p>
+            <w:pPr>
+              <w:spacing w:after="0" w:line="240" w:lineRule="exact"/>
+            </w:pPr>
+          </w:p>
+        </w:tc>
+      </w:tr>
+      <w:tr>
+        <w:trPr>
+          <w:cantSplit/>
+        </w:trPr>
+        <w:tc>
+          <w:tcPr>
+            <w:tcW w:type="dxa" w:w="2126"/>
+            <w:shd w:val="clear" w:color="auto" w:fill="E9F6EF"/>
+          </w:tcPr>
+          <w:p>
+            <w:pPr>
+              <w:spacing w:after="0" w:line="240" w:lineRule="exact"/>
+            </w:pPr>
+            <w:r>
+              <w:rPr>
+                <w:rFonts w:ascii="Malgun Gothic" w:hAnsi="Malgun Gothic" w:eastAsia="Malgun Gothic" w:cs="Malgun Gothic"/>
+                <w:b/>
+                <w:bCs/>
+                <w:color w:val="1B1B48"/>
+                <w:sz w:val="17"/>
+                <w:szCs w:val="17"/>
+              </w:rPr>
+              <w:t xml:space="preserve">레이시 위즈덤 Lacey Wisdom · PL캐피탈(PL Capital) 제너럴 파트너</w:t>
+            </w:r>
+          </w:p>
+        </w:tc>
+        <w:tc>
+          <w:tcPr>
+            <w:tcW w:type="dxa" w:w="1548"/>
+            <w:shd w:val="clear" w:color="auto" w:fill="E9F6EF"/>
+          </w:tcPr>
+          <w:p>
+            <w:pPr>
+              <w:spacing w:after="0" w:line="240" w:lineRule="exact"/>
+            </w:pPr>
+            <w:r>
+              <w:rPr>
+                <w:rFonts w:ascii="Malgun Gothic" w:hAnsi="Malgun Gothic" w:eastAsia="Malgun Gothic" w:cs="Malgun Gothic"/>
+                <w:color w:val="1B1B48"/>
+                <w:sz w:val="17"/>
+                <w:szCs w:val="17"/>
+              </w:rPr>
+              <w:t xml:space="preserve">18:10 스테이블코인, 일상 금융 속으로</w:t>
+            </w:r>
+          </w:p>
+        </w:tc>
+        <w:tc>
+          <w:tcPr>
+            <w:tcW w:type="dxa" w:w="4195"/>
+            <w:shd w:val="clear" w:color="auto" w:fill="E9F6EF"/>
+          </w:tcPr>
+          <w:p>
+            <w:pPr>
+              <w:spacing w:after="0" w:line="240" w:lineRule="exact"/>
+            </w:pPr>
+            <w:r>
+              <w:rPr>
+                <w:rFonts w:ascii="Malgun Gothic" w:hAnsi="Malgun Gothic" w:eastAsia="Malgun Gothic" w:cs="Malgun Gothic"/>
+                <w:color w:val="1B1B48"/>
+                <w:sz w:val="17"/>
+                <w:szCs w:val="17"/>
+              </w:rPr>
+              <w:t xml:space="preserve">크립토 VC(PL Capital Crypto). DePIN·DeSci 투자 테제 공개, DePIN 16곳 투자(시점 미상)</w:t>
+            </w:r>
+            <w:r>
+              <w:br/>
+            </w:r>
+            <w:r>
+              <w:rPr>
+                <w:rFonts w:ascii="Malgun Gothic" w:hAnsi="Malgun Gothic" w:eastAsia="Malgun Gothic" w:cs="Malgun Gothic"/>
+                <w:color w:val="1B1B48"/>
+                <w:sz w:val="17"/>
+                <w:szCs w:val="17"/>
+              </w:rPr>
+              <w:t xml:space="preserve">프로토콜 랩스(파일코인 — 초기 DePIN 네트워크) 계열 VC 패밀리 · AI · 물리 인프라 · 금융 레일에 투자. 2026.2 t54 시드 공동 주도</w:t>
+            </w:r>
+          </w:p>
+        </w:tc>
+        <w:tc>
+          <w:tcPr>
+            <w:tcW w:type="dxa" w:w="4112"/>
+            <w:shd w:val="clear" w:color="auto" w:fill="E9F6EF"/>
+          </w:tcPr>
+          <w:p>
+            <w:pPr>
+              <w:spacing w:after="0" w:line="240" w:lineRule="exact"/>
+            </w:pPr>
+            <w:r>
+              <w:rPr>
+                <w:rFonts w:ascii="Malgun Gothic" w:hAnsi="Malgun Gothic" w:eastAsia="Malgun Gothic" w:cs="Malgun Gothic"/>
+                <w:color w:val="1B1B48"/>
+                <w:sz w:val="17"/>
+                <w:szCs w:val="17"/>
+              </w:rPr>
+              <w:t xml:space="preserve">PL Capital 크립토 부문 GP. 전 Eniac Ventures 투자자, JP모건 주식 애널리스트 출신</w:t>
+            </w:r>
+            <w:r>
+              <w:br/>
+            </w:r>
+            <w:r>
+              <w:rPr>
+                <w:rFonts w:ascii="Malgun Gothic" w:hAnsi="Malgun Gothic" w:eastAsia="Malgun Gothic" w:cs="Malgun Gothic"/>
+                <w:color w:val="1B1B48"/>
+                <w:sz w:val="17"/>
+                <w:szCs w:val="17"/>
+              </w:rPr>
+              <w:t xml:space="preserve">PL Venture Holdings 사내 초기 투자 · 앤드루 W. 멜런 재단 LP 경력</w:t>
+            </w:r>
+          </w:p>
+        </w:tc>
+        <w:tc>
+          <w:tcPr>
+            <w:tcW w:type="dxa" w:w="2817"/>
+            <w:shd w:val="clear" w:color="auto" w:fill="E9F6EF"/>
+          </w:tcPr>
+          <w:p>
+            <w:pPr>
+              <w:spacing w:after="0" w:line="240" w:lineRule="exact"/>
+            </w:pPr>
+            <w:r>
+              <w:rPr>
+                <w:rFonts w:ascii="Malgun Gothic" w:hAnsi="Malgun Gothic" w:eastAsia="Malgun Gothic" w:cs="Malgun Gothic"/>
+                <w:b/>
+                <w:bCs/>
+                <w:color w:val="0B7A55"/>
+                <w:sz w:val="17"/>
+                <w:szCs w:val="17"/>
+              </w:rPr>
+              <w:t xml:space="preserve">DePIN 전문 투자자(16곳 투자 · 테제 공개) — 투자 · 생태계 창구</w:t>
+            </w:r>
+          </w:p>
+        </w:tc>
+      </w:tr>
+      <w:tr>
+        <w:trPr>
+          <w:cantSplit/>
+        </w:trPr>
+        <w:tc>
+          <w:tcPr>
+            <w:tcW w:type="dxa" w:w="2126"/>
+          </w:tcPr>
+          <w:p>
+            <w:pPr>
+              <w:spacing w:after="0" w:line="240" w:lineRule="exact"/>
+            </w:pPr>
+            <w:r>
+              <w:rPr>
+                <w:rFonts w:ascii="Malgun Gothic" w:hAnsi="Malgun Gothic" w:eastAsia="Malgun Gothic" w:cs="Malgun Gothic"/>
+                <w:b/>
+                <w:bCs/>
+                <w:color w:val="1B1B48"/>
+                <w:sz w:val="17"/>
+                <w:szCs w:val="17"/>
+              </w:rPr>
+              <w:t xml:space="preserve">이한길 Leo Lee · 카카오뱅크 팀장</w:t>
+            </w:r>
+          </w:p>
+        </w:tc>
+        <w:tc>
+          <w:tcPr>
+            <w:tcW w:type="dxa" w:w="1548"/>
+          </w:tcPr>
+          <w:p>
+            <w:pPr>
+              <w:spacing w:after="0" w:line="240" w:lineRule="exact"/>
+            </w:pPr>
+            <w:r>
+              <w:rPr>
+                <w:rFonts w:ascii="Malgun Gothic" w:hAnsi="Malgun Gothic" w:eastAsia="Malgun Gothic" w:cs="Malgun Gothic"/>
+                <w:color w:val="1B1B48"/>
+                <w:sz w:val="17"/>
+                <w:szCs w:val="17"/>
+              </w:rPr>
+              <w:t xml:space="preserve">18:10 스테이블코인, 일상 금융 속으로</w:t>
+            </w:r>
+          </w:p>
+        </w:tc>
+        <w:tc>
+          <w:tcPr>
+            <w:tcW w:type="dxa" w:w="4195"/>
+          </w:tcPr>
+          <w:p>
+            <w:pPr>
+              <w:spacing w:after="0" w:line="240" w:lineRule="exact"/>
+            </w:pPr>
+            <w:r>
+              <w:rPr>
+                <w:rFonts w:ascii="Malgun Gothic" w:hAnsi="Malgun Gothic" w:eastAsia="Malgun Gothic" w:cs="Malgun Gothic"/>
+                <w:color w:val="1B1B48"/>
+                <w:sz w:val="17"/>
+                <w:szCs w:val="17"/>
+              </w:rPr>
+              <w:t xml:space="preserve">2026.9 카카오그룹, 그랩·SCBX와 원화 스테이블코인 발행·해외결제·송금 MOU</w:t>
+            </w:r>
+          </w:p>
+        </w:tc>
+        <w:tc>
+          <w:tcPr>
+            <w:tcW w:type="dxa" w:w="4112"/>
+          </w:tcPr>
+          <w:p>
+            <w:pPr>
+              <w:spacing w:after="0" w:line="240" w:lineRule="exact"/>
+            </w:pPr>
+            <w:r>
+              <w:rPr>
+                <w:rFonts w:ascii="Malgun Gothic" w:hAnsi="Malgun Gothic" w:eastAsia="Malgun Gothic" w:cs="Malgun Gothic"/>
+                <w:color w:val="1B1B48"/>
+                <w:sz w:val="17"/>
+                <w:szCs w:val="17"/>
+              </w:rPr>
+              <w:t xml:space="preserve">스테이블코인 TF 리드(전문가 프로필 검색 기준). 개인 발언·이력은 확인 안 됨</w:t>
+            </w:r>
+          </w:p>
+        </w:tc>
+        <w:tc>
+          <w:tcPr>
+            <w:tcW w:type="dxa" w:w="2817"/>
+          </w:tcPr>
+          <w:p>
+            <w:pPr>
+              <w:spacing w:after="0" w:line="240" w:lineRule="exact"/>
+            </w:pPr>
+          </w:p>
+        </w:tc>
+      </w:tr>
+      <w:tr>
+        <w:trPr>
+          <w:cantSplit/>
+        </w:trPr>
+        <w:tc>
+          <w:tcPr>
+            <w:tcW w:type="dxa" w:w="2126"/>
+            <w:shd w:val="clear" w:color="auto" w:fill="F8F8FC"/>
+          </w:tcPr>
+          <w:p>
+            <w:pPr>
+              <w:spacing w:after="0" w:line="240" w:lineRule="exact"/>
+            </w:pPr>
+            <w:r>
+              <w:rPr>
+                <w:rFonts w:ascii="Malgun Gothic" w:hAnsi="Malgun Gothic" w:eastAsia="Malgun Gothic" w:cs="Malgun Gothic"/>
+                <w:b/>
+                <w:bCs/>
+                <w:color w:val="1B1B48"/>
+                <w:sz w:val="17"/>
+                <w:szCs w:val="17"/>
+              </w:rPr>
+              <w:t xml:space="preserve">피그 Fig · 스퀴드(Squid) 공동창업자</w:t>
+            </w:r>
+          </w:p>
+        </w:tc>
+        <w:tc>
+          <w:tcPr>
+            <w:tcW w:type="dxa" w:w="1548"/>
+            <w:shd w:val="clear" w:color="auto" w:fill="F8F8FC"/>
+          </w:tcPr>
+          <w:p>
+            <w:pPr>
+              <w:spacing w:after="0" w:line="240" w:lineRule="exact"/>
+            </w:pPr>
+            <w:r>
+              <w:rPr>
+                <w:rFonts w:ascii="Malgun Gothic" w:hAnsi="Malgun Gothic" w:eastAsia="Malgun Gothic" w:cs="Malgun Gothic"/>
+                <w:color w:val="1B1B48"/>
+                <w:sz w:val="17"/>
+                <w:szCs w:val="17"/>
+              </w:rPr>
+              <w:t xml:space="preserve">18:10 스테이블코인, 일상 금융 속으로</w:t>
+            </w:r>
+          </w:p>
+        </w:tc>
+        <w:tc>
+          <w:tcPr>
+            <w:tcW w:type="dxa" w:w="4195"/>
+            <w:shd w:val="clear" w:color="auto" w:fill="F8F8FC"/>
+          </w:tcPr>
+          <w:p>
+            <w:pPr>
+              <w:spacing w:after="0" w:line="240" w:lineRule="exact"/>
+            </w:pPr>
+            <w:r>
+              <w:rPr>
+                <w:rFonts w:ascii="Malgun Gothic" w:hAnsi="Malgun Gothic" w:eastAsia="Malgun Gothic" w:cs="Malgun Gothic"/>
+                <w:color w:val="1B1B48"/>
+                <w:sz w:val="17"/>
+                <w:szCs w:val="17"/>
+              </w:rPr>
+              <w:t xml:space="preserve">Axelar 기반 크로스체인 스왑·결제 라우터. 주최측 소개상 XRPL 공식 브릿지 파트너</w:t>
+            </w:r>
+          </w:p>
+        </w:tc>
+        <w:tc>
+          <w:tcPr>
+            <w:tcW w:type="dxa" w:w="4112"/>
+            <w:shd w:val="clear" w:color="auto" w:fill="F8F8FC"/>
+          </w:tcPr>
+          <w:p>
+            <w:pPr>
+              <w:spacing w:after="0" w:line="240" w:lineRule="exact"/>
+            </w:pPr>
+            <w:r>
+              <w:rPr>
+                <w:rFonts w:ascii="Malgun Gothic" w:hAnsi="Malgun Gothic" w:eastAsia="Malgun Gothic" w:cs="Malgun Gothic"/>
+                <w:color w:val="1B1B48"/>
+                <w:sz w:val="17"/>
+                <w:szCs w:val="17"/>
+              </w:rPr>
+              <w:t xml:space="preserve">Squid 공동창업자('Fig'로 활동, 본명 미확인). 의대에서 테크로 전향, 디자인·금융 거쳐 크립토</w:t>
+            </w:r>
+          </w:p>
+        </w:tc>
+        <w:tc>
+          <w:tcPr>
+            <w:tcW w:type="dxa" w:w="2817"/>
+            <w:shd w:val="clear" w:color="auto" w:fill="F8F8FC"/>
+          </w:tcPr>
+          <w:p>
+            <w:pPr>
+              <w:spacing w:after="0" w:line="240" w:lineRule="exact"/>
+            </w:pPr>
+          </w:p>
+        </w:tc>
+      </w:tr>
+    </w:tbl>
+    <w:p>
+      <w:pPr>
+        <w:spacing w:after="120"/>
+      </w:pPr>
+    </w:p>
+    <w:p>
+      <w:pPr>
+        <w:pStyle w:val="Heading2"/>
+        <w:tabs>
+          <w:tab w:pos="567" w:val="left"/>
+        </w:tabs>
+        <w:ind w:left="567" w:hanging="567"/>
+      </w:pPr>
+      <w:bookmarkStart w:id="6" w:name="s6"/>
+      <w:r>
+        <w:rPr>
+          <w:rFonts w:ascii="Malgun Gothic" w:hAnsi="Malgun Gothic" w:eastAsia="Malgun Gothic" w:cs="Malgun Gothic"/>
+          <w:b/>
+          <w:bCs/>
+          <w:color w:val="4D4DCE"/>
+          <w:sz w:val="30"/>
+          <w:szCs w:val="30"/>
+        </w:rPr>
+        <w:t xml:space="preserve">6	</w:t>
+      </w:r>
+      <w:r>
+        <w:rPr>
+          <w:rFonts w:ascii="Malgun Gothic" w:hAnsi="Malgun Gothic" w:eastAsia="Malgun Gothic" w:cs="Malgun Gothic"/>
+          <w:b/>
+          <w:bCs/>
+          <w:color w:val="1B1B48"/>
+          <w:sz w:val="30"/>
+          <w:szCs w:val="30"/>
+        </w:rPr>
         <w:t xml:space="preserve">읽는 법</w:t>
       </w:r>
-      <w:bookmarkEnd w:id="5"/>
+      <w:bookmarkEnd w:id="6"/>
+    </w:p>
+    <w:p>
+      <w:pPr>
+        <w:pStyle w:val="ListBullet"/>
+        <w:spacing w:after="60"/>
+      </w:pPr>
+      <w:r>
+        <w:rPr>
+          <w:rFonts w:ascii="Malgun Gothic" w:hAnsi="Malgun Gothic" w:eastAsia="Malgun Gothic" w:cs="Malgun Gothic"/>
+          <w:color w:val="1B1B48"/>
+          <w:sz w:val="20"/>
+          <w:szCs w:val="20"/>
+        </w:rPr>
+        <w:t xml:space="preserve">초록 글자 · 옅은 초록 줄 = 우리와 결(10명). 근거는 「우리와 결 · 근거」 칸에, 회사 · 인물 칸의 줄바꿈 아래는 9/29 추가 조사분이다.</w:t>
+      </w:r>
+    </w:p>
+    <w:p>
+      <w:pPr>
+        <w:pStyle w:val="ListBullet"/>
+        <w:spacing w:after="60"/>
+      </w:pPr>
+      <w:r>
+        <w:rPr>
+          <w:rFonts w:ascii="Malgun Gothic" w:hAnsi="Malgun Gothic" w:eastAsia="Malgun Gothic" w:cs="Malgun Gothic"/>
+          <w:color w:val="1B1B48"/>
+          <w:sz w:val="20"/>
+          <w:szCs w:val="20"/>
+        </w:rPr>
+        <w:t xml:space="preserve">노란 형광(우리 키노트 줄)과 목차 · 절 제목의 빨간 「날씨 데이터」는 서우 편집 그대로다.</w:t>
+      </w:r>
+    </w:p>
+    <w:p>
+      <w:pPr>
+        <w:pStyle w:val="ListBullet"/>
+        <w:spacing w:after="60"/>
+      </w:pPr>
+      <w:r>
+        <w:rPr>
+          <w:rFonts w:ascii="Malgun Gothic" w:hAnsi="Malgun Gothic" w:eastAsia="Malgun Gothic" w:cs="Malgun Gothic"/>
+          <w:color w:val="1B1B48"/>
+          <w:sz w:val="20"/>
+          <w:szCs w:val="20"/>
+        </w:rPr>
+        <w:t xml:space="preserve">결 판단 기준: ① 이미 맺은 관계(9/23 Eri 미팅 · 9/5 Flare 워크숍 · Catalyze 협업) ② 우리 레인 — 검증 데이터 · x402 기계 고객 · DePIN · 보험/지수 상품. 내부 근거 기록은 출처 절 끝.</w:t>
+      </w:r>
+    </w:p>
+    <w:p>
+      <w:pPr>
+        <w:pStyle w:val="ListBullet"/>
+        <w:spacing w:after="60"/>
+      </w:pPr>
+      <w:r>
+        <w:rPr>
+          <w:rFonts w:ascii="Malgun Gothic" w:hAnsi="Malgun Gothic" w:eastAsia="Malgun Gothic" w:cs="Malgun Gothic"/>
+          <w:color w:val="1B1B48"/>
+          <w:sz w:val="20"/>
+          <w:szCs w:val="20"/>
+        </w:rPr>
+        <w:t xml:space="preserve">말할 때 선: Flare 쪽(휴고 · 코너)과 t54 는 기술 통합 표현 금지 — 케이웨더 × Flare 파트너십(공개)까지만, 웰비안 직접 통합 · Flare 미공개 계획은 대외 0. 보험 레인은 내부 검토 · 미구축이라 대외 0. 타임레버리지 협업은 광고 표기 전제.</w:t>
+      </w:r>
+    </w:p>
+    <w:p>
+      <w:pPr>
+        <w:pStyle w:val="ListBullet"/>
+        <w:spacing w:after="60"/>
+      </w:pPr>
+      <w:r>
+        <w:rPr>
+          <w:rFonts w:ascii="Malgun Gothic" w:hAnsi="Malgun Gothic" w:eastAsia="Malgun Gothic" w:cs="Malgun Gothic"/>
+          <w:color w:val="1B1B48"/>
+          <w:sz w:val="20"/>
+          <w:szCs w:val="20"/>
+        </w:rPr>
+        <w:t xml:space="preserve">윤장혁 = Eri 가 소개하겠다던 팀은 추론이다 — 9/23 미팅에서 들린 「CBAX · Johnny 대표 · 해커톤 1위」가 SIVAX · 윤장혁 · KFIP 1위와 맞아서 그렇게 본다. 10/2 Flare 파티에서 Eri 에게 확인.</w:t>
+      </w:r>
     </w:p>
     <w:p>
       <w:pPr>
@@ -4776,7 +6036,7 @@
         </w:tabs>
         <w:ind w:left="567" w:hanging="567"/>
       </w:pPr>
-      <w:bookmarkStart w:id="6" w:name="s6"/>
+      <w:bookmarkStart w:id="7" w:name="s7"/>
       <w:r>
         <w:rPr>
           <w:rFonts w:ascii="Malgun Gothic" w:hAnsi="Malgun Gothic" w:eastAsia="Malgun Gothic" w:cs="Malgun Gothic"/>
@@ -4786,7 +6046,7 @@
           <w:sz w:val="30"/>
           <w:szCs w:val="30"/>
         </w:rPr>
-        <w:t xml:space="preserve">6	</w:t>
+        <w:t xml:space="preserve">7	</w:t>
       </w:r>
       <w:r>
         <w:rPr>
@@ -4799,7 +6059,7 @@
         </w:rPr>
         <w:t xml:space="preserve">출처</w:t>
       </w:r>
-      <w:bookmarkEnd w:id="6"/>
+      <w:bookmarkEnd w:id="7"/>
     </w:p>
     <w:p>
       <w:pPr>
@@ -4846,6 +6106,26 @@
           <w:t xml:space="preserve">webx-asia.com</w:t>
         </w:r>
       </w:hyperlink>
+      <w:r>
+        <w:rPr>
+          <w:rFonts w:ascii="Malgun Gothic" w:hAnsi="Malgun Gothic" w:eastAsia="Malgun Gothic" w:cs="Malgun Gothic"/>
+          <w:color w:val="1B1B48"/>
+          <w:sz w:val="20"/>
+          <w:szCs w:val="20"/>
+        </w:rPr>
+        <w:t xml:space="preserve"> · </w:t>
+      </w:r>
+      <w:hyperlink r:id="rId13" w:history="1">
+        <w:r>
+          <w:rPr>
+            <w:rFonts w:ascii="Malgun Gothic" w:hAnsi="Malgun Gothic" w:eastAsia="Malgun Gothic" w:cs="Malgun Gothic"/>
+            <w:color w:val="4D4DCE"/>
+            <w:sz w:val="20"/>
+            <w:szCs w:val="20"/>
+          </w:rPr>
+          <w:t xml:space="preserve">www.xrparmynews.com</w:t>
+        </w:r>
+      </w:hyperlink>
     </w:p>
     <w:p>
       <w:pPr>
@@ -4861,7 +6141,7 @@
         </w:rPr>
         <w:t xml:space="preserve">아시시 — </w:t>
       </w:r>
-      <w:hyperlink r:id="rId13" w:history="1">
+      <w:hyperlink r:id="rId14" w:history="1">
         <w:r>
           <w:rPr>
             <w:rFonts w:ascii="Malgun Gothic" w:hAnsi="Malgun Gothic" w:eastAsia="Malgun Gothic" w:cs="Malgun Gothic"/>
@@ -4881,7 +6161,7 @@
         </w:rPr>
         <w:t xml:space="preserve"> · </w:t>
       </w:r>
-      <w:hyperlink r:id="rId14" w:history="1">
+      <w:hyperlink r:id="rId15" w:history="1">
         <w:r>
           <w:rPr>
             <w:rFonts w:ascii="Malgun Gothic" w:hAnsi="Malgun Gothic" w:eastAsia="Malgun Gothic" w:cs="Malgun Gothic"/>
@@ -4907,7 +6187,7 @@
         </w:rPr>
         <w:t xml:space="preserve">휴고 — </w:t>
       </w:r>
-      <w:hyperlink r:id="rId15" w:history="1">
+      <w:hyperlink r:id="rId16" w:history="1">
         <w:r>
           <w:rPr>
             <w:rFonts w:ascii="Malgun Gothic" w:hAnsi="Malgun Gothic" w:eastAsia="Malgun Gothic" w:cs="Malgun Gothic"/>
@@ -4927,7 +6207,7 @@
         </w:rPr>
         <w:t xml:space="preserve"> · </w:t>
       </w:r>
-      <w:hyperlink r:id="rId16" w:history="1">
+      <w:hyperlink r:id="rId17" w:history="1">
         <w:r>
           <w:rPr>
             <w:rFonts w:ascii="Malgun Gothic" w:hAnsi="Malgun Gothic" w:eastAsia="Malgun Gothic" w:cs="Malgun Gothic"/>
@@ -4936,6 +6216,66 @@
             <w:szCs w:val="20"/>
           </w:rPr>
           <w:t xml:space="preserve">usethebitcoin.com</w:t>
+        </w:r>
+      </w:hyperlink>
+      <w:r>
+        <w:rPr>
+          <w:rFonts w:ascii="Malgun Gothic" w:hAnsi="Malgun Gothic" w:eastAsia="Malgun Gothic" w:cs="Malgun Gothic"/>
+          <w:color w:val="1B1B48"/>
+          <w:sz w:val="20"/>
+          <w:szCs w:val="20"/>
+        </w:rPr>
+        <w:t xml:space="preserve"> · </w:t>
+      </w:r>
+      <w:hyperlink r:id="rId18" w:history="1">
+        <w:r>
+          <w:rPr>
+            <w:rFonts w:ascii="Malgun Gothic" w:hAnsi="Malgun Gothic" w:eastAsia="Malgun Gothic" w:cs="Malgun Gothic"/>
+            <w:color w:val="4D4DCE"/>
+            <w:sz w:val="20"/>
+            <w:szCs w:val="20"/>
+          </w:rPr>
+          <w:t xml:space="preserve">www.cryptopolitan.com</w:t>
+        </w:r>
+      </w:hyperlink>
+      <w:r>
+        <w:rPr>
+          <w:rFonts w:ascii="Malgun Gothic" w:hAnsi="Malgun Gothic" w:eastAsia="Malgun Gothic" w:cs="Malgun Gothic"/>
+          <w:color w:val="1B1B48"/>
+          <w:sz w:val="20"/>
+          <w:szCs w:val="20"/>
+        </w:rPr>
+        <w:t xml:space="preserve"> · </w:t>
+      </w:r>
+      <w:hyperlink r:id="rId19" w:history="1">
+        <w:r>
+          <w:rPr>
+            <w:rFonts w:ascii="Malgun Gothic" w:hAnsi="Malgun Gothic" w:eastAsia="Malgun Gothic" w:cs="Malgun Gothic"/>
+            <w:color w:val="4D4DCE"/>
+            <w:sz w:val="20"/>
+            <w:szCs w:val="20"/>
+          </w:rPr>
+          <w:t xml:space="preserve">news.bitcoin.com</w:t>
+        </w:r>
+      </w:hyperlink>
+      <w:r>
+        <w:rPr>
+          <w:rFonts w:ascii="Malgun Gothic" w:hAnsi="Malgun Gothic" w:eastAsia="Malgun Gothic" w:cs="Malgun Gothic"/>
+          <w:color w:val="1B1B48"/>
+          <w:sz w:val="20"/>
+          <w:szCs w:val="20"/>
+        </w:rPr>
+        <w:t xml:space="preserve"> · </w:t>
+      </w:r>
+      <w:hyperlink r:id="rId20" w:history="1">
+        <w:r>
+          <w:rPr>
+            <w:rFonts w:ascii="Malgun Gothic" w:hAnsi="Malgun Gothic" w:eastAsia="Malgun Gothic" w:cs="Malgun Gothic"/>
+            <w:color w:val="4D4DCE"/>
+            <w:sz w:val="20"/>
+            <w:szCs w:val="20"/>
+          </w:rPr>
+          <w:t xml:space="preserve">www.youtube.com</w:t>
         </w:r>
       </w:hyperlink>
     </w:p>
@@ -4953,7 +6293,7 @@
         </w:rPr>
         <w:t xml:space="preserve">니컬러스 — </w:t>
       </w:r>
-      <w:hyperlink r:id="rId17" w:history="1">
+      <w:hyperlink r:id="rId21" w:history="1">
         <w:r>
           <w:rPr>
             <w:rFonts w:ascii="Malgun Gothic" w:hAnsi="Malgun Gothic" w:eastAsia="Malgun Gothic" w:cs="Malgun Gothic"/>
@@ -4973,7 +6313,7 @@
         </w:rPr>
         <w:t xml:space="preserve"> · </w:t>
       </w:r>
-      <w:hyperlink r:id="rId18" w:history="1">
+      <w:hyperlink r:id="rId22" w:history="1">
         <w:r>
           <w:rPr>
             <w:rFonts w:ascii="Malgun Gothic" w:hAnsi="Malgun Gothic" w:eastAsia="Malgun Gothic" w:cs="Malgun Gothic"/>
@@ -4999,7 +6339,7 @@
         </w:rPr>
         <w:t xml:space="preserve">코너 — </w:t>
       </w:r>
-      <w:hyperlink r:id="rId19" w:history="1">
+      <w:hyperlink r:id="rId23" w:history="1">
         <w:r>
           <w:rPr>
             <w:rFonts w:ascii="Malgun Gothic" w:hAnsi="Malgun Gothic" w:eastAsia="Malgun Gothic" w:cs="Malgun Gothic"/>
@@ -5019,7 +6359,7 @@
         </w:rPr>
         <w:t xml:space="preserve"> · </w:t>
       </w:r>
-      <w:hyperlink r:id="rId20" w:history="1">
+      <w:hyperlink r:id="rId24" w:history="1">
         <w:r>
           <w:rPr>
             <w:rFonts w:ascii="Malgun Gothic" w:hAnsi="Malgun Gothic" w:eastAsia="Malgun Gothic" w:cs="Malgun Gothic"/>
@@ -5028,6 +6368,46 @@
             <w:szCs w:val="20"/>
           </w:rPr>
           <w:t xml:space="preserve">www.theblock.co</w:t>
+        </w:r>
+      </w:hyperlink>
+      <w:r>
+        <w:rPr>
+          <w:rFonts w:ascii="Malgun Gothic" w:hAnsi="Malgun Gothic" w:eastAsia="Malgun Gothic" w:cs="Malgun Gothic"/>
+          <w:color w:val="1B1B48"/>
+          <w:sz w:val="20"/>
+          <w:szCs w:val="20"/>
+        </w:rPr>
+        <w:t xml:space="preserve"> · </w:t>
+      </w:r>
+      <w:hyperlink r:id="rId25" w:history="1">
+        <w:r>
+          <w:rPr>
+            <w:rFonts w:ascii="Malgun Gothic" w:hAnsi="Malgun Gothic" w:eastAsia="Malgun Gothic" w:cs="Malgun Gothic"/>
+            <w:color w:val="4D4DCE"/>
+            <w:sz w:val="20"/>
+            <w:szCs w:val="20"/>
+          </w:rPr>
+          <w:t xml:space="preserve">www.coindesk.com</w:t>
+        </w:r>
+      </w:hyperlink>
+      <w:r>
+        <w:rPr>
+          <w:rFonts w:ascii="Malgun Gothic" w:hAnsi="Malgun Gothic" w:eastAsia="Malgun Gothic" w:cs="Malgun Gothic"/>
+          <w:color w:val="1B1B48"/>
+          <w:sz w:val="20"/>
+          <w:szCs w:val="20"/>
+        </w:rPr>
+        <w:t xml:space="preserve"> · </w:t>
+      </w:r>
+      <w:hyperlink r:id="rId26" w:history="1">
+        <w:r>
+          <w:rPr>
+            <w:rFonts w:ascii="Malgun Gothic" w:hAnsi="Malgun Gothic" w:eastAsia="Malgun Gothic" w:cs="Malgun Gothic"/>
+            <w:color w:val="4D4DCE"/>
+            <w:sz w:val="20"/>
+            <w:szCs w:val="20"/>
+          </w:rPr>
+          <w:t xml:space="preserve">thedefiant.io</w:t>
         </w:r>
       </w:hyperlink>
     </w:p>
@@ -5045,7 +6425,7 @@
         </w:rPr>
         <w:t xml:space="preserve">크리스티나 — </w:t>
       </w:r>
-      <w:hyperlink r:id="rId21" w:history="1">
+      <w:hyperlink r:id="rId27" w:history="1">
         <w:r>
           <w:rPr>
             <w:rFonts w:ascii="Malgun Gothic" w:hAnsi="Malgun Gothic" w:eastAsia="Malgun Gothic" w:cs="Malgun Gothic"/>
@@ -5071,7 +6451,7 @@
         </w:rPr>
         <w:t xml:space="preserve">챈들러 — </w:t>
       </w:r>
-      <w:hyperlink r:id="rId22" w:history="1">
+      <w:hyperlink r:id="rId28" w:history="1">
         <w:r>
           <w:rPr>
             <w:rFonts w:ascii="Malgun Gothic" w:hAnsi="Malgun Gothic" w:eastAsia="Malgun Gothic" w:cs="Malgun Gothic"/>
@@ -5091,7 +6471,7 @@
         </w:rPr>
         <w:t xml:space="preserve"> · </w:t>
       </w:r>
-      <w:hyperlink r:id="rId23" w:history="1">
+      <w:hyperlink r:id="rId29" w:history="1">
         <w:r>
           <w:rPr>
             <w:rFonts w:ascii="Malgun Gothic" w:hAnsi="Malgun Gothic" w:eastAsia="Malgun Gothic" w:cs="Malgun Gothic"/>
@@ -5100,6 +6480,46 @@
             <w:szCs w:val="20"/>
           </w:rPr>
           <w:t xml:space="preserve">pulse2.com</w:t>
+        </w:r>
+      </w:hyperlink>
+      <w:r>
+        <w:rPr>
+          <w:rFonts w:ascii="Malgun Gothic" w:hAnsi="Malgun Gothic" w:eastAsia="Malgun Gothic" w:cs="Malgun Gothic"/>
+          <w:color w:val="1B1B48"/>
+          <w:sz w:val="20"/>
+          <w:szCs w:val="20"/>
+        </w:rPr>
+        <w:t xml:space="preserve"> · </w:t>
+      </w:r>
+      <w:hyperlink r:id="rId30" w:history="1">
+        <w:r>
+          <w:rPr>
+            <w:rFonts w:ascii="Malgun Gothic" w:hAnsi="Malgun Gothic" w:eastAsia="Malgun Gothic" w:cs="Malgun Gothic"/>
+            <w:color w:val="4D4DCE"/>
+            <w:sz w:val="20"/>
+            <w:szCs w:val="20"/>
+          </w:rPr>
+          <w:t xml:space="preserve">www.forbes.com</w:t>
+        </w:r>
+      </w:hyperlink>
+      <w:r>
+        <w:rPr>
+          <w:rFonts w:ascii="Malgun Gothic" w:hAnsi="Malgun Gothic" w:eastAsia="Malgun Gothic" w:cs="Malgun Gothic"/>
+          <w:color w:val="1B1B48"/>
+          <w:sz w:val="20"/>
+          <w:szCs w:val="20"/>
+        </w:rPr>
+        <w:t xml:space="preserve"> · </w:t>
+      </w:r>
+      <w:hyperlink r:id="rId31" w:history="1">
+        <w:r>
+          <w:rPr>
+            <w:rFonts w:ascii="Malgun Gothic" w:hAnsi="Malgun Gothic" w:eastAsia="Malgun Gothic" w:cs="Malgun Gothic"/>
+            <w:color w:val="4D4DCE"/>
+            <w:sz w:val="20"/>
+            <w:szCs w:val="20"/>
+          </w:rPr>
+          <w:t xml:space="preserve">news.bitcoin.com</w:t>
         </w:r>
       </w:hyperlink>
     </w:p>
@@ -5117,7 +6537,7 @@
         </w:rPr>
         <w:t xml:space="preserve">모니카 — </w:t>
       </w:r>
-      <w:hyperlink r:id="rId24" w:history="1">
+      <w:hyperlink r:id="rId32" w:history="1">
         <w:r>
           <w:rPr>
             <w:rFonts w:ascii="Malgun Gothic" w:hAnsi="Malgun Gothic" w:eastAsia="Malgun Gothic" w:cs="Malgun Gothic"/>
@@ -5137,7 +6557,7 @@
         </w:rPr>
         <w:t xml:space="preserve"> · </w:t>
       </w:r>
-      <w:hyperlink r:id="rId25" w:history="1">
+      <w:hyperlink r:id="rId33" w:history="1">
         <w:r>
           <w:rPr>
             <w:rFonts w:ascii="Malgun Gothic" w:hAnsi="Malgun Gothic" w:eastAsia="Malgun Gothic" w:cs="Malgun Gothic"/>
@@ -5163,7 +6583,7 @@
         </w:rPr>
         <w:t xml:space="preserve">지니 — </w:t>
       </w:r>
-      <w:hyperlink r:id="rId26" w:history="1">
+      <w:hyperlink r:id="rId34" w:history="1">
         <w:r>
           <w:rPr>
             <w:rFonts w:ascii="Malgun Gothic" w:hAnsi="Malgun Gothic" w:eastAsia="Malgun Gothic" w:cs="Malgun Gothic"/>
@@ -5183,7 +6603,7 @@
         </w:rPr>
         <w:t xml:space="preserve"> · </w:t>
       </w:r>
-      <w:hyperlink r:id="rId27" w:history="1">
+      <w:hyperlink r:id="rId35" w:history="1">
         <w:r>
           <w:rPr>
             <w:rFonts w:ascii="Malgun Gothic" w:hAnsi="Malgun Gothic" w:eastAsia="Malgun Gothic" w:cs="Malgun Gothic"/>
@@ -5209,7 +6629,7 @@
         </w:rPr>
         <w:t xml:space="preserve">최재혁 — </w:t>
       </w:r>
-      <w:hyperlink r:id="rId28" w:history="1">
+      <w:hyperlink r:id="rId36" w:history="1">
         <w:r>
           <w:rPr>
             <w:rFonts w:ascii="Malgun Gothic" w:hAnsi="Malgun Gothic" w:eastAsia="Malgun Gothic" w:cs="Malgun Gothic"/>
@@ -5229,7 +6649,7 @@
         </w:rPr>
         <w:t xml:space="preserve"> · </w:t>
       </w:r>
-      <w:hyperlink r:id="rId29" w:history="1">
+      <w:hyperlink r:id="rId37" w:history="1">
         <w:r>
           <w:rPr>
             <w:rFonts w:ascii="Malgun Gothic" w:hAnsi="Malgun Gothic" w:eastAsia="Malgun Gothic" w:cs="Malgun Gothic"/>
@@ -5255,7 +6675,7 @@
         </w:rPr>
         <w:t xml:space="preserve">신희진 — </w:t>
       </w:r>
-      <w:hyperlink r:id="rId30" w:history="1">
+      <w:hyperlink r:id="rId38" w:history="1">
         <w:r>
           <w:rPr>
             <w:rFonts w:ascii="Malgun Gothic" w:hAnsi="Malgun Gothic" w:eastAsia="Malgun Gothic" w:cs="Malgun Gothic"/>
@@ -5275,7 +6695,7 @@
         </w:rPr>
         <w:t xml:space="preserve"> · </w:t>
       </w:r>
-      <w:hyperlink r:id="rId31" w:history="1">
+      <w:hyperlink r:id="rId39" w:history="1">
         <w:r>
           <w:rPr>
             <w:rFonts w:ascii="Malgun Gothic" w:hAnsi="Malgun Gothic" w:eastAsia="Malgun Gothic" w:cs="Malgun Gothic"/>
@@ -5301,7 +6721,7 @@
         </w:rPr>
         <w:t xml:space="preserve">한승훈 — </w:t>
       </w:r>
-      <w:hyperlink r:id="rId32" w:history="1">
+      <w:hyperlink r:id="rId40" w:history="1">
         <w:r>
           <w:rPr>
             <w:rFonts w:ascii="Malgun Gothic" w:hAnsi="Malgun Gothic" w:eastAsia="Malgun Gothic" w:cs="Malgun Gothic"/>
@@ -5321,7 +6741,7 @@
         </w:rPr>
         <w:t xml:space="preserve"> · </w:t>
       </w:r>
-      <w:hyperlink r:id="rId33" w:history="1">
+      <w:hyperlink r:id="rId41" w:history="1">
         <w:r>
           <w:rPr>
             <w:rFonts w:ascii="Malgun Gothic" w:hAnsi="Malgun Gothic" w:eastAsia="Malgun Gothic" w:cs="Malgun Gothic"/>
@@ -5347,7 +6767,7 @@
         </w:rPr>
         <w:t xml:space="preserve">윤만식 — </w:t>
       </w:r>
-      <w:hyperlink r:id="rId34" w:history="1">
+      <w:hyperlink r:id="rId42" w:history="1">
         <w:r>
           <w:rPr>
             <w:rFonts w:ascii="Malgun Gothic" w:hAnsi="Malgun Gothic" w:eastAsia="Malgun Gothic" w:cs="Malgun Gothic"/>
@@ -5367,7 +6787,7 @@
         </w:rPr>
         <w:t xml:space="preserve"> · </w:t>
       </w:r>
-      <w:hyperlink r:id="rId35" w:history="1">
+      <w:hyperlink r:id="rId43" w:history="1">
         <w:r>
           <w:rPr>
             <w:rFonts w:ascii="Malgun Gothic" w:hAnsi="Malgun Gothic" w:eastAsia="Malgun Gothic" w:cs="Malgun Gothic"/>
@@ -5393,7 +6813,7 @@
         </w:rPr>
         <w:t xml:space="preserve">사브리나 — </w:t>
       </w:r>
-      <w:hyperlink r:id="rId36" w:history="1">
+      <w:hyperlink r:id="rId44" w:history="1">
         <w:r>
           <w:rPr>
             <w:rFonts w:ascii="Malgun Gothic" w:hAnsi="Malgun Gothic" w:eastAsia="Malgun Gothic" w:cs="Malgun Gothic"/>
@@ -5419,7 +6839,7 @@
         </w:rPr>
         <w:t xml:space="preserve">아요 — </w:t>
       </w:r>
-      <w:hyperlink r:id="rId37" w:history="1">
+      <w:hyperlink r:id="rId45" w:history="1">
         <w:r>
           <w:rPr>
             <w:rFonts w:ascii="Malgun Gothic" w:hAnsi="Malgun Gothic" w:eastAsia="Malgun Gothic" w:cs="Malgun Gothic"/>
@@ -5439,7 +6859,7 @@
         </w:rPr>
         <w:t xml:space="preserve"> · </w:t>
       </w:r>
-      <w:hyperlink r:id="rId38" w:history="1">
+      <w:hyperlink r:id="rId46" w:history="1">
         <w:r>
           <w:rPr>
             <w:rFonts w:ascii="Malgun Gothic" w:hAnsi="Malgun Gothic" w:eastAsia="Malgun Gothic" w:cs="Malgun Gothic"/>
@@ -5465,7 +6885,7 @@
         </w:rPr>
         <w:t xml:space="preserve">나다니엘 — </w:t>
       </w:r>
-      <w:hyperlink r:id="rId39" w:history="1">
+      <w:hyperlink r:id="rId47" w:history="1">
         <w:r>
           <w:rPr>
             <w:rFonts w:ascii="Malgun Gothic" w:hAnsi="Malgun Gothic" w:eastAsia="Malgun Gothic" w:cs="Malgun Gothic"/>
@@ -5485,7 +6905,7 @@
         </w:rPr>
         <w:t xml:space="preserve"> · </w:t>
       </w:r>
-      <w:hyperlink r:id="rId40" w:history="1">
+      <w:hyperlink r:id="rId48" w:history="1">
         <w:r>
           <w:rPr>
             <w:rFonts w:ascii="Malgun Gothic" w:hAnsi="Malgun Gothic" w:eastAsia="Malgun Gothic" w:cs="Malgun Gothic"/>
@@ -5494,6 +6914,66 @@
             <w:szCs w:val="20"/>
           </w:rPr>
           <w:t xml:space="preserve">ir.datavaultsite.com</w:t>
+        </w:r>
+      </w:hyperlink>
+      <w:r>
+        <w:rPr>
+          <w:rFonts w:ascii="Malgun Gothic" w:hAnsi="Malgun Gothic" w:eastAsia="Malgun Gothic" w:cs="Malgun Gothic"/>
+          <w:color w:val="1B1B48"/>
+          <w:sz w:val="20"/>
+          <w:szCs w:val="20"/>
+        </w:rPr>
+        <w:t xml:space="preserve"> · </w:t>
+      </w:r>
+      <w:hyperlink r:id="rId49" w:history="1">
+        <w:r>
+          <w:rPr>
+            <w:rFonts w:ascii="Malgun Gothic" w:hAnsi="Malgun Gothic" w:eastAsia="Malgun Gothic" w:cs="Malgun Gothic"/>
+            <w:color w:val="4D4DCE"/>
+            <w:sz w:val="20"/>
+            <w:szCs w:val="20"/>
+          </w:rPr>
+          <w:t xml:space="preserve">ir.datavaultsite.com</w:t>
+        </w:r>
+      </w:hyperlink>
+      <w:r>
+        <w:rPr>
+          <w:rFonts w:ascii="Malgun Gothic" w:hAnsi="Malgun Gothic" w:eastAsia="Malgun Gothic" w:cs="Malgun Gothic"/>
+          <w:color w:val="1B1B48"/>
+          <w:sz w:val="20"/>
+          <w:szCs w:val="20"/>
+        </w:rPr>
+        <w:t xml:space="preserve"> · </w:t>
+      </w:r>
+      <w:hyperlink r:id="rId50" w:history="1">
+        <w:r>
+          <w:rPr>
+            <w:rFonts w:ascii="Malgun Gothic" w:hAnsi="Malgun Gothic" w:eastAsia="Malgun Gothic" w:cs="Malgun Gothic"/>
+            <w:color w:val="4D4DCE"/>
+            <w:sz w:val="20"/>
+            <w:szCs w:val="20"/>
+          </w:rPr>
+          <w:t xml:space="preserve">ir.datavaultsite.com</w:t>
+        </w:r>
+      </w:hyperlink>
+      <w:r>
+        <w:rPr>
+          <w:rFonts w:ascii="Malgun Gothic" w:hAnsi="Malgun Gothic" w:eastAsia="Malgun Gothic" w:cs="Malgun Gothic"/>
+          <w:color w:val="1B1B48"/>
+          <w:sz w:val="20"/>
+          <w:szCs w:val="20"/>
+        </w:rPr>
+        <w:t xml:space="preserve"> · </w:t>
+      </w:r>
+      <w:hyperlink r:id="rId51" w:history="1">
+        <w:r>
+          <w:rPr>
+            <w:rFonts w:ascii="Malgun Gothic" w:hAnsi="Malgun Gothic" w:eastAsia="Malgun Gothic" w:cs="Malgun Gothic"/>
+            <w:color w:val="4D4DCE"/>
+            <w:sz w:val="20"/>
+            <w:szCs w:val="20"/>
+          </w:rPr>
+          <w:t xml:space="preserve">www.businesswire.com</w:t>
         </w:r>
       </w:hyperlink>
     </w:p>
@@ -5511,7 +6991,7 @@
         </w:rPr>
         <w:t xml:space="preserve">타츠야 — </w:t>
       </w:r>
-      <w:hyperlink r:id="rId41" w:history="1">
+      <w:hyperlink r:id="rId52" w:history="1">
         <w:r>
           <w:rPr>
             <w:rFonts w:ascii="Malgun Gothic" w:hAnsi="Malgun Gothic" w:eastAsia="Malgun Gothic" w:cs="Malgun Gothic"/>
@@ -5537,7 +7017,7 @@
         </w:rPr>
         <w:t xml:space="preserve">윤장혁 — </w:t>
       </w:r>
-      <w:hyperlink r:id="rId42" w:history="1">
+      <w:hyperlink r:id="rId53" w:history="1">
         <w:r>
           <w:rPr>
             <w:rFonts w:ascii="Malgun Gothic" w:hAnsi="Malgun Gothic" w:eastAsia="Malgun Gothic" w:cs="Malgun Gothic"/>
@@ -5546,6 +7026,106 @@
             <w:szCs w:val="20"/>
           </w:rPr>
           <w:t xml:space="preserve">firstcryptonews.com</w:t>
+        </w:r>
+      </w:hyperlink>
+      <w:r>
+        <w:rPr>
+          <w:rFonts w:ascii="Malgun Gothic" w:hAnsi="Malgun Gothic" w:eastAsia="Malgun Gothic" w:cs="Malgun Gothic"/>
+          <w:color w:val="1B1B48"/>
+          <w:sz w:val="20"/>
+          <w:szCs w:val="20"/>
+        </w:rPr>
+        <w:t xml:space="preserve"> · </w:t>
+      </w:r>
+      <w:hyperlink r:id="rId54" w:history="1">
+        <w:r>
+          <w:rPr>
+            <w:rFonts w:ascii="Malgun Gothic" w:hAnsi="Malgun Gothic" w:eastAsia="Malgun Gothic" w:cs="Malgun Gothic"/>
+            <w:color w:val="4D4DCE"/>
+            <w:sz w:val="20"/>
+            <w:szCs w:val="20"/>
+          </w:rPr>
+          <w:t xml:space="preserve">platum.kr</w:t>
+        </w:r>
+      </w:hyperlink>
+      <w:r>
+        <w:rPr>
+          <w:rFonts w:ascii="Malgun Gothic" w:hAnsi="Malgun Gothic" w:eastAsia="Malgun Gothic" w:cs="Malgun Gothic"/>
+          <w:color w:val="1B1B48"/>
+          <w:sz w:val="20"/>
+          <w:szCs w:val="20"/>
+        </w:rPr>
+        <w:t xml:space="preserve"> · </w:t>
+      </w:r>
+      <w:hyperlink r:id="rId55" w:history="1">
+        <w:r>
+          <w:rPr>
+            <w:rFonts w:ascii="Malgun Gothic" w:hAnsi="Malgun Gothic" w:eastAsia="Malgun Gothic" w:cs="Malgun Gothic"/>
+            <w:color w:val="4D4DCE"/>
+            <w:sz w:val="20"/>
+            <w:szCs w:val="20"/>
+          </w:rPr>
+          <w:t xml:space="preserve">wowtale.net</w:t>
+        </w:r>
+      </w:hyperlink>
+      <w:r>
+        <w:rPr>
+          <w:rFonts w:ascii="Malgun Gothic" w:hAnsi="Malgun Gothic" w:eastAsia="Malgun Gothic" w:cs="Malgun Gothic"/>
+          <w:color w:val="1B1B48"/>
+          <w:sz w:val="20"/>
+          <w:szCs w:val="20"/>
+        </w:rPr>
+        <w:t xml:space="preserve"> · </w:t>
+      </w:r>
+      <w:hyperlink r:id="rId56" w:history="1">
+        <w:r>
+          <w:rPr>
+            <w:rFonts w:ascii="Malgun Gothic" w:hAnsi="Malgun Gothic" w:eastAsia="Malgun Gothic" w:cs="Malgun Gothic"/>
+            <w:color w:val="4D4DCE"/>
+            <w:sz w:val="20"/>
+            <w:szCs w:val="20"/>
+          </w:rPr>
+          <w:t xml:space="preserve">www.venturesquare.net</w:t>
+        </w:r>
+      </w:hyperlink>
+      <w:r>
+        <w:rPr>
+          <w:rFonts w:ascii="Malgun Gothic" w:hAnsi="Malgun Gothic" w:eastAsia="Malgun Gothic" w:cs="Malgun Gothic"/>
+          <w:color w:val="1B1B48"/>
+          <w:sz w:val="20"/>
+          <w:szCs w:val="20"/>
+        </w:rPr>
+        <w:t xml:space="preserve"> · </w:t>
+      </w:r>
+      <w:hyperlink r:id="rId57" w:history="1">
+        <w:r>
+          <w:rPr>
+            <w:rFonts w:ascii="Malgun Gothic" w:hAnsi="Malgun Gothic" w:eastAsia="Malgun Gothic" w:cs="Malgun Gothic"/>
+            <w:color w:val="4D4DCE"/>
+            <w:sz w:val="20"/>
+            <w:szCs w:val="20"/>
+          </w:rPr>
+          <w:t xml:space="preserve">v.daum.net</w:t>
+        </w:r>
+      </w:hyperlink>
+      <w:r>
+        <w:rPr>
+          <w:rFonts w:ascii="Malgun Gothic" w:hAnsi="Malgun Gothic" w:eastAsia="Malgun Gothic" w:cs="Malgun Gothic"/>
+          <w:color w:val="1B1B48"/>
+          <w:sz w:val="20"/>
+          <w:szCs w:val="20"/>
+        </w:rPr>
+        <w:t xml:space="preserve"> · </w:t>
+      </w:r>
+      <w:hyperlink r:id="rId58" w:history="1">
+        <w:r>
+          <w:rPr>
+            <w:rFonts w:ascii="Malgun Gothic" w:hAnsi="Malgun Gothic" w:eastAsia="Malgun Gothic" w:cs="Malgun Gothic"/>
+            <w:color w:val="4D4DCE"/>
+            <w:sz w:val="20"/>
+            <w:szCs w:val="20"/>
+          </w:rPr>
+          <w:t xml:space="preserve">www.monthlypeople.com</w:t>
         </w:r>
       </w:hyperlink>
     </w:p>
@@ -5563,7 +7143,7 @@
         </w:rPr>
         <w:t xml:space="preserve">김영식 — </w:t>
       </w:r>
-      <w:hyperlink r:id="rId43" w:history="1">
+      <w:hyperlink r:id="rId59" w:history="1">
         <w:r>
           <w:rPr>
             <w:rFonts w:ascii="Malgun Gothic" w:hAnsi="Malgun Gothic" w:eastAsia="Malgun Gothic" w:cs="Malgun Gothic"/>
@@ -5583,7 +7163,7 @@
         </w:rPr>
         <w:t xml:space="preserve"> · </w:t>
       </w:r>
-      <w:hyperlink r:id="rId26" w:history="1">
+      <w:hyperlink r:id="rId34" w:history="1">
         <w:r>
           <w:rPr>
             <w:rFonts w:ascii="Malgun Gothic" w:hAnsi="Malgun Gothic" w:eastAsia="Malgun Gothic" w:cs="Malgun Gothic"/>
@@ -5609,7 +7189,7 @@
         </w:rPr>
         <w:t xml:space="preserve">웨니 — </w:t>
       </w:r>
-      <w:hyperlink r:id="rId44" w:history="1">
+      <w:hyperlink r:id="rId60" w:history="1">
         <w:r>
           <w:rPr>
             <w:rFonts w:ascii="Malgun Gothic" w:hAnsi="Malgun Gothic" w:eastAsia="Malgun Gothic" w:cs="Malgun Gothic"/>
@@ -5629,7 +7209,7 @@
         </w:rPr>
         <w:t xml:space="preserve"> · </w:t>
       </w:r>
-      <w:hyperlink r:id="rId45" w:history="1">
+      <w:hyperlink r:id="rId61" w:history="1">
         <w:r>
           <w:rPr>
             <w:rFonts w:ascii="Malgun Gothic" w:hAnsi="Malgun Gothic" w:eastAsia="Malgun Gothic" w:cs="Malgun Gothic"/>
@@ -5655,7 +7235,7 @@
         </w:rPr>
         <w:t xml:space="preserve">조이스 — </w:t>
       </w:r>
-      <w:hyperlink r:id="rId46" w:history="1">
+      <w:hyperlink r:id="rId62" w:history="1">
         <w:r>
           <w:rPr>
             <w:rFonts w:ascii="Malgun Gothic" w:hAnsi="Malgun Gothic" w:eastAsia="Malgun Gothic" w:cs="Malgun Gothic"/>
@@ -5681,7 +7261,7 @@
         </w:rPr>
         <w:t xml:space="preserve">제이크 — </w:t>
       </w:r>
-      <w:hyperlink r:id="rId47" w:history="1">
+      <w:hyperlink r:id="rId63" w:history="1">
         <w:r>
           <w:rPr>
             <w:rFonts w:ascii="Malgun Gothic" w:hAnsi="Malgun Gothic" w:eastAsia="Malgun Gothic" w:cs="Malgun Gothic"/>
@@ -5701,7 +7281,7 @@
         </w:rPr>
         <w:t xml:space="preserve"> · </w:t>
       </w:r>
-      <w:hyperlink r:id="rId48" w:history="1">
+      <w:hyperlink r:id="rId64" w:history="1">
         <w:r>
           <w:rPr>
             <w:rFonts w:ascii="Malgun Gothic" w:hAnsi="Malgun Gothic" w:eastAsia="Malgun Gothic" w:cs="Malgun Gothic"/>
@@ -5710,6 +7290,26 @@
             <w:szCs w:val="20"/>
           </w:rPr>
           <w:t xml:space="preserve">crypto.news</w:t>
+        </w:r>
+      </w:hyperlink>
+      <w:r>
+        <w:rPr>
+          <w:rFonts w:ascii="Malgun Gothic" w:hAnsi="Malgun Gothic" w:eastAsia="Malgun Gothic" w:cs="Malgun Gothic"/>
+          <w:color w:val="1B1B48"/>
+          <w:sz w:val="20"/>
+          <w:szCs w:val="20"/>
+        </w:rPr>
+        <w:t xml:space="preserve"> · </w:t>
+      </w:r>
+      <w:hyperlink r:id="rId65" w:history="1">
+        <w:r>
+          <w:rPr>
+            <w:rFonts w:ascii="Malgun Gothic" w:hAnsi="Malgun Gothic" w:eastAsia="Malgun Gothic" w:cs="Malgun Gothic"/>
+            <w:color w:val="4D4DCE"/>
+            <w:sz w:val="20"/>
+            <w:szCs w:val="20"/>
+          </w:rPr>
+          <w:t xml:space="preserve">en.bloomingbit.io</w:t>
         </w:r>
       </w:hyperlink>
     </w:p>
@@ -5727,7 +7327,7 @@
         </w:rPr>
         <w:t xml:space="preserve">박종한 — </w:t>
       </w:r>
-      <w:hyperlink r:id="rId49" w:history="1">
+      <w:hyperlink r:id="rId66" w:history="1">
         <w:r>
           <w:rPr>
             <w:rFonts w:ascii="Malgun Gothic" w:hAnsi="Malgun Gothic" w:eastAsia="Malgun Gothic" w:cs="Malgun Gothic"/>
@@ -5747,7 +7347,7 @@
         </w:rPr>
         <w:t xml:space="preserve"> · </w:t>
       </w:r>
-      <w:hyperlink r:id="rId50" w:history="1">
+      <w:hyperlink r:id="rId67" w:history="1">
         <w:r>
           <w:rPr>
             <w:rFonts w:ascii="Malgun Gothic" w:hAnsi="Malgun Gothic" w:eastAsia="Malgun Gothic" w:cs="Malgun Gothic"/>
@@ -5773,7 +7373,7 @@
         </w:rPr>
         <w:t xml:space="preserve">문창훈 — </w:t>
       </w:r>
-      <w:hyperlink r:id="rId51" w:history="1">
+      <w:hyperlink r:id="rId68" w:history="1">
         <w:r>
           <w:rPr>
             <w:rFonts w:ascii="Malgun Gothic" w:hAnsi="Malgun Gothic" w:eastAsia="Malgun Gothic" w:cs="Malgun Gothic"/>
@@ -5793,7 +7393,7 @@
         </w:rPr>
         <w:t xml:space="preserve"> · </w:t>
       </w:r>
-      <w:hyperlink r:id="rId52" w:history="1">
+      <w:hyperlink r:id="rId69" w:history="1">
         <w:r>
           <w:rPr>
             <w:rFonts w:ascii="Malgun Gothic" w:hAnsi="Malgun Gothic" w:eastAsia="Malgun Gothic" w:cs="Malgun Gothic"/>
@@ -5802,6 +7402,46 @@
             <w:szCs w:val="20"/>
           </w:rPr>
           <w:t xml:space="preserve">store.kyobobook.co.kr</w:t>
+        </w:r>
+      </w:hyperlink>
+      <w:r>
+        <w:rPr>
+          <w:rFonts w:ascii="Malgun Gothic" w:hAnsi="Malgun Gothic" w:eastAsia="Malgun Gothic" w:cs="Malgun Gothic"/>
+          <w:color w:val="1B1B48"/>
+          <w:sz w:val="20"/>
+          <w:szCs w:val="20"/>
+        </w:rPr>
+        <w:t xml:space="preserve"> · </w:t>
+      </w:r>
+      <w:hyperlink r:id="rId70" w:history="1">
+        <w:r>
+          <w:rPr>
+            <w:rFonts w:ascii="Malgun Gothic" w:hAnsi="Malgun Gothic" w:eastAsia="Malgun Gothic" w:cs="Malgun Gothic"/>
+            <w:color w:val="4D4DCE"/>
+            <w:sz w:val="20"/>
+            <w:szCs w:val="20"/>
+          </w:rPr>
+          <w:t xml:space="preserve">www.fntoday.co.kr</w:t>
+        </w:r>
+      </w:hyperlink>
+      <w:r>
+        <w:rPr>
+          <w:rFonts w:ascii="Malgun Gothic" w:hAnsi="Malgun Gothic" w:eastAsia="Malgun Gothic" w:cs="Malgun Gothic"/>
+          <w:color w:val="1B1B48"/>
+          <w:sz w:val="20"/>
+          <w:szCs w:val="20"/>
+        </w:rPr>
+        <w:t xml:space="preserve"> · </w:t>
+      </w:r>
+      <w:hyperlink r:id="rId71" w:history="1">
+        <w:r>
+          <w:rPr>
+            <w:rFonts w:ascii="Malgun Gothic" w:hAnsi="Malgun Gothic" w:eastAsia="Malgun Gothic" w:cs="Malgun Gothic"/>
+            <w:color w:val="4D4DCE"/>
+            <w:sz w:val="20"/>
+            <w:szCs w:val="20"/>
+          </w:rPr>
+          <w:t xml:space="preserve">bnk.kpipa.or.kr</w:t>
         </w:r>
       </w:hyperlink>
     </w:p>
@@ -5819,7 +7459,7 @@
         </w:rPr>
         <w:t xml:space="preserve">김동환 — </w:t>
       </w:r>
-      <w:hyperlink r:id="rId53" w:history="1">
+      <w:hyperlink r:id="rId72" w:history="1">
         <w:r>
           <w:rPr>
             <w:rFonts w:ascii="Malgun Gothic" w:hAnsi="Malgun Gothic" w:eastAsia="Malgun Gothic" w:cs="Malgun Gothic"/>
@@ -5839,7 +7479,7 @@
         </w:rPr>
         <w:t xml:space="preserve"> · </w:t>
       </w:r>
-      <w:hyperlink r:id="rId54" w:history="1">
+      <w:hyperlink r:id="rId73" w:history="1">
         <w:r>
           <w:rPr>
             <w:rFonts w:ascii="Malgun Gothic" w:hAnsi="Malgun Gothic" w:eastAsia="Malgun Gothic" w:cs="Malgun Gothic"/>
@@ -5865,7 +7505,7 @@
         </w:rPr>
         <w:t xml:space="preserve">존 — </w:t>
       </w:r>
-      <w:hyperlink r:id="rId55" w:history="1">
+      <w:hyperlink r:id="rId74" w:history="1">
         <w:r>
           <w:rPr>
             <w:rFonts w:ascii="Malgun Gothic" w:hAnsi="Malgun Gothic" w:eastAsia="Malgun Gothic" w:cs="Malgun Gothic"/>
@@ -5885,7 +7525,7 @@
         </w:rPr>
         <w:t xml:space="preserve"> · </w:t>
       </w:r>
-      <w:hyperlink r:id="rId56" w:history="1">
+      <w:hyperlink r:id="rId75" w:history="1">
         <w:r>
           <w:rPr>
             <w:rFonts w:ascii="Malgun Gothic" w:hAnsi="Malgun Gothic" w:eastAsia="Malgun Gothic" w:cs="Malgun Gothic"/>
@@ -5911,7 +7551,7 @@
         </w:rPr>
         <w:t xml:space="preserve">루암 — </w:t>
       </w:r>
-      <w:hyperlink r:id="rId57" w:history="1">
+      <w:hyperlink r:id="rId76" w:history="1">
         <w:r>
           <w:rPr>
             <w:rFonts w:ascii="Malgun Gothic" w:hAnsi="Malgun Gothic" w:eastAsia="Malgun Gothic" w:cs="Malgun Gothic"/>
@@ -5937,7 +7577,7 @@
         </w:rPr>
         <w:t xml:space="preserve">아니켓 — </w:t>
       </w:r>
-      <w:hyperlink r:id="rId58" w:history="1">
+      <w:hyperlink r:id="rId77" w:history="1">
         <w:r>
           <w:rPr>
             <w:rFonts w:ascii="Malgun Gothic" w:hAnsi="Malgun Gothic" w:eastAsia="Malgun Gothic" w:cs="Malgun Gothic"/>
@@ -5957,7 +7597,7 @@
         </w:rPr>
         <w:t xml:space="preserve"> · </w:t>
       </w:r>
-      <w:hyperlink r:id="rId59" w:history="1">
+      <w:hyperlink r:id="rId78" w:history="1">
         <w:r>
           <w:rPr>
             <w:rFonts w:ascii="Malgun Gothic" w:hAnsi="Malgun Gothic" w:eastAsia="Malgun Gothic" w:cs="Malgun Gothic"/>
@@ -5983,7 +7623,7 @@
         </w:rPr>
         <w:t xml:space="preserve">아담 — </w:t>
       </w:r>
-      <w:hyperlink r:id="rId60" w:history="1">
+      <w:hyperlink r:id="rId79" w:history="1">
         <w:r>
           <w:rPr>
             <w:rFonts w:ascii="Malgun Gothic" w:hAnsi="Malgun Gothic" w:eastAsia="Malgun Gothic" w:cs="Malgun Gothic"/>
@@ -6003,7 +7643,7 @@
         </w:rPr>
         <w:t xml:space="preserve"> · </w:t>
       </w:r>
-      <w:hyperlink r:id="rId61" w:history="1">
+      <w:hyperlink r:id="rId80" w:history="1">
         <w:r>
           <w:rPr>
             <w:rFonts w:ascii="Malgun Gothic" w:hAnsi="Malgun Gothic" w:eastAsia="Malgun Gothic" w:cs="Malgun Gothic"/>
@@ -6029,7 +7669,7 @@
         </w:rPr>
         <w:t xml:space="preserve">타로 — </w:t>
       </w:r>
-      <w:hyperlink r:id="rId62" w:history="1">
+      <w:hyperlink r:id="rId81" w:history="1">
         <w:r>
           <w:rPr>
             <w:rFonts w:ascii="Malgun Gothic" w:hAnsi="Malgun Gothic" w:eastAsia="Malgun Gothic" w:cs="Malgun Gothic"/>
@@ -6049,7 +7689,7 @@
         </w:rPr>
         <w:t xml:space="preserve"> · </w:t>
       </w:r>
-      <w:hyperlink r:id="rId61" w:history="1">
+      <w:hyperlink r:id="rId80" w:history="1">
         <w:r>
           <w:rPr>
             <w:rFonts w:ascii="Malgun Gothic" w:hAnsi="Malgun Gothic" w:eastAsia="Malgun Gothic" w:cs="Malgun Gothic"/>
@@ -6075,7 +7715,7 @@
         </w:rPr>
         <w:t xml:space="preserve">료 — </w:t>
       </w:r>
-      <w:hyperlink r:id="rId63" w:history="1">
+      <w:hyperlink r:id="rId82" w:history="1">
         <w:r>
           <w:rPr>
             <w:rFonts w:ascii="Malgun Gothic" w:hAnsi="Malgun Gothic" w:eastAsia="Malgun Gothic" w:cs="Malgun Gothic"/>
@@ -6095,7 +7735,7 @@
         </w:rPr>
         <w:t xml:space="preserve"> · </w:t>
       </w:r>
-      <w:hyperlink r:id="rId64" w:history="1">
+      <w:hyperlink r:id="rId83" w:history="1">
         <w:r>
           <w:rPr>
             <w:rFonts w:ascii="Malgun Gothic" w:hAnsi="Malgun Gothic" w:eastAsia="Malgun Gothic" w:cs="Malgun Gothic"/>
@@ -6121,7 +7761,7 @@
         </w:rPr>
         <w:t xml:space="preserve">저스틴 — </w:t>
       </w:r>
-      <w:hyperlink r:id="rId65" w:history="1">
+      <w:hyperlink r:id="rId84" w:history="1">
         <w:r>
           <w:rPr>
             <w:rFonts w:ascii="Malgun Gothic" w:hAnsi="Malgun Gothic" w:eastAsia="Malgun Gothic" w:cs="Malgun Gothic"/>
@@ -6141,7 +7781,7 @@
         </w:rPr>
         <w:t xml:space="preserve"> · </w:t>
       </w:r>
-      <w:hyperlink r:id="rId66" w:history="1">
+      <w:hyperlink r:id="rId85" w:history="1">
         <w:r>
           <w:rPr>
             <w:rFonts w:ascii="Malgun Gothic" w:hAnsi="Malgun Gothic" w:eastAsia="Malgun Gothic" w:cs="Malgun Gothic"/>
@@ -6167,7 +7807,7 @@
         </w:rPr>
         <w:t xml:space="preserve">마르친 — </w:t>
       </w:r>
-      <w:hyperlink r:id="rId67" w:history="1">
+      <w:hyperlink r:id="rId86" w:history="1">
         <w:r>
           <w:rPr>
             <w:rFonts w:ascii="Malgun Gothic" w:hAnsi="Malgun Gothic" w:eastAsia="Malgun Gothic" w:cs="Malgun Gothic"/>
@@ -6187,7 +7827,7 @@
         </w:rPr>
         <w:t xml:space="preserve"> · </w:t>
       </w:r>
-      <w:hyperlink r:id="rId68" w:history="1">
+      <w:hyperlink r:id="rId87" w:history="1">
         <w:r>
           <w:rPr>
             <w:rFonts w:ascii="Malgun Gothic" w:hAnsi="Malgun Gothic" w:eastAsia="Malgun Gothic" w:cs="Malgun Gothic"/>
@@ -6196,6 +7836,46 @@
             <w:szCs w:val="20"/>
           </w:rPr>
           <w:t xml:space="preserve">infoshare.pl</w:t>
+        </w:r>
+      </w:hyperlink>
+      <w:r>
+        <w:rPr>
+          <w:rFonts w:ascii="Malgun Gothic" w:hAnsi="Malgun Gothic" w:eastAsia="Malgun Gothic" w:cs="Malgun Gothic"/>
+          <w:color w:val="1B1B48"/>
+          <w:sz w:val="20"/>
+          <w:szCs w:val="20"/>
+        </w:rPr>
+        <w:t xml:space="preserve"> · </w:t>
+      </w:r>
+      <w:hyperlink r:id="rId88" w:history="1">
+        <w:r>
+          <w:rPr>
+            <w:rFonts w:ascii="Malgun Gothic" w:hAnsi="Malgun Gothic" w:eastAsia="Malgun Gothic" w:cs="Malgun Gothic"/>
+            <w:color w:val="4D4DCE"/>
+            <w:sz w:val="20"/>
+            <w:szCs w:val="20"/>
+          </w:rPr>
+          <w:t xml:space="preserve">blog.redstone.finance</w:t>
+        </w:r>
+      </w:hyperlink>
+      <w:r>
+        <w:rPr>
+          <w:rFonts w:ascii="Malgun Gothic" w:hAnsi="Malgun Gothic" w:eastAsia="Malgun Gothic" w:cs="Malgun Gothic"/>
+          <w:color w:val="1B1B48"/>
+          <w:sz w:val="20"/>
+          <w:szCs w:val="20"/>
+        </w:rPr>
+        <w:t xml:space="preserve"> · </w:t>
+      </w:r>
+      <w:hyperlink r:id="rId89" w:history="1">
+        <w:r>
+          <w:rPr>
+            <w:rFonts w:ascii="Malgun Gothic" w:hAnsi="Malgun Gothic" w:eastAsia="Malgun Gothic" w:cs="Malgun Gothic"/>
+            <w:color w:val="4D4DCE"/>
+            <w:sz w:val="20"/>
+            <w:szCs w:val="20"/>
+          </w:rPr>
+          <w:t xml:space="preserve">blog.redstone.finance</w:t>
         </w:r>
       </w:hyperlink>
     </w:p>
@@ -6213,7 +7893,7 @@
         </w:rPr>
         <w:t xml:space="preserve">스테파니 — </w:t>
       </w:r>
-      <w:hyperlink r:id="rId69" w:history="1">
+      <w:hyperlink r:id="rId90" w:history="1">
         <w:r>
           <w:rPr>
             <w:rFonts w:ascii="Malgun Gothic" w:hAnsi="Malgun Gothic" w:eastAsia="Malgun Gothic" w:cs="Malgun Gothic"/>
@@ -6233,7 +7913,7 @@
         </w:rPr>
         <w:t xml:space="preserve"> · </w:t>
       </w:r>
-      <w:hyperlink r:id="rId70" w:history="1">
+      <w:hyperlink r:id="rId91" w:history="1">
         <w:r>
           <w:rPr>
             <w:rFonts w:ascii="Malgun Gothic" w:hAnsi="Malgun Gothic" w:eastAsia="Malgun Gothic" w:cs="Malgun Gothic"/>
@@ -6259,7 +7939,7 @@
         </w:rPr>
         <w:t xml:space="preserve">요한 — </w:t>
       </w:r>
-      <w:hyperlink r:id="rId71" w:history="1">
+      <w:hyperlink r:id="rId92" w:history="1">
         <w:r>
           <w:rPr>
             <w:rFonts w:ascii="Malgun Gothic" w:hAnsi="Malgun Gothic" w:eastAsia="Malgun Gothic" w:cs="Malgun Gothic"/>
@@ -6279,7 +7959,7 @@
         </w:rPr>
         <w:t xml:space="preserve"> · </w:t>
       </w:r>
-      <w:hyperlink r:id="rId72" w:history="1">
+      <w:hyperlink r:id="rId93" w:history="1">
         <w:r>
           <w:rPr>
             <w:rFonts w:ascii="Malgun Gothic" w:hAnsi="Malgun Gothic" w:eastAsia="Malgun Gothic" w:cs="Malgun Gothic"/>
@@ -6305,7 +7985,7 @@
         </w:rPr>
         <w:t xml:space="preserve">레너드 — </w:t>
       </w:r>
-      <w:hyperlink r:id="rId73" w:history="1">
+      <w:hyperlink r:id="rId94" w:history="1">
         <w:r>
           <w:rPr>
             <w:rFonts w:ascii="Malgun Gothic" w:hAnsi="Malgun Gothic" w:eastAsia="Malgun Gothic" w:cs="Malgun Gothic"/>
@@ -6325,7 +8005,7 @@
         </w:rPr>
         <w:t xml:space="preserve"> · </w:t>
       </w:r>
-      <w:hyperlink r:id="rId74" w:history="1">
+      <w:hyperlink r:id="rId95" w:history="1">
         <w:r>
           <w:rPr>
             <w:rFonts w:ascii="Malgun Gothic" w:hAnsi="Malgun Gothic" w:eastAsia="Malgun Gothic" w:cs="Malgun Gothic"/>
@@ -6351,7 +8031,7 @@
         </w:rPr>
         <w:t xml:space="preserve">알렉스 — </w:t>
       </w:r>
-      <w:hyperlink r:id="rId75" w:history="1">
+      <w:hyperlink r:id="rId96" w:history="1">
         <w:r>
           <w:rPr>
             <w:rFonts w:ascii="Malgun Gothic" w:hAnsi="Malgun Gothic" w:eastAsia="Malgun Gothic" w:cs="Malgun Gothic"/>
@@ -6371,7 +8051,7 @@
         </w:rPr>
         <w:t xml:space="preserve"> · </w:t>
       </w:r>
-      <w:hyperlink r:id="rId76" w:history="1">
+      <w:hyperlink r:id="rId97" w:history="1">
         <w:r>
           <w:rPr>
             <w:rFonts w:ascii="Malgun Gothic" w:hAnsi="Malgun Gothic" w:eastAsia="Malgun Gothic" w:cs="Malgun Gothic"/>
@@ -6397,7 +8077,7 @@
         </w:rPr>
         <w:t xml:space="preserve">사무엘 — </w:t>
       </w:r>
-      <w:hyperlink r:id="rId77" w:history="1">
+      <w:hyperlink r:id="rId98" w:history="1">
         <w:r>
           <w:rPr>
             <w:rFonts w:ascii="Malgun Gothic" w:hAnsi="Malgun Gothic" w:eastAsia="Malgun Gothic" w:cs="Malgun Gothic"/>
@@ -6417,7 +8097,7 @@
         </w:rPr>
         <w:t xml:space="preserve"> · </w:t>
       </w:r>
-      <w:hyperlink r:id="rId78" w:history="1">
+      <w:hyperlink r:id="rId99" w:history="1">
         <w:r>
           <w:rPr>
             <w:rFonts w:ascii="Malgun Gothic" w:hAnsi="Malgun Gothic" w:eastAsia="Malgun Gothic" w:cs="Malgun Gothic"/>
@@ -6443,7 +8123,7 @@
         </w:rPr>
         <w:t xml:space="preserve">파블로 — </w:t>
       </w:r>
-      <w:hyperlink r:id="rId79" w:history="1">
+      <w:hyperlink r:id="rId100" w:history="1">
         <w:r>
           <w:rPr>
             <w:rFonts w:ascii="Malgun Gothic" w:hAnsi="Malgun Gothic" w:eastAsia="Malgun Gothic" w:cs="Malgun Gothic"/>
@@ -6469,7 +8149,7 @@
         </w:rPr>
         <w:t xml:space="preserve">레이시 — </w:t>
       </w:r>
-      <w:hyperlink r:id="rId80" w:history="1">
+      <w:hyperlink r:id="rId101" w:history="1">
         <w:r>
           <w:rPr>
             <w:rFonts w:ascii="Malgun Gothic" w:hAnsi="Malgun Gothic" w:eastAsia="Malgun Gothic" w:cs="Malgun Gothic"/>
@@ -6478,6 +8158,26 @@
             <w:szCs w:val="20"/>
           </w:rPr>
           <w:t xml:space="preserve">plcapital.xyz</w:t>
+        </w:r>
+      </w:hyperlink>
+      <w:r>
+        <w:rPr>
+          <w:rFonts w:ascii="Malgun Gothic" w:hAnsi="Malgun Gothic" w:eastAsia="Malgun Gothic" w:cs="Malgun Gothic"/>
+          <w:color w:val="1B1B48"/>
+          <w:sz w:val="20"/>
+          <w:szCs w:val="20"/>
+        </w:rPr>
+        <w:t xml:space="preserve"> · </w:t>
+      </w:r>
+      <w:hyperlink r:id="rId28" w:history="1">
+        <w:r>
+          <w:rPr>
+            <w:rFonts w:ascii="Malgun Gothic" w:hAnsi="Malgun Gothic" w:eastAsia="Malgun Gothic" w:cs="Malgun Gothic"/>
+            <w:color w:val="4D4DCE"/>
+            <w:sz w:val="20"/>
+            <w:szCs w:val="20"/>
+          </w:rPr>
+          <w:t xml:space="preserve">www.t54.ai</w:t>
         </w:r>
       </w:hyperlink>
     </w:p>
@@ -6495,7 +8195,7 @@
         </w:rPr>
         <w:t xml:space="preserve">이한길 — </w:t>
       </w:r>
-      <w:hyperlink r:id="rId81" w:history="1">
+      <w:hyperlink r:id="rId102" w:history="1">
         <w:r>
           <w:rPr>
             <w:rFonts w:ascii="Malgun Gothic" w:hAnsi="Malgun Gothic" w:eastAsia="Malgun Gothic" w:cs="Malgun Gothic"/>
@@ -6515,7 +8215,7 @@
         </w:rPr>
         <w:t xml:space="preserve"> · </w:t>
       </w:r>
-      <w:hyperlink r:id="rId82" w:history="1">
+      <w:hyperlink r:id="rId103" w:history="1">
         <w:r>
           <w:rPr>
             <w:rFonts w:ascii="Malgun Gothic" w:hAnsi="Malgun Gothic" w:eastAsia="Malgun Gothic" w:cs="Malgun Gothic"/>
@@ -6541,7 +8241,7 @@
         </w:rPr>
         <w:t xml:space="preserve">피그 — </w:t>
       </w:r>
-      <w:hyperlink r:id="rId83" w:history="1">
+      <w:hyperlink r:id="rId104" w:history="1">
         <w:r>
           <w:rPr>
             <w:rFonts w:ascii="Malgun Gothic" w:hAnsi="Malgun Gothic" w:eastAsia="Malgun Gothic" w:cs="Malgun Gothic"/>
@@ -6561,7 +8261,7 @@
         </w:rPr>
         <w:t xml:space="preserve"> · </w:t>
       </w:r>
-      <w:hyperlink r:id="rId84" w:history="1">
+      <w:hyperlink r:id="rId105" w:history="1">
         <w:r>
           <w:rPr>
             <w:rFonts w:ascii="Malgun Gothic" w:hAnsi="Malgun Gothic" w:eastAsia="Malgun Gothic" w:cs="Malgun Gothic"/>
@@ -6572,6 +8272,120 @@
           <w:t xml:space="preserve">www.dt.co.kr</w:t>
         </w:r>
       </w:hyperlink>
+    </w:p>
+    <w:p>
+      <w:pPr>
+        <w:pStyle w:val="ListBullet"/>
+        <w:spacing w:after="60"/>
+      </w:pPr>
+      <w:r>
+        <w:rPr>
+          <w:rFonts w:ascii="Malgun Gothic" w:hAnsi="Malgun Gothic" w:eastAsia="Malgun Gothic" w:cs="Malgun Gothic"/>
+          <w:color w:val="1B1B48"/>
+          <w:sz w:val="20"/>
+          <w:szCs w:val="20"/>
+        </w:rPr>
+        <w:t xml:space="preserve">결 근거(내부 기록) — </w:t>
+      </w:r>
+      <w:r>
+        <w:rPr>
+          <w:rFonts w:ascii="Malgun Gothic" w:hAnsi="Malgun Gothic" w:eastAsia="Malgun Gothic" w:cs="Malgun Gothic"/>
+          <w:color w:val="6B6B8C"/>
+          <w:sz w:val="20"/>
+          <w:szCs w:val="20"/>
+        </w:rPr>
+        <w:t xml:space="preserve">depin/content/eri-call-0923.md</w:t>
+      </w:r>
+      <w:r>
+        <w:rPr>
+          <w:rFonts w:ascii="Malgun Gothic" w:hAnsi="Malgun Gothic" w:eastAsia="Malgun Gothic" w:cs="Malgun Gothic"/>
+          <w:color w:val="1B1B48"/>
+          <w:sz w:val="20"/>
+          <w:szCs w:val="20"/>
+        </w:rPr>
+        <w:t xml:space="preserve"> · </w:t>
+      </w:r>
+      <w:r>
+        <w:rPr>
+          <w:rFonts w:ascii="Malgun Gothic" w:hAnsi="Malgun Gothic" w:eastAsia="Malgun Gothic" w:cs="Malgun Gothic"/>
+          <w:color w:val="6B6B8C"/>
+          <w:sz w:val="20"/>
+          <w:szCs w:val="20"/>
+        </w:rPr>
+        <w:t xml:space="preserve">depin/content/flare-workshop-0905.md</w:t>
+      </w:r>
+      <w:r>
+        <w:rPr>
+          <w:rFonts w:ascii="Malgun Gothic" w:hAnsi="Malgun Gothic" w:eastAsia="Malgun Gothic" w:cs="Malgun Gothic"/>
+          <w:color w:val="1B1B48"/>
+          <w:sz w:val="20"/>
+          <w:szCs w:val="20"/>
+        </w:rPr>
+        <w:t xml:space="preserve"> · </w:t>
+      </w:r>
+      <w:r>
+        <w:rPr>
+          <w:rFonts w:ascii="Malgun Gothic" w:hAnsi="Malgun Gothic" w:eastAsia="Malgun Gothic" w:cs="Malgun Gothic"/>
+          <w:color w:val="6B6B8C"/>
+          <w:sz w:val="20"/>
+          <w:szCs w:val="20"/>
+        </w:rPr>
+        <w:t xml:space="preserve">depin/intel/ecosystem-log.md</w:t>
+      </w:r>
+      <w:r>
+        <w:rPr>
+          <w:rFonts w:ascii="Malgun Gothic" w:hAnsi="Malgun Gothic" w:eastAsia="Malgun Gothic" w:cs="Malgun Gothic"/>
+          <w:color w:val="1B1B48"/>
+          <w:sz w:val="20"/>
+          <w:szCs w:val="20"/>
+        </w:rPr>
+        <w:t xml:space="preserve">(8/27 워크숍 · 9/3 t54) · </w:t>
+      </w:r>
+      <w:r>
+        <w:rPr>
+          <w:rFonts w:ascii="Malgun Gothic" w:hAnsi="Malgun Gothic" w:eastAsia="Malgun Gothic" w:cs="Malgun Gothic"/>
+          <w:color w:val="6B6B8C"/>
+          <w:sz w:val="20"/>
+          <w:szCs w:val="20"/>
+        </w:rPr>
+        <w:t xml:space="preserve">depin/intel/kol-channels.md</w:t>
+      </w:r>
+      <w:r>
+        <w:rPr>
+          <w:rFonts w:ascii="Malgun Gothic" w:hAnsi="Malgun Gothic" w:eastAsia="Malgun Gothic" w:cs="Malgun Gothic"/>
+          <w:color w:val="1B1B48"/>
+          <w:sz w:val="20"/>
+          <w:szCs w:val="20"/>
+        </w:rPr>
+        <w:t xml:space="preserve"> · </w:t>
+      </w:r>
+      <w:r>
+        <w:rPr>
+          <w:rFonts w:ascii="Malgun Gothic" w:hAnsi="Malgun Gothic" w:eastAsia="Malgun Gothic" w:cs="Malgun Gothic"/>
+          <w:color w:val="6B6B8C"/>
+          <w:sz w:val="20"/>
+          <w:szCs w:val="20"/>
+        </w:rPr>
+        <w:t xml:space="preserve">depin/intel/celeb-ladder.md</w:t>
+      </w:r>
+      <w:r>
+        <w:rPr>
+          <w:rFonts w:ascii="Malgun Gothic" w:hAnsi="Malgun Gothic" w:eastAsia="Malgun Gothic" w:cs="Malgun Gothic"/>
+          <w:color w:val="1B1B48"/>
+          <w:sz w:val="20"/>
+          <w:szCs w:val="20"/>
+        </w:rPr>
+        <w:t xml:space="preserve"> · </w:t>
+      </w:r>
+      <w:r>
+        <w:rPr>
+          <w:rFonts w:ascii="Malgun Gothic" w:hAnsi="Malgun Gothic" w:eastAsia="Malgun Gothic" w:cs="Malgun Gothic"/>
+          <w:color w:val="6B6B8C"/>
+          <w:sz w:val="20"/>
+          <w:szCs w:val="20"/>
+        </w:rPr>
+        <w:t xml:space="preserve">depin/content/landing-redesign-plan.md</w:t>
+      </w:r>
     </w:p>
     <w:p>
       <w:pPr>
@@ -6590,7 +8404,7 @@
     <w:sectPr>
       <w:headerReference w:type="default" r:id="rId9"/>
       <w:footerReference w:type="default" r:id="rId10"/>
-      <w:pgSz w:w="11906" w:h="16838"/>
+      <w:pgSz w:w="16838" w:h="11906" w:orient="landscape"/>
       <w:pgMar w:top="1020" w:right="1020" w:bottom="1020" w:left="1020" w:header="720" w:footer="720" w:gutter="0"/>
       <w:cols w:space="720"/>
       <w:titlePg/>

--- a/reports/XRP SEOUL 2026 연사 프로필.docx
+++ b/reports/XRP SEOUL 2026 연사 프로필.docx
@@ -54,7 +54,7 @@
           <w:sz w:val="27"/>
           <w:szCs w:val="27"/>
         </w:rPr>
-        <w:t xml:space="preserve">10/3 그랜드 하얏트 서울 — 세션 순서대로 연사의 회사 · 인물, 우리와 결이 맞는 10명은 초록으로</w:t>
+        <w:t xml:space="preserve">10/3 그랜드 하얏트 서울 — 세션 순서대로 연사의 회사 · 인물, 우리와 결이 맞는 11명은 초록으로</w:t>
       </w:r>
     </w:p>
     <w:p>
@@ -85,7 +85,7 @@
           <w:sz w:val="21"/>
           <w:szCs w:val="21"/>
         </w:rPr>
-        <w:t xml:space="preserve">10/3 XRP SEOUL 2026(그랜드 하얏트 서울) 연사 43명을 주최 프로그램 순서대로 묶고, 사람마다 회사 한 줄 · 인물 한 줄을 붙였다. 리플 소속이 6명(XRP 아시아 포함 7명)으로 가장 많고, 한국 금융권(케이뱅크 · 교보증권 · 우리은행 · 전북은행 · 메리츠증권 · 카카오뱅크)이 예금토큰 · 스테이블코인 세션에 모였다. 나머지는 토큰화 자산(RWA) · 온체인 금융 · AI 에이전트 · 거래소 축이다. 우리 키노트는 14:50. 우리와 결이 맞는 10명(이미 연결 4 · 새로 열 관계 6)은 초록으로 표시하고 근거를 짧게 달았으며, 이 10명은 회사 · 인물을 한 번 더 조사해 1~2줄씩 보탰다. 명단 · 직함은 프로그램 이미지 표기 그대로, 설명은 9/29 공개 자료 검색 요약 기준이다.</w:t>
+        <w:t xml:space="preserve">10/3 XRP SEOUL 2026(그랜드 하얏트 서울) 연사 43명을 주최 프로그램 순서대로 묶고, 사람마다 회사 한 줄 · 인물 한 줄을 붙였다. 리플 소속이 6명(XRP 아시아 포함 7명)으로 가장 많고, 한국 금융권(케이뱅크 · 교보증권 · 우리은행 · 전북은행 · 메리츠증권 · 카카오뱅크)이 예금토큰 · 스테이블코인 세션에 모였다. 나머지는 토큰화 자산(RWA) · 온체인 금융 · AI 에이전트 · 거래소 축이다. 우리 키노트는 14:50. 우리와 결이 맞는 11명(이미 연결 5 · 새로 열 관계 6)은 초록으로 표시하고 근거를 짧게 달았으며, 이 11명은 회사 · 인물을 한 번 더 조사해 1~2줄씩 보탰다. 명단 · 직함은 프로그램 이미지 표기 그대로, 설명은 9/29 공개 자료 검색 요약 기준이다.</w:t>
       </w:r>
     </w:p>
     <w:p>
@@ -383,7 +383,7 @@
           <w:sz w:val="20"/>
           <w:szCs w:val="20"/>
         </w:rPr>
-        <w:t xml:space="preserve">결 = 우리 레인(검증 데이터 · x402 기계 고객 · DePIN · 보험/지수 상품)이나 이미 맺은 관계와 곧바로 이어지는가. 아래 세션 표에서 초록 글자 · 옅은 초록 줄이 이 10명이고, 맨 오른쪽 칸에 근거를 짧게 달았다.</w:t>
+        <w:t xml:space="preserve">결 = 우리 레인(검증 데이터 · x402 기계 고객 · DePIN · 보험/지수 상품)이나 이미 맺은 관계와 곧바로 이어지는가. 아래 세션 표에서 초록 글자 · 옅은 초록 줄이 이 11명이고, 맨 오른쪽 칸에 근거를 짧게 달았다.</w:t>
       </w:r>
     </w:p>
     <w:p>
@@ -400,7 +400,7 @@
           <w:sz w:val="20"/>
           <w:szCs w:val="20"/>
         </w:rPr>
-        <w:t xml:space="preserve">이미 연결(4)</w:t>
+        <w:t xml:space="preserve">이미 연결(5)</w:t>
       </w:r>
       <w:r>
         <w:rPr>
@@ -409,7 +409,7 @@
           <w:sz w:val="20"/>
           <w:szCs w:val="20"/>
         </w:rPr>
-        <w:t xml:space="preserve"> — 에리(9/23 미팅 · 12:05 좌장) · 휴고 필리온(케이웨더 × Flare · 12:05, 13:30) · 문창훈(파트너 클러스터 · 15:50) · 제이크 구(Catalyze 협업 · 15:50)</w:t>
+        <w:t xml:space="preserve"> — 에리(9/23 미팅 · 12:05 좌장) · 휴고 필리온(케이웨더 × Flare · 12:05, 13:30) · 아시시 비를라(이전 XRP 컨퍼런스 인연 · 12:05) · 문창훈(파트너 클러스터 · 15:50) · 제이크 구(Catalyze 협업 · 15:50)</w:t>
       </w:r>
     </w:p>
     <w:p>
@@ -461,7 +461,7 @@
           <w:sz w:val="20"/>
           <w:szCs w:val="20"/>
         </w:rPr>
-        <w:t xml:space="preserve"> — 12:05 에리 · 휴고 · 코너 → 12:35 챈들러 → 13:30 휴고 → 14:50 우리 키노트 → 15:05 나다니엘 → 15:20 윤장혁 → 15:50 제이크 구 · 문창훈 → 16:55 마르친 → 18:10 레이시</w:t>
+        <w:t xml:space="preserve"> — 12:05 에리 · 아시시 · 휴고 · 코너 → 12:35 챈들러 → 13:30 휴고 → 14:50 우리 키노트 → 15:05 나다니엘 → 15:20 윤장혁 → 15:50 제이크 구 · 문창훈 → 16:55 마르친 → 18:10 레이시</w:t>
       </w:r>
     </w:p>
     <w:p>
@@ -597,11 +597,11 @@
         <w:tblLook w:firstColumn="1" w:firstRow="1" w:lastColumn="0" w:lastRow="0" w:noHBand="0" w:noVBand="1" w:val="04A0"/>
       </w:tblPr>
       <w:tblGrid>
-        <w:gridCol w:w="2126"/>
-        <w:gridCol w:w="1548"/>
-        <w:gridCol w:w="4195"/>
-        <w:gridCol w:w="4112"/>
-        <w:gridCol w:w="2817"/>
+        <w:gridCol w:w="2097"/>
+        <w:gridCol w:w="1526"/>
+        <w:gridCol w:w="4306"/>
+        <w:gridCol w:w="4135"/>
+        <w:gridCol w:w="2734"/>
       </w:tblGrid>
       <w:tr>
         <w:trPr>
@@ -610,7 +610,7 @@
         </w:trPr>
         <w:tc>
           <w:tcPr>
-            <w:tcW w:type="dxa" w:w="2126"/>
+            <w:tcW w:type="dxa" w:w="2097"/>
             <w:shd w:val="clear" w:color="auto" w:fill="E8E8F4"/>
           </w:tcPr>
           <w:p>
@@ -632,7 +632,7 @@
         </w:tc>
         <w:tc>
           <w:tcPr>
-            <w:tcW w:type="dxa" w:w="1548"/>
+            <w:tcW w:type="dxa" w:w="1526"/>
             <w:shd w:val="clear" w:color="auto" w:fill="E8E8F4"/>
           </w:tcPr>
           <w:p>
@@ -654,7 +654,7 @@
         </w:tc>
         <w:tc>
           <w:tcPr>
-            <w:tcW w:type="dxa" w:w="4195"/>
+            <w:tcW w:type="dxa" w:w="4306"/>
             <w:shd w:val="clear" w:color="auto" w:fill="E8E8F4"/>
           </w:tcPr>
           <w:p>
@@ -676,7 +676,7 @@
         </w:tc>
         <w:tc>
           <w:tcPr>
-            <w:tcW w:type="dxa" w:w="4112"/>
+            <w:tcW w:type="dxa" w:w="4135"/>
             <w:shd w:val="clear" w:color="auto" w:fill="E8E8F4"/>
           </w:tcPr>
           <w:p>
@@ -698,7 +698,7 @@
         </w:tc>
         <w:tc>
           <w:tcPr>
-            <w:tcW w:type="dxa" w:w="2817"/>
+            <w:tcW w:type="dxa" w:w="2734"/>
             <w:shd w:val="clear" w:color="auto" w:fill="E8E8F4"/>
           </w:tcPr>
           <w:p>
@@ -725,7 +725,7 @@
         </w:trPr>
         <w:tc>
           <w:tcPr>
-            <w:tcW w:type="dxa" w:w="2126"/>
+            <w:tcW w:type="dxa" w:w="2097"/>
             <w:shd w:val="clear" w:color="auto" w:fill="E9F6EF"/>
           </w:tcPr>
           <w:p>
@@ -747,7 +747,7 @@
         </w:tc>
         <w:tc>
           <w:tcPr>
-            <w:tcW w:type="dxa" w:w="1548"/>
+            <w:tcW w:type="dxa" w:w="1526"/>
             <w:shd w:val="clear" w:color="auto" w:fill="E9F6EF"/>
           </w:tcPr>
           <w:p>
@@ -767,7 +767,7 @@
         </w:tc>
         <w:tc>
           <w:tcPr>
-            <w:tcW w:type="dxa" w:w="4195"/>
+            <w:tcW w:type="dxa" w:w="4306"/>
             <w:shd w:val="clear" w:color="auto" w:fill="E9F6EF"/>
           </w:tcPr>
           <w:p>
@@ -787,7 +787,7 @@
         </w:tc>
         <w:tc>
           <w:tcPr>
-            <w:tcW w:type="dxa" w:w="4112"/>
+            <w:tcW w:type="dxa" w:w="4135"/>
             <w:shd w:val="clear" w:color="auto" w:fill="E9F6EF"/>
           </w:tcPr>
           <w:p>
@@ -819,7 +819,7 @@
         </w:tc>
         <w:tc>
           <w:tcPr>
-            <w:tcW w:type="dxa" w:w="2817"/>
+            <w:tcW w:type="dxa" w:w="2734"/>
             <w:shd w:val="clear" w:color="auto" w:fill="E9F6EF"/>
           </w:tcPr>
           <w:p>
@@ -846,8 +846,8 @@
         </w:trPr>
         <w:tc>
           <w:tcPr>
-            <w:tcW w:type="dxa" w:w="2126"/>
-            <w:shd w:val="clear" w:color="auto" w:fill="F8F8FC"/>
+            <w:tcW w:type="dxa" w:w="2097"/>
+            <w:shd w:val="clear" w:color="auto" w:fill="E9F6EF"/>
           </w:tcPr>
           <w:p>
             <w:pPr>
@@ -868,8 +868,8 @@
         </w:tc>
         <w:tc>
           <w:tcPr>
-            <w:tcW w:type="dxa" w:w="1548"/>
-            <w:shd w:val="clear" w:color="auto" w:fill="F8F8FC"/>
+            <w:tcW w:type="dxa" w:w="1526"/>
+            <w:shd w:val="clear" w:color="auto" w:fill="E9F6EF"/>
           </w:tcPr>
           <w:p>
             <w:pPr>
@@ -888,8 +888,8 @@
         </w:tc>
         <w:tc>
           <w:tcPr>
-            <w:tcW w:type="dxa" w:w="4195"/>
-            <w:shd w:val="clear" w:color="auto" w:fill="F8F8FC"/>
+            <w:tcW w:type="dxa" w:w="4306"/>
+            <w:shd w:val="clear" w:color="auto" w:fill="E9F6EF"/>
           </w:tcPr>
           <w:p>
             <w:pPr>
@@ -904,12 +904,24 @@
               </w:rPr>
               <w:t xml:space="preserve">XRP 트레저리(DAT) 기업. 10억 달러+ 조달, 나스닥 'XRPN' 상장 추진</w:t>
             </w:r>
+            <w:r>
+              <w:br/>
+            </w:r>
+            <w:r>
+              <w:rPr>
+                <w:rFonts w:ascii="Malgun Gothic" w:hAnsi="Malgun Gothic" w:eastAsia="Malgun Gothic" w:cs="Malgun Gothic"/>
+                <w:color w:val="1B1B48"/>
+                <w:sz w:val="17"/>
+                <w:szCs w:val="17"/>
+              </w:rPr>
+              <w:t xml:space="preserve">Armada Acquisition Corp. II 와 SPAC 합병 — 9/30 주주 표결 뒤 나스닥 XRPN. XRP 약 4.73억 개를 기관 대출 · 유동성 공급에 굴려 주당 XRP 를 늘리는 전략(SBI · Pantera · GSR 등 투자)</w:t>
+            </w:r>
           </w:p>
         </w:tc>
         <w:tc>
           <w:tcPr>
-            <w:tcW w:type="dxa" w:w="4112"/>
-            <w:shd w:val="clear" w:color="auto" w:fill="F8F8FC"/>
+            <w:tcW w:type="dxa" w:w="4135"/>
+            <w:shd w:val="clear" w:color="auto" w:fill="E9F6EF"/>
           </w:tcPr>
           <w:p>
             <w:pPr>
@@ -924,17 +936,40 @@
               </w:rPr>
               <w:t xml:space="preserve">리플 창립팀(2013 합류)·RippleNet 총괄 출신, 2022년 리플 이사회 합류</w:t>
             </w:r>
+            <w:r>
+              <w:br/>
+            </w:r>
+            <w:r>
+              <w:rPr>
+                <w:rFonts w:ascii="Malgun Gothic" w:hAnsi="Malgun Gothic" w:eastAsia="Malgun Gothic" w:cs="Malgun Gothic"/>
+                <w:color w:val="1B1B48"/>
+                <w:sz w:val="17"/>
+                <w:szCs w:val="17"/>
+              </w:rPr>
+              <w:t xml:space="preserve">리플 결제 사업을 10년 넘게 이끈 뒤 창업. 이전 XRP 컨퍼런스에서 맺은 인연(서우 9/29)</w:t>
+            </w:r>
           </w:p>
         </w:tc>
         <w:tc>
           <w:tcPr>
-            <w:tcW w:type="dxa" w:w="2817"/>
-            <w:shd w:val="clear" w:color="auto" w:fill="F8F8FC"/>
+            <w:tcW w:type="dxa" w:w="2734"/>
+            <w:shd w:val="clear" w:color="auto" w:fill="E9F6EF"/>
           </w:tcPr>
           <w:p>
             <w:pPr>
               <w:spacing w:after="0" w:line="240" w:lineRule="exact"/>
             </w:pPr>
+            <w:r>
+              <w:rPr>
+                <w:rFonts w:ascii="Malgun Gothic" w:hAnsi="Malgun Gothic" w:eastAsia="Malgun Gothic" w:cs="Malgun Gothic"/>
+                <w:b/>
+                <w:bCs/>
+                <w:color w:val="0B7A55"/>
+                <w:sz w:val="17"/>
+                <w:szCs w:val="17"/>
+              </w:rPr>
+              <w:t xml:space="preserve">기존 연결 — 이전 XRP 컨퍼런스 인연. 12:05 에리 좌장 패널</w:t>
+            </w:r>
           </w:p>
         </w:tc>
       </w:tr>
@@ -944,7 +979,7 @@
         </w:trPr>
         <w:tc>
           <w:tcPr>
-            <w:tcW w:type="dxa" w:w="2126"/>
+            <w:tcW w:type="dxa" w:w="2097"/>
             <w:shd w:val="clear" w:color="auto" w:fill="E9F6EF"/>
           </w:tcPr>
           <w:p>
@@ -966,7 +1001,7 @@
         </w:tc>
         <w:tc>
           <w:tcPr>
-            <w:tcW w:type="dxa" w:w="1548"/>
+            <w:tcW w:type="dxa" w:w="1526"/>
             <w:shd w:val="clear" w:color="auto" w:fill="E9F6EF"/>
           </w:tcPr>
           <w:p>
@@ -986,7 +1021,7 @@
         </w:tc>
         <w:tc>
           <w:tcPr>
-            <w:tcW w:type="dxa" w:w="4195"/>
+            <w:tcW w:type="dxa" w:w="4306"/>
             <w:shd w:val="clear" w:color="auto" w:fill="E9F6EF"/>
           </w:tcPr>
           <w:p>
@@ -1018,7 +1053,7 @@
         </w:tc>
         <w:tc>
           <w:tcPr>
-            <w:tcW w:type="dxa" w:w="4112"/>
+            <w:tcW w:type="dxa" w:w="4135"/>
             <w:shd w:val="clear" w:color="auto" w:fill="E9F6EF"/>
           </w:tcPr>
           <w:p>
@@ -1050,7 +1085,7 @@
         </w:tc>
         <w:tc>
           <w:tcPr>
-            <w:tcW w:type="dxa" w:w="2817"/>
+            <w:tcW w:type="dxa" w:w="2734"/>
             <w:shd w:val="clear" w:color="auto" w:fill="E9F6EF"/>
           </w:tcPr>
           <w:p>
@@ -1077,7 +1112,7 @@
         </w:trPr>
         <w:tc>
           <w:tcPr>
-            <w:tcW w:type="dxa" w:w="2126"/>
+            <w:tcW w:type="dxa" w:w="2097"/>
             <w:shd w:val="clear" w:color="auto" w:fill="F8F8FC"/>
           </w:tcPr>
           <w:p>
@@ -1099,7 +1134,7 @@
         </w:tc>
         <w:tc>
           <w:tcPr>
-            <w:tcW w:type="dxa" w:w="1548"/>
+            <w:tcW w:type="dxa" w:w="1526"/>
             <w:shd w:val="clear" w:color="auto" w:fill="F8F8FC"/>
           </w:tcPr>
           <w:p>
@@ -1119,7 +1154,7 @@
         </w:tc>
         <w:tc>
           <w:tcPr>
-            <w:tcW w:type="dxa" w:w="4195"/>
+            <w:tcW w:type="dxa" w:w="4306"/>
             <w:shd w:val="clear" w:color="auto" w:fill="F8F8FC"/>
           </w:tcPr>
           <w:p>
@@ -1139,7 +1174,7 @@
         </w:tc>
         <w:tc>
           <w:tcPr>
-            <w:tcW w:type="dxa" w:w="4112"/>
+            <w:tcW w:type="dxa" w:w="4135"/>
             <w:shd w:val="clear" w:color="auto" w:fill="F8F8FC"/>
           </w:tcPr>
           <w:p>
@@ -1159,7 +1194,7 @@
         </w:tc>
         <w:tc>
           <w:tcPr>
-            <w:tcW w:type="dxa" w:w="2817"/>
+            <w:tcW w:type="dxa" w:w="2734"/>
             <w:shd w:val="clear" w:color="auto" w:fill="F8F8FC"/>
           </w:tcPr>
           <w:p>
@@ -1175,7 +1210,7 @@
         </w:trPr>
         <w:tc>
           <w:tcPr>
-            <w:tcW w:type="dxa" w:w="2126"/>
+            <w:tcW w:type="dxa" w:w="2097"/>
             <w:shd w:val="clear" w:color="auto" w:fill="E9F6EF"/>
           </w:tcPr>
           <w:p>
@@ -1197,7 +1232,7 @@
         </w:tc>
         <w:tc>
           <w:tcPr>
-            <w:tcW w:type="dxa" w:w="1548"/>
+            <w:tcW w:type="dxa" w:w="1526"/>
             <w:shd w:val="clear" w:color="auto" w:fill="E9F6EF"/>
           </w:tcPr>
           <w:p>
@@ -1217,7 +1252,7 @@
         </w:tc>
         <w:tc>
           <w:tcPr>
-            <w:tcW w:type="dxa" w:w="4195"/>
+            <w:tcW w:type="dxa" w:w="4306"/>
             <w:shd w:val="clear" w:color="auto" w:fill="E9F6EF"/>
           </w:tcPr>
           <w:p>
@@ -1249,7 +1284,7 @@
         </w:tc>
         <w:tc>
           <w:tcPr>
-            <w:tcW w:type="dxa" w:w="4112"/>
+            <w:tcW w:type="dxa" w:w="4135"/>
             <w:shd w:val="clear" w:color="auto" w:fill="E9F6EF"/>
           </w:tcPr>
           <w:p>
@@ -1281,7 +1316,7 @@
         </w:tc>
         <w:tc>
           <w:tcPr>
-            <w:tcW w:type="dxa" w:w="2817"/>
+            <w:tcW w:type="dxa" w:w="2734"/>
             <w:shd w:val="clear" w:color="auto" w:fill="E9F6EF"/>
           </w:tcPr>
           <w:p>
@@ -1308,7 +1343,7 @@
         </w:trPr>
         <w:tc>
           <w:tcPr>
-            <w:tcW w:type="dxa" w:w="2126"/>
+            <w:tcW w:type="dxa" w:w="2097"/>
             <w:shd w:val="clear" w:color="auto" w:fill="F8F8FC"/>
           </w:tcPr>
           <w:p>
@@ -1330,7 +1365,7 @@
         </w:tc>
         <w:tc>
           <w:tcPr>
-            <w:tcW w:type="dxa" w:w="1548"/>
+            <w:tcW w:type="dxa" w:w="1526"/>
             <w:shd w:val="clear" w:color="auto" w:fill="F8F8FC"/>
           </w:tcPr>
           <w:p>
@@ -1350,7 +1385,7 @@
         </w:tc>
         <w:tc>
           <w:tcPr>
-            <w:tcW w:type="dxa" w:w="4195"/>
+            <w:tcW w:type="dxa" w:w="4306"/>
             <w:shd w:val="clear" w:color="auto" w:fill="F8F8FC"/>
           </w:tcPr>
           <w:p>
@@ -1370,7 +1405,7 @@
         </w:tc>
         <w:tc>
           <w:tcPr>
-            <w:tcW w:type="dxa" w:w="4112"/>
+            <w:tcW w:type="dxa" w:w="4135"/>
             <w:shd w:val="clear" w:color="auto" w:fill="F8F8FC"/>
           </w:tcPr>
           <w:p>
@@ -1390,7 +1425,7 @@
         </w:tc>
         <w:tc>
           <w:tcPr>
-            <w:tcW w:type="dxa" w:w="2817"/>
+            <w:tcW w:type="dxa" w:w="2734"/>
             <w:shd w:val="clear" w:color="auto" w:fill="F8F8FC"/>
           </w:tcPr>
           <w:p>
@@ -1406,7 +1441,7 @@
         </w:trPr>
         <w:tc>
           <w:tcPr>
-            <w:tcW w:type="dxa" w:w="2126"/>
+            <w:tcW w:type="dxa" w:w="2097"/>
             <w:shd w:val="clear" w:color="auto" w:fill="E9F6EF"/>
           </w:tcPr>
           <w:p>
@@ -1428,7 +1463,7 @@
         </w:tc>
         <w:tc>
           <w:tcPr>
-            <w:tcW w:type="dxa" w:w="1548"/>
+            <w:tcW w:type="dxa" w:w="1526"/>
             <w:shd w:val="clear" w:color="auto" w:fill="E9F6EF"/>
           </w:tcPr>
           <w:p>
@@ -1448,7 +1483,7 @@
         </w:tc>
         <w:tc>
           <w:tcPr>
-            <w:tcW w:type="dxa" w:w="4195"/>
+            <w:tcW w:type="dxa" w:w="4306"/>
             <w:shd w:val="clear" w:color="auto" w:fill="E9F6EF"/>
           </w:tcPr>
           <w:p>
@@ -1480,7 +1515,7 @@
         </w:tc>
         <w:tc>
           <w:tcPr>
-            <w:tcW w:type="dxa" w:w="4112"/>
+            <w:tcW w:type="dxa" w:w="4135"/>
             <w:shd w:val="clear" w:color="auto" w:fill="E9F6EF"/>
           </w:tcPr>
           <w:p>
@@ -1512,7 +1547,7 @@
         </w:tc>
         <w:tc>
           <w:tcPr>
-            <w:tcW w:type="dxa" w:w="2817"/>
+            <w:tcW w:type="dxa" w:w="2734"/>
             <w:shd w:val="clear" w:color="auto" w:fill="E9F6EF"/>
           </w:tcPr>
           <w:p>
@@ -1539,7 +1574,7 @@
         </w:trPr>
         <w:tc>
           <w:tcPr>
-            <w:tcW w:type="dxa" w:w="2126"/>
+            <w:tcW w:type="dxa" w:w="2097"/>
             <w:shd w:val="clear" w:color="auto" w:fill="F8F8FC"/>
           </w:tcPr>
           <w:p>
@@ -1561,7 +1596,7 @@
         </w:tc>
         <w:tc>
           <w:tcPr>
-            <w:tcW w:type="dxa" w:w="1548"/>
+            <w:tcW w:type="dxa" w:w="1526"/>
             <w:shd w:val="clear" w:color="auto" w:fill="F8F8FC"/>
           </w:tcPr>
           <w:p>
@@ -1581,7 +1616,7 @@
         </w:tc>
         <w:tc>
           <w:tcPr>
-            <w:tcW w:type="dxa" w:w="4195"/>
+            <w:tcW w:type="dxa" w:w="4306"/>
             <w:shd w:val="clear" w:color="auto" w:fill="F8F8FC"/>
           </w:tcPr>
           <w:p>
@@ -1601,7 +1636,7 @@
         </w:tc>
         <w:tc>
           <w:tcPr>
-            <w:tcW w:type="dxa" w:w="4112"/>
+            <w:tcW w:type="dxa" w:w="4135"/>
             <w:shd w:val="clear" w:color="auto" w:fill="F8F8FC"/>
           </w:tcPr>
           <w:p>
@@ -1621,7 +1656,7 @@
         </w:tc>
         <w:tc>
           <w:tcPr>
-            <w:tcW w:type="dxa" w:w="2817"/>
+            <w:tcW w:type="dxa" w:w="2734"/>
             <w:shd w:val="clear" w:color="auto" w:fill="F8F8FC"/>
           </w:tcPr>
           <w:p>
@@ -1703,11 +1738,11 @@
         <w:tblLook w:firstColumn="1" w:firstRow="1" w:lastColumn="0" w:lastRow="0" w:noHBand="0" w:noVBand="1" w:val="04A0"/>
       </w:tblPr>
       <w:tblGrid>
-        <w:gridCol w:w="2126"/>
-        <w:gridCol w:w="1548"/>
-        <w:gridCol w:w="4195"/>
-        <w:gridCol w:w="4112"/>
-        <w:gridCol w:w="2817"/>
+        <w:gridCol w:w="2097"/>
+        <w:gridCol w:w="1526"/>
+        <w:gridCol w:w="4306"/>
+        <w:gridCol w:w="4135"/>
+        <w:gridCol w:w="2734"/>
       </w:tblGrid>
       <w:tr>
         <w:trPr>
@@ -1716,7 +1751,7 @@
         </w:trPr>
         <w:tc>
           <w:tcPr>
-            <w:tcW w:type="dxa" w:w="2126"/>
+            <w:tcW w:type="dxa" w:w="2097"/>
             <w:shd w:val="clear" w:color="auto" w:fill="E8E8F4"/>
           </w:tcPr>
           <w:p>
@@ -1738,7 +1773,7 @@
         </w:tc>
         <w:tc>
           <w:tcPr>
-            <w:tcW w:type="dxa" w:w="1548"/>
+            <w:tcW w:type="dxa" w:w="1526"/>
             <w:shd w:val="clear" w:color="auto" w:fill="E8E8F4"/>
           </w:tcPr>
           <w:p>
@@ -1760,7 +1795,7 @@
         </w:tc>
         <w:tc>
           <w:tcPr>
-            <w:tcW w:type="dxa" w:w="4195"/>
+            <w:tcW w:type="dxa" w:w="4306"/>
             <w:shd w:val="clear" w:color="auto" w:fill="E8E8F4"/>
           </w:tcPr>
           <w:p>
@@ -1782,7 +1817,7 @@
         </w:tc>
         <w:tc>
           <w:tcPr>
-            <w:tcW w:type="dxa" w:w="4112"/>
+            <w:tcW w:type="dxa" w:w="4135"/>
             <w:shd w:val="clear" w:color="auto" w:fill="E8E8F4"/>
           </w:tcPr>
           <w:p>
@@ -1804,7 +1839,7 @@
         </w:tc>
         <w:tc>
           <w:tcPr>
-            <w:tcW w:type="dxa" w:w="2817"/>
+            <w:tcW w:type="dxa" w:w="2734"/>
             <w:shd w:val="clear" w:color="auto" w:fill="E8E8F4"/>
           </w:tcPr>
           <w:p>
@@ -1831,7 +1866,7 @@
         </w:trPr>
         <w:tc>
           <w:tcPr>
-            <w:tcW w:type="dxa" w:w="2126"/>
+            <w:tcW w:type="dxa" w:w="2097"/>
           </w:tcPr>
           <w:p>
             <w:pPr>
@@ -1852,7 +1887,7 @@
         </w:tc>
         <w:tc>
           <w:tcPr>
-            <w:tcW w:type="dxa" w:w="1548"/>
+            <w:tcW w:type="dxa" w:w="1526"/>
           </w:tcPr>
           <w:p>
             <w:pPr>
@@ -1871,7 +1906,7 @@
         </w:tc>
         <w:tc>
           <w:tcPr>
-            <w:tcW w:type="dxa" w:w="4195"/>
+            <w:tcW w:type="dxa" w:w="4306"/>
           </w:tcPr>
           <w:p>
             <w:pPr>
@@ -1890,7 +1925,7 @@
         </w:tc>
         <w:tc>
           <w:tcPr>
-            <w:tcW w:type="dxa" w:w="4112"/>
+            <w:tcW w:type="dxa" w:w="4135"/>
           </w:tcPr>
           <w:p>
             <w:pPr>
@@ -1918,7 +1953,7 @@
         </w:tc>
         <w:tc>
           <w:tcPr>
-            <w:tcW w:type="dxa" w:w="2817"/>
+            <w:tcW w:type="dxa" w:w="2734"/>
           </w:tcPr>
           <w:p>
             <w:pPr>
@@ -1933,7 +1968,7 @@
         </w:trPr>
         <w:tc>
           <w:tcPr>
-            <w:tcW w:type="dxa" w:w="2126"/>
+            <w:tcW w:type="dxa" w:w="2097"/>
             <w:shd w:val="clear" w:color="auto" w:fill="F8F8FC"/>
           </w:tcPr>
           <w:p>
@@ -1955,7 +1990,7 @@
         </w:tc>
         <w:tc>
           <w:tcPr>
-            <w:tcW w:type="dxa" w:w="1548"/>
+            <w:tcW w:type="dxa" w:w="1526"/>
             <w:shd w:val="clear" w:color="auto" w:fill="F8F8FC"/>
           </w:tcPr>
           <w:p>
@@ -1975,7 +2010,7 @@
         </w:tc>
         <w:tc>
           <w:tcPr>
-            <w:tcW w:type="dxa" w:w="4195"/>
+            <w:tcW w:type="dxa" w:w="4306"/>
             <w:shd w:val="clear" w:color="auto" w:fill="F8F8FC"/>
           </w:tcPr>
           <w:p>
@@ -1995,7 +2030,7 @@
         </w:tc>
         <w:tc>
           <w:tcPr>
-            <w:tcW w:type="dxa" w:w="4112"/>
+            <w:tcW w:type="dxa" w:w="4135"/>
             <w:shd w:val="clear" w:color="auto" w:fill="F8F8FC"/>
           </w:tcPr>
           <w:p>
@@ -2015,7 +2050,7 @@
         </w:tc>
         <w:tc>
           <w:tcPr>
-            <w:tcW w:type="dxa" w:w="2817"/>
+            <w:tcW w:type="dxa" w:w="2734"/>
             <w:shd w:val="clear" w:color="auto" w:fill="F8F8FC"/>
           </w:tcPr>
           <w:p>
@@ -2031,7 +2066,7 @@
         </w:trPr>
         <w:tc>
           <w:tcPr>
-            <w:tcW w:type="dxa" w:w="2126"/>
+            <w:tcW w:type="dxa" w:w="2097"/>
           </w:tcPr>
           <w:p>
             <w:pPr>
@@ -2052,7 +2087,7 @@
         </w:tc>
         <w:tc>
           <w:tcPr>
-            <w:tcW w:type="dxa" w:w="1548"/>
+            <w:tcW w:type="dxa" w:w="1526"/>
           </w:tcPr>
           <w:p>
             <w:pPr>
@@ -2071,7 +2106,7 @@
         </w:tc>
         <w:tc>
           <w:tcPr>
-            <w:tcW w:type="dxa" w:w="4195"/>
+            <w:tcW w:type="dxa" w:w="4306"/>
           </w:tcPr>
           <w:p>
             <w:pPr>
@@ -2090,7 +2125,7 @@
         </w:tc>
         <w:tc>
           <w:tcPr>
-            <w:tcW w:type="dxa" w:w="4112"/>
+            <w:tcW w:type="dxa" w:w="4135"/>
           </w:tcPr>
           <w:p>
             <w:pPr>
@@ -2109,7 +2144,7 @@
         </w:tc>
         <w:tc>
           <w:tcPr>
-            <w:tcW w:type="dxa" w:w="2817"/>
+            <w:tcW w:type="dxa" w:w="2734"/>
           </w:tcPr>
           <w:p>
             <w:pPr>
@@ -2124,7 +2159,7 @@
         </w:trPr>
         <w:tc>
           <w:tcPr>
-            <w:tcW w:type="dxa" w:w="2126"/>
+            <w:tcW w:type="dxa" w:w="2097"/>
             <w:shd w:val="clear" w:color="auto" w:fill="F8F8FC"/>
           </w:tcPr>
           <w:p>
@@ -2146,7 +2181,7 @@
         </w:tc>
         <w:tc>
           <w:tcPr>
-            <w:tcW w:type="dxa" w:w="1548"/>
+            <w:tcW w:type="dxa" w:w="1526"/>
             <w:shd w:val="clear" w:color="auto" w:fill="F8F8FC"/>
           </w:tcPr>
           <w:p>
@@ -2166,7 +2201,7 @@
         </w:tc>
         <w:tc>
           <w:tcPr>
-            <w:tcW w:type="dxa" w:w="4195"/>
+            <w:tcW w:type="dxa" w:w="4306"/>
             <w:shd w:val="clear" w:color="auto" w:fill="F8F8FC"/>
           </w:tcPr>
           <w:p>
@@ -2186,7 +2221,7 @@
         </w:tc>
         <w:tc>
           <w:tcPr>
-            <w:tcW w:type="dxa" w:w="4112"/>
+            <w:tcW w:type="dxa" w:w="4135"/>
             <w:shd w:val="clear" w:color="auto" w:fill="F8F8FC"/>
           </w:tcPr>
           <w:p>
@@ -2206,7 +2241,7 @@
         </w:tc>
         <w:tc>
           <w:tcPr>
-            <w:tcW w:type="dxa" w:w="2817"/>
+            <w:tcW w:type="dxa" w:w="2734"/>
             <w:shd w:val="clear" w:color="auto" w:fill="F8F8FC"/>
           </w:tcPr>
           <w:p>
@@ -2222,7 +2257,7 @@
         </w:trPr>
         <w:tc>
           <w:tcPr>
-            <w:tcW w:type="dxa" w:w="2126"/>
+            <w:tcW w:type="dxa" w:w="2097"/>
           </w:tcPr>
           <w:p>
             <w:pPr>
@@ -2243,7 +2278,7 @@
         </w:tc>
         <w:tc>
           <w:tcPr>
-            <w:tcW w:type="dxa" w:w="1548"/>
+            <w:tcW w:type="dxa" w:w="1526"/>
           </w:tcPr>
           <w:p>
             <w:pPr>
@@ -2262,7 +2297,7 @@
         </w:tc>
         <w:tc>
           <w:tcPr>
-            <w:tcW w:type="dxa" w:w="4195"/>
+            <w:tcW w:type="dxa" w:w="4306"/>
           </w:tcPr>
           <w:p>
             <w:pPr>
@@ -2281,7 +2316,7 @@
         </w:tc>
         <w:tc>
           <w:tcPr>
-            <w:tcW w:type="dxa" w:w="4112"/>
+            <w:tcW w:type="dxa" w:w="4135"/>
           </w:tcPr>
           <w:p>
             <w:pPr>
@@ -2309,7 +2344,7 @@
         </w:tc>
         <w:tc>
           <w:tcPr>
-            <w:tcW w:type="dxa" w:w="2817"/>
+            <w:tcW w:type="dxa" w:w="2734"/>
           </w:tcPr>
           <w:p>
             <w:pPr>
@@ -2324,7 +2359,7 @@
         </w:trPr>
         <w:tc>
           <w:tcPr>
-            <w:tcW w:type="dxa" w:w="2126"/>
+            <w:tcW w:type="dxa" w:w="2097"/>
             <w:shd w:val="clear" w:color="auto" w:fill="F8F8FC"/>
           </w:tcPr>
           <w:p>
@@ -2346,7 +2381,7 @@
         </w:tc>
         <w:tc>
           <w:tcPr>
-            <w:tcW w:type="dxa" w:w="1548"/>
+            <w:tcW w:type="dxa" w:w="1526"/>
             <w:shd w:val="clear" w:color="auto" w:fill="F8F8FC"/>
           </w:tcPr>
           <w:p>
@@ -2366,7 +2401,7 @@
         </w:tc>
         <w:tc>
           <w:tcPr>
-            <w:tcW w:type="dxa" w:w="4195"/>
+            <w:tcW w:type="dxa" w:w="4306"/>
             <w:shd w:val="clear" w:color="auto" w:fill="F8F8FC"/>
           </w:tcPr>
           <w:p>
@@ -2386,7 +2421,7 @@
         </w:tc>
         <w:tc>
           <w:tcPr>
-            <w:tcW w:type="dxa" w:w="4112"/>
+            <w:tcW w:type="dxa" w:w="4135"/>
             <w:shd w:val="clear" w:color="auto" w:fill="F8F8FC"/>
           </w:tcPr>
           <w:p>
@@ -2415,7 +2450,7 @@
         </w:tc>
         <w:tc>
           <w:tcPr>
-            <w:tcW w:type="dxa" w:w="2817"/>
+            <w:tcW w:type="dxa" w:w="2734"/>
             <w:shd w:val="clear" w:color="auto" w:fill="F8F8FC"/>
           </w:tcPr>
           <w:p>
@@ -2431,7 +2466,7 @@
         </w:trPr>
         <w:tc>
           <w:tcPr>
-            <w:tcW w:type="dxa" w:w="2126"/>
+            <w:tcW w:type="dxa" w:w="2097"/>
           </w:tcPr>
           <w:p>
             <w:pPr>
@@ -2452,7 +2487,7 @@
         </w:tc>
         <w:tc>
           <w:tcPr>
-            <w:tcW w:type="dxa" w:w="1548"/>
+            <w:tcW w:type="dxa" w:w="1526"/>
           </w:tcPr>
           <w:p>
             <w:pPr>
@@ -2471,7 +2506,7 @@
         </w:tc>
         <w:tc>
           <w:tcPr>
-            <w:tcW w:type="dxa" w:w="4195"/>
+            <w:tcW w:type="dxa" w:w="4306"/>
           </w:tcPr>
           <w:p>
             <w:pPr>
@@ -2490,7 +2525,7 @@
         </w:tc>
         <w:tc>
           <w:tcPr>
-            <w:tcW w:type="dxa" w:w="4112"/>
+            <w:tcW w:type="dxa" w:w="4135"/>
           </w:tcPr>
           <w:p>
             <w:pPr>
@@ -2509,7 +2544,7 @@
         </w:tc>
         <w:tc>
           <w:tcPr>
-            <w:tcW w:type="dxa" w:w="2817"/>
+            <w:tcW w:type="dxa" w:w="2734"/>
           </w:tcPr>
           <w:p>
             <w:pPr>
@@ -2524,7 +2559,7 @@
         </w:trPr>
         <w:tc>
           <w:tcPr>
-            <w:tcW w:type="dxa" w:w="2126"/>
+            <w:tcW w:type="dxa" w:w="2097"/>
             <w:shd w:val="clear" w:color="auto" w:fill="F8F8FC"/>
           </w:tcPr>
           <w:p>
@@ -2547,7 +2582,7 @@
         </w:tc>
         <w:tc>
           <w:tcPr>
-            <w:tcW w:type="dxa" w:w="1548"/>
+            <w:tcW w:type="dxa" w:w="1526"/>
             <w:shd w:val="clear" w:color="auto" w:fill="F8F8FC"/>
           </w:tcPr>
           <w:p>
@@ -2568,7 +2603,7 @@
         </w:tc>
         <w:tc>
           <w:tcPr>
-            <w:tcW w:type="dxa" w:w="4195"/>
+            <w:tcW w:type="dxa" w:w="4306"/>
             <w:shd w:val="clear" w:color="auto" w:fill="F8F8FC"/>
           </w:tcPr>
           <w:p>
@@ -2589,7 +2624,7 @@
         </w:tc>
         <w:tc>
           <w:tcPr>
-            <w:tcW w:type="dxa" w:w="4112"/>
+            <w:tcW w:type="dxa" w:w="4135"/>
             <w:shd w:val="clear" w:color="auto" w:fill="F8F8FC"/>
           </w:tcPr>
           <w:p>
@@ -2610,7 +2645,7 @@
         </w:tc>
         <w:tc>
           <w:tcPr>
-            <w:tcW w:type="dxa" w:w="2817"/>
+            <w:tcW w:type="dxa" w:w="2734"/>
             <w:shd w:val="clear" w:color="auto" w:fill="F8F8FC"/>
           </w:tcPr>
           <w:p>
@@ -2681,11 +2716,11 @@
         <w:tblLook w:firstColumn="1" w:firstRow="1" w:lastColumn="0" w:lastRow="0" w:noHBand="0" w:noVBand="1" w:val="04A0"/>
       </w:tblPr>
       <w:tblGrid>
-        <w:gridCol w:w="2126"/>
-        <w:gridCol w:w="1548"/>
-        <w:gridCol w:w="4195"/>
-        <w:gridCol w:w="4112"/>
-        <w:gridCol w:w="2817"/>
+        <w:gridCol w:w="2097"/>
+        <w:gridCol w:w="1526"/>
+        <w:gridCol w:w="4306"/>
+        <w:gridCol w:w="4135"/>
+        <w:gridCol w:w="2734"/>
       </w:tblGrid>
       <w:tr>
         <w:trPr>
@@ -2694,7 +2729,7 @@
         </w:trPr>
         <w:tc>
           <w:tcPr>
-            <w:tcW w:type="dxa" w:w="2126"/>
+            <w:tcW w:type="dxa" w:w="2097"/>
             <w:shd w:val="clear" w:color="auto" w:fill="E8E8F4"/>
           </w:tcPr>
           <w:p>
@@ -2716,7 +2751,7 @@
         </w:tc>
         <w:tc>
           <w:tcPr>
-            <w:tcW w:type="dxa" w:w="1548"/>
+            <w:tcW w:type="dxa" w:w="1526"/>
             <w:shd w:val="clear" w:color="auto" w:fill="E8E8F4"/>
           </w:tcPr>
           <w:p>
@@ -2738,7 +2773,7 @@
         </w:tc>
         <w:tc>
           <w:tcPr>
-            <w:tcW w:type="dxa" w:w="4195"/>
+            <w:tcW w:type="dxa" w:w="4306"/>
             <w:shd w:val="clear" w:color="auto" w:fill="E8E8F4"/>
           </w:tcPr>
           <w:p>
@@ -2760,7 +2795,7 @@
         </w:tc>
         <w:tc>
           <w:tcPr>
-            <w:tcW w:type="dxa" w:w="4112"/>
+            <w:tcW w:type="dxa" w:w="4135"/>
             <w:shd w:val="clear" w:color="auto" w:fill="E8E8F4"/>
           </w:tcPr>
           <w:p>
@@ -2782,7 +2817,7 @@
         </w:tc>
         <w:tc>
           <w:tcPr>
-            <w:tcW w:type="dxa" w:w="2817"/>
+            <w:tcW w:type="dxa" w:w="2734"/>
             <w:shd w:val="clear" w:color="auto" w:fill="E8E8F4"/>
           </w:tcPr>
           <w:p>
@@ -2809,7 +2844,7 @@
         </w:trPr>
         <w:tc>
           <w:tcPr>
-            <w:tcW w:type="dxa" w:w="2126"/>
+            <w:tcW w:type="dxa" w:w="2097"/>
             <w:shd w:val="clear" w:color="auto" w:fill="E9F6EF"/>
           </w:tcPr>
           <w:p>
@@ -2831,7 +2866,7 @@
         </w:tc>
         <w:tc>
           <w:tcPr>
-            <w:tcW w:type="dxa" w:w="1548"/>
+            <w:tcW w:type="dxa" w:w="1526"/>
             <w:shd w:val="clear" w:color="auto" w:fill="E9F6EF"/>
           </w:tcPr>
           <w:p>
@@ -2851,7 +2886,7 @@
         </w:tc>
         <w:tc>
           <w:tcPr>
-            <w:tcW w:type="dxa" w:w="4195"/>
+            <w:tcW w:type="dxa" w:w="4306"/>
             <w:shd w:val="clear" w:color="auto" w:fill="E9F6EF"/>
           </w:tcPr>
           <w:p>
@@ -2883,7 +2918,7 @@
         </w:tc>
         <w:tc>
           <w:tcPr>
-            <w:tcW w:type="dxa" w:w="4112"/>
+            <w:tcW w:type="dxa" w:w="4135"/>
             <w:shd w:val="clear" w:color="auto" w:fill="E9F6EF"/>
           </w:tcPr>
           <w:p>
@@ -2915,7 +2950,7 @@
         </w:tc>
         <w:tc>
           <w:tcPr>
-            <w:tcW w:type="dxa" w:w="2817"/>
+            <w:tcW w:type="dxa" w:w="2734"/>
             <w:shd w:val="clear" w:color="auto" w:fill="E9F6EF"/>
           </w:tcPr>
           <w:p>
@@ -2942,7 +2977,7 @@
         </w:trPr>
         <w:tc>
           <w:tcPr>
-            <w:tcW w:type="dxa" w:w="2126"/>
+            <w:tcW w:type="dxa" w:w="2097"/>
             <w:shd w:val="clear" w:color="auto" w:fill="F8F8FC"/>
           </w:tcPr>
           <w:p>
@@ -2964,7 +2999,7 @@
         </w:tc>
         <w:tc>
           <w:tcPr>
-            <w:tcW w:type="dxa" w:w="1548"/>
+            <w:tcW w:type="dxa" w:w="1526"/>
             <w:shd w:val="clear" w:color="auto" w:fill="F8F8FC"/>
           </w:tcPr>
           <w:p>
@@ -2984,7 +3019,7 @@
         </w:tc>
         <w:tc>
           <w:tcPr>
-            <w:tcW w:type="dxa" w:w="4195"/>
+            <w:tcW w:type="dxa" w:w="4306"/>
             <w:shd w:val="clear" w:color="auto" w:fill="F8F8FC"/>
           </w:tcPr>
           <w:p>
@@ -3004,7 +3039,7 @@
         </w:tc>
         <w:tc>
           <w:tcPr>
-            <w:tcW w:type="dxa" w:w="4112"/>
+            <w:tcW w:type="dxa" w:w="4135"/>
             <w:shd w:val="clear" w:color="auto" w:fill="F8F8FC"/>
           </w:tcPr>
           <w:p>
@@ -3024,7 +3059,7 @@
         </w:tc>
         <w:tc>
           <w:tcPr>
-            <w:tcW w:type="dxa" w:w="2817"/>
+            <w:tcW w:type="dxa" w:w="2734"/>
             <w:shd w:val="clear" w:color="auto" w:fill="F8F8FC"/>
           </w:tcPr>
           <w:p>
@@ -3040,7 +3075,7 @@
         </w:trPr>
         <w:tc>
           <w:tcPr>
-            <w:tcW w:type="dxa" w:w="2126"/>
+            <w:tcW w:type="dxa" w:w="2097"/>
             <w:shd w:val="clear" w:color="auto" w:fill="E9F6EF"/>
           </w:tcPr>
           <w:p>
@@ -3062,7 +3097,7 @@
         </w:tc>
         <w:tc>
           <w:tcPr>
-            <w:tcW w:type="dxa" w:w="1548"/>
+            <w:tcW w:type="dxa" w:w="1526"/>
             <w:shd w:val="clear" w:color="auto" w:fill="E9F6EF"/>
           </w:tcPr>
           <w:p>
@@ -3082,7 +3117,7 @@
         </w:tc>
         <w:tc>
           <w:tcPr>
-            <w:tcW w:type="dxa" w:w="4195"/>
+            <w:tcW w:type="dxa" w:w="4306"/>
             <w:shd w:val="clear" w:color="auto" w:fill="E9F6EF"/>
           </w:tcPr>
           <w:p>
@@ -3114,7 +3149,7 @@
         </w:tc>
         <w:tc>
           <w:tcPr>
-            <w:tcW w:type="dxa" w:w="4112"/>
+            <w:tcW w:type="dxa" w:w="4135"/>
             <w:shd w:val="clear" w:color="auto" w:fill="E9F6EF"/>
           </w:tcPr>
           <w:p>
@@ -3146,7 +3181,7 @@
         </w:tc>
         <w:tc>
           <w:tcPr>
-            <w:tcW w:type="dxa" w:w="2817"/>
+            <w:tcW w:type="dxa" w:w="2734"/>
             <w:shd w:val="clear" w:color="auto" w:fill="E9F6EF"/>
           </w:tcPr>
           <w:p>
@@ -3185,7 +3220,7 @@
         </w:trPr>
         <w:tc>
           <w:tcPr>
-            <w:tcW w:type="dxa" w:w="2126"/>
+            <w:tcW w:type="dxa" w:w="2097"/>
             <w:shd w:val="clear" w:color="auto" w:fill="F8F8FC"/>
           </w:tcPr>
           <w:p>
@@ -3207,7 +3242,7 @@
         </w:tc>
         <w:tc>
           <w:tcPr>
-            <w:tcW w:type="dxa" w:w="1548"/>
+            <w:tcW w:type="dxa" w:w="1526"/>
             <w:shd w:val="clear" w:color="auto" w:fill="F8F8FC"/>
           </w:tcPr>
           <w:p>
@@ -3227,7 +3262,7 @@
         </w:tc>
         <w:tc>
           <w:tcPr>
-            <w:tcW w:type="dxa" w:w="4195"/>
+            <w:tcW w:type="dxa" w:w="4306"/>
             <w:shd w:val="clear" w:color="auto" w:fill="F8F8FC"/>
           </w:tcPr>
           <w:p>
@@ -3247,7 +3282,7 @@
         </w:tc>
         <w:tc>
           <w:tcPr>
-            <w:tcW w:type="dxa" w:w="4112"/>
+            <w:tcW w:type="dxa" w:w="4135"/>
             <w:shd w:val="clear" w:color="auto" w:fill="F8F8FC"/>
           </w:tcPr>
           <w:p>
@@ -3267,7 +3302,7 @@
         </w:tc>
         <w:tc>
           <w:tcPr>
-            <w:tcW w:type="dxa" w:w="2817"/>
+            <w:tcW w:type="dxa" w:w="2734"/>
             <w:shd w:val="clear" w:color="auto" w:fill="F8F8FC"/>
           </w:tcPr>
           <w:p>
@@ -3283,7 +3318,7 @@
         </w:trPr>
         <w:tc>
           <w:tcPr>
-            <w:tcW w:type="dxa" w:w="2126"/>
+            <w:tcW w:type="dxa" w:w="2097"/>
           </w:tcPr>
           <w:p>
             <w:pPr>
@@ -3304,7 +3339,7 @@
         </w:tc>
         <w:tc>
           <w:tcPr>
-            <w:tcW w:type="dxa" w:w="1548"/>
+            <w:tcW w:type="dxa" w:w="1526"/>
           </w:tcPr>
           <w:p>
             <w:pPr>
@@ -3323,7 +3358,7 @@
         </w:tc>
         <w:tc>
           <w:tcPr>
-            <w:tcW w:type="dxa" w:w="4195"/>
+            <w:tcW w:type="dxa" w:w="4306"/>
           </w:tcPr>
           <w:p>
             <w:pPr>
@@ -3342,7 +3377,7 @@
         </w:tc>
         <w:tc>
           <w:tcPr>
-            <w:tcW w:type="dxa" w:w="4112"/>
+            <w:tcW w:type="dxa" w:w="4135"/>
           </w:tcPr>
           <w:p>
             <w:pPr>
@@ -3361,7 +3396,7 @@
         </w:tc>
         <w:tc>
           <w:tcPr>
-            <w:tcW w:type="dxa" w:w="2817"/>
+            <w:tcW w:type="dxa" w:w="2734"/>
           </w:tcPr>
           <w:p>
             <w:pPr>
@@ -3376,7 +3411,7 @@
         </w:trPr>
         <w:tc>
           <w:tcPr>
-            <w:tcW w:type="dxa" w:w="2126"/>
+            <w:tcW w:type="dxa" w:w="2097"/>
             <w:shd w:val="clear" w:color="auto" w:fill="F8F8FC"/>
           </w:tcPr>
           <w:p>
@@ -3398,7 +3433,7 @@
         </w:tc>
         <w:tc>
           <w:tcPr>
-            <w:tcW w:type="dxa" w:w="1548"/>
+            <w:tcW w:type="dxa" w:w="1526"/>
             <w:shd w:val="clear" w:color="auto" w:fill="F8F8FC"/>
           </w:tcPr>
           <w:p>
@@ -3418,7 +3453,7 @@
         </w:tc>
         <w:tc>
           <w:tcPr>
-            <w:tcW w:type="dxa" w:w="4195"/>
+            <w:tcW w:type="dxa" w:w="4306"/>
             <w:shd w:val="clear" w:color="auto" w:fill="F8F8FC"/>
           </w:tcPr>
           <w:p>
@@ -3438,7 +3473,7 @@
         </w:tc>
         <w:tc>
           <w:tcPr>
-            <w:tcW w:type="dxa" w:w="4112"/>
+            <w:tcW w:type="dxa" w:w="4135"/>
             <w:shd w:val="clear" w:color="auto" w:fill="F8F8FC"/>
           </w:tcPr>
           <w:p>
@@ -3458,7 +3493,7 @@
         </w:tc>
         <w:tc>
           <w:tcPr>
-            <w:tcW w:type="dxa" w:w="2817"/>
+            <w:tcW w:type="dxa" w:w="2734"/>
             <w:shd w:val="clear" w:color="auto" w:fill="F8F8FC"/>
           </w:tcPr>
           <w:p>
@@ -3474,7 +3509,7 @@
         </w:trPr>
         <w:tc>
           <w:tcPr>
-            <w:tcW w:type="dxa" w:w="2126"/>
+            <w:tcW w:type="dxa" w:w="2097"/>
             <w:shd w:val="clear" w:color="auto" w:fill="E9F6EF"/>
           </w:tcPr>
           <w:p>
@@ -3496,7 +3531,7 @@
         </w:tc>
         <w:tc>
           <w:tcPr>
-            <w:tcW w:type="dxa" w:w="1548"/>
+            <w:tcW w:type="dxa" w:w="1526"/>
             <w:shd w:val="clear" w:color="auto" w:fill="E9F6EF"/>
           </w:tcPr>
           <w:p>
@@ -3516,7 +3551,7 @@
         </w:tc>
         <w:tc>
           <w:tcPr>
-            <w:tcW w:type="dxa" w:w="4195"/>
+            <w:tcW w:type="dxa" w:w="4306"/>
             <w:shd w:val="clear" w:color="auto" w:fill="E9F6EF"/>
           </w:tcPr>
           <w:p>
@@ -3548,7 +3583,7 @@
         </w:tc>
         <w:tc>
           <w:tcPr>
-            <w:tcW w:type="dxa" w:w="4112"/>
+            <w:tcW w:type="dxa" w:w="4135"/>
             <w:shd w:val="clear" w:color="auto" w:fill="E9F6EF"/>
           </w:tcPr>
           <w:p>
@@ -3568,7 +3603,7 @@
         </w:tc>
         <w:tc>
           <w:tcPr>
-            <w:tcW w:type="dxa" w:w="2817"/>
+            <w:tcW w:type="dxa" w:w="2734"/>
             <w:shd w:val="clear" w:color="auto" w:fill="E9F6EF"/>
           </w:tcPr>
           <w:p>
@@ -3595,7 +3630,7 @@
         </w:trPr>
         <w:tc>
           <w:tcPr>
-            <w:tcW w:type="dxa" w:w="2126"/>
+            <w:tcW w:type="dxa" w:w="2097"/>
             <w:shd w:val="clear" w:color="auto" w:fill="F8F8FC"/>
           </w:tcPr>
           <w:p>
@@ -3617,7 +3652,7 @@
         </w:tc>
         <w:tc>
           <w:tcPr>
-            <w:tcW w:type="dxa" w:w="1548"/>
+            <w:tcW w:type="dxa" w:w="1526"/>
             <w:shd w:val="clear" w:color="auto" w:fill="F8F8FC"/>
           </w:tcPr>
           <w:p>
@@ -3637,7 +3672,7 @@
         </w:tc>
         <w:tc>
           <w:tcPr>
-            <w:tcW w:type="dxa" w:w="4195"/>
+            <w:tcW w:type="dxa" w:w="4306"/>
             <w:shd w:val="clear" w:color="auto" w:fill="F8F8FC"/>
           </w:tcPr>
           <w:p>
@@ -3657,7 +3692,7 @@
         </w:tc>
         <w:tc>
           <w:tcPr>
-            <w:tcW w:type="dxa" w:w="4112"/>
+            <w:tcW w:type="dxa" w:w="4135"/>
             <w:shd w:val="clear" w:color="auto" w:fill="F8F8FC"/>
           </w:tcPr>
           <w:p>
@@ -3677,7 +3712,7 @@
         </w:tc>
         <w:tc>
           <w:tcPr>
-            <w:tcW w:type="dxa" w:w="2817"/>
+            <w:tcW w:type="dxa" w:w="2734"/>
             <w:shd w:val="clear" w:color="auto" w:fill="F8F8FC"/>
           </w:tcPr>
           <w:p>
@@ -3693,7 +3728,7 @@
         </w:trPr>
         <w:tc>
           <w:tcPr>
-            <w:tcW w:type="dxa" w:w="2126"/>
+            <w:tcW w:type="dxa" w:w="2097"/>
             <w:shd w:val="clear" w:color="auto" w:fill="E9F6EF"/>
           </w:tcPr>
           <w:p>
@@ -3715,7 +3750,7 @@
         </w:tc>
         <w:tc>
           <w:tcPr>
-            <w:tcW w:type="dxa" w:w="1548"/>
+            <w:tcW w:type="dxa" w:w="1526"/>
             <w:shd w:val="clear" w:color="auto" w:fill="E9F6EF"/>
           </w:tcPr>
           <w:p>
@@ -3735,7 +3770,7 @@
         </w:tc>
         <w:tc>
           <w:tcPr>
-            <w:tcW w:type="dxa" w:w="4195"/>
+            <w:tcW w:type="dxa" w:w="4306"/>
             <w:shd w:val="clear" w:color="auto" w:fill="E9F6EF"/>
           </w:tcPr>
           <w:p>
@@ -3767,7 +3802,7 @@
         </w:tc>
         <w:tc>
           <w:tcPr>
-            <w:tcW w:type="dxa" w:w="4112"/>
+            <w:tcW w:type="dxa" w:w="4135"/>
             <w:shd w:val="clear" w:color="auto" w:fill="E9F6EF"/>
           </w:tcPr>
           <w:p>
@@ -3799,7 +3834,7 @@
         </w:tc>
         <w:tc>
           <w:tcPr>
-            <w:tcW w:type="dxa" w:w="2817"/>
+            <w:tcW w:type="dxa" w:w="2734"/>
             <w:shd w:val="clear" w:color="auto" w:fill="E9F6EF"/>
           </w:tcPr>
           <w:p>
@@ -3826,7 +3861,7 @@
         </w:trPr>
         <w:tc>
           <w:tcPr>
-            <w:tcW w:type="dxa" w:w="2126"/>
+            <w:tcW w:type="dxa" w:w="2097"/>
             <w:shd w:val="clear" w:color="auto" w:fill="F8F8FC"/>
           </w:tcPr>
           <w:p>
@@ -3848,7 +3883,7 @@
         </w:tc>
         <w:tc>
           <w:tcPr>
-            <w:tcW w:type="dxa" w:w="1548"/>
+            <w:tcW w:type="dxa" w:w="1526"/>
             <w:shd w:val="clear" w:color="auto" w:fill="F8F8FC"/>
           </w:tcPr>
           <w:p>
@@ -3868,7 +3903,7 @@
         </w:tc>
         <w:tc>
           <w:tcPr>
-            <w:tcW w:type="dxa" w:w="4195"/>
+            <w:tcW w:type="dxa" w:w="4306"/>
             <w:shd w:val="clear" w:color="auto" w:fill="F8F8FC"/>
           </w:tcPr>
           <w:p>
@@ -3888,7 +3923,7 @@
         </w:tc>
         <w:tc>
           <w:tcPr>
-            <w:tcW w:type="dxa" w:w="4112"/>
+            <w:tcW w:type="dxa" w:w="4135"/>
             <w:shd w:val="clear" w:color="auto" w:fill="F8F8FC"/>
           </w:tcPr>
           <w:p>
@@ -3908,7 +3943,7 @@
         </w:tc>
         <w:tc>
           <w:tcPr>
-            <w:tcW w:type="dxa" w:w="2817"/>
+            <w:tcW w:type="dxa" w:w="2734"/>
             <w:shd w:val="clear" w:color="auto" w:fill="F8F8FC"/>
           </w:tcPr>
           <w:p>
@@ -3924,7 +3959,7 @@
         </w:trPr>
         <w:tc>
           <w:tcPr>
-            <w:tcW w:type="dxa" w:w="2126"/>
+            <w:tcW w:type="dxa" w:w="2097"/>
           </w:tcPr>
           <w:p>
             <w:pPr>
@@ -3945,7 +3980,7 @@
         </w:tc>
         <w:tc>
           <w:tcPr>
-            <w:tcW w:type="dxa" w:w="1548"/>
+            <w:tcW w:type="dxa" w:w="1526"/>
           </w:tcPr>
           <w:p>
             <w:pPr>
@@ -3964,7 +3999,7 @@
         </w:tc>
         <w:tc>
           <w:tcPr>
-            <w:tcW w:type="dxa" w:w="4195"/>
+            <w:tcW w:type="dxa" w:w="4306"/>
           </w:tcPr>
           <w:p>
             <w:pPr>
@@ -3983,7 +4018,7 @@
         </w:tc>
         <w:tc>
           <w:tcPr>
-            <w:tcW w:type="dxa" w:w="4112"/>
+            <w:tcW w:type="dxa" w:w="4135"/>
           </w:tcPr>
           <w:p>
             <w:pPr>
@@ -4002,7 +4037,7 @@
         </w:tc>
         <w:tc>
           <w:tcPr>
-            <w:tcW w:type="dxa" w:w="2817"/>
+            <w:tcW w:type="dxa" w:w="2734"/>
           </w:tcPr>
           <w:p>
             <w:pPr>
@@ -4072,11 +4107,11 @@
         <w:tblLook w:firstColumn="1" w:firstRow="1" w:lastColumn="0" w:lastRow="0" w:noHBand="0" w:noVBand="1" w:val="04A0"/>
       </w:tblPr>
       <w:tblGrid>
-        <w:gridCol w:w="2126"/>
-        <w:gridCol w:w="1548"/>
-        <w:gridCol w:w="4195"/>
-        <w:gridCol w:w="4112"/>
-        <w:gridCol w:w="2817"/>
+        <w:gridCol w:w="2097"/>
+        <w:gridCol w:w="1526"/>
+        <w:gridCol w:w="4306"/>
+        <w:gridCol w:w="4135"/>
+        <w:gridCol w:w="2734"/>
       </w:tblGrid>
       <w:tr>
         <w:trPr>
@@ -4085,7 +4120,7 @@
         </w:trPr>
         <w:tc>
           <w:tcPr>
-            <w:tcW w:type="dxa" w:w="2126"/>
+            <w:tcW w:type="dxa" w:w="2097"/>
             <w:shd w:val="clear" w:color="auto" w:fill="E8E8F4"/>
           </w:tcPr>
           <w:p>
@@ -4107,7 +4142,7 @@
         </w:tc>
         <w:tc>
           <w:tcPr>
-            <w:tcW w:type="dxa" w:w="1548"/>
+            <w:tcW w:type="dxa" w:w="1526"/>
             <w:shd w:val="clear" w:color="auto" w:fill="E8E8F4"/>
           </w:tcPr>
           <w:p>
@@ -4129,7 +4164,7 @@
         </w:tc>
         <w:tc>
           <w:tcPr>
-            <w:tcW w:type="dxa" w:w="4195"/>
+            <w:tcW w:type="dxa" w:w="4306"/>
             <w:shd w:val="clear" w:color="auto" w:fill="E8E8F4"/>
           </w:tcPr>
           <w:p>
@@ -4151,7 +4186,7 @@
         </w:tc>
         <w:tc>
           <w:tcPr>
-            <w:tcW w:type="dxa" w:w="4112"/>
+            <w:tcW w:type="dxa" w:w="4135"/>
             <w:shd w:val="clear" w:color="auto" w:fill="E8E8F4"/>
           </w:tcPr>
           <w:p>
@@ -4173,7 +4208,7 @@
         </w:tc>
         <w:tc>
           <w:tcPr>
-            <w:tcW w:type="dxa" w:w="2817"/>
+            <w:tcW w:type="dxa" w:w="2734"/>
             <w:shd w:val="clear" w:color="auto" w:fill="E8E8F4"/>
           </w:tcPr>
           <w:p>
@@ -4200,7 +4235,7 @@
         </w:trPr>
         <w:tc>
           <w:tcPr>
-            <w:tcW w:type="dxa" w:w="2126"/>
+            <w:tcW w:type="dxa" w:w="2097"/>
           </w:tcPr>
           <w:p>
             <w:pPr>
@@ -4221,7 +4256,7 @@
         </w:tc>
         <w:tc>
           <w:tcPr>
-            <w:tcW w:type="dxa" w:w="1548"/>
+            <w:tcW w:type="dxa" w:w="1526"/>
           </w:tcPr>
           <w:p>
             <w:pPr>
@@ -4240,7 +4275,7 @@
         </w:tc>
         <w:tc>
           <w:tcPr>
-            <w:tcW w:type="dxa" w:w="4195"/>
+            <w:tcW w:type="dxa" w:w="4306"/>
           </w:tcPr>
           <w:p>
             <w:pPr>
@@ -4259,7 +4294,7 @@
         </w:tc>
         <w:tc>
           <w:tcPr>
-            <w:tcW w:type="dxa" w:w="4112"/>
+            <w:tcW w:type="dxa" w:w="4135"/>
           </w:tcPr>
           <w:p>
             <w:pPr>
@@ -4278,7 +4313,7 @@
         </w:tc>
         <w:tc>
           <w:tcPr>
-            <w:tcW w:type="dxa" w:w="2817"/>
+            <w:tcW w:type="dxa" w:w="2734"/>
           </w:tcPr>
           <w:p>
             <w:pPr>
@@ -4293,7 +4328,7 @@
         </w:trPr>
         <w:tc>
           <w:tcPr>
-            <w:tcW w:type="dxa" w:w="2126"/>
+            <w:tcW w:type="dxa" w:w="2097"/>
             <w:shd w:val="clear" w:color="auto" w:fill="F8F8FC"/>
           </w:tcPr>
           <w:p>
@@ -4315,7 +4350,7 @@
         </w:tc>
         <w:tc>
           <w:tcPr>
-            <w:tcW w:type="dxa" w:w="1548"/>
+            <w:tcW w:type="dxa" w:w="1526"/>
             <w:shd w:val="clear" w:color="auto" w:fill="F8F8FC"/>
           </w:tcPr>
           <w:p>
@@ -4335,7 +4370,7 @@
         </w:tc>
         <w:tc>
           <w:tcPr>
-            <w:tcW w:type="dxa" w:w="4195"/>
+            <w:tcW w:type="dxa" w:w="4306"/>
             <w:shd w:val="clear" w:color="auto" w:fill="F8F8FC"/>
           </w:tcPr>
           <w:p>
@@ -4355,7 +4390,7 @@
         </w:tc>
         <w:tc>
           <w:tcPr>
-            <w:tcW w:type="dxa" w:w="4112"/>
+            <w:tcW w:type="dxa" w:w="4135"/>
             <w:shd w:val="clear" w:color="auto" w:fill="F8F8FC"/>
           </w:tcPr>
           <w:p>
@@ -4375,7 +4410,7 @@
         </w:tc>
         <w:tc>
           <w:tcPr>
-            <w:tcW w:type="dxa" w:w="2817"/>
+            <w:tcW w:type="dxa" w:w="2734"/>
             <w:shd w:val="clear" w:color="auto" w:fill="F8F8FC"/>
           </w:tcPr>
           <w:p>
@@ -4391,7 +4426,7 @@
         </w:trPr>
         <w:tc>
           <w:tcPr>
-            <w:tcW w:type="dxa" w:w="2126"/>
+            <w:tcW w:type="dxa" w:w="2097"/>
           </w:tcPr>
           <w:p>
             <w:pPr>
@@ -4412,7 +4447,7 @@
         </w:tc>
         <w:tc>
           <w:tcPr>
-            <w:tcW w:type="dxa" w:w="1548"/>
+            <w:tcW w:type="dxa" w:w="1526"/>
           </w:tcPr>
           <w:p>
             <w:pPr>
@@ -4431,7 +4466,7 @@
         </w:tc>
         <w:tc>
           <w:tcPr>
-            <w:tcW w:type="dxa" w:w="4195"/>
+            <w:tcW w:type="dxa" w:w="4306"/>
           </w:tcPr>
           <w:p>
             <w:pPr>
@@ -4450,7 +4485,7 @@
         </w:tc>
         <w:tc>
           <w:tcPr>
-            <w:tcW w:type="dxa" w:w="4112"/>
+            <w:tcW w:type="dxa" w:w="4135"/>
           </w:tcPr>
           <w:p>
             <w:pPr>
@@ -4478,7 +4513,7 @@
         </w:tc>
         <w:tc>
           <w:tcPr>
-            <w:tcW w:type="dxa" w:w="2817"/>
+            <w:tcW w:type="dxa" w:w="2734"/>
           </w:tcPr>
           <w:p>
             <w:pPr>
@@ -4493,7 +4528,7 @@
         </w:trPr>
         <w:tc>
           <w:tcPr>
-            <w:tcW w:type="dxa" w:w="2126"/>
+            <w:tcW w:type="dxa" w:w="2097"/>
             <w:shd w:val="clear" w:color="auto" w:fill="F8F8FC"/>
           </w:tcPr>
           <w:p>
@@ -4515,7 +4550,7 @@
         </w:tc>
         <w:tc>
           <w:tcPr>
-            <w:tcW w:type="dxa" w:w="1548"/>
+            <w:tcW w:type="dxa" w:w="1526"/>
             <w:shd w:val="clear" w:color="auto" w:fill="F8F8FC"/>
           </w:tcPr>
           <w:p>
@@ -4535,7 +4570,7 @@
         </w:tc>
         <w:tc>
           <w:tcPr>
-            <w:tcW w:type="dxa" w:w="4195"/>
+            <w:tcW w:type="dxa" w:w="4306"/>
             <w:shd w:val="clear" w:color="auto" w:fill="F8F8FC"/>
           </w:tcPr>
           <w:p>
@@ -4555,7 +4590,7 @@
         </w:tc>
         <w:tc>
           <w:tcPr>
-            <w:tcW w:type="dxa" w:w="4112"/>
+            <w:tcW w:type="dxa" w:w="4135"/>
             <w:shd w:val="clear" w:color="auto" w:fill="F8F8FC"/>
           </w:tcPr>
           <w:p>
@@ -4575,7 +4610,7 @@
         </w:tc>
         <w:tc>
           <w:tcPr>
-            <w:tcW w:type="dxa" w:w="2817"/>
+            <w:tcW w:type="dxa" w:w="2734"/>
             <w:shd w:val="clear" w:color="auto" w:fill="F8F8FC"/>
           </w:tcPr>
           <w:p>
@@ -4591,7 +4626,7 @@
         </w:trPr>
         <w:tc>
           <w:tcPr>
-            <w:tcW w:type="dxa" w:w="2126"/>
+            <w:tcW w:type="dxa" w:w="2097"/>
           </w:tcPr>
           <w:p>
             <w:pPr>
@@ -4612,7 +4647,7 @@
         </w:tc>
         <w:tc>
           <w:tcPr>
-            <w:tcW w:type="dxa" w:w="1548"/>
+            <w:tcW w:type="dxa" w:w="1526"/>
           </w:tcPr>
           <w:p>
             <w:pPr>
@@ -4631,7 +4666,7 @@
         </w:tc>
         <w:tc>
           <w:tcPr>
-            <w:tcW w:type="dxa" w:w="4195"/>
+            <w:tcW w:type="dxa" w:w="4306"/>
           </w:tcPr>
           <w:p>
             <w:pPr>
@@ -4650,7 +4685,7 @@
         </w:tc>
         <w:tc>
           <w:tcPr>
-            <w:tcW w:type="dxa" w:w="4112"/>
+            <w:tcW w:type="dxa" w:w="4135"/>
           </w:tcPr>
           <w:p>
             <w:pPr>
@@ -4669,7 +4704,7 @@
         </w:tc>
         <w:tc>
           <w:tcPr>
-            <w:tcW w:type="dxa" w:w="2817"/>
+            <w:tcW w:type="dxa" w:w="2734"/>
           </w:tcPr>
           <w:p>
             <w:pPr>
@@ -4684,7 +4719,7 @@
         </w:trPr>
         <w:tc>
           <w:tcPr>
-            <w:tcW w:type="dxa" w:w="2126"/>
+            <w:tcW w:type="dxa" w:w="2097"/>
             <w:shd w:val="clear" w:color="auto" w:fill="F8F8FC"/>
           </w:tcPr>
           <w:p>
@@ -4706,7 +4741,7 @@
         </w:tc>
         <w:tc>
           <w:tcPr>
-            <w:tcW w:type="dxa" w:w="1548"/>
+            <w:tcW w:type="dxa" w:w="1526"/>
             <w:shd w:val="clear" w:color="auto" w:fill="F8F8FC"/>
           </w:tcPr>
           <w:p>
@@ -4726,7 +4761,7 @@
         </w:tc>
         <w:tc>
           <w:tcPr>
-            <w:tcW w:type="dxa" w:w="4195"/>
+            <w:tcW w:type="dxa" w:w="4306"/>
             <w:shd w:val="clear" w:color="auto" w:fill="F8F8FC"/>
           </w:tcPr>
           <w:p>
@@ -4746,7 +4781,7 @@
         </w:tc>
         <w:tc>
           <w:tcPr>
-            <w:tcW w:type="dxa" w:w="4112"/>
+            <w:tcW w:type="dxa" w:w="4135"/>
             <w:shd w:val="clear" w:color="auto" w:fill="F8F8FC"/>
           </w:tcPr>
           <w:p>
@@ -4766,7 +4801,7 @@
         </w:tc>
         <w:tc>
           <w:tcPr>
-            <w:tcW w:type="dxa" w:w="2817"/>
+            <w:tcW w:type="dxa" w:w="2734"/>
             <w:shd w:val="clear" w:color="auto" w:fill="F8F8FC"/>
           </w:tcPr>
           <w:p>
@@ -4782,7 +4817,7 @@
         </w:trPr>
         <w:tc>
           <w:tcPr>
-            <w:tcW w:type="dxa" w:w="2126"/>
+            <w:tcW w:type="dxa" w:w="2097"/>
             <w:shd w:val="clear" w:color="auto" w:fill="E9F6EF"/>
           </w:tcPr>
           <w:p>
@@ -4804,7 +4839,7 @@
         </w:tc>
         <w:tc>
           <w:tcPr>
-            <w:tcW w:type="dxa" w:w="1548"/>
+            <w:tcW w:type="dxa" w:w="1526"/>
             <w:shd w:val="clear" w:color="auto" w:fill="E9F6EF"/>
           </w:tcPr>
           <w:p>
@@ -4824,7 +4859,7 @@
         </w:tc>
         <w:tc>
           <w:tcPr>
-            <w:tcW w:type="dxa" w:w="4195"/>
+            <w:tcW w:type="dxa" w:w="4306"/>
             <w:shd w:val="clear" w:color="auto" w:fill="E9F6EF"/>
           </w:tcPr>
           <w:p>
@@ -4856,7 +4891,7 @@
         </w:tc>
         <w:tc>
           <w:tcPr>
-            <w:tcW w:type="dxa" w:w="4112"/>
+            <w:tcW w:type="dxa" w:w="4135"/>
             <w:shd w:val="clear" w:color="auto" w:fill="E9F6EF"/>
           </w:tcPr>
           <w:p>
@@ -4888,7 +4923,7 @@
         </w:tc>
         <w:tc>
           <w:tcPr>
-            <w:tcW w:type="dxa" w:w="2817"/>
+            <w:tcW w:type="dxa" w:w="2734"/>
             <w:shd w:val="clear" w:color="auto" w:fill="E9F6EF"/>
           </w:tcPr>
           <w:p>
@@ -4915,7 +4950,7 @@
         </w:trPr>
         <w:tc>
           <w:tcPr>
-            <w:tcW w:type="dxa" w:w="2126"/>
+            <w:tcW w:type="dxa" w:w="2097"/>
             <w:shd w:val="clear" w:color="auto" w:fill="F8F8FC"/>
           </w:tcPr>
           <w:p>
@@ -4937,7 +4972,7 @@
         </w:tc>
         <w:tc>
           <w:tcPr>
-            <w:tcW w:type="dxa" w:w="1548"/>
+            <w:tcW w:type="dxa" w:w="1526"/>
             <w:shd w:val="clear" w:color="auto" w:fill="F8F8FC"/>
           </w:tcPr>
           <w:p>
@@ -4957,7 +4992,7 @@
         </w:tc>
         <w:tc>
           <w:tcPr>
-            <w:tcW w:type="dxa" w:w="4195"/>
+            <w:tcW w:type="dxa" w:w="4306"/>
             <w:shd w:val="clear" w:color="auto" w:fill="F8F8FC"/>
           </w:tcPr>
           <w:p>
@@ -4977,7 +5012,7 @@
         </w:tc>
         <w:tc>
           <w:tcPr>
-            <w:tcW w:type="dxa" w:w="4112"/>
+            <w:tcW w:type="dxa" w:w="4135"/>
             <w:shd w:val="clear" w:color="auto" w:fill="F8F8FC"/>
           </w:tcPr>
           <w:p>
@@ -4997,7 +5032,7 @@
         </w:tc>
         <w:tc>
           <w:tcPr>
-            <w:tcW w:type="dxa" w:w="2817"/>
+            <w:tcW w:type="dxa" w:w="2734"/>
             <w:shd w:val="clear" w:color="auto" w:fill="F8F8FC"/>
           </w:tcPr>
           <w:p>
@@ -5013,7 +5048,7 @@
         </w:trPr>
         <w:tc>
           <w:tcPr>
-            <w:tcW w:type="dxa" w:w="2126"/>
+            <w:tcW w:type="dxa" w:w="2097"/>
           </w:tcPr>
           <w:p>
             <w:pPr>
@@ -5034,7 +5069,7 @@
         </w:tc>
         <w:tc>
           <w:tcPr>
-            <w:tcW w:type="dxa" w:w="1548"/>
+            <w:tcW w:type="dxa" w:w="1526"/>
           </w:tcPr>
           <w:p>
             <w:pPr>
@@ -5053,7 +5088,7 @@
         </w:tc>
         <w:tc>
           <w:tcPr>
-            <w:tcW w:type="dxa" w:w="4195"/>
+            <w:tcW w:type="dxa" w:w="4306"/>
           </w:tcPr>
           <w:p>
             <w:pPr>
@@ -5072,7 +5107,7 @@
         </w:tc>
         <w:tc>
           <w:tcPr>
-            <w:tcW w:type="dxa" w:w="4112"/>
+            <w:tcW w:type="dxa" w:w="4135"/>
           </w:tcPr>
           <w:p>
             <w:pPr>
@@ -5091,7 +5126,7 @@
         </w:tc>
         <w:tc>
           <w:tcPr>
-            <w:tcW w:type="dxa" w:w="2817"/>
+            <w:tcW w:type="dxa" w:w="2734"/>
           </w:tcPr>
           <w:p>
             <w:pPr>
@@ -5106,7 +5141,7 @@
         </w:trPr>
         <w:tc>
           <w:tcPr>
-            <w:tcW w:type="dxa" w:w="2126"/>
+            <w:tcW w:type="dxa" w:w="2097"/>
             <w:shd w:val="clear" w:color="auto" w:fill="F8F8FC"/>
           </w:tcPr>
           <w:p>
@@ -5128,7 +5163,7 @@
         </w:tc>
         <w:tc>
           <w:tcPr>
-            <w:tcW w:type="dxa" w:w="1548"/>
+            <w:tcW w:type="dxa" w:w="1526"/>
             <w:shd w:val="clear" w:color="auto" w:fill="F8F8FC"/>
           </w:tcPr>
           <w:p>
@@ -5148,7 +5183,7 @@
         </w:tc>
         <w:tc>
           <w:tcPr>
-            <w:tcW w:type="dxa" w:w="4195"/>
+            <w:tcW w:type="dxa" w:w="4306"/>
             <w:shd w:val="clear" w:color="auto" w:fill="F8F8FC"/>
           </w:tcPr>
           <w:p>
@@ -5168,7 +5203,7 @@
         </w:tc>
         <w:tc>
           <w:tcPr>
-            <w:tcW w:type="dxa" w:w="4112"/>
+            <w:tcW w:type="dxa" w:w="4135"/>
             <w:shd w:val="clear" w:color="auto" w:fill="F8F8FC"/>
           </w:tcPr>
           <w:p>
@@ -5188,7 +5223,7 @@
         </w:tc>
         <w:tc>
           <w:tcPr>
-            <w:tcW w:type="dxa" w:w="2817"/>
+            <w:tcW w:type="dxa" w:w="2734"/>
             <w:shd w:val="clear" w:color="auto" w:fill="F8F8FC"/>
           </w:tcPr>
           <w:p>
@@ -5204,7 +5239,7 @@
         </w:trPr>
         <w:tc>
           <w:tcPr>
-            <w:tcW w:type="dxa" w:w="2126"/>
+            <w:tcW w:type="dxa" w:w="2097"/>
           </w:tcPr>
           <w:p>
             <w:pPr>
@@ -5225,7 +5260,7 @@
         </w:tc>
         <w:tc>
           <w:tcPr>
-            <w:tcW w:type="dxa" w:w="1548"/>
+            <w:tcW w:type="dxa" w:w="1526"/>
           </w:tcPr>
           <w:p>
             <w:pPr>
@@ -5244,7 +5279,7 @@
         </w:tc>
         <w:tc>
           <w:tcPr>
-            <w:tcW w:type="dxa" w:w="4195"/>
+            <w:tcW w:type="dxa" w:w="4306"/>
           </w:tcPr>
           <w:p>
             <w:pPr>
@@ -5263,7 +5298,7 @@
         </w:tc>
         <w:tc>
           <w:tcPr>
-            <w:tcW w:type="dxa" w:w="4112"/>
+            <w:tcW w:type="dxa" w:w="4135"/>
           </w:tcPr>
           <w:p>
             <w:pPr>
@@ -5282,7 +5317,7 @@
         </w:tc>
         <w:tc>
           <w:tcPr>
-            <w:tcW w:type="dxa" w:w="2817"/>
+            <w:tcW w:type="dxa" w:w="2734"/>
           </w:tcPr>
           <w:p>
             <w:pPr>
@@ -5297,7 +5332,7 @@
         </w:trPr>
         <w:tc>
           <w:tcPr>
-            <w:tcW w:type="dxa" w:w="2126"/>
+            <w:tcW w:type="dxa" w:w="2097"/>
             <w:shd w:val="clear" w:color="auto" w:fill="F8F8FC"/>
           </w:tcPr>
           <w:p>
@@ -5319,7 +5354,7 @@
         </w:tc>
         <w:tc>
           <w:tcPr>
-            <w:tcW w:type="dxa" w:w="1548"/>
+            <w:tcW w:type="dxa" w:w="1526"/>
             <w:shd w:val="clear" w:color="auto" w:fill="F8F8FC"/>
           </w:tcPr>
           <w:p>
@@ -5339,7 +5374,7 @@
         </w:tc>
         <w:tc>
           <w:tcPr>
-            <w:tcW w:type="dxa" w:w="4195"/>
+            <w:tcW w:type="dxa" w:w="4306"/>
             <w:shd w:val="clear" w:color="auto" w:fill="F8F8FC"/>
           </w:tcPr>
           <w:p>
@@ -5359,7 +5394,7 @@
         </w:tc>
         <w:tc>
           <w:tcPr>
-            <w:tcW w:type="dxa" w:w="4112"/>
+            <w:tcW w:type="dxa" w:w="4135"/>
             <w:shd w:val="clear" w:color="auto" w:fill="F8F8FC"/>
           </w:tcPr>
           <w:p>
@@ -5379,7 +5414,7 @@
         </w:tc>
         <w:tc>
           <w:tcPr>
-            <w:tcW w:type="dxa" w:w="2817"/>
+            <w:tcW w:type="dxa" w:w="2734"/>
             <w:shd w:val="clear" w:color="auto" w:fill="F8F8FC"/>
           </w:tcPr>
           <w:p>
@@ -5395,7 +5430,7 @@
         </w:trPr>
         <w:tc>
           <w:tcPr>
-            <w:tcW w:type="dxa" w:w="2126"/>
+            <w:tcW w:type="dxa" w:w="2097"/>
           </w:tcPr>
           <w:p>
             <w:pPr>
@@ -5416,7 +5451,7 @@
         </w:tc>
         <w:tc>
           <w:tcPr>
-            <w:tcW w:type="dxa" w:w="1548"/>
+            <w:tcW w:type="dxa" w:w="1526"/>
           </w:tcPr>
           <w:p>
             <w:pPr>
@@ -5435,7 +5470,7 @@
         </w:tc>
         <w:tc>
           <w:tcPr>
-            <w:tcW w:type="dxa" w:w="4195"/>
+            <w:tcW w:type="dxa" w:w="4306"/>
           </w:tcPr>
           <w:p>
             <w:pPr>
@@ -5454,7 +5489,7 @@
         </w:tc>
         <w:tc>
           <w:tcPr>
-            <w:tcW w:type="dxa" w:w="4112"/>
+            <w:tcW w:type="dxa" w:w="4135"/>
           </w:tcPr>
           <w:p>
             <w:pPr>
@@ -5482,7 +5517,7 @@
         </w:tc>
         <w:tc>
           <w:tcPr>
-            <w:tcW w:type="dxa" w:w="2817"/>
+            <w:tcW w:type="dxa" w:w="2734"/>
           </w:tcPr>
           <w:p>
             <w:pPr>
@@ -5497,7 +5532,7 @@
         </w:trPr>
         <w:tc>
           <w:tcPr>
-            <w:tcW w:type="dxa" w:w="2126"/>
+            <w:tcW w:type="dxa" w:w="2097"/>
             <w:shd w:val="clear" w:color="auto" w:fill="E9F6EF"/>
           </w:tcPr>
           <w:p>
@@ -5519,7 +5554,7 @@
         </w:tc>
         <w:tc>
           <w:tcPr>
-            <w:tcW w:type="dxa" w:w="1548"/>
+            <w:tcW w:type="dxa" w:w="1526"/>
             <w:shd w:val="clear" w:color="auto" w:fill="E9F6EF"/>
           </w:tcPr>
           <w:p>
@@ -5539,7 +5574,7 @@
         </w:tc>
         <w:tc>
           <w:tcPr>
-            <w:tcW w:type="dxa" w:w="4195"/>
+            <w:tcW w:type="dxa" w:w="4306"/>
             <w:shd w:val="clear" w:color="auto" w:fill="E9F6EF"/>
           </w:tcPr>
           <w:p>
@@ -5571,7 +5606,7 @@
         </w:tc>
         <w:tc>
           <w:tcPr>
-            <w:tcW w:type="dxa" w:w="4112"/>
+            <w:tcW w:type="dxa" w:w="4135"/>
             <w:shd w:val="clear" w:color="auto" w:fill="E9F6EF"/>
           </w:tcPr>
           <w:p>
@@ -5603,7 +5638,7 @@
         </w:tc>
         <w:tc>
           <w:tcPr>
-            <w:tcW w:type="dxa" w:w="2817"/>
+            <w:tcW w:type="dxa" w:w="2734"/>
             <w:shd w:val="clear" w:color="auto" w:fill="E9F6EF"/>
           </w:tcPr>
           <w:p>
@@ -5630,7 +5665,7 @@
         </w:trPr>
         <w:tc>
           <w:tcPr>
-            <w:tcW w:type="dxa" w:w="2126"/>
+            <w:tcW w:type="dxa" w:w="2097"/>
           </w:tcPr>
           <w:p>
             <w:pPr>
@@ -5651,7 +5686,7 @@
         </w:tc>
         <w:tc>
           <w:tcPr>
-            <w:tcW w:type="dxa" w:w="1548"/>
+            <w:tcW w:type="dxa" w:w="1526"/>
           </w:tcPr>
           <w:p>
             <w:pPr>
@@ -5670,7 +5705,7 @@
         </w:tc>
         <w:tc>
           <w:tcPr>
-            <w:tcW w:type="dxa" w:w="4195"/>
+            <w:tcW w:type="dxa" w:w="4306"/>
           </w:tcPr>
           <w:p>
             <w:pPr>
@@ -5689,7 +5724,7 @@
         </w:tc>
         <w:tc>
           <w:tcPr>
-            <w:tcW w:type="dxa" w:w="4112"/>
+            <w:tcW w:type="dxa" w:w="4135"/>
           </w:tcPr>
           <w:p>
             <w:pPr>
@@ -5708,7 +5743,7 @@
         </w:tc>
         <w:tc>
           <w:tcPr>
-            <w:tcW w:type="dxa" w:w="2817"/>
+            <w:tcW w:type="dxa" w:w="2734"/>
           </w:tcPr>
           <w:p>
             <w:pPr>
@@ -5723,7 +5758,7 @@
         </w:trPr>
         <w:tc>
           <w:tcPr>
-            <w:tcW w:type="dxa" w:w="2126"/>
+            <w:tcW w:type="dxa" w:w="2097"/>
             <w:shd w:val="clear" w:color="auto" w:fill="F8F8FC"/>
           </w:tcPr>
           <w:p>
@@ -5745,7 +5780,7 @@
         </w:tc>
         <w:tc>
           <w:tcPr>
-            <w:tcW w:type="dxa" w:w="1548"/>
+            <w:tcW w:type="dxa" w:w="1526"/>
             <w:shd w:val="clear" w:color="auto" w:fill="F8F8FC"/>
           </w:tcPr>
           <w:p>
@@ -5765,7 +5800,7 @@
         </w:tc>
         <w:tc>
           <w:tcPr>
-            <w:tcW w:type="dxa" w:w="4195"/>
+            <w:tcW w:type="dxa" w:w="4306"/>
             <w:shd w:val="clear" w:color="auto" w:fill="F8F8FC"/>
           </w:tcPr>
           <w:p>
@@ -5785,7 +5820,7 @@
         </w:tc>
         <w:tc>
           <w:tcPr>
-            <w:tcW w:type="dxa" w:w="4112"/>
+            <w:tcW w:type="dxa" w:w="4135"/>
             <w:shd w:val="clear" w:color="auto" w:fill="F8F8FC"/>
           </w:tcPr>
           <w:p>
@@ -5805,7 +5840,7 @@
         </w:tc>
         <w:tc>
           <w:tcPr>
-            <w:tcW w:type="dxa" w:w="2817"/>
+            <w:tcW w:type="dxa" w:w="2734"/>
             <w:shd w:val="clear" w:color="auto" w:fill="F8F8FC"/>
           </w:tcPr>
           <w:p>
@@ -5866,7 +5901,7 @@
           <w:sz w:val="20"/>
           <w:szCs w:val="20"/>
         </w:rPr>
-        <w:t xml:space="preserve">초록 글자 · 옅은 초록 줄 = 우리와 결(10명). 근거는 「우리와 결 · 근거」 칸에, 회사 · 인물 칸의 줄바꿈 아래는 9/29 추가 조사분이다.</w:t>
+        <w:t xml:space="preserve">초록 글자 · 옅은 초록 줄 = 우리와 결(11명). 근거는 「우리와 결 · 근거」 칸에, 회사 · 인물 칸의 줄바꿈 아래는 9/29 추가 조사분이다.</w:t>
       </w:r>
     </w:p>
     <w:p>
@@ -6172,6 +6207,26 @@
           <w:t xml:space="preserve">u.today</w:t>
         </w:r>
       </w:hyperlink>
+      <w:r>
+        <w:rPr>
+          <w:rFonts w:ascii="Malgun Gothic" w:hAnsi="Malgun Gothic" w:eastAsia="Malgun Gothic" w:cs="Malgun Gothic"/>
+          <w:color w:val="1B1B48"/>
+          <w:sz w:val="20"/>
+          <w:szCs w:val="20"/>
+        </w:rPr>
+        <w:t xml:space="preserve"> · </w:t>
+      </w:r>
+      <w:hyperlink r:id="rId16" w:history="1">
+        <w:r>
+          <w:rPr>
+            <w:rFonts w:ascii="Malgun Gothic" w:hAnsi="Malgun Gothic" w:eastAsia="Malgun Gothic" w:cs="Malgun Gothic"/>
+            <w:color w:val="4D4DCE"/>
+            <w:sz w:val="20"/>
+            <w:szCs w:val="20"/>
+          </w:rPr>
+          <w:t xml:space="preserve">www.coindesk.com</w:t>
+        </w:r>
+      </w:hyperlink>
     </w:p>
     <w:p>
       <w:pPr>
@@ -6187,7 +6242,7 @@
         </w:rPr>
         <w:t xml:space="preserve">휴고 — </w:t>
       </w:r>
-      <w:hyperlink r:id="rId16" w:history="1">
+      <w:hyperlink r:id="rId17" w:history="1">
         <w:r>
           <w:rPr>
             <w:rFonts w:ascii="Malgun Gothic" w:hAnsi="Malgun Gothic" w:eastAsia="Malgun Gothic" w:cs="Malgun Gothic"/>
@@ -6207,7 +6262,7 @@
         </w:rPr>
         <w:t xml:space="preserve"> · </w:t>
       </w:r>
-      <w:hyperlink r:id="rId17" w:history="1">
+      <w:hyperlink r:id="rId18" w:history="1">
         <w:r>
           <w:rPr>
             <w:rFonts w:ascii="Malgun Gothic" w:hAnsi="Malgun Gothic" w:eastAsia="Malgun Gothic" w:cs="Malgun Gothic"/>
@@ -6227,7 +6282,7 @@
         </w:rPr>
         <w:t xml:space="preserve"> · </w:t>
       </w:r>
-      <w:hyperlink r:id="rId18" w:history="1">
+      <w:hyperlink r:id="rId19" w:history="1">
         <w:r>
           <w:rPr>
             <w:rFonts w:ascii="Malgun Gothic" w:hAnsi="Malgun Gothic" w:eastAsia="Malgun Gothic" w:cs="Malgun Gothic"/>
@@ -6247,7 +6302,7 @@
         </w:rPr>
         <w:t xml:space="preserve"> · </w:t>
       </w:r>
-      <w:hyperlink r:id="rId19" w:history="1">
+      <w:hyperlink r:id="rId20" w:history="1">
         <w:r>
           <w:rPr>
             <w:rFonts w:ascii="Malgun Gothic" w:hAnsi="Malgun Gothic" w:eastAsia="Malgun Gothic" w:cs="Malgun Gothic"/>
@@ -6267,7 +6322,7 @@
         </w:rPr>
         <w:t xml:space="preserve"> · </w:t>
       </w:r>
-      <w:hyperlink r:id="rId20" w:history="1">
+      <w:hyperlink r:id="rId21" w:history="1">
         <w:r>
           <w:rPr>
             <w:rFonts w:ascii="Malgun Gothic" w:hAnsi="Malgun Gothic" w:eastAsia="Malgun Gothic" w:cs="Malgun Gothic"/>
@@ -6293,7 +6348,7 @@
         </w:rPr>
         <w:t xml:space="preserve">니컬러스 — </w:t>
       </w:r>
-      <w:hyperlink r:id="rId21" w:history="1">
+      <w:hyperlink r:id="rId22" w:history="1">
         <w:r>
           <w:rPr>
             <w:rFonts w:ascii="Malgun Gothic" w:hAnsi="Malgun Gothic" w:eastAsia="Malgun Gothic" w:cs="Malgun Gothic"/>
@@ -6313,7 +6368,7 @@
         </w:rPr>
         <w:t xml:space="preserve"> · </w:t>
       </w:r>
-      <w:hyperlink r:id="rId22" w:history="1">
+      <w:hyperlink r:id="rId23" w:history="1">
         <w:r>
           <w:rPr>
             <w:rFonts w:ascii="Malgun Gothic" w:hAnsi="Malgun Gothic" w:eastAsia="Malgun Gothic" w:cs="Malgun Gothic"/>
@@ -6339,7 +6394,7 @@
         </w:rPr>
         <w:t xml:space="preserve">코너 — </w:t>
       </w:r>
-      <w:hyperlink r:id="rId23" w:history="1">
+      <w:hyperlink r:id="rId24" w:history="1">
         <w:r>
           <w:rPr>
             <w:rFonts w:ascii="Malgun Gothic" w:hAnsi="Malgun Gothic" w:eastAsia="Malgun Gothic" w:cs="Malgun Gothic"/>
@@ -6359,7 +6414,7 @@
         </w:rPr>
         <w:t xml:space="preserve"> · </w:t>
       </w:r>
-      <w:hyperlink r:id="rId24" w:history="1">
+      <w:hyperlink r:id="rId25" w:history="1">
         <w:r>
           <w:rPr>
             <w:rFonts w:ascii="Malgun Gothic" w:hAnsi="Malgun Gothic" w:eastAsia="Malgun Gothic" w:cs="Malgun Gothic"/>
@@ -6379,7 +6434,7 @@
         </w:rPr>
         <w:t xml:space="preserve"> · </w:t>
       </w:r>
-      <w:hyperlink r:id="rId25" w:history="1">
+      <w:hyperlink r:id="rId26" w:history="1">
         <w:r>
           <w:rPr>
             <w:rFonts w:ascii="Malgun Gothic" w:hAnsi="Malgun Gothic" w:eastAsia="Malgun Gothic" w:cs="Malgun Gothic"/>
@@ -6399,7 +6454,7 @@
         </w:rPr>
         <w:t xml:space="preserve"> · </w:t>
       </w:r>
-      <w:hyperlink r:id="rId26" w:history="1">
+      <w:hyperlink r:id="rId27" w:history="1">
         <w:r>
           <w:rPr>
             <w:rFonts w:ascii="Malgun Gothic" w:hAnsi="Malgun Gothic" w:eastAsia="Malgun Gothic" w:cs="Malgun Gothic"/>
@@ -6425,7 +6480,7 @@
         </w:rPr>
         <w:t xml:space="preserve">크리스티나 — </w:t>
       </w:r>
-      <w:hyperlink r:id="rId27" w:history="1">
+      <w:hyperlink r:id="rId28" w:history="1">
         <w:r>
           <w:rPr>
             <w:rFonts w:ascii="Malgun Gothic" w:hAnsi="Malgun Gothic" w:eastAsia="Malgun Gothic" w:cs="Malgun Gothic"/>
@@ -6451,7 +6506,7 @@
         </w:rPr>
         <w:t xml:space="preserve">챈들러 — </w:t>
       </w:r>
-      <w:hyperlink r:id="rId28" w:history="1">
+      <w:hyperlink r:id="rId29" w:history="1">
         <w:r>
           <w:rPr>
             <w:rFonts w:ascii="Malgun Gothic" w:hAnsi="Malgun Gothic" w:eastAsia="Malgun Gothic" w:cs="Malgun Gothic"/>
@@ -6471,7 +6526,7 @@
         </w:rPr>
         <w:t xml:space="preserve"> · </w:t>
       </w:r>
-      <w:hyperlink r:id="rId29" w:history="1">
+      <w:hyperlink r:id="rId30" w:history="1">
         <w:r>
           <w:rPr>
             <w:rFonts w:ascii="Malgun Gothic" w:hAnsi="Malgun Gothic" w:eastAsia="Malgun Gothic" w:cs="Malgun Gothic"/>
@@ -6491,7 +6546,7 @@
         </w:rPr>
         <w:t xml:space="preserve"> · </w:t>
       </w:r>
-      <w:hyperlink r:id="rId30" w:history="1">
+      <w:hyperlink r:id="rId31" w:history="1">
         <w:r>
           <w:rPr>
             <w:rFonts w:ascii="Malgun Gothic" w:hAnsi="Malgun Gothic" w:eastAsia="Malgun Gothic" w:cs="Malgun Gothic"/>
@@ -6511,7 +6566,7 @@
         </w:rPr>
         <w:t xml:space="preserve"> · </w:t>
       </w:r>
-      <w:hyperlink r:id="rId31" w:history="1">
+      <w:hyperlink r:id="rId32" w:history="1">
         <w:r>
           <w:rPr>
             <w:rFonts w:ascii="Malgun Gothic" w:hAnsi="Malgun Gothic" w:eastAsia="Malgun Gothic" w:cs="Malgun Gothic"/>
@@ -6537,7 +6592,7 @@
         </w:rPr>
         <w:t xml:space="preserve">모니카 — </w:t>
       </w:r>
-      <w:hyperlink r:id="rId32" w:history="1">
+      <w:hyperlink r:id="rId33" w:history="1">
         <w:r>
           <w:rPr>
             <w:rFonts w:ascii="Malgun Gothic" w:hAnsi="Malgun Gothic" w:eastAsia="Malgun Gothic" w:cs="Malgun Gothic"/>
@@ -6557,7 +6612,7 @@
         </w:rPr>
         <w:t xml:space="preserve"> · </w:t>
       </w:r>
-      <w:hyperlink r:id="rId33" w:history="1">
+      <w:hyperlink r:id="rId34" w:history="1">
         <w:r>
           <w:rPr>
             <w:rFonts w:ascii="Malgun Gothic" w:hAnsi="Malgun Gothic" w:eastAsia="Malgun Gothic" w:cs="Malgun Gothic"/>
@@ -6583,7 +6638,7 @@
         </w:rPr>
         <w:t xml:space="preserve">지니 — </w:t>
       </w:r>
-      <w:hyperlink r:id="rId34" w:history="1">
+      <w:hyperlink r:id="rId35" w:history="1">
         <w:r>
           <w:rPr>
             <w:rFonts w:ascii="Malgun Gothic" w:hAnsi="Malgun Gothic" w:eastAsia="Malgun Gothic" w:cs="Malgun Gothic"/>
@@ -6603,7 +6658,7 @@
         </w:rPr>
         <w:t xml:space="preserve"> · </w:t>
       </w:r>
-      <w:hyperlink r:id="rId35" w:history="1">
+      <w:hyperlink r:id="rId36" w:history="1">
         <w:r>
           <w:rPr>
             <w:rFonts w:ascii="Malgun Gothic" w:hAnsi="Malgun Gothic" w:eastAsia="Malgun Gothic" w:cs="Malgun Gothic"/>
@@ -6629,7 +6684,7 @@
         </w:rPr>
         <w:t xml:space="preserve">최재혁 — </w:t>
       </w:r>
-      <w:hyperlink r:id="rId36" w:history="1">
+      <w:hyperlink r:id="rId37" w:history="1">
         <w:r>
           <w:rPr>
             <w:rFonts w:ascii="Malgun Gothic" w:hAnsi="Malgun Gothic" w:eastAsia="Malgun Gothic" w:cs="Malgun Gothic"/>
@@ -6649,7 +6704,7 @@
         </w:rPr>
         <w:t xml:space="preserve"> · </w:t>
       </w:r>
-      <w:hyperlink r:id="rId37" w:history="1">
+      <w:hyperlink r:id="rId38" w:history="1">
         <w:r>
           <w:rPr>
             <w:rFonts w:ascii="Malgun Gothic" w:hAnsi="Malgun Gothic" w:eastAsia="Malgun Gothic" w:cs="Malgun Gothic"/>
@@ -6675,7 +6730,7 @@
         </w:rPr>
         <w:t xml:space="preserve">신희진 — </w:t>
       </w:r>
-      <w:hyperlink r:id="rId38" w:history="1">
+      <w:hyperlink r:id="rId39" w:history="1">
         <w:r>
           <w:rPr>
             <w:rFonts w:ascii="Malgun Gothic" w:hAnsi="Malgun Gothic" w:eastAsia="Malgun Gothic" w:cs="Malgun Gothic"/>
@@ -6695,7 +6750,7 @@
         </w:rPr>
         <w:t xml:space="preserve"> · </w:t>
       </w:r>
-      <w:hyperlink r:id="rId39" w:history="1">
+      <w:hyperlink r:id="rId40" w:history="1">
         <w:r>
           <w:rPr>
             <w:rFonts w:ascii="Malgun Gothic" w:hAnsi="Malgun Gothic" w:eastAsia="Malgun Gothic" w:cs="Malgun Gothic"/>
@@ -6721,7 +6776,7 @@
         </w:rPr>
         <w:t xml:space="preserve">한승훈 — </w:t>
       </w:r>
-      <w:hyperlink r:id="rId40" w:history="1">
+      <w:hyperlink r:id="rId41" w:history="1">
         <w:r>
           <w:rPr>
             <w:rFonts w:ascii="Malgun Gothic" w:hAnsi="Malgun Gothic" w:eastAsia="Malgun Gothic" w:cs="Malgun Gothic"/>
@@ -6741,7 +6796,7 @@
         </w:rPr>
         <w:t xml:space="preserve"> · </w:t>
       </w:r>
-      <w:hyperlink r:id="rId41" w:history="1">
+      <w:hyperlink r:id="rId42" w:history="1">
         <w:r>
           <w:rPr>
             <w:rFonts w:ascii="Malgun Gothic" w:hAnsi="Malgun Gothic" w:eastAsia="Malgun Gothic" w:cs="Malgun Gothic"/>
@@ -6767,7 +6822,7 @@
         </w:rPr>
         <w:t xml:space="preserve">윤만식 — </w:t>
       </w:r>
-      <w:hyperlink r:id="rId42" w:history="1">
+      <w:hyperlink r:id="rId43" w:history="1">
         <w:r>
           <w:rPr>
             <w:rFonts w:ascii="Malgun Gothic" w:hAnsi="Malgun Gothic" w:eastAsia="Malgun Gothic" w:cs="Malgun Gothic"/>
@@ -6787,7 +6842,7 @@
         </w:rPr>
         <w:t xml:space="preserve"> · </w:t>
       </w:r>
-      <w:hyperlink r:id="rId43" w:history="1">
+      <w:hyperlink r:id="rId44" w:history="1">
         <w:r>
           <w:rPr>
             <w:rFonts w:ascii="Malgun Gothic" w:hAnsi="Malgun Gothic" w:eastAsia="Malgun Gothic" w:cs="Malgun Gothic"/>
@@ -6813,7 +6868,7 @@
         </w:rPr>
         <w:t xml:space="preserve">사브리나 — </w:t>
       </w:r>
-      <w:hyperlink r:id="rId44" w:history="1">
+      <w:hyperlink r:id="rId45" w:history="1">
         <w:r>
           <w:rPr>
             <w:rFonts w:ascii="Malgun Gothic" w:hAnsi="Malgun Gothic" w:eastAsia="Malgun Gothic" w:cs="Malgun Gothic"/>
@@ -6839,7 +6894,7 @@
         </w:rPr>
         <w:t xml:space="preserve">아요 — </w:t>
       </w:r>
-      <w:hyperlink r:id="rId45" w:history="1">
+      <w:hyperlink r:id="rId46" w:history="1">
         <w:r>
           <w:rPr>
             <w:rFonts w:ascii="Malgun Gothic" w:hAnsi="Malgun Gothic" w:eastAsia="Malgun Gothic" w:cs="Malgun Gothic"/>
@@ -6859,7 +6914,7 @@
         </w:rPr>
         <w:t xml:space="preserve"> · </w:t>
       </w:r>
-      <w:hyperlink r:id="rId46" w:history="1">
+      <w:hyperlink r:id="rId47" w:history="1">
         <w:r>
           <w:rPr>
             <w:rFonts w:ascii="Malgun Gothic" w:hAnsi="Malgun Gothic" w:eastAsia="Malgun Gothic" w:cs="Malgun Gothic"/>
@@ -6884,26 +6939,6 @@
           <w:szCs w:val="20"/>
         </w:rPr>
         <w:t xml:space="preserve">나다니엘 — </w:t>
-      </w:r>
-      <w:hyperlink r:id="rId47" w:history="1">
-        <w:r>
-          <w:rPr>
-            <w:rFonts w:ascii="Malgun Gothic" w:hAnsi="Malgun Gothic" w:eastAsia="Malgun Gothic" w:cs="Malgun Gothic"/>
-            <w:color w:val="4D4DCE"/>
-            <w:sz w:val="20"/>
-            <w:szCs w:val="20"/>
-          </w:rPr>
-          <w:t xml:space="preserve">ir.datavaultsite.com</w:t>
-        </w:r>
-      </w:hyperlink>
-      <w:r>
-        <w:rPr>
-          <w:rFonts w:ascii="Malgun Gothic" w:hAnsi="Malgun Gothic" w:eastAsia="Malgun Gothic" w:cs="Malgun Gothic"/>
-          <w:color w:val="1B1B48"/>
-          <w:sz w:val="20"/>
-          <w:szCs w:val="20"/>
-        </w:rPr>
-        <w:t xml:space="preserve"> · </w:t>
       </w:r>
       <w:hyperlink r:id="rId48" w:history="1">
         <w:r>
@@ -6973,6 +7008,26 @@
             <w:sz w:val="20"/>
             <w:szCs w:val="20"/>
           </w:rPr>
+          <w:t xml:space="preserve">ir.datavaultsite.com</w:t>
+        </w:r>
+      </w:hyperlink>
+      <w:r>
+        <w:rPr>
+          <w:rFonts w:ascii="Malgun Gothic" w:hAnsi="Malgun Gothic" w:eastAsia="Malgun Gothic" w:cs="Malgun Gothic"/>
+          <w:color w:val="1B1B48"/>
+          <w:sz w:val="20"/>
+          <w:szCs w:val="20"/>
+        </w:rPr>
+        <w:t xml:space="preserve"> · </w:t>
+      </w:r>
+      <w:hyperlink r:id="rId52" w:history="1">
+        <w:r>
+          <w:rPr>
+            <w:rFonts w:ascii="Malgun Gothic" w:hAnsi="Malgun Gothic" w:eastAsia="Malgun Gothic" w:cs="Malgun Gothic"/>
+            <w:color w:val="4D4DCE"/>
+            <w:sz w:val="20"/>
+            <w:szCs w:val="20"/>
+          </w:rPr>
           <w:t xml:space="preserve">www.businesswire.com</w:t>
         </w:r>
       </w:hyperlink>
@@ -6991,7 +7046,7 @@
         </w:rPr>
         <w:t xml:space="preserve">타츠야 — </w:t>
       </w:r>
-      <w:hyperlink r:id="rId52" w:history="1">
+      <w:hyperlink r:id="rId53" w:history="1">
         <w:r>
           <w:rPr>
             <w:rFonts w:ascii="Malgun Gothic" w:hAnsi="Malgun Gothic" w:eastAsia="Malgun Gothic" w:cs="Malgun Gothic"/>
@@ -7017,7 +7072,7 @@
         </w:rPr>
         <w:t xml:space="preserve">윤장혁 — </w:t>
       </w:r>
-      <w:hyperlink r:id="rId53" w:history="1">
+      <w:hyperlink r:id="rId54" w:history="1">
         <w:r>
           <w:rPr>
             <w:rFonts w:ascii="Malgun Gothic" w:hAnsi="Malgun Gothic" w:eastAsia="Malgun Gothic" w:cs="Malgun Gothic"/>
@@ -7037,7 +7092,7 @@
         </w:rPr>
         <w:t xml:space="preserve"> · </w:t>
       </w:r>
-      <w:hyperlink r:id="rId54" w:history="1">
+      <w:hyperlink r:id="rId55" w:history="1">
         <w:r>
           <w:rPr>
             <w:rFonts w:ascii="Malgun Gothic" w:hAnsi="Malgun Gothic" w:eastAsia="Malgun Gothic" w:cs="Malgun Gothic"/>
@@ -7057,7 +7112,7 @@
         </w:rPr>
         <w:t xml:space="preserve"> · </w:t>
       </w:r>
-      <w:hyperlink r:id="rId55" w:history="1">
+      <w:hyperlink r:id="rId56" w:history="1">
         <w:r>
           <w:rPr>
             <w:rFonts w:ascii="Malgun Gothic" w:hAnsi="Malgun Gothic" w:eastAsia="Malgun Gothic" w:cs="Malgun Gothic"/>
@@ -7077,7 +7132,7 @@
         </w:rPr>
         <w:t xml:space="preserve"> · </w:t>
       </w:r>
-      <w:hyperlink r:id="rId56" w:history="1">
+      <w:hyperlink r:id="rId57" w:history="1">
         <w:r>
           <w:rPr>
             <w:rFonts w:ascii="Malgun Gothic" w:hAnsi="Malgun Gothic" w:eastAsia="Malgun Gothic" w:cs="Malgun Gothic"/>
@@ -7097,7 +7152,7 @@
         </w:rPr>
         <w:t xml:space="preserve"> · </w:t>
       </w:r>
-      <w:hyperlink r:id="rId57" w:history="1">
+      <w:hyperlink r:id="rId58" w:history="1">
         <w:r>
           <w:rPr>
             <w:rFonts w:ascii="Malgun Gothic" w:hAnsi="Malgun Gothic" w:eastAsia="Malgun Gothic" w:cs="Malgun Gothic"/>
@@ -7117,7 +7172,7 @@
         </w:rPr>
         <w:t xml:space="preserve"> · </w:t>
       </w:r>
-      <w:hyperlink r:id="rId58" w:history="1">
+      <w:hyperlink r:id="rId59" w:history="1">
         <w:r>
           <w:rPr>
             <w:rFonts w:ascii="Malgun Gothic" w:hAnsi="Malgun Gothic" w:eastAsia="Malgun Gothic" w:cs="Malgun Gothic"/>
@@ -7143,7 +7198,7 @@
         </w:rPr>
         <w:t xml:space="preserve">김영식 — </w:t>
       </w:r>
-      <w:hyperlink r:id="rId59" w:history="1">
+      <w:hyperlink r:id="rId60" w:history="1">
         <w:r>
           <w:rPr>
             <w:rFonts w:ascii="Malgun Gothic" w:hAnsi="Malgun Gothic" w:eastAsia="Malgun Gothic" w:cs="Malgun Gothic"/>
@@ -7163,7 +7218,7 @@
         </w:rPr>
         <w:t xml:space="preserve"> · </w:t>
       </w:r>
-      <w:hyperlink r:id="rId34" w:history="1">
+      <w:hyperlink r:id="rId35" w:history="1">
         <w:r>
           <w:rPr>
             <w:rFonts w:ascii="Malgun Gothic" w:hAnsi="Malgun Gothic" w:eastAsia="Malgun Gothic" w:cs="Malgun Gothic"/>
@@ -7189,7 +7244,7 @@
         </w:rPr>
         <w:t xml:space="preserve">웨니 — </w:t>
       </w:r>
-      <w:hyperlink r:id="rId60" w:history="1">
+      <w:hyperlink r:id="rId61" w:history="1">
         <w:r>
           <w:rPr>
             <w:rFonts w:ascii="Malgun Gothic" w:hAnsi="Malgun Gothic" w:eastAsia="Malgun Gothic" w:cs="Malgun Gothic"/>
@@ -7209,7 +7264,7 @@
         </w:rPr>
         <w:t xml:space="preserve"> · </w:t>
       </w:r>
-      <w:hyperlink r:id="rId61" w:history="1">
+      <w:hyperlink r:id="rId62" w:history="1">
         <w:r>
           <w:rPr>
             <w:rFonts w:ascii="Malgun Gothic" w:hAnsi="Malgun Gothic" w:eastAsia="Malgun Gothic" w:cs="Malgun Gothic"/>
@@ -7235,7 +7290,7 @@
         </w:rPr>
         <w:t xml:space="preserve">조이스 — </w:t>
       </w:r>
-      <w:hyperlink r:id="rId62" w:history="1">
+      <w:hyperlink r:id="rId63" w:history="1">
         <w:r>
           <w:rPr>
             <w:rFonts w:ascii="Malgun Gothic" w:hAnsi="Malgun Gothic" w:eastAsia="Malgun Gothic" w:cs="Malgun Gothic"/>
@@ -7261,7 +7316,7 @@
         </w:rPr>
         <w:t xml:space="preserve">제이크 — </w:t>
       </w:r>
-      <w:hyperlink r:id="rId63" w:history="1">
+      <w:hyperlink r:id="rId64" w:history="1">
         <w:r>
           <w:rPr>
             <w:rFonts w:ascii="Malgun Gothic" w:hAnsi="Malgun Gothic" w:eastAsia="Malgun Gothic" w:cs="Malgun Gothic"/>
@@ -7281,7 +7336,7 @@
         </w:rPr>
         <w:t xml:space="preserve"> · </w:t>
       </w:r>
-      <w:hyperlink r:id="rId64" w:history="1">
+      <w:hyperlink r:id="rId65" w:history="1">
         <w:r>
           <w:rPr>
             <w:rFonts w:ascii="Malgun Gothic" w:hAnsi="Malgun Gothic" w:eastAsia="Malgun Gothic" w:cs="Malgun Gothic"/>
@@ -7301,7 +7356,7 @@
         </w:rPr>
         <w:t xml:space="preserve"> · </w:t>
       </w:r>
-      <w:hyperlink r:id="rId65" w:history="1">
+      <w:hyperlink r:id="rId66" w:history="1">
         <w:r>
           <w:rPr>
             <w:rFonts w:ascii="Malgun Gothic" w:hAnsi="Malgun Gothic" w:eastAsia="Malgun Gothic" w:cs="Malgun Gothic"/>
@@ -7327,7 +7382,7 @@
         </w:rPr>
         <w:t xml:space="preserve">박종한 — </w:t>
       </w:r>
-      <w:hyperlink r:id="rId66" w:history="1">
+      <w:hyperlink r:id="rId67" w:history="1">
         <w:r>
           <w:rPr>
             <w:rFonts w:ascii="Malgun Gothic" w:hAnsi="Malgun Gothic" w:eastAsia="Malgun Gothic" w:cs="Malgun Gothic"/>
@@ -7347,7 +7402,7 @@
         </w:rPr>
         <w:t xml:space="preserve"> · </w:t>
       </w:r>
-      <w:hyperlink r:id="rId67" w:history="1">
+      <w:hyperlink r:id="rId68" w:history="1">
         <w:r>
           <w:rPr>
             <w:rFonts w:ascii="Malgun Gothic" w:hAnsi="Malgun Gothic" w:eastAsia="Malgun Gothic" w:cs="Malgun Gothic"/>
@@ -7373,7 +7428,7 @@
         </w:rPr>
         <w:t xml:space="preserve">문창훈 — </w:t>
       </w:r>
-      <w:hyperlink r:id="rId68" w:history="1">
+      <w:hyperlink r:id="rId69" w:history="1">
         <w:r>
           <w:rPr>
             <w:rFonts w:ascii="Malgun Gothic" w:hAnsi="Malgun Gothic" w:eastAsia="Malgun Gothic" w:cs="Malgun Gothic"/>
@@ -7393,7 +7448,7 @@
         </w:rPr>
         <w:t xml:space="preserve"> · </w:t>
       </w:r>
-      <w:hyperlink r:id="rId69" w:history="1">
+      <w:hyperlink r:id="rId70" w:history="1">
         <w:r>
           <w:rPr>
             <w:rFonts w:ascii="Malgun Gothic" w:hAnsi="Malgun Gothic" w:eastAsia="Malgun Gothic" w:cs="Malgun Gothic"/>
@@ -7413,7 +7468,7 @@
         </w:rPr>
         <w:t xml:space="preserve"> · </w:t>
       </w:r>
-      <w:hyperlink r:id="rId70" w:history="1">
+      <w:hyperlink r:id="rId71" w:history="1">
         <w:r>
           <w:rPr>
             <w:rFonts w:ascii="Malgun Gothic" w:hAnsi="Malgun Gothic" w:eastAsia="Malgun Gothic" w:cs="Malgun Gothic"/>
@@ -7433,7 +7488,7 @@
         </w:rPr>
         <w:t xml:space="preserve"> · </w:t>
       </w:r>
-      <w:hyperlink r:id="rId71" w:history="1">
+      <w:hyperlink r:id="rId72" w:history="1">
         <w:r>
           <w:rPr>
             <w:rFonts w:ascii="Malgun Gothic" w:hAnsi="Malgun Gothic" w:eastAsia="Malgun Gothic" w:cs="Malgun Gothic"/>
@@ -7459,7 +7514,7 @@
         </w:rPr>
         <w:t xml:space="preserve">김동환 — </w:t>
       </w:r>
-      <w:hyperlink r:id="rId72" w:history="1">
+      <w:hyperlink r:id="rId73" w:history="1">
         <w:r>
           <w:rPr>
             <w:rFonts w:ascii="Malgun Gothic" w:hAnsi="Malgun Gothic" w:eastAsia="Malgun Gothic" w:cs="Malgun Gothic"/>
@@ -7479,7 +7534,7 @@
         </w:rPr>
         <w:t xml:space="preserve"> · </w:t>
       </w:r>
-      <w:hyperlink r:id="rId73" w:history="1">
+      <w:hyperlink r:id="rId74" w:history="1">
         <w:r>
           <w:rPr>
             <w:rFonts w:ascii="Malgun Gothic" w:hAnsi="Malgun Gothic" w:eastAsia="Malgun Gothic" w:cs="Malgun Gothic"/>
@@ -7505,7 +7560,7 @@
         </w:rPr>
         <w:t xml:space="preserve">존 — </w:t>
       </w:r>
-      <w:hyperlink r:id="rId74" w:history="1">
+      <w:hyperlink r:id="rId75" w:history="1">
         <w:r>
           <w:rPr>
             <w:rFonts w:ascii="Malgun Gothic" w:hAnsi="Malgun Gothic" w:eastAsia="Malgun Gothic" w:cs="Malgun Gothic"/>
@@ -7525,7 +7580,7 @@
         </w:rPr>
         <w:t xml:space="preserve"> · </w:t>
       </w:r>
-      <w:hyperlink r:id="rId75" w:history="1">
+      <w:hyperlink r:id="rId76" w:history="1">
         <w:r>
           <w:rPr>
             <w:rFonts w:ascii="Malgun Gothic" w:hAnsi="Malgun Gothic" w:eastAsia="Malgun Gothic" w:cs="Malgun Gothic"/>
@@ -7551,7 +7606,7 @@
         </w:rPr>
         <w:t xml:space="preserve">루암 — </w:t>
       </w:r>
-      <w:hyperlink r:id="rId76" w:history="1">
+      <w:hyperlink r:id="rId77" w:history="1">
         <w:r>
           <w:rPr>
             <w:rFonts w:ascii="Malgun Gothic" w:hAnsi="Malgun Gothic" w:eastAsia="Malgun Gothic" w:cs="Malgun Gothic"/>
@@ -7577,7 +7632,7 @@
         </w:rPr>
         <w:t xml:space="preserve">아니켓 — </w:t>
       </w:r>
-      <w:hyperlink r:id="rId77" w:history="1">
+      <w:hyperlink r:id="rId78" w:history="1">
         <w:r>
           <w:rPr>
             <w:rFonts w:ascii="Malgun Gothic" w:hAnsi="Malgun Gothic" w:eastAsia="Malgun Gothic" w:cs="Malgun Gothic"/>
@@ -7597,7 +7652,7 @@
         </w:rPr>
         <w:t xml:space="preserve"> · </w:t>
       </w:r>
-      <w:hyperlink r:id="rId78" w:history="1">
+      <w:hyperlink r:id="rId79" w:history="1">
         <w:r>
           <w:rPr>
             <w:rFonts w:ascii="Malgun Gothic" w:hAnsi="Malgun Gothic" w:eastAsia="Malgun Gothic" w:cs="Malgun Gothic"/>
@@ -7623,7 +7678,7 @@
         </w:rPr>
         <w:t xml:space="preserve">아담 — </w:t>
       </w:r>
-      <w:hyperlink r:id="rId79" w:history="1">
+      <w:hyperlink r:id="rId80" w:history="1">
         <w:r>
           <w:rPr>
             <w:rFonts w:ascii="Malgun Gothic" w:hAnsi="Malgun Gothic" w:eastAsia="Malgun Gothic" w:cs="Malgun Gothic"/>
@@ -7643,7 +7698,7 @@
         </w:rPr>
         <w:t xml:space="preserve"> · </w:t>
       </w:r>
-      <w:hyperlink r:id="rId80" w:history="1">
+      <w:hyperlink r:id="rId81" w:history="1">
         <w:r>
           <w:rPr>
             <w:rFonts w:ascii="Malgun Gothic" w:hAnsi="Malgun Gothic" w:eastAsia="Malgun Gothic" w:cs="Malgun Gothic"/>
@@ -7669,7 +7724,7 @@
         </w:rPr>
         <w:t xml:space="preserve">타로 — </w:t>
       </w:r>
-      <w:hyperlink r:id="rId81" w:history="1">
+      <w:hyperlink r:id="rId82" w:history="1">
         <w:r>
           <w:rPr>
             <w:rFonts w:ascii="Malgun Gothic" w:hAnsi="Malgun Gothic" w:eastAsia="Malgun Gothic" w:cs="Malgun Gothic"/>
@@ -7689,7 +7744,7 @@
         </w:rPr>
         <w:t xml:space="preserve"> · </w:t>
       </w:r>
-      <w:hyperlink r:id="rId80" w:history="1">
+      <w:hyperlink r:id="rId81" w:history="1">
         <w:r>
           <w:rPr>
             <w:rFonts w:ascii="Malgun Gothic" w:hAnsi="Malgun Gothic" w:eastAsia="Malgun Gothic" w:cs="Malgun Gothic"/>
@@ -7715,7 +7770,7 @@
         </w:rPr>
         <w:t xml:space="preserve">료 — </w:t>
       </w:r>
-      <w:hyperlink r:id="rId82" w:history="1">
+      <w:hyperlink r:id="rId83" w:history="1">
         <w:r>
           <w:rPr>
             <w:rFonts w:ascii="Malgun Gothic" w:hAnsi="Malgun Gothic" w:eastAsia="Malgun Gothic" w:cs="Malgun Gothic"/>
@@ -7735,7 +7790,7 @@
         </w:rPr>
         <w:t xml:space="preserve"> · </w:t>
       </w:r>
-      <w:hyperlink r:id="rId83" w:history="1">
+      <w:hyperlink r:id="rId84" w:history="1">
         <w:r>
           <w:rPr>
             <w:rFonts w:ascii="Malgun Gothic" w:hAnsi="Malgun Gothic" w:eastAsia="Malgun Gothic" w:cs="Malgun Gothic"/>
@@ -7761,7 +7816,7 @@
         </w:rPr>
         <w:t xml:space="preserve">저스틴 — </w:t>
       </w:r>
-      <w:hyperlink r:id="rId84" w:history="1">
+      <w:hyperlink r:id="rId85" w:history="1">
         <w:r>
           <w:rPr>
             <w:rFonts w:ascii="Malgun Gothic" w:hAnsi="Malgun Gothic" w:eastAsia="Malgun Gothic" w:cs="Malgun Gothic"/>
@@ -7781,7 +7836,7 @@
         </w:rPr>
         <w:t xml:space="preserve"> · </w:t>
       </w:r>
-      <w:hyperlink r:id="rId85" w:history="1">
+      <w:hyperlink r:id="rId86" w:history="1">
         <w:r>
           <w:rPr>
             <w:rFonts w:ascii="Malgun Gothic" w:hAnsi="Malgun Gothic" w:eastAsia="Malgun Gothic" w:cs="Malgun Gothic"/>
@@ -7807,7 +7862,7 @@
         </w:rPr>
         <w:t xml:space="preserve">마르친 — </w:t>
       </w:r>
-      <w:hyperlink r:id="rId86" w:history="1">
+      <w:hyperlink r:id="rId87" w:history="1">
         <w:r>
           <w:rPr>
             <w:rFonts w:ascii="Malgun Gothic" w:hAnsi="Malgun Gothic" w:eastAsia="Malgun Gothic" w:cs="Malgun Gothic"/>
@@ -7827,7 +7882,7 @@
         </w:rPr>
         <w:t xml:space="preserve"> · </w:t>
       </w:r>
-      <w:hyperlink r:id="rId87" w:history="1">
+      <w:hyperlink r:id="rId88" w:history="1">
         <w:r>
           <w:rPr>
             <w:rFonts w:ascii="Malgun Gothic" w:hAnsi="Malgun Gothic" w:eastAsia="Malgun Gothic" w:cs="Malgun Gothic"/>
@@ -7847,7 +7902,7 @@
         </w:rPr>
         <w:t xml:space="preserve"> · </w:t>
       </w:r>
-      <w:hyperlink r:id="rId88" w:history="1">
+      <w:hyperlink r:id="rId89" w:history="1">
         <w:r>
           <w:rPr>
             <w:rFonts w:ascii="Malgun Gothic" w:hAnsi="Malgun Gothic" w:eastAsia="Malgun Gothic" w:cs="Malgun Gothic"/>
@@ -7867,7 +7922,7 @@
         </w:rPr>
         <w:t xml:space="preserve"> · </w:t>
       </w:r>
-      <w:hyperlink r:id="rId89" w:history="1">
+      <w:hyperlink r:id="rId90" w:history="1">
         <w:r>
           <w:rPr>
             <w:rFonts w:ascii="Malgun Gothic" w:hAnsi="Malgun Gothic" w:eastAsia="Malgun Gothic" w:cs="Malgun Gothic"/>
@@ -7893,7 +7948,7 @@
         </w:rPr>
         <w:t xml:space="preserve">스테파니 — </w:t>
       </w:r>
-      <w:hyperlink r:id="rId90" w:history="1">
+      <w:hyperlink r:id="rId91" w:history="1">
         <w:r>
           <w:rPr>
             <w:rFonts w:ascii="Malgun Gothic" w:hAnsi="Malgun Gothic" w:eastAsia="Malgun Gothic" w:cs="Malgun Gothic"/>
@@ -7913,7 +7968,7 @@
         </w:rPr>
         <w:t xml:space="preserve"> · </w:t>
       </w:r>
-      <w:hyperlink r:id="rId91" w:history="1">
+      <w:hyperlink r:id="rId92" w:history="1">
         <w:r>
           <w:rPr>
             <w:rFonts w:ascii="Malgun Gothic" w:hAnsi="Malgun Gothic" w:eastAsia="Malgun Gothic" w:cs="Malgun Gothic"/>
@@ -7939,7 +7994,7 @@
         </w:rPr>
         <w:t xml:space="preserve">요한 — </w:t>
       </w:r>
-      <w:hyperlink r:id="rId92" w:history="1">
+      <w:hyperlink r:id="rId93" w:history="1">
         <w:r>
           <w:rPr>
             <w:rFonts w:ascii="Malgun Gothic" w:hAnsi="Malgun Gothic" w:eastAsia="Malgun Gothic" w:cs="Malgun Gothic"/>
@@ -7959,7 +8014,7 @@
         </w:rPr>
         <w:t xml:space="preserve"> · </w:t>
       </w:r>
-      <w:hyperlink r:id="rId93" w:history="1">
+      <w:hyperlink r:id="rId94" w:history="1">
         <w:r>
           <w:rPr>
             <w:rFonts w:ascii="Malgun Gothic" w:hAnsi="Malgun Gothic" w:eastAsia="Malgun Gothic" w:cs="Malgun Gothic"/>
@@ -7985,7 +8040,7 @@
         </w:rPr>
         <w:t xml:space="preserve">레너드 — </w:t>
       </w:r>
-      <w:hyperlink r:id="rId94" w:history="1">
+      <w:hyperlink r:id="rId95" w:history="1">
         <w:r>
           <w:rPr>
             <w:rFonts w:ascii="Malgun Gothic" w:hAnsi="Malgun Gothic" w:eastAsia="Malgun Gothic" w:cs="Malgun Gothic"/>
@@ -8005,7 +8060,7 @@
         </w:rPr>
         <w:t xml:space="preserve"> · </w:t>
       </w:r>
-      <w:hyperlink r:id="rId95" w:history="1">
+      <w:hyperlink r:id="rId96" w:history="1">
         <w:r>
           <w:rPr>
             <w:rFonts w:ascii="Malgun Gothic" w:hAnsi="Malgun Gothic" w:eastAsia="Malgun Gothic" w:cs="Malgun Gothic"/>
@@ -8031,7 +8086,7 @@
         </w:rPr>
         <w:t xml:space="preserve">알렉스 — </w:t>
       </w:r>
-      <w:hyperlink r:id="rId96" w:history="1">
+      <w:hyperlink r:id="rId97" w:history="1">
         <w:r>
           <w:rPr>
             <w:rFonts w:ascii="Malgun Gothic" w:hAnsi="Malgun Gothic" w:eastAsia="Malgun Gothic" w:cs="Malgun Gothic"/>
@@ -8051,7 +8106,7 @@
         </w:rPr>
         <w:t xml:space="preserve"> · </w:t>
       </w:r>
-      <w:hyperlink r:id="rId97" w:history="1">
+      <w:hyperlink r:id="rId98" w:history="1">
         <w:r>
           <w:rPr>
             <w:rFonts w:ascii="Malgun Gothic" w:hAnsi="Malgun Gothic" w:eastAsia="Malgun Gothic" w:cs="Malgun Gothic"/>
@@ -8077,7 +8132,7 @@
         </w:rPr>
         <w:t xml:space="preserve">사무엘 — </w:t>
       </w:r>
-      <w:hyperlink r:id="rId98" w:history="1">
+      <w:hyperlink r:id="rId99" w:history="1">
         <w:r>
           <w:rPr>
             <w:rFonts w:ascii="Malgun Gothic" w:hAnsi="Malgun Gothic" w:eastAsia="Malgun Gothic" w:cs="Malgun Gothic"/>
@@ -8097,7 +8152,7 @@
         </w:rPr>
         <w:t xml:space="preserve"> · </w:t>
       </w:r>
-      <w:hyperlink r:id="rId99" w:history="1">
+      <w:hyperlink r:id="rId100" w:history="1">
         <w:r>
           <w:rPr>
             <w:rFonts w:ascii="Malgun Gothic" w:hAnsi="Malgun Gothic" w:eastAsia="Malgun Gothic" w:cs="Malgun Gothic"/>
@@ -8123,7 +8178,7 @@
         </w:rPr>
         <w:t xml:space="preserve">파블로 — </w:t>
       </w:r>
-      <w:hyperlink r:id="rId100" w:history="1">
+      <w:hyperlink r:id="rId101" w:history="1">
         <w:r>
           <w:rPr>
             <w:rFonts w:ascii="Malgun Gothic" w:hAnsi="Malgun Gothic" w:eastAsia="Malgun Gothic" w:cs="Malgun Gothic"/>
@@ -8149,7 +8204,7 @@
         </w:rPr>
         <w:t xml:space="preserve">레이시 — </w:t>
       </w:r>
-      <w:hyperlink r:id="rId101" w:history="1">
+      <w:hyperlink r:id="rId102" w:history="1">
         <w:r>
           <w:rPr>
             <w:rFonts w:ascii="Malgun Gothic" w:hAnsi="Malgun Gothic" w:eastAsia="Malgun Gothic" w:cs="Malgun Gothic"/>
@@ -8169,7 +8224,7 @@
         </w:rPr>
         <w:t xml:space="preserve"> · </w:t>
       </w:r>
-      <w:hyperlink r:id="rId28" w:history="1">
+      <w:hyperlink r:id="rId29" w:history="1">
         <w:r>
           <w:rPr>
             <w:rFonts w:ascii="Malgun Gothic" w:hAnsi="Malgun Gothic" w:eastAsia="Malgun Gothic" w:cs="Malgun Gothic"/>
@@ -8195,7 +8250,7 @@
         </w:rPr>
         <w:t xml:space="preserve">이한길 — </w:t>
       </w:r>
-      <w:hyperlink r:id="rId102" w:history="1">
+      <w:hyperlink r:id="rId103" w:history="1">
         <w:r>
           <w:rPr>
             <w:rFonts w:ascii="Malgun Gothic" w:hAnsi="Malgun Gothic" w:eastAsia="Malgun Gothic" w:cs="Malgun Gothic"/>
@@ -8215,7 +8270,7 @@
         </w:rPr>
         <w:t xml:space="preserve"> · </w:t>
       </w:r>
-      <w:hyperlink r:id="rId103" w:history="1">
+      <w:hyperlink r:id="rId104" w:history="1">
         <w:r>
           <w:rPr>
             <w:rFonts w:ascii="Malgun Gothic" w:hAnsi="Malgun Gothic" w:eastAsia="Malgun Gothic" w:cs="Malgun Gothic"/>
@@ -8241,7 +8296,7 @@
         </w:rPr>
         <w:t xml:space="preserve">피그 — </w:t>
       </w:r>
-      <w:hyperlink r:id="rId104" w:history="1">
+      <w:hyperlink r:id="rId105" w:history="1">
         <w:r>
           <w:rPr>
             <w:rFonts w:ascii="Malgun Gothic" w:hAnsi="Malgun Gothic" w:eastAsia="Malgun Gothic" w:cs="Malgun Gothic"/>
@@ -8261,7 +8316,7 @@
         </w:rPr>
         <w:t xml:space="preserve"> · </w:t>
       </w:r>
-      <w:hyperlink r:id="rId105" w:history="1">
+      <w:hyperlink r:id="rId106" w:history="1">
         <w:r>
           <w:rPr>
             <w:rFonts w:ascii="Malgun Gothic" w:hAnsi="Malgun Gothic" w:eastAsia="Malgun Gothic" w:cs="Malgun Gothic"/>

--- a/reports/XRP SEOUL 2026 연사 프로필.docx
+++ b/reports/XRP SEOUL 2026 연사 프로필.docx
@@ -597,11 +597,11 @@
         <w:tblLook w:firstColumn="1" w:firstRow="1" w:lastColumn="0" w:lastRow="0" w:noHBand="0" w:noVBand="1" w:val="04A0"/>
       </w:tblPr>
       <w:tblGrid>
-        <w:gridCol w:w="2097"/>
-        <w:gridCol w:w="1526"/>
-        <w:gridCol w:w="4306"/>
-        <w:gridCol w:w="4135"/>
-        <w:gridCol w:w="2734"/>
+        <w:gridCol w:w="2095"/>
+        <w:gridCol w:w="1525"/>
+        <w:gridCol w:w="4313"/>
+        <w:gridCol w:w="4132"/>
+        <w:gridCol w:w="2733"/>
       </w:tblGrid>
       <w:tr>
         <w:trPr>
@@ -610,7 +610,7 @@
         </w:trPr>
         <w:tc>
           <w:tcPr>
-            <w:tcW w:type="dxa" w:w="2097"/>
+            <w:tcW w:type="dxa" w:w="2095"/>
             <w:shd w:val="clear" w:color="auto" w:fill="E8E8F4"/>
           </w:tcPr>
           <w:p>
@@ -632,7 +632,7 @@
         </w:tc>
         <w:tc>
           <w:tcPr>
-            <w:tcW w:type="dxa" w:w="1526"/>
+            <w:tcW w:type="dxa" w:w="1525"/>
             <w:shd w:val="clear" w:color="auto" w:fill="E8E8F4"/>
           </w:tcPr>
           <w:p>
@@ -654,7 +654,7 @@
         </w:tc>
         <w:tc>
           <w:tcPr>
-            <w:tcW w:type="dxa" w:w="4306"/>
+            <w:tcW w:type="dxa" w:w="4313"/>
             <w:shd w:val="clear" w:color="auto" w:fill="E8E8F4"/>
           </w:tcPr>
           <w:p>
@@ -676,7 +676,7 @@
         </w:tc>
         <w:tc>
           <w:tcPr>
-            <w:tcW w:type="dxa" w:w="4135"/>
+            <w:tcW w:type="dxa" w:w="4132"/>
             <w:shd w:val="clear" w:color="auto" w:fill="E8E8F4"/>
           </w:tcPr>
           <w:p>
@@ -698,7 +698,7 @@
         </w:tc>
         <w:tc>
           <w:tcPr>
-            <w:tcW w:type="dxa" w:w="2734"/>
+            <w:tcW w:type="dxa" w:w="2733"/>
             <w:shd w:val="clear" w:color="auto" w:fill="E8E8F4"/>
           </w:tcPr>
           <w:p>
@@ -725,7 +725,7 @@
         </w:trPr>
         <w:tc>
           <w:tcPr>
-            <w:tcW w:type="dxa" w:w="2097"/>
+            <w:tcW w:type="dxa" w:w="2095"/>
             <w:shd w:val="clear" w:color="auto" w:fill="E9F6EF"/>
           </w:tcPr>
           <w:p>
@@ -747,7 +747,7 @@
         </w:tc>
         <w:tc>
           <w:tcPr>
-            <w:tcW w:type="dxa" w:w="1526"/>
+            <w:tcW w:type="dxa" w:w="1525"/>
             <w:shd w:val="clear" w:color="auto" w:fill="E9F6EF"/>
           </w:tcPr>
           <w:p>
@@ -767,7 +767,7 @@
         </w:tc>
         <w:tc>
           <w:tcPr>
-            <w:tcW w:type="dxa" w:w="4306"/>
+            <w:tcW w:type="dxa" w:w="4313"/>
             <w:shd w:val="clear" w:color="auto" w:fill="E9F6EF"/>
           </w:tcPr>
           <w:p>
@@ -787,7 +787,7 @@
         </w:tc>
         <w:tc>
           <w:tcPr>
-            <w:tcW w:type="dxa" w:w="4135"/>
+            <w:tcW w:type="dxa" w:w="4132"/>
             <w:shd w:val="clear" w:color="auto" w:fill="E9F6EF"/>
           </w:tcPr>
           <w:p>
@@ -819,7 +819,7 @@
         </w:tc>
         <w:tc>
           <w:tcPr>
-            <w:tcW w:type="dxa" w:w="2734"/>
+            <w:tcW w:type="dxa" w:w="2733"/>
             <w:shd w:val="clear" w:color="auto" w:fill="E9F6EF"/>
           </w:tcPr>
           <w:p>
@@ -846,7 +846,7 @@
         </w:trPr>
         <w:tc>
           <w:tcPr>
-            <w:tcW w:type="dxa" w:w="2097"/>
+            <w:tcW w:type="dxa" w:w="2095"/>
             <w:shd w:val="clear" w:color="auto" w:fill="E9F6EF"/>
           </w:tcPr>
           <w:p>
@@ -868,7 +868,7 @@
         </w:tc>
         <w:tc>
           <w:tcPr>
-            <w:tcW w:type="dxa" w:w="1526"/>
+            <w:tcW w:type="dxa" w:w="1525"/>
             <w:shd w:val="clear" w:color="auto" w:fill="E9F6EF"/>
           </w:tcPr>
           <w:p>
@@ -888,7 +888,7 @@
         </w:tc>
         <w:tc>
           <w:tcPr>
-            <w:tcW w:type="dxa" w:w="4306"/>
+            <w:tcW w:type="dxa" w:w="4313"/>
             <w:shd w:val="clear" w:color="auto" w:fill="E9F6EF"/>
           </w:tcPr>
           <w:p>
@@ -920,7 +920,7 @@
         </w:tc>
         <w:tc>
           <w:tcPr>
-            <w:tcW w:type="dxa" w:w="4135"/>
+            <w:tcW w:type="dxa" w:w="4132"/>
             <w:shd w:val="clear" w:color="auto" w:fill="E9F6EF"/>
           </w:tcPr>
           <w:p>
@@ -952,7 +952,7 @@
         </w:tc>
         <w:tc>
           <w:tcPr>
-            <w:tcW w:type="dxa" w:w="2734"/>
+            <w:tcW w:type="dxa" w:w="2733"/>
             <w:shd w:val="clear" w:color="auto" w:fill="E9F6EF"/>
           </w:tcPr>
           <w:p>
@@ -979,7 +979,7 @@
         </w:trPr>
         <w:tc>
           <w:tcPr>
-            <w:tcW w:type="dxa" w:w="2097"/>
+            <w:tcW w:type="dxa" w:w="2095"/>
             <w:shd w:val="clear" w:color="auto" w:fill="E9F6EF"/>
           </w:tcPr>
           <w:p>
@@ -1001,7 +1001,7 @@
         </w:tc>
         <w:tc>
           <w:tcPr>
-            <w:tcW w:type="dxa" w:w="1526"/>
+            <w:tcW w:type="dxa" w:w="1525"/>
             <w:shd w:val="clear" w:color="auto" w:fill="E9F6EF"/>
           </w:tcPr>
           <w:p>
@@ -1021,7 +1021,7 @@
         </w:tc>
         <w:tc>
           <w:tcPr>
-            <w:tcW w:type="dxa" w:w="4306"/>
+            <w:tcW w:type="dxa" w:w="4313"/>
             <w:shd w:val="clear" w:color="auto" w:fill="E9F6EF"/>
           </w:tcPr>
           <w:p>
@@ -1053,7 +1053,7 @@
         </w:tc>
         <w:tc>
           <w:tcPr>
-            <w:tcW w:type="dxa" w:w="4135"/>
+            <w:tcW w:type="dxa" w:w="4132"/>
             <w:shd w:val="clear" w:color="auto" w:fill="E9F6EF"/>
           </w:tcPr>
           <w:p>
@@ -1085,7 +1085,7 @@
         </w:tc>
         <w:tc>
           <w:tcPr>
-            <w:tcW w:type="dxa" w:w="2734"/>
+            <w:tcW w:type="dxa" w:w="2733"/>
             <w:shd w:val="clear" w:color="auto" w:fill="E9F6EF"/>
           </w:tcPr>
           <w:p>
@@ -1112,7 +1112,7 @@
         </w:trPr>
         <w:tc>
           <w:tcPr>
-            <w:tcW w:type="dxa" w:w="2097"/>
+            <w:tcW w:type="dxa" w:w="2095"/>
             <w:shd w:val="clear" w:color="auto" w:fill="F8F8FC"/>
           </w:tcPr>
           <w:p>
@@ -1134,7 +1134,7 @@
         </w:tc>
         <w:tc>
           <w:tcPr>
-            <w:tcW w:type="dxa" w:w="1526"/>
+            <w:tcW w:type="dxa" w:w="1525"/>
             <w:shd w:val="clear" w:color="auto" w:fill="F8F8FC"/>
           </w:tcPr>
           <w:p>
@@ -1154,7 +1154,7 @@
         </w:tc>
         <w:tc>
           <w:tcPr>
-            <w:tcW w:type="dxa" w:w="4306"/>
+            <w:tcW w:type="dxa" w:w="4313"/>
             <w:shd w:val="clear" w:color="auto" w:fill="F8F8FC"/>
           </w:tcPr>
           <w:p>
@@ -1174,7 +1174,7 @@
         </w:tc>
         <w:tc>
           <w:tcPr>
-            <w:tcW w:type="dxa" w:w="4135"/>
+            <w:tcW w:type="dxa" w:w="4132"/>
             <w:shd w:val="clear" w:color="auto" w:fill="F8F8FC"/>
           </w:tcPr>
           <w:p>
@@ -1194,7 +1194,7 @@
         </w:tc>
         <w:tc>
           <w:tcPr>
-            <w:tcW w:type="dxa" w:w="2734"/>
+            <w:tcW w:type="dxa" w:w="2733"/>
             <w:shd w:val="clear" w:color="auto" w:fill="F8F8FC"/>
           </w:tcPr>
           <w:p>
@@ -1210,7 +1210,7 @@
         </w:trPr>
         <w:tc>
           <w:tcPr>
-            <w:tcW w:type="dxa" w:w="2097"/>
+            <w:tcW w:type="dxa" w:w="2095"/>
             <w:shd w:val="clear" w:color="auto" w:fill="E9F6EF"/>
           </w:tcPr>
           <w:p>
@@ -1232,7 +1232,7 @@
         </w:tc>
         <w:tc>
           <w:tcPr>
-            <w:tcW w:type="dxa" w:w="1526"/>
+            <w:tcW w:type="dxa" w:w="1525"/>
             <w:shd w:val="clear" w:color="auto" w:fill="E9F6EF"/>
           </w:tcPr>
           <w:p>
@@ -1252,7 +1252,7 @@
         </w:tc>
         <w:tc>
           <w:tcPr>
-            <w:tcW w:type="dxa" w:w="4306"/>
+            <w:tcW w:type="dxa" w:w="4313"/>
             <w:shd w:val="clear" w:color="auto" w:fill="E9F6EF"/>
           </w:tcPr>
           <w:p>
@@ -1284,7 +1284,7 @@
         </w:tc>
         <w:tc>
           <w:tcPr>
-            <w:tcW w:type="dxa" w:w="4135"/>
+            <w:tcW w:type="dxa" w:w="4132"/>
             <w:shd w:val="clear" w:color="auto" w:fill="E9F6EF"/>
           </w:tcPr>
           <w:p>
@@ -1316,7 +1316,7 @@
         </w:tc>
         <w:tc>
           <w:tcPr>
-            <w:tcW w:type="dxa" w:w="2734"/>
+            <w:tcW w:type="dxa" w:w="2733"/>
             <w:shd w:val="clear" w:color="auto" w:fill="E9F6EF"/>
           </w:tcPr>
           <w:p>
@@ -1343,7 +1343,7 @@
         </w:trPr>
         <w:tc>
           <w:tcPr>
-            <w:tcW w:type="dxa" w:w="2097"/>
+            <w:tcW w:type="dxa" w:w="2095"/>
             <w:shd w:val="clear" w:color="auto" w:fill="F8F8FC"/>
           </w:tcPr>
           <w:p>
@@ -1365,7 +1365,7 @@
         </w:tc>
         <w:tc>
           <w:tcPr>
-            <w:tcW w:type="dxa" w:w="1526"/>
+            <w:tcW w:type="dxa" w:w="1525"/>
             <w:shd w:val="clear" w:color="auto" w:fill="F8F8FC"/>
           </w:tcPr>
           <w:p>
@@ -1385,7 +1385,7 @@
         </w:tc>
         <w:tc>
           <w:tcPr>
-            <w:tcW w:type="dxa" w:w="4306"/>
+            <w:tcW w:type="dxa" w:w="4313"/>
             <w:shd w:val="clear" w:color="auto" w:fill="F8F8FC"/>
           </w:tcPr>
           <w:p>
@@ -1405,7 +1405,7 @@
         </w:tc>
         <w:tc>
           <w:tcPr>
-            <w:tcW w:type="dxa" w:w="4135"/>
+            <w:tcW w:type="dxa" w:w="4132"/>
             <w:shd w:val="clear" w:color="auto" w:fill="F8F8FC"/>
           </w:tcPr>
           <w:p>
@@ -1425,7 +1425,7 @@
         </w:tc>
         <w:tc>
           <w:tcPr>
-            <w:tcW w:type="dxa" w:w="2734"/>
+            <w:tcW w:type="dxa" w:w="2733"/>
             <w:shd w:val="clear" w:color="auto" w:fill="F8F8FC"/>
           </w:tcPr>
           <w:p>
@@ -1441,7 +1441,7 @@
         </w:trPr>
         <w:tc>
           <w:tcPr>
-            <w:tcW w:type="dxa" w:w="2097"/>
+            <w:tcW w:type="dxa" w:w="2095"/>
             <w:shd w:val="clear" w:color="auto" w:fill="E9F6EF"/>
           </w:tcPr>
           <w:p>
@@ -1463,7 +1463,7 @@
         </w:tc>
         <w:tc>
           <w:tcPr>
-            <w:tcW w:type="dxa" w:w="1526"/>
+            <w:tcW w:type="dxa" w:w="1525"/>
             <w:shd w:val="clear" w:color="auto" w:fill="E9F6EF"/>
           </w:tcPr>
           <w:p>
@@ -1483,7 +1483,7 @@
         </w:tc>
         <w:tc>
           <w:tcPr>
-            <w:tcW w:type="dxa" w:w="4306"/>
+            <w:tcW w:type="dxa" w:w="4313"/>
             <w:shd w:val="clear" w:color="auto" w:fill="E9F6EF"/>
           </w:tcPr>
           <w:p>
@@ -1515,7 +1515,7 @@
         </w:tc>
         <w:tc>
           <w:tcPr>
-            <w:tcW w:type="dxa" w:w="4135"/>
+            <w:tcW w:type="dxa" w:w="4132"/>
             <w:shd w:val="clear" w:color="auto" w:fill="E9F6EF"/>
           </w:tcPr>
           <w:p>
@@ -1547,7 +1547,7 @@
         </w:tc>
         <w:tc>
           <w:tcPr>
-            <w:tcW w:type="dxa" w:w="2734"/>
+            <w:tcW w:type="dxa" w:w="2733"/>
             <w:shd w:val="clear" w:color="auto" w:fill="E9F6EF"/>
           </w:tcPr>
           <w:p>
@@ -1574,7 +1574,7 @@
         </w:trPr>
         <w:tc>
           <w:tcPr>
-            <w:tcW w:type="dxa" w:w="2097"/>
+            <w:tcW w:type="dxa" w:w="2095"/>
             <w:shd w:val="clear" w:color="auto" w:fill="F8F8FC"/>
           </w:tcPr>
           <w:p>
@@ -1596,7 +1596,7 @@
         </w:tc>
         <w:tc>
           <w:tcPr>
-            <w:tcW w:type="dxa" w:w="1526"/>
+            <w:tcW w:type="dxa" w:w="1525"/>
             <w:shd w:val="clear" w:color="auto" w:fill="F8F8FC"/>
           </w:tcPr>
           <w:p>
@@ -1616,7 +1616,7 @@
         </w:tc>
         <w:tc>
           <w:tcPr>
-            <w:tcW w:type="dxa" w:w="4306"/>
+            <w:tcW w:type="dxa" w:w="4313"/>
             <w:shd w:val="clear" w:color="auto" w:fill="F8F8FC"/>
           </w:tcPr>
           <w:p>
@@ -1636,7 +1636,7 @@
         </w:tc>
         <w:tc>
           <w:tcPr>
-            <w:tcW w:type="dxa" w:w="4135"/>
+            <w:tcW w:type="dxa" w:w="4132"/>
             <w:shd w:val="clear" w:color="auto" w:fill="F8F8FC"/>
           </w:tcPr>
           <w:p>
@@ -1656,7 +1656,7 @@
         </w:tc>
         <w:tc>
           <w:tcPr>
-            <w:tcW w:type="dxa" w:w="2734"/>
+            <w:tcW w:type="dxa" w:w="2733"/>
             <w:shd w:val="clear" w:color="auto" w:fill="F8F8FC"/>
           </w:tcPr>
           <w:p>
@@ -1738,11 +1738,11 @@
         <w:tblLook w:firstColumn="1" w:firstRow="1" w:lastColumn="0" w:lastRow="0" w:noHBand="0" w:noVBand="1" w:val="04A0"/>
       </w:tblPr>
       <w:tblGrid>
-        <w:gridCol w:w="2097"/>
-        <w:gridCol w:w="1526"/>
-        <w:gridCol w:w="4306"/>
-        <w:gridCol w:w="4135"/>
-        <w:gridCol w:w="2734"/>
+        <w:gridCol w:w="2095"/>
+        <w:gridCol w:w="1525"/>
+        <w:gridCol w:w="4313"/>
+        <w:gridCol w:w="4132"/>
+        <w:gridCol w:w="2733"/>
       </w:tblGrid>
       <w:tr>
         <w:trPr>
@@ -1751,7 +1751,7 @@
         </w:trPr>
         <w:tc>
           <w:tcPr>
-            <w:tcW w:type="dxa" w:w="2097"/>
+            <w:tcW w:type="dxa" w:w="2095"/>
             <w:shd w:val="clear" w:color="auto" w:fill="E8E8F4"/>
           </w:tcPr>
           <w:p>
@@ -1773,7 +1773,7 @@
         </w:tc>
         <w:tc>
           <w:tcPr>
-            <w:tcW w:type="dxa" w:w="1526"/>
+            <w:tcW w:type="dxa" w:w="1525"/>
             <w:shd w:val="clear" w:color="auto" w:fill="E8E8F4"/>
           </w:tcPr>
           <w:p>
@@ -1795,7 +1795,7 @@
         </w:tc>
         <w:tc>
           <w:tcPr>
-            <w:tcW w:type="dxa" w:w="4306"/>
+            <w:tcW w:type="dxa" w:w="4313"/>
             <w:shd w:val="clear" w:color="auto" w:fill="E8E8F4"/>
           </w:tcPr>
           <w:p>
@@ -1817,7 +1817,7 @@
         </w:tc>
         <w:tc>
           <w:tcPr>
-            <w:tcW w:type="dxa" w:w="4135"/>
+            <w:tcW w:type="dxa" w:w="4132"/>
             <w:shd w:val="clear" w:color="auto" w:fill="E8E8F4"/>
           </w:tcPr>
           <w:p>
@@ -1839,7 +1839,7 @@
         </w:tc>
         <w:tc>
           <w:tcPr>
-            <w:tcW w:type="dxa" w:w="2734"/>
+            <w:tcW w:type="dxa" w:w="2733"/>
             <w:shd w:val="clear" w:color="auto" w:fill="E8E8F4"/>
           </w:tcPr>
           <w:p>
@@ -1866,7 +1866,7 @@
         </w:trPr>
         <w:tc>
           <w:tcPr>
-            <w:tcW w:type="dxa" w:w="2097"/>
+            <w:tcW w:type="dxa" w:w="2095"/>
           </w:tcPr>
           <w:p>
             <w:pPr>
@@ -1887,7 +1887,7 @@
         </w:tc>
         <w:tc>
           <w:tcPr>
-            <w:tcW w:type="dxa" w:w="1526"/>
+            <w:tcW w:type="dxa" w:w="1525"/>
           </w:tcPr>
           <w:p>
             <w:pPr>
@@ -1906,7 +1906,7 @@
         </w:tc>
         <w:tc>
           <w:tcPr>
-            <w:tcW w:type="dxa" w:w="4306"/>
+            <w:tcW w:type="dxa" w:w="4313"/>
           </w:tcPr>
           <w:p>
             <w:pPr>
@@ -1925,7 +1925,7 @@
         </w:tc>
         <w:tc>
           <w:tcPr>
-            <w:tcW w:type="dxa" w:w="4135"/>
+            <w:tcW w:type="dxa" w:w="4132"/>
           </w:tcPr>
           <w:p>
             <w:pPr>
@@ -1953,7 +1953,7 @@
         </w:tc>
         <w:tc>
           <w:tcPr>
-            <w:tcW w:type="dxa" w:w="2734"/>
+            <w:tcW w:type="dxa" w:w="2733"/>
           </w:tcPr>
           <w:p>
             <w:pPr>
@@ -1968,7 +1968,7 @@
         </w:trPr>
         <w:tc>
           <w:tcPr>
-            <w:tcW w:type="dxa" w:w="2097"/>
+            <w:tcW w:type="dxa" w:w="2095"/>
             <w:shd w:val="clear" w:color="auto" w:fill="F8F8FC"/>
           </w:tcPr>
           <w:p>
@@ -1990,7 +1990,7 @@
         </w:tc>
         <w:tc>
           <w:tcPr>
-            <w:tcW w:type="dxa" w:w="1526"/>
+            <w:tcW w:type="dxa" w:w="1525"/>
             <w:shd w:val="clear" w:color="auto" w:fill="F8F8FC"/>
           </w:tcPr>
           <w:p>
@@ -2010,7 +2010,7 @@
         </w:tc>
         <w:tc>
           <w:tcPr>
-            <w:tcW w:type="dxa" w:w="4306"/>
+            <w:tcW w:type="dxa" w:w="4313"/>
             <w:shd w:val="clear" w:color="auto" w:fill="F8F8FC"/>
           </w:tcPr>
           <w:p>
@@ -2030,7 +2030,7 @@
         </w:tc>
         <w:tc>
           <w:tcPr>
-            <w:tcW w:type="dxa" w:w="4135"/>
+            <w:tcW w:type="dxa" w:w="4132"/>
             <w:shd w:val="clear" w:color="auto" w:fill="F8F8FC"/>
           </w:tcPr>
           <w:p>
@@ -2050,7 +2050,7 @@
         </w:tc>
         <w:tc>
           <w:tcPr>
-            <w:tcW w:type="dxa" w:w="2734"/>
+            <w:tcW w:type="dxa" w:w="2733"/>
             <w:shd w:val="clear" w:color="auto" w:fill="F8F8FC"/>
           </w:tcPr>
           <w:p>
@@ -2066,7 +2066,7 @@
         </w:trPr>
         <w:tc>
           <w:tcPr>
-            <w:tcW w:type="dxa" w:w="2097"/>
+            <w:tcW w:type="dxa" w:w="2095"/>
           </w:tcPr>
           <w:p>
             <w:pPr>
@@ -2087,7 +2087,7 @@
         </w:tc>
         <w:tc>
           <w:tcPr>
-            <w:tcW w:type="dxa" w:w="1526"/>
+            <w:tcW w:type="dxa" w:w="1525"/>
           </w:tcPr>
           <w:p>
             <w:pPr>
@@ -2106,7 +2106,7 @@
         </w:tc>
         <w:tc>
           <w:tcPr>
-            <w:tcW w:type="dxa" w:w="4306"/>
+            <w:tcW w:type="dxa" w:w="4313"/>
           </w:tcPr>
           <w:p>
             <w:pPr>
@@ -2125,7 +2125,7 @@
         </w:tc>
         <w:tc>
           <w:tcPr>
-            <w:tcW w:type="dxa" w:w="4135"/>
+            <w:tcW w:type="dxa" w:w="4132"/>
           </w:tcPr>
           <w:p>
             <w:pPr>
@@ -2144,7 +2144,7 @@
         </w:tc>
         <w:tc>
           <w:tcPr>
-            <w:tcW w:type="dxa" w:w="2734"/>
+            <w:tcW w:type="dxa" w:w="2733"/>
           </w:tcPr>
           <w:p>
             <w:pPr>
@@ -2159,7 +2159,7 @@
         </w:trPr>
         <w:tc>
           <w:tcPr>
-            <w:tcW w:type="dxa" w:w="2097"/>
+            <w:tcW w:type="dxa" w:w="2095"/>
             <w:shd w:val="clear" w:color="auto" w:fill="F8F8FC"/>
           </w:tcPr>
           <w:p>
@@ -2181,7 +2181,7 @@
         </w:tc>
         <w:tc>
           <w:tcPr>
-            <w:tcW w:type="dxa" w:w="1526"/>
+            <w:tcW w:type="dxa" w:w="1525"/>
             <w:shd w:val="clear" w:color="auto" w:fill="F8F8FC"/>
           </w:tcPr>
           <w:p>
@@ -2201,7 +2201,7 @@
         </w:tc>
         <w:tc>
           <w:tcPr>
-            <w:tcW w:type="dxa" w:w="4306"/>
+            <w:tcW w:type="dxa" w:w="4313"/>
             <w:shd w:val="clear" w:color="auto" w:fill="F8F8FC"/>
           </w:tcPr>
           <w:p>
@@ -2221,7 +2221,7 @@
         </w:tc>
         <w:tc>
           <w:tcPr>
-            <w:tcW w:type="dxa" w:w="4135"/>
+            <w:tcW w:type="dxa" w:w="4132"/>
             <w:shd w:val="clear" w:color="auto" w:fill="F8F8FC"/>
           </w:tcPr>
           <w:p>
@@ -2241,7 +2241,7 @@
         </w:tc>
         <w:tc>
           <w:tcPr>
-            <w:tcW w:type="dxa" w:w="2734"/>
+            <w:tcW w:type="dxa" w:w="2733"/>
             <w:shd w:val="clear" w:color="auto" w:fill="F8F8FC"/>
           </w:tcPr>
           <w:p>
@@ -2257,7 +2257,7 @@
         </w:trPr>
         <w:tc>
           <w:tcPr>
-            <w:tcW w:type="dxa" w:w="2097"/>
+            <w:tcW w:type="dxa" w:w="2095"/>
           </w:tcPr>
           <w:p>
             <w:pPr>
@@ -2278,7 +2278,7 @@
         </w:tc>
         <w:tc>
           <w:tcPr>
-            <w:tcW w:type="dxa" w:w="1526"/>
+            <w:tcW w:type="dxa" w:w="1525"/>
           </w:tcPr>
           <w:p>
             <w:pPr>
@@ -2297,7 +2297,7 @@
         </w:tc>
         <w:tc>
           <w:tcPr>
-            <w:tcW w:type="dxa" w:w="4306"/>
+            <w:tcW w:type="dxa" w:w="4313"/>
           </w:tcPr>
           <w:p>
             <w:pPr>
@@ -2316,7 +2316,7 @@
         </w:tc>
         <w:tc>
           <w:tcPr>
-            <w:tcW w:type="dxa" w:w="4135"/>
+            <w:tcW w:type="dxa" w:w="4132"/>
           </w:tcPr>
           <w:p>
             <w:pPr>
@@ -2344,7 +2344,7 @@
         </w:tc>
         <w:tc>
           <w:tcPr>
-            <w:tcW w:type="dxa" w:w="2734"/>
+            <w:tcW w:type="dxa" w:w="2733"/>
           </w:tcPr>
           <w:p>
             <w:pPr>
@@ -2359,7 +2359,7 @@
         </w:trPr>
         <w:tc>
           <w:tcPr>
-            <w:tcW w:type="dxa" w:w="2097"/>
+            <w:tcW w:type="dxa" w:w="2095"/>
             <w:shd w:val="clear" w:color="auto" w:fill="F8F8FC"/>
           </w:tcPr>
           <w:p>
@@ -2381,7 +2381,7 @@
         </w:tc>
         <w:tc>
           <w:tcPr>
-            <w:tcW w:type="dxa" w:w="1526"/>
+            <w:tcW w:type="dxa" w:w="1525"/>
             <w:shd w:val="clear" w:color="auto" w:fill="F8F8FC"/>
           </w:tcPr>
           <w:p>
@@ -2401,7 +2401,7 @@
         </w:tc>
         <w:tc>
           <w:tcPr>
-            <w:tcW w:type="dxa" w:w="4306"/>
+            <w:tcW w:type="dxa" w:w="4313"/>
             <w:shd w:val="clear" w:color="auto" w:fill="F8F8FC"/>
           </w:tcPr>
           <w:p>
@@ -2421,7 +2421,7 @@
         </w:tc>
         <w:tc>
           <w:tcPr>
-            <w:tcW w:type="dxa" w:w="4135"/>
+            <w:tcW w:type="dxa" w:w="4132"/>
             <w:shd w:val="clear" w:color="auto" w:fill="F8F8FC"/>
           </w:tcPr>
           <w:p>
@@ -2450,7 +2450,7 @@
         </w:tc>
         <w:tc>
           <w:tcPr>
-            <w:tcW w:type="dxa" w:w="2734"/>
+            <w:tcW w:type="dxa" w:w="2733"/>
             <w:shd w:val="clear" w:color="auto" w:fill="F8F8FC"/>
           </w:tcPr>
           <w:p>
@@ -2466,7 +2466,7 @@
         </w:trPr>
         <w:tc>
           <w:tcPr>
-            <w:tcW w:type="dxa" w:w="2097"/>
+            <w:tcW w:type="dxa" w:w="2095"/>
           </w:tcPr>
           <w:p>
             <w:pPr>
@@ -2487,7 +2487,7 @@
         </w:tc>
         <w:tc>
           <w:tcPr>
-            <w:tcW w:type="dxa" w:w="1526"/>
+            <w:tcW w:type="dxa" w:w="1525"/>
           </w:tcPr>
           <w:p>
             <w:pPr>
@@ -2506,7 +2506,7 @@
         </w:tc>
         <w:tc>
           <w:tcPr>
-            <w:tcW w:type="dxa" w:w="4306"/>
+            <w:tcW w:type="dxa" w:w="4313"/>
           </w:tcPr>
           <w:p>
             <w:pPr>
@@ -2525,7 +2525,7 @@
         </w:tc>
         <w:tc>
           <w:tcPr>
-            <w:tcW w:type="dxa" w:w="4135"/>
+            <w:tcW w:type="dxa" w:w="4132"/>
           </w:tcPr>
           <w:p>
             <w:pPr>
@@ -2544,7 +2544,7 @@
         </w:tc>
         <w:tc>
           <w:tcPr>
-            <w:tcW w:type="dxa" w:w="2734"/>
+            <w:tcW w:type="dxa" w:w="2733"/>
           </w:tcPr>
           <w:p>
             <w:pPr>
@@ -2559,7 +2559,7 @@
         </w:trPr>
         <w:tc>
           <w:tcPr>
-            <w:tcW w:type="dxa" w:w="2097"/>
+            <w:tcW w:type="dxa" w:w="2095"/>
             <w:shd w:val="clear" w:color="auto" w:fill="F8F8FC"/>
           </w:tcPr>
           <w:p>
@@ -2582,7 +2582,7 @@
         </w:tc>
         <w:tc>
           <w:tcPr>
-            <w:tcW w:type="dxa" w:w="1526"/>
+            <w:tcW w:type="dxa" w:w="1525"/>
             <w:shd w:val="clear" w:color="auto" w:fill="F8F8FC"/>
           </w:tcPr>
           <w:p>
@@ -2603,7 +2603,7 @@
         </w:tc>
         <w:tc>
           <w:tcPr>
-            <w:tcW w:type="dxa" w:w="4306"/>
+            <w:tcW w:type="dxa" w:w="4313"/>
             <w:shd w:val="clear" w:color="auto" w:fill="F8F8FC"/>
           </w:tcPr>
           <w:p>
@@ -2624,7 +2624,7 @@
         </w:tc>
         <w:tc>
           <w:tcPr>
-            <w:tcW w:type="dxa" w:w="4135"/>
+            <w:tcW w:type="dxa" w:w="4132"/>
             <w:shd w:val="clear" w:color="auto" w:fill="F8F8FC"/>
           </w:tcPr>
           <w:p>
@@ -2645,7 +2645,7 @@
         </w:tc>
         <w:tc>
           <w:tcPr>
-            <w:tcW w:type="dxa" w:w="2734"/>
+            <w:tcW w:type="dxa" w:w="2733"/>
             <w:shd w:val="clear" w:color="auto" w:fill="F8F8FC"/>
           </w:tcPr>
           <w:p>
@@ -2716,11 +2716,11 @@
         <w:tblLook w:firstColumn="1" w:firstRow="1" w:lastColumn="0" w:lastRow="0" w:noHBand="0" w:noVBand="1" w:val="04A0"/>
       </w:tblPr>
       <w:tblGrid>
-        <w:gridCol w:w="2097"/>
-        <w:gridCol w:w="1526"/>
-        <w:gridCol w:w="4306"/>
-        <w:gridCol w:w="4135"/>
-        <w:gridCol w:w="2734"/>
+        <w:gridCol w:w="2095"/>
+        <w:gridCol w:w="1525"/>
+        <w:gridCol w:w="4313"/>
+        <w:gridCol w:w="4132"/>
+        <w:gridCol w:w="2733"/>
       </w:tblGrid>
       <w:tr>
         <w:trPr>
@@ -2729,7 +2729,7 @@
         </w:trPr>
         <w:tc>
           <w:tcPr>
-            <w:tcW w:type="dxa" w:w="2097"/>
+            <w:tcW w:type="dxa" w:w="2095"/>
             <w:shd w:val="clear" w:color="auto" w:fill="E8E8F4"/>
           </w:tcPr>
           <w:p>
@@ -2751,7 +2751,7 @@
         </w:tc>
         <w:tc>
           <w:tcPr>
-            <w:tcW w:type="dxa" w:w="1526"/>
+            <w:tcW w:type="dxa" w:w="1525"/>
             <w:shd w:val="clear" w:color="auto" w:fill="E8E8F4"/>
           </w:tcPr>
           <w:p>
@@ -2773,7 +2773,7 @@
         </w:tc>
         <w:tc>
           <w:tcPr>
-            <w:tcW w:type="dxa" w:w="4306"/>
+            <w:tcW w:type="dxa" w:w="4313"/>
             <w:shd w:val="clear" w:color="auto" w:fill="E8E8F4"/>
           </w:tcPr>
           <w:p>
@@ -2795,7 +2795,7 @@
         </w:tc>
         <w:tc>
           <w:tcPr>
-            <w:tcW w:type="dxa" w:w="4135"/>
+            <w:tcW w:type="dxa" w:w="4132"/>
             <w:shd w:val="clear" w:color="auto" w:fill="E8E8F4"/>
           </w:tcPr>
           <w:p>
@@ -2817,7 +2817,7 @@
         </w:tc>
         <w:tc>
           <w:tcPr>
-            <w:tcW w:type="dxa" w:w="2734"/>
+            <w:tcW w:type="dxa" w:w="2733"/>
             <w:shd w:val="clear" w:color="auto" w:fill="E8E8F4"/>
           </w:tcPr>
           <w:p>
@@ -2844,7 +2844,7 @@
         </w:trPr>
         <w:tc>
           <w:tcPr>
-            <w:tcW w:type="dxa" w:w="2097"/>
+            <w:tcW w:type="dxa" w:w="2095"/>
             <w:shd w:val="clear" w:color="auto" w:fill="E9F6EF"/>
           </w:tcPr>
           <w:p>
@@ -2866,7 +2866,7 @@
         </w:tc>
         <w:tc>
           <w:tcPr>
-            <w:tcW w:type="dxa" w:w="1526"/>
+            <w:tcW w:type="dxa" w:w="1525"/>
             <w:shd w:val="clear" w:color="auto" w:fill="E9F6EF"/>
           </w:tcPr>
           <w:p>
@@ -2886,7 +2886,7 @@
         </w:tc>
         <w:tc>
           <w:tcPr>
-            <w:tcW w:type="dxa" w:w="4306"/>
+            <w:tcW w:type="dxa" w:w="4313"/>
             <w:shd w:val="clear" w:color="auto" w:fill="E9F6EF"/>
           </w:tcPr>
           <w:p>
@@ -2918,7 +2918,7 @@
         </w:tc>
         <w:tc>
           <w:tcPr>
-            <w:tcW w:type="dxa" w:w="4135"/>
+            <w:tcW w:type="dxa" w:w="4132"/>
             <w:shd w:val="clear" w:color="auto" w:fill="E9F6EF"/>
           </w:tcPr>
           <w:p>
@@ -2950,7 +2950,7 @@
         </w:tc>
         <w:tc>
           <w:tcPr>
-            <w:tcW w:type="dxa" w:w="2734"/>
+            <w:tcW w:type="dxa" w:w="2733"/>
             <w:shd w:val="clear" w:color="auto" w:fill="E9F6EF"/>
           </w:tcPr>
           <w:p>
@@ -2977,7 +2977,7 @@
         </w:trPr>
         <w:tc>
           <w:tcPr>
-            <w:tcW w:type="dxa" w:w="2097"/>
+            <w:tcW w:type="dxa" w:w="2095"/>
             <w:shd w:val="clear" w:color="auto" w:fill="F8F8FC"/>
           </w:tcPr>
           <w:p>
@@ -2999,7 +2999,7 @@
         </w:tc>
         <w:tc>
           <w:tcPr>
-            <w:tcW w:type="dxa" w:w="1526"/>
+            <w:tcW w:type="dxa" w:w="1525"/>
             <w:shd w:val="clear" w:color="auto" w:fill="F8F8FC"/>
           </w:tcPr>
           <w:p>
@@ -3019,7 +3019,7 @@
         </w:tc>
         <w:tc>
           <w:tcPr>
-            <w:tcW w:type="dxa" w:w="4306"/>
+            <w:tcW w:type="dxa" w:w="4313"/>
             <w:shd w:val="clear" w:color="auto" w:fill="F8F8FC"/>
           </w:tcPr>
           <w:p>
@@ -3039,7 +3039,7 @@
         </w:tc>
         <w:tc>
           <w:tcPr>
-            <w:tcW w:type="dxa" w:w="4135"/>
+            <w:tcW w:type="dxa" w:w="4132"/>
             <w:shd w:val="clear" w:color="auto" w:fill="F8F8FC"/>
           </w:tcPr>
           <w:p>
@@ -3059,7 +3059,7 @@
         </w:tc>
         <w:tc>
           <w:tcPr>
-            <w:tcW w:type="dxa" w:w="2734"/>
+            <w:tcW w:type="dxa" w:w="2733"/>
             <w:shd w:val="clear" w:color="auto" w:fill="F8F8FC"/>
           </w:tcPr>
           <w:p>
@@ -3075,7 +3075,7 @@
         </w:trPr>
         <w:tc>
           <w:tcPr>
-            <w:tcW w:type="dxa" w:w="2097"/>
+            <w:tcW w:type="dxa" w:w="2095"/>
             <w:shd w:val="clear" w:color="auto" w:fill="E9F6EF"/>
           </w:tcPr>
           <w:p>
@@ -3097,7 +3097,7 @@
         </w:tc>
         <w:tc>
           <w:tcPr>
-            <w:tcW w:type="dxa" w:w="1526"/>
+            <w:tcW w:type="dxa" w:w="1525"/>
             <w:shd w:val="clear" w:color="auto" w:fill="E9F6EF"/>
           </w:tcPr>
           <w:p>
@@ -3117,7 +3117,7 @@
         </w:tc>
         <w:tc>
           <w:tcPr>
-            <w:tcW w:type="dxa" w:w="4306"/>
+            <w:tcW w:type="dxa" w:w="4313"/>
             <w:shd w:val="clear" w:color="auto" w:fill="E9F6EF"/>
           </w:tcPr>
           <w:p>
@@ -3149,7 +3149,7 @@
         </w:tc>
         <w:tc>
           <w:tcPr>
-            <w:tcW w:type="dxa" w:w="4135"/>
+            <w:tcW w:type="dxa" w:w="4132"/>
             <w:shd w:val="clear" w:color="auto" w:fill="E9F6EF"/>
           </w:tcPr>
           <w:p>
@@ -3181,7 +3181,7 @@
         </w:tc>
         <w:tc>
           <w:tcPr>
-            <w:tcW w:type="dxa" w:w="2734"/>
+            <w:tcW w:type="dxa" w:w="2733"/>
             <w:shd w:val="clear" w:color="auto" w:fill="E9F6EF"/>
           </w:tcPr>
           <w:p>
@@ -3220,7 +3220,7 @@
         </w:trPr>
         <w:tc>
           <w:tcPr>
-            <w:tcW w:type="dxa" w:w="2097"/>
+            <w:tcW w:type="dxa" w:w="2095"/>
             <w:shd w:val="clear" w:color="auto" w:fill="F8F8FC"/>
           </w:tcPr>
           <w:p>
@@ -3242,7 +3242,7 @@
         </w:tc>
         <w:tc>
           <w:tcPr>
-            <w:tcW w:type="dxa" w:w="1526"/>
+            <w:tcW w:type="dxa" w:w="1525"/>
             <w:shd w:val="clear" w:color="auto" w:fill="F8F8FC"/>
           </w:tcPr>
           <w:p>
@@ -3262,7 +3262,7 @@
         </w:tc>
         <w:tc>
           <w:tcPr>
-            <w:tcW w:type="dxa" w:w="4306"/>
+            <w:tcW w:type="dxa" w:w="4313"/>
             <w:shd w:val="clear" w:color="auto" w:fill="F8F8FC"/>
           </w:tcPr>
           <w:p>
@@ -3282,7 +3282,7 @@
         </w:tc>
         <w:tc>
           <w:tcPr>
-            <w:tcW w:type="dxa" w:w="4135"/>
+            <w:tcW w:type="dxa" w:w="4132"/>
             <w:shd w:val="clear" w:color="auto" w:fill="F8F8FC"/>
           </w:tcPr>
           <w:p>
@@ -3302,7 +3302,7 @@
         </w:tc>
         <w:tc>
           <w:tcPr>
-            <w:tcW w:type="dxa" w:w="2734"/>
+            <w:tcW w:type="dxa" w:w="2733"/>
             <w:shd w:val="clear" w:color="auto" w:fill="F8F8FC"/>
           </w:tcPr>
           <w:p>
@@ -3318,7 +3318,7 @@
         </w:trPr>
         <w:tc>
           <w:tcPr>
-            <w:tcW w:type="dxa" w:w="2097"/>
+            <w:tcW w:type="dxa" w:w="2095"/>
           </w:tcPr>
           <w:p>
             <w:pPr>
@@ -3339,7 +3339,7 @@
         </w:tc>
         <w:tc>
           <w:tcPr>
-            <w:tcW w:type="dxa" w:w="1526"/>
+            <w:tcW w:type="dxa" w:w="1525"/>
           </w:tcPr>
           <w:p>
             <w:pPr>
@@ -3358,7 +3358,7 @@
         </w:tc>
         <w:tc>
           <w:tcPr>
-            <w:tcW w:type="dxa" w:w="4306"/>
+            <w:tcW w:type="dxa" w:w="4313"/>
           </w:tcPr>
           <w:p>
             <w:pPr>
@@ -3377,7 +3377,7 @@
         </w:tc>
         <w:tc>
           <w:tcPr>
-            <w:tcW w:type="dxa" w:w="4135"/>
+            <w:tcW w:type="dxa" w:w="4132"/>
           </w:tcPr>
           <w:p>
             <w:pPr>
@@ -3396,7 +3396,7 @@
         </w:tc>
         <w:tc>
           <w:tcPr>
-            <w:tcW w:type="dxa" w:w="2734"/>
+            <w:tcW w:type="dxa" w:w="2733"/>
           </w:tcPr>
           <w:p>
             <w:pPr>
@@ -3411,7 +3411,7 @@
         </w:trPr>
         <w:tc>
           <w:tcPr>
-            <w:tcW w:type="dxa" w:w="2097"/>
+            <w:tcW w:type="dxa" w:w="2095"/>
             <w:shd w:val="clear" w:color="auto" w:fill="F8F8FC"/>
           </w:tcPr>
           <w:p>
@@ -3433,7 +3433,7 @@
         </w:tc>
         <w:tc>
           <w:tcPr>
-            <w:tcW w:type="dxa" w:w="1526"/>
+            <w:tcW w:type="dxa" w:w="1525"/>
             <w:shd w:val="clear" w:color="auto" w:fill="F8F8FC"/>
           </w:tcPr>
           <w:p>
@@ -3453,7 +3453,7 @@
         </w:tc>
         <w:tc>
           <w:tcPr>
-            <w:tcW w:type="dxa" w:w="4306"/>
+            <w:tcW w:type="dxa" w:w="4313"/>
             <w:shd w:val="clear" w:color="auto" w:fill="F8F8FC"/>
           </w:tcPr>
           <w:p>
@@ -3473,7 +3473,7 @@
         </w:tc>
         <w:tc>
           <w:tcPr>
-            <w:tcW w:type="dxa" w:w="4135"/>
+            <w:tcW w:type="dxa" w:w="4132"/>
             <w:shd w:val="clear" w:color="auto" w:fill="F8F8FC"/>
           </w:tcPr>
           <w:p>
@@ -3493,7 +3493,7 @@
         </w:tc>
         <w:tc>
           <w:tcPr>
-            <w:tcW w:type="dxa" w:w="2734"/>
+            <w:tcW w:type="dxa" w:w="2733"/>
             <w:shd w:val="clear" w:color="auto" w:fill="F8F8FC"/>
           </w:tcPr>
           <w:p>
@@ -3509,7 +3509,7 @@
         </w:trPr>
         <w:tc>
           <w:tcPr>
-            <w:tcW w:type="dxa" w:w="2097"/>
+            <w:tcW w:type="dxa" w:w="2095"/>
             <w:shd w:val="clear" w:color="auto" w:fill="E9F6EF"/>
           </w:tcPr>
           <w:p>
@@ -3531,7 +3531,7 @@
         </w:tc>
         <w:tc>
           <w:tcPr>
-            <w:tcW w:type="dxa" w:w="1526"/>
+            <w:tcW w:type="dxa" w:w="1525"/>
             <w:shd w:val="clear" w:color="auto" w:fill="E9F6EF"/>
           </w:tcPr>
           <w:p>
@@ -3551,7 +3551,7 @@
         </w:tc>
         <w:tc>
           <w:tcPr>
-            <w:tcW w:type="dxa" w:w="4306"/>
+            <w:tcW w:type="dxa" w:w="4313"/>
             <w:shd w:val="clear" w:color="auto" w:fill="E9F6EF"/>
           </w:tcPr>
           <w:p>
@@ -3583,7 +3583,7 @@
         </w:tc>
         <w:tc>
           <w:tcPr>
-            <w:tcW w:type="dxa" w:w="4135"/>
+            <w:tcW w:type="dxa" w:w="4132"/>
             <w:shd w:val="clear" w:color="auto" w:fill="E9F6EF"/>
           </w:tcPr>
           <w:p>
@@ -3603,7 +3603,7 @@
         </w:tc>
         <w:tc>
           <w:tcPr>
-            <w:tcW w:type="dxa" w:w="2734"/>
+            <w:tcW w:type="dxa" w:w="2733"/>
             <w:shd w:val="clear" w:color="auto" w:fill="E9F6EF"/>
           </w:tcPr>
           <w:p>
@@ -3630,7 +3630,7 @@
         </w:trPr>
         <w:tc>
           <w:tcPr>
-            <w:tcW w:type="dxa" w:w="2097"/>
+            <w:tcW w:type="dxa" w:w="2095"/>
             <w:shd w:val="clear" w:color="auto" w:fill="F8F8FC"/>
           </w:tcPr>
           <w:p>
@@ -3652,7 +3652,7 @@
         </w:tc>
         <w:tc>
           <w:tcPr>
-            <w:tcW w:type="dxa" w:w="1526"/>
+            <w:tcW w:type="dxa" w:w="1525"/>
             <w:shd w:val="clear" w:color="auto" w:fill="F8F8FC"/>
           </w:tcPr>
           <w:p>
@@ -3672,7 +3672,7 @@
         </w:tc>
         <w:tc>
           <w:tcPr>
-            <w:tcW w:type="dxa" w:w="4306"/>
+            <w:tcW w:type="dxa" w:w="4313"/>
             <w:shd w:val="clear" w:color="auto" w:fill="F8F8FC"/>
           </w:tcPr>
           <w:p>
@@ -3692,7 +3692,7 @@
         </w:tc>
         <w:tc>
           <w:tcPr>
-            <w:tcW w:type="dxa" w:w="4135"/>
+            <w:tcW w:type="dxa" w:w="4132"/>
             <w:shd w:val="clear" w:color="auto" w:fill="F8F8FC"/>
           </w:tcPr>
           <w:p>
@@ -3712,7 +3712,7 @@
         </w:tc>
         <w:tc>
           <w:tcPr>
-            <w:tcW w:type="dxa" w:w="2734"/>
+            <w:tcW w:type="dxa" w:w="2733"/>
             <w:shd w:val="clear" w:color="auto" w:fill="F8F8FC"/>
           </w:tcPr>
           <w:p>
@@ -3728,7 +3728,7 @@
         </w:trPr>
         <w:tc>
           <w:tcPr>
-            <w:tcW w:type="dxa" w:w="2097"/>
+            <w:tcW w:type="dxa" w:w="2095"/>
             <w:shd w:val="clear" w:color="auto" w:fill="E9F6EF"/>
           </w:tcPr>
           <w:p>
@@ -3750,7 +3750,7 @@
         </w:tc>
         <w:tc>
           <w:tcPr>
-            <w:tcW w:type="dxa" w:w="1526"/>
+            <w:tcW w:type="dxa" w:w="1525"/>
             <w:shd w:val="clear" w:color="auto" w:fill="E9F6EF"/>
           </w:tcPr>
           <w:p>
@@ -3770,7 +3770,7 @@
         </w:tc>
         <w:tc>
           <w:tcPr>
-            <w:tcW w:type="dxa" w:w="4306"/>
+            <w:tcW w:type="dxa" w:w="4313"/>
             <w:shd w:val="clear" w:color="auto" w:fill="E9F6EF"/>
           </w:tcPr>
           <w:p>
@@ -3802,7 +3802,7 @@
         </w:tc>
         <w:tc>
           <w:tcPr>
-            <w:tcW w:type="dxa" w:w="4135"/>
+            <w:tcW w:type="dxa" w:w="4132"/>
             <w:shd w:val="clear" w:color="auto" w:fill="E9F6EF"/>
           </w:tcPr>
           <w:p>
@@ -3834,7 +3834,7 @@
         </w:tc>
         <w:tc>
           <w:tcPr>
-            <w:tcW w:type="dxa" w:w="2734"/>
+            <w:tcW w:type="dxa" w:w="2733"/>
             <w:shd w:val="clear" w:color="auto" w:fill="E9F6EF"/>
           </w:tcPr>
           <w:p>
@@ -3861,7 +3861,7 @@
         </w:trPr>
         <w:tc>
           <w:tcPr>
-            <w:tcW w:type="dxa" w:w="2097"/>
+            <w:tcW w:type="dxa" w:w="2095"/>
             <w:shd w:val="clear" w:color="auto" w:fill="F8F8FC"/>
           </w:tcPr>
           <w:p>
@@ -3883,7 +3883,7 @@
         </w:tc>
         <w:tc>
           <w:tcPr>
-            <w:tcW w:type="dxa" w:w="1526"/>
+            <w:tcW w:type="dxa" w:w="1525"/>
             <w:shd w:val="clear" w:color="auto" w:fill="F8F8FC"/>
           </w:tcPr>
           <w:p>
@@ -3903,7 +3903,7 @@
         </w:tc>
         <w:tc>
           <w:tcPr>
-            <w:tcW w:type="dxa" w:w="4306"/>
+            <w:tcW w:type="dxa" w:w="4313"/>
             <w:shd w:val="clear" w:color="auto" w:fill="F8F8FC"/>
           </w:tcPr>
           <w:p>
@@ -3923,7 +3923,7 @@
         </w:tc>
         <w:tc>
           <w:tcPr>
-            <w:tcW w:type="dxa" w:w="4135"/>
+            <w:tcW w:type="dxa" w:w="4132"/>
             <w:shd w:val="clear" w:color="auto" w:fill="F8F8FC"/>
           </w:tcPr>
           <w:p>
@@ -3943,7 +3943,7 @@
         </w:tc>
         <w:tc>
           <w:tcPr>
-            <w:tcW w:type="dxa" w:w="2734"/>
+            <w:tcW w:type="dxa" w:w="2733"/>
             <w:shd w:val="clear" w:color="auto" w:fill="F8F8FC"/>
           </w:tcPr>
           <w:p>
@@ -3959,7 +3959,7 @@
         </w:trPr>
         <w:tc>
           <w:tcPr>
-            <w:tcW w:type="dxa" w:w="2097"/>
+            <w:tcW w:type="dxa" w:w="2095"/>
           </w:tcPr>
           <w:p>
             <w:pPr>
@@ -3980,7 +3980,7 @@
         </w:tc>
         <w:tc>
           <w:tcPr>
-            <w:tcW w:type="dxa" w:w="1526"/>
+            <w:tcW w:type="dxa" w:w="1525"/>
           </w:tcPr>
           <w:p>
             <w:pPr>
@@ -3999,7 +3999,7 @@
         </w:tc>
         <w:tc>
           <w:tcPr>
-            <w:tcW w:type="dxa" w:w="4306"/>
+            <w:tcW w:type="dxa" w:w="4313"/>
           </w:tcPr>
           <w:p>
             <w:pPr>
@@ -4018,7 +4018,7 @@
         </w:tc>
         <w:tc>
           <w:tcPr>
-            <w:tcW w:type="dxa" w:w="4135"/>
+            <w:tcW w:type="dxa" w:w="4132"/>
           </w:tcPr>
           <w:p>
             <w:pPr>
@@ -4037,7 +4037,7 @@
         </w:tc>
         <w:tc>
           <w:tcPr>
-            <w:tcW w:type="dxa" w:w="2734"/>
+            <w:tcW w:type="dxa" w:w="2733"/>
           </w:tcPr>
           <w:p>
             <w:pPr>
@@ -4107,11 +4107,11 @@
         <w:tblLook w:firstColumn="1" w:firstRow="1" w:lastColumn="0" w:lastRow="0" w:noHBand="0" w:noVBand="1" w:val="04A0"/>
       </w:tblPr>
       <w:tblGrid>
-        <w:gridCol w:w="2097"/>
-        <w:gridCol w:w="1526"/>
-        <w:gridCol w:w="4306"/>
-        <w:gridCol w:w="4135"/>
-        <w:gridCol w:w="2734"/>
+        <w:gridCol w:w="2095"/>
+        <w:gridCol w:w="1525"/>
+        <w:gridCol w:w="4313"/>
+        <w:gridCol w:w="4132"/>
+        <w:gridCol w:w="2733"/>
       </w:tblGrid>
       <w:tr>
         <w:trPr>
@@ -4120,7 +4120,7 @@
         </w:trPr>
         <w:tc>
           <w:tcPr>
-            <w:tcW w:type="dxa" w:w="2097"/>
+            <w:tcW w:type="dxa" w:w="2095"/>
             <w:shd w:val="clear" w:color="auto" w:fill="E8E8F4"/>
           </w:tcPr>
           <w:p>
@@ -4142,7 +4142,7 @@
         </w:tc>
         <w:tc>
           <w:tcPr>
-            <w:tcW w:type="dxa" w:w="1526"/>
+            <w:tcW w:type="dxa" w:w="1525"/>
             <w:shd w:val="clear" w:color="auto" w:fill="E8E8F4"/>
           </w:tcPr>
           <w:p>
@@ -4164,7 +4164,7 @@
         </w:tc>
         <w:tc>
           <w:tcPr>
-            <w:tcW w:type="dxa" w:w="4306"/>
+            <w:tcW w:type="dxa" w:w="4313"/>
             <w:shd w:val="clear" w:color="auto" w:fill="E8E8F4"/>
           </w:tcPr>
           <w:p>
@@ -4186,7 +4186,7 @@
         </w:tc>
         <w:tc>
           <w:tcPr>
-            <w:tcW w:type="dxa" w:w="4135"/>
+            <w:tcW w:type="dxa" w:w="4132"/>
             <w:shd w:val="clear" w:color="auto" w:fill="E8E8F4"/>
           </w:tcPr>
           <w:p>
@@ -4208,7 +4208,7 @@
         </w:tc>
         <w:tc>
           <w:tcPr>
-            <w:tcW w:type="dxa" w:w="2734"/>
+            <w:tcW w:type="dxa" w:w="2733"/>
             <w:shd w:val="clear" w:color="auto" w:fill="E8E8F4"/>
           </w:tcPr>
           <w:p>
@@ -4235,7 +4235,7 @@
         </w:trPr>
         <w:tc>
           <w:tcPr>
-            <w:tcW w:type="dxa" w:w="2097"/>
+            <w:tcW w:type="dxa" w:w="2095"/>
           </w:tcPr>
           <w:p>
             <w:pPr>
@@ -4256,7 +4256,7 @@
         </w:tc>
         <w:tc>
           <w:tcPr>
-            <w:tcW w:type="dxa" w:w="1526"/>
+            <w:tcW w:type="dxa" w:w="1525"/>
           </w:tcPr>
           <w:p>
             <w:pPr>
@@ -4275,7 +4275,7 @@
         </w:tc>
         <w:tc>
           <w:tcPr>
-            <w:tcW w:type="dxa" w:w="4306"/>
+            <w:tcW w:type="dxa" w:w="4313"/>
           </w:tcPr>
           <w:p>
             <w:pPr>
@@ -4294,7 +4294,7 @@
         </w:tc>
         <w:tc>
           <w:tcPr>
-            <w:tcW w:type="dxa" w:w="4135"/>
+            <w:tcW w:type="dxa" w:w="4132"/>
           </w:tcPr>
           <w:p>
             <w:pPr>
@@ -4313,7 +4313,7 @@
         </w:tc>
         <w:tc>
           <w:tcPr>
-            <w:tcW w:type="dxa" w:w="2734"/>
+            <w:tcW w:type="dxa" w:w="2733"/>
           </w:tcPr>
           <w:p>
             <w:pPr>
@@ -4328,7 +4328,7 @@
         </w:trPr>
         <w:tc>
           <w:tcPr>
-            <w:tcW w:type="dxa" w:w="2097"/>
+            <w:tcW w:type="dxa" w:w="2095"/>
             <w:shd w:val="clear" w:color="auto" w:fill="F8F8FC"/>
           </w:tcPr>
           <w:p>
@@ -4350,7 +4350,7 @@
         </w:tc>
         <w:tc>
           <w:tcPr>
-            <w:tcW w:type="dxa" w:w="1526"/>
+            <w:tcW w:type="dxa" w:w="1525"/>
             <w:shd w:val="clear" w:color="auto" w:fill="F8F8FC"/>
           </w:tcPr>
           <w:p>
@@ -4370,7 +4370,7 @@
         </w:tc>
         <w:tc>
           <w:tcPr>
-            <w:tcW w:type="dxa" w:w="4306"/>
+            <w:tcW w:type="dxa" w:w="4313"/>
             <w:shd w:val="clear" w:color="auto" w:fill="F8F8FC"/>
           </w:tcPr>
           <w:p>
@@ -4390,7 +4390,7 @@
         </w:tc>
         <w:tc>
           <w:tcPr>
-            <w:tcW w:type="dxa" w:w="4135"/>
+            <w:tcW w:type="dxa" w:w="4132"/>
             <w:shd w:val="clear" w:color="auto" w:fill="F8F8FC"/>
           </w:tcPr>
           <w:p>
@@ -4410,7 +4410,7 @@
         </w:tc>
         <w:tc>
           <w:tcPr>
-            <w:tcW w:type="dxa" w:w="2734"/>
+            <w:tcW w:type="dxa" w:w="2733"/>
             <w:shd w:val="clear" w:color="auto" w:fill="F8F8FC"/>
           </w:tcPr>
           <w:p>
@@ -4426,7 +4426,7 @@
         </w:trPr>
         <w:tc>
           <w:tcPr>
-            <w:tcW w:type="dxa" w:w="2097"/>
+            <w:tcW w:type="dxa" w:w="2095"/>
           </w:tcPr>
           <w:p>
             <w:pPr>
@@ -4447,7 +4447,7 @@
         </w:tc>
         <w:tc>
           <w:tcPr>
-            <w:tcW w:type="dxa" w:w="1526"/>
+            <w:tcW w:type="dxa" w:w="1525"/>
           </w:tcPr>
           <w:p>
             <w:pPr>
@@ -4466,7 +4466,7 @@
         </w:tc>
         <w:tc>
           <w:tcPr>
-            <w:tcW w:type="dxa" w:w="4306"/>
+            <w:tcW w:type="dxa" w:w="4313"/>
           </w:tcPr>
           <w:p>
             <w:pPr>
@@ -4485,7 +4485,7 @@
         </w:tc>
         <w:tc>
           <w:tcPr>
-            <w:tcW w:type="dxa" w:w="4135"/>
+            <w:tcW w:type="dxa" w:w="4132"/>
           </w:tcPr>
           <w:p>
             <w:pPr>
@@ -4513,7 +4513,7 @@
         </w:tc>
         <w:tc>
           <w:tcPr>
-            <w:tcW w:type="dxa" w:w="2734"/>
+            <w:tcW w:type="dxa" w:w="2733"/>
           </w:tcPr>
           <w:p>
             <w:pPr>
@@ -4528,7 +4528,7 @@
         </w:trPr>
         <w:tc>
           <w:tcPr>
-            <w:tcW w:type="dxa" w:w="2097"/>
+            <w:tcW w:type="dxa" w:w="2095"/>
             <w:shd w:val="clear" w:color="auto" w:fill="F8F8FC"/>
           </w:tcPr>
           <w:p>
@@ -4550,7 +4550,7 @@
         </w:tc>
         <w:tc>
           <w:tcPr>
-            <w:tcW w:type="dxa" w:w="1526"/>
+            <w:tcW w:type="dxa" w:w="1525"/>
             <w:shd w:val="clear" w:color="auto" w:fill="F8F8FC"/>
           </w:tcPr>
           <w:p>
@@ -4570,7 +4570,7 @@
         </w:tc>
         <w:tc>
           <w:tcPr>
-            <w:tcW w:type="dxa" w:w="4306"/>
+            <w:tcW w:type="dxa" w:w="4313"/>
             <w:shd w:val="clear" w:color="auto" w:fill="F8F8FC"/>
           </w:tcPr>
           <w:p>
@@ -4590,7 +4590,7 @@
         </w:tc>
         <w:tc>
           <w:tcPr>
-            <w:tcW w:type="dxa" w:w="4135"/>
+            <w:tcW w:type="dxa" w:w="4132"/>
             <w:shd w:val="clear" w:color="auto" w:fill="F8F8FC"/>
           </w:tcPr>
           <w:p>
@@ -4610,7 +4610,7 @@
         </w:tc>
         <w:tc>
           <w:tcPr>
-            <w:tcW w:type="dxa" w:w="2734"/>
+            <w:tcW w:type="dxa" w:w="2733"/>
             <w:shd w:val="clear" w:color="auto" w:fill="F8F8FC"/>
           </w:tcPr>
           <w:p>
@@ -4626,7 +4626,7 @@
         </w:trPr>
         <w:tc>
           <w:tcPr>
-            <w:tcW w:type="dxa" w:w="2097"/>
+            <w:tcW w:type="dxa" w:w="2095"/>
           </w:tcPr>
           <w:p>
             <w:pPr>
@@ -4647,7 +4647,7 @@
         </w:tc>
         <w:tc>
           <w:tcPr>
-            <w:tcW w:type="dxa" w:w="1526"/>
+            <w:tcW w:type="dxa" w:w="1525"/>
           </w:tcPr>
           <w:p>
             <w:pPr>
@@ -4666,7 +4666,7 @@
         </w:tc>
         <w:tc>
           <w:tcPr>
-            <w:tcW w:type="dxa" w:w="4306"/>
+            <w:tcW w:type="dxa" w:w="4313"/>
           </w:tcPr>
           <w:p>
             <w:pPr>
@@ -4685,7 +4685,7 @@
         </w:tc>
         <w:tc>
           <w:tcPr>
-            <w:tcW w:type="dxa" w:w="4135"/>
+            <w:tcW w:type="dxa" w:w="4132"/>
           </w:tcPr>
           <w:p>
             <w:pPr>
@@ -4704,7 +4704,7 @@
         </w:tc>
         <w:tc>
           <w:tcPr>
-            <w:tcW w:type="dxa" w:w="2734"/>
+            <w:tcW w:type="dxa" w:w="2733"/>
           </w:tcPr>
           <w:p>
             <w:pPr>
@@ -4719,7 +4719,7 @@
         </w:trPr>
         <w:tc>
           <w:tcPr>
-            <w:tcW w:type="dxa" w:w="2097"/>
+            <w:tcW w:type="dxa" w:w="2095"/>
             <w:shd w:val="clear" w:color="auto" w:fill="F8F8FC"/>
           </w:tcPr>
           <w:p>
@@ -4741,7 +4741,7 @@
         </w:tc>
         <w:tc>
           <w:tcPr>
-            <w:tcW w:type="dxa" w:w="1526"/>
+            <w:tcW w:type="dxa" w:w="1525"/>
             <w:shd w:val="clear" w:color="auto" w:fill="F8F8FC"/>
           </w:tcPr>
           <w:p>
@@ -4761,7 +4761,7 @@
         </w:tc>
         <w:tc>
           <w:tcPr>
-            <w:tcW w:type="dxa" w:w="4306"/>
+            <w:tcW w:type="dxa" w:w="4313"/>
             <w:shd w:val="clear" w:color="auto" w:fill="F8F8FC"/>
           </w:tcPr>
           <w:p>
@@ -4781,7 +4781,7 @@
         </w:tc>
         <w:tc>
           <w:tcPr>
-            <w:tcW w:type="dxa" w:w="4135"/>
+            <w:tcW w:type="dxa" w:w="4132"/>
             <w:shd w:val="clear" w:color="auto" w:fill="F8F8FC"/>
           </w:tcPr>
           <w:p>
@@ -4801,7 +4801,7 @@
         </w:tc>
         <w:tc>
           <w:tcPr>
-            <w:tcW w:type="dxa" w:w="2734"/>
+            <w:tcW w:type="dxa" w:w="2733"/>
             <w:shd w:val="clear" w:color="auto" w:fill="F8F8FC"/>
           </w:tcPr>
           <w:p>
@@ -4817,7 +4817,7 @@
         </w:trPr>
         <w:tc>
           <w:tcPr>
-            <w:tcW w:type="dxa" w:w="2097"/>
+            <w:tcW w:type="dxa" w:w="2095"/>
             <w:shd w:val="clear" w:color="auto" w:fill="E9F6EF"/>
           </w:tcPr>
           <w:p>
@@ -4839,7 +4839,7 @@
         </w:tc>
         <w:tc>
           <w:tcPr>
-            <w:tcW w:type="dxa" w:w="1526"/>
+            <w:tcW w:type="dxa" w:w="1525"/>
             <w:shd w:val="clear" w:color="auto" w:fill="E9F6EF"/>
           </w:tcPr>
           <w:p>
@@ -4859,7 +4859,7 @@
         </w:tc>
         <w:tc>
           <w:tcPr>
-            <w:tcW w:type="dxa" w:w="4306"/>
+            <w:tcW w:type="dxa" w:w="4313"/>
             <w:shd w:val="clear" w:color="auto" w:fill="E9F6EF"/>
           </w:tcPr>
           <w:p>
@@ -4891,7 +4891,7 @@
         </w:tc>
         <w:tc>
           <w:tcPr>
-            <w:tcW w:type="dxa" w:w="4135"/>
+            <w:tcW w:type="dxa" w:w="4132"/>
             <w:shd w:val="clear" w:color="auto" w:fill="E9F6EF"/>
           </w:tcPr>
           <w:p>
@@ -4923,7 +4923,7 @@
         </w:tc>
         <w:tc>
           <w:tcPr>
-            <w:tcW w:type="dxa" w:w="2734"/>
+            <w:tcW w:type="dxa" w:w="2733"/>
             <w:shd w:val="clear" w:color="auto" w:fill="E9F6EF"/>
           </w:tcPr>
           <w:p>
@@ -4950,7 +4950,7 @@
         </w:trPr>
         <w:tc>
           <w:tcPr>
-            <w:tcW w:type="dxa" w:w="2097"/>
+            <w:tcW w:type="dxa" w:w="2095"/>
             <w:shd w:val="clear" w:color="auto" w:fill="F8F8FC"/>
           </w:tcPr>
           <w:p>
@@ -4972,7 +4972,7 @@
         </w:tc>
         <w:tc>
           <w:tcPr>
-            <w:tcW w:type="dxa" w:w="1526"/>
+            <w:tcW w:type="dxa" w:w="1525"/>
             <w:shd w:val="clear" w:color="auto" w:fill="F8F8FC"/>
           </w:tcPr>
           <w:p>
@@ -4992,7 +4992,7 @@
         </w:tc>
         <w:tc>
           <w:tcPr>
-            <w:tcW w:type="dxa" w:w="4306"/>
+            <w:tcW w:type="dxa" w:w="4313"/>
             <w:shd w:val="clear" w:color="auto" w:fill="F8F8FC"/>
           </w:tcPr>
           <w:p>
@@ -5012,7 +5012,7 @@
         </w:tc>
         <w:tc>
           <w:tcPr>
-            <w:tcW w:type="dxa" w:w="4135"/>
+            <w:tcW w:type="dxa" w:w="4132"/>
             <w:shd w:val="clear" w:color="auto" w:fill="F8F8FC"/>
           </w:tcPr>
           <w:p>
@@ -5032,7 +5032,7 @@
         </w:tc>
         <w:tc>
           <w:tcPr>
-            <w:tcW w:type="dxa" w:w="2734"/>
+            <w:tcW w:type="dxa" w:w="2733"/>
             <w:shd w:val="clear" w:color="auto" w:fill="F8F8FC"/>
           </w:tcPr>
           <w:p>
@@ -5048,7 +5048,7 @@
         </w:trPr>
         <w:tc>
           <w:tcPr>
-            <w:tcW w:type="dxa" w:w="2097"/>
+            <w:tcW w:type="dxa" w:w="2095"/>
           </w:tcPr>
           <w:p>
             <w:pPr>
@@ -5069,7 +5069,7 @@
         </w:tc>
         <w:tc>
           <w:tcPr>
-            <w:tcW w:type="dxa" w:w="1526"/>
+            <w:tcW w:type="dxa" w:w="1525"/>
           </w:tcPr>
           <w:p>
             <w:pPr>
@@ -5088,7 +5088,7 @@
         </w:tc>
         <w:tc>
           <w:tcPr>
-            <w:tcW w:type="dxa" w:w="4306"/>
+            <w:tcW w:type="dxa" w:w="4313"/>
           </w:tcPr>
           <w:p>
             <w:pPr>
@@ -5107,7 +5107,7 @@
         </w:tc>
         <w:tc>
           <w:tcPr>
-            <w:tcW w:type="dxa" w:w="4135"/>
+            <w:tcW w:type="dxa" w:w="4132"/>
           </w:tcPr>
           <w:p>
             <w:pPr>
@@ -5126,7 +5126,7 @@
         </w:tc>
         <w:tc>
           <w:tcPr>
-            <w:tcW w:type="dxa" w:w="2734"/>
+            <w:tcW w:type="dxa" w:w="2733"/>
           </w:tcPr>
           <w:p>
             <w:pPr>
@@ -5141,7 +5141,7 @@
         </w:trPr>
         <w:tc>
           <w:tcPr>
-            <w:tcW w:type="dxa" w:w="2097"/>
+            <w:tcW w:type="dxa" w:w="2095"/>
             <w:shd w:val="clear" w:color="auto" w:fill="F8F8FC"/>
           </w:tcPr>
           <w:p>
@@ -5163,7 +5163,7 @@
         </w:tc>
         <w:tc>
           <w:tcPr>
-            <w:tcW w:type="dxa" w:w="1526"/>
+            <w:tcW w:type="dxa" w:w="1525"/>
             <w:shd w:val="clear" w:color="auto" w:fill="F8F8FC"/>
           </w:tcPr>
           <w:p>
@@ -5183,7 +5183,7 @@
         </w:tc>
         <w:tc>
           <w:tcPr>
-            <w:tcW w:type="dxa" w:w="4306"/>
+            <w:tcW w:type="dxa" w:w="4313"/>
             <w:shd w:val="clear" w:color="auto" w:fill="F8F8FC"/>
           </w:tcPr>
           <w:p>
@@ -5203,7 +5203,7 @@
         </w:tc>
         <w:tc>
           <w:tcPr>
-            <w:tcW w:type="dxa" w:w="4135"/>
+            <w:tcW w:type="dxa" w:w="4132"/>
             <w:shd w:val="clear" w:color="auto" w:fill="F8F8FC"/>
           </w:tcPr>
           <w:p>
@@ -5223,7 +5223,7 @@
         </w:tc>
         <w:tc>
           <w:tcPr>
-            <w:tcW w:type="dxa" w:w="2734"/>
+            <w:tcW w:type="dxa" w:w="2733"/>
             <w:shd w:val="clear" w:color="auto" w:fill="F8F8FC"/>
           </w:tcPr>
           <w:p>
@@ -5239,7 +5239,7 @@
         </w:trPr>
         <w:tc>
           <w:tcPr>
-            <w:tcW w:type="dxa" w:w="2097"/>
+            <w:tcW w:type="dxa" w:w="2095"/>
           </w:tcPr>
           <w:p>
             <w:pPr>
@@ -5260,7 +5260,7 @@
         </w:tc>
         <w:tc>
           <w:tcPr>
-            <w:tcW w:type="dxa" w:w="1526"/>
+            <w:tcW w:type="dxa" w:w="1525"/>
           </w:tcPr>
           <w:p>
             <w:pPr>
@@ -5279,7 +5279,7 @@
         </w:tc>
         <w:tc>
           <w:tcPr>
-            <w:tcW w:type="dxa" w:w="4306"/>
+            <w:tcW w:type="dxa" w:w="4313"/>
           </w:tcPr>
           <w:p>
             <w:pPr>
@@ -5298,7 +5298,7 @@
         </w:tc>
         <w:tc>
           <w:tcPr>
-            <w:tcW w:type="dxa" w:w="4135"/>
+            <w:tcW w:type="dxa" w:w="4132"/>
           </w:tcPr>
           <w:p>
             <w:pPr>
@@ -5317,7 +5317,7 @@
         </w:tc>
         <w:tc>
           <w:tcPr>
-            <w:tcW w:type="dxa" w:w="2734"/>
+            <w:tcW w:type="dxa" w:w="2733"/>
           </w:tcPr>
           <w:p>
             <w:pPr>
@@ -5332,7 +5332,7 @@
         </w:trPr>
         <w:tc>
           <w:tcPr>
-            <w:tcW w:type="dxa" w:w="2097"/>
+            <w:tcW w:type="dxa" w:w="2095"/>
             <w:shd w:val="clear" w:color="auto" w:fill="F8F8FC"/>
           </w:tcPr>
           <w:p>
@@ -5354,7 +5354,7 @@
         </w:tc>
         <w:tc>
           <w:tcPr>
-            <w:tcW w:type="dxa" w:w="1526"/>
+            <w:tcW w:type="dxa" w:w="1525"/>
             <w:shd w:val="clear" w:color="auto" w:fill="F8F8FC"/>
           </w:tcPr>
           <w:p>
@@ -5374,7 +5374,7 @@
         </w:tc>
         <w:tc>
           <w:tcPr>
-            <w:tcW w:type="dxa" w:w="4306"/>
+            <w:tcW w:type="dxa" w:w="4313"/>
             <w:shd w:val="clear" w:color="auto" w:fill="F8F8FC"/>
           </w:tcPr>
           <w:p>
@@ -5394,7 +5394,7 @@
         </w:tc>
         <w:tc>
           <w:tcPr>
-            <w:tcW w:type="dxa" w:w="4135"/>
+            <w:tcW w:type="dxa" w:w="4132"/>
             <w:shd w:val="clear" w:color="auto" w:fill="F8F8FC"/>
           </w:tcPr>
           <w:p>
@@ -5414,7 +5414,7 @@
         </w:tc>
         <w:tc>
           <w:tcPr>
-            <w:tcW w:type="dxa" w:w="2734"/>
+            <w:tcW w:type="dxa" w:w="2733"/>
             <w:shd w:val="clear" w:color="auto" w:fill="F8F8FC"/>
           </w:tcPr>
           <w:p>
@@ -5430,7 +5430,7 @@
         </w:trPr>
         <w:tc>
           <w:tcPr>
-            <w:tcW w:type="dxa" w:w="2097"/>
+            <w:tcW w:type="dxa" w:w="2095"/>
           </w:tcPr>
           <w:p>
             <w:pPr>
@@ -5451,7 +5451,7 @@
         </w:tc>
         <w:tc>
           <w:tcPr>
-            <w:tcW w:type="dxa" w:w="1526"/>
+            <w:tcW w:type="dxa" w:w="1525"/>
           </w:tcPr>
           <w:p>
             <w:pPr>
@@ -5470,7 +5470,7 @@
         </w:tc>
         <w:tc>
           <w:tcPr>
-            <w:tcW w:type="dxa" w:w="4306"/>
+            <w:tcW w:type="dxa" w:w="4313"/>
           </w:tcPr>
           <w:p>
             <w:pPr>
@@ -5489,7 +5489,7 @@
         </w:tc>
         <w:tc>
           <w:tcPr>
-            <w:tcW w:type="dxa" w:w="4135"/>
+            <w:tcW w:type="dxa" w:w="4132"/>
           </w:tcPr>
           <w:p>
             <w:pPr>
@@ -5517,7 +5517,7 @@
         </w:tc>
         <w:tc>
           <w:tcPr>
-            <w:tcW w:type="dxa" w:w="2734"/>
+            <w:tcW w:type="dxa" w:w="2733"/>
           </w:tcPr>
           <w:p>
             <w:pPr>
@@ -5532,7 +5532,7 @@
         </w:trPr>
         <w:tc>
           <w:tcPr>
-            <w:tcW w:type="dxa" w:w="2097"/>
+            <w:tcW w:type="dxa" w:w="2095"/>
             <w:shd w:val="clear" w:color="auto" w:fill="E9F6EF"/>
           </w:tcPr>
           <w:p>
@@ -5554,7 +5554,7 @@
         </w:tc>
         <w:tc>
           <w:tcPr>
-            <w:tcW w:type="dxa" w:w="1526"/>
+            <w:tcW w:type="dxa" w:w="1525"/>
             <w:shd w:val="clear" w:color="auto" w:fill="E9F6EF"/>
           </w:tcPr>
           <w:p>
@@ -5574,7 +5574,7 @@
         </w:tc>
         <w:tc>
           <w:tcPr>
-            <w:tcW w:type="dxa" w:w="4306"/>
+            <w:tcW w:type="dxa" w:w="4313"/>
             <w:shd w:val="clear" w:color="auto" w:fill="E9F6EF"/>
           </w:tcPr>
           <w:p>
@@ -5588,7 +5588,7 @@
                 <w:sz w:val="17"/>
                 <w:szCs w:val="17"/>
               </w:rPr>
-              <w:t xml:space="preserve">크립토 VC(PL Capital Crypto). DePIN·DeSci 투자 테제 공개, DePIN 16곳 투자(시점 미상)</w:t>
+              <w:t xml:space="preserve">크립토 VC(PL Capital Crypto). DePIN·DeSci 투자 테제 공개, DePIN 16곳 투자(2024.11.25 기고 기준)</w:t>
             </w:r>
             <w:r>
               <w:br/>
@@ -5606,7 +5606,7 @@
         </w:tc>
         <w:tc>
           <w:tcPr>
-            <w:tcW w:type="dxa" w:w="4135"/>
+            <w:tcW w:type="dxa" w:w="4132"/>
             <w:shd w:val="clear" w:color="auto" w:fill="E9F6EF"/>
           </w:tcPr>
           <w:p>
@@ -5638,7 +5638,7 @@
         </w:tc>
         <w:tc>
           <w:tcPr>
-            <w:tcW w:type="dxa" w:w="2734"/>
+            <w:tcW w:type="dxa" w:w="2733"/>
             <w:shd w:val="clear" w:color="auto" w:fill="E9F6EF"/>
           </w:tcPr>
           <w:p>
@@ -5665,7 +5665,7 @@
         </w:trPr>
         <w:tc>
           <w:tcPr>
-            <w:tcW w:type="dxa" w:w="2097"/>
+            <w:tcW w:type="dxa" w:w="2095"/>
           </w:tcPr>
           <w:p>
             <w:pPr>
@@ -5686,7 +5686,7 @@
         </w:tc>
         <w:tc>
           <w:tcPr>
-            <w:tcW w:type="dxa" w:w="1526"/>
+            <w:tcW w:type="dxa" w:w="1525"/>
           </w:tcPr>
           <w:p>
             <w:pPr>
@@ -5705,7 +5705,7 @@
         </w:tc>
         <w:tc>
           <w:tcPr>
-            <w:tcW w:type="dxa" w:w="4306"/>
+            <w:tcW w:type="dxa" w:w="4313"/>
           </w:tcPr>
           <w:p>
             <w:pPr>
@@ -5724,7 +5724,7 @@
         </w:tc>
         <w:tc>
           <w:tcPr>
-            <w:tcW w:type="dxa" w:w="4135"/>
+            <w:tcW w:type="dxa" w:w="4132"/>
           </w:tcPr>
           <w:p>
             <w:pPr>
@@ -5743,7 +5743,7 @@
         </w:tc>
         <w:tc>
           <w:tcPr>
-            <w:tcW w:type="dxa" w:w="2734"/>
+            <w:tcW w:type="dxa" w:w="2733"/>
           </w:tcPr>
           <w:p>
             <w:pPr>
@@ -5758,7 +5758,7 @@
         </w:trPr>
         <w:tc>
           <w:tcPr>
-            <w:tcW w:type="dxa" w:w="2097"/>
+            <w:tcW w:type="dxa" w:w="2095"/>
             <w:shd w:val="clear" w:color="auto" w:fill="F8F8FC"/>
           </w:tcPr>
           <w:p>
@@ -5780,7 +5780,7 @@
         </w:tc>
         <w:tc>
           <w:tcPr>
-            <w:tcW w:type="dxa" w:w="1526"/>
+            <w:tcW w:type="dxa" w:w="1525"/>
             <w:shd w:val="clear" w:color="auto" w:fill="F8F8FC"/>
           </w:tcPr>
           <w:p>
@@ -5800,7 +5800,7 @@
         </w:tc>
         <w:tc>
           <w:tcPr>
-            <w:tcW w:type="dxa" w:w="4306"/>
+            <w:tcW w:type="dxa" w:w="4313"/>
             <w:shd w:val="clear" w:color="auto" w:fill="F8F8FC"/>
           </w:tcPr>
           <w:p>
@@ -5820,7 +5820,7 @@
         </w:tc>
         <w:tc>
           <w:tcPr>
-            <w:tcW w:type="dxa" w:w="4135"/>
+            <w:tcW w:type="dxa" w:w="4132"/>
             <w:shd w:val="clear" w:color="auto" w:fill="F8F8FC"/>
           </w:tcPr>
           <w:p>
@@ -5840,7 +5840,7 @@
         </w:tc>
         <w:tc>
           <w:tcPr>
-            <w:tcW w:type="dxa" w:w="2734"/>
+            <w:tcW w:type="dxa" w:w="2733"/>
             <w:shd w:val="clear" w:color="auto" w:fill="F8F8FC"/>
           </w:tcPr>
           <w:p>

--- a/reports/XRP SEOUL 2026 연사 프로필.docx
+++ b/reports/XRP SEOUL 2026 연사 프로필.docx
@@ -597,11 +597,11 @@
         <w:tblLook w:firstColumn="1" w:firstRow="1" w:lastColumn="0" w:lastRow="0" w:noHBand="0" w:noVBand="1" w:val="04A0"/>
       </w:tblPr>
       <w:tblGrid>
-        <w:gridCol w:w="2095"/>
-        <w:gridCol w:w="1525"/>
-        <w:gridCol w:w="4313"/>
-        <w:gridCol w:w="4132"/>
-        <w:gridCol w:w="2733"/>
+        <w:gridCol w:w="2057"/>
+        <w:gridCol w:w="1497"/>
+        <w:gridCol w:w="4322"/>
+        <w:gridCol w:w="4241"/>
+        <w:gridCol w:w="2681"/>
       </w:tblGrid>
       <w:tr>
         <w:trPr>
@@ -610,7 +610,7 @@
         </w:trPr>
         <w:tc>
           <w:tcPr>
-            <w:tcW w:type="dxa" w:w="2095"/>
+            <w:tcW w:type="dxa" w:w="2057"/>
             <w:shd w:val="clear" w:color="auto" w:fill="E8E8F4"/>
           </w:tcPr>
           <w:p>
@@ -632,7 +632,7 @@
         </w:tc>
         <w:tc>
           <w:tcPr>
-            <w:tcW w:type="dxa" w:w="1525"/>
+            <w:tcW w:type="dxa" w:w="1497"/>
             <w:shd w:val="clear" w:color="auto" w:fill="E8E8F4"/>
           </w:tcPr>
           <w:p>
@@ -654,7 +654,7 @@
         </w:tc>
         <w:tc>
           <w:tcPr>
-            <w:tcW w:type="dxa" w:w="4313"/>
+            <w:tcW w:type="dxa" w:w="4322"/>
             <w:shd w:val="clear" w:color="auto" w:fill="E8E8F4"/>
           </w:tcPr>
           <w:p>
@@ -676,7 +676,7 @@
         </w:tc>
         <w:tc>
           <w:tcPr>
-            <w:tcW w:type="dxa" w:w="4132"/>
+            <w:tcW w:type="dxa" w:w="4241"/>
             <w:shd w:val="clear" w:color="auto" w:fill="E8E8F4"/>
           </w:tcPr>
           <w:p>
@@ -698,7 +698,7 @@
         </w:tc>
         <w:tc>
           <w:tcPr>
-            <w:tcW w:type="dxa" w:w="2733"/>
+            <w:tcW w:type="dxa" w:w="2681"/>
             <w:shd w:val="clear" w:color="auto" w:fill="E8E8F4"/>
           </w:tcPr>
           <w:p>
@@ -725,7 +725,7 @@
         </w:trPr>
         <w:tc>
           <w:tcPr>
-            <w:tcW w:type="dxa" w:w="2095"/>
+            <w:tcW w:type="dxa" w:w="2057"/>
             <w:shd w:val="clear" w:color="auto" w:fill="E9F6EF"/>
           </w:tcPr>
           <w:p>
@@ -747,7 +747,7 @@
         </w:tc>
         <w:tc>
           <w:tcPr>
-            <w:tcW w:type="dxa" w:w="1525"/>
+            <w:tcW w:type="dxa" w:w="1497"/>
             <w:shd w:val="clear" w:color="auto" w:fill="E9F6EF"/>
           </w:tcPr>
           <w:p>
@@ -767,7 +767,7 @@
         </w:tc>
         <w:tc>
           <w:tcPr>
-            <w:tcW w:type="dxa" w:w="4313"/>
+            <w:tcW w:type="dxa" w:w="4322"/>
             <w:shd w:val="clear" w:color="auto" w:fill="E9F6EF"/>
           </w:tcPr>
           <w:p>
@@ -787,7 +787,7 @@
         </w:tc>
         <w:tc>
           <w:tcPr>
-            <w:tcW w:type="dxa" w:w="4132"/>
+            <w:tcW w:type="dxa" w:w="4241"/>
             <w:shd w:val="clear" w:color="auto" w:fill="E9F6EF"/>
           </w:tcPr>
           <w:p>
@@ -819,7 +819,7 @@
         </w:tc>
         <w:tc>
           <w:tcPr>
-            <w:tcW w:type="dxa" w:w="2733"/>
+            <w:tcW w:type="dxa" w:w="2681"/>
             <w:shd w:val="clear" w:color="auto" w:fill="E9F6EF"/>
           </w:tcPr>
           <w:p>
@@ -846,7 +846,7 @@
         </w:trPr>
         <w:tc>
           <w:tcPr>
-            <w:tcW w:type="dxa" w:w="2095"/>
+            <w:tcW w:type="dxa" w:w="2057"/>
             <w:shd w:val="clear" w:color="auto" w:fill="E9F6EF"/>
           </w:tcPr>
           <w:p>
@@ -868,7 +868,7 @@
         </w:tc>
         <w:tc>
           <w:tcPr>
-            <w:tcW w:type="dxa" w:w="1525"/>
+            <w:tcW w:type="dxa" w:w="1497"/>
             <w:shd w:val="clear" w:color="auto" w:fill="E9F6EF"/>
           </w:tcPr>
           <w:p>
@@ -888,7 +888,7 @@
         </w:tc>
         <w:tc>
           <w:tcPr>
-            <w:tcW w:type="dxa" w:w="4313"/>
+            <w:tcW w:type="dxa" w:w="4322"/>
             <w:shd w:val="clear" w:color="auto" w:fill="E9F6EF"/>
           </w:tcPr>
           <w:p>
@@ -902,7 +902,7 @@
                 <w:sz w:val="17"/>
                 <w:szCs w:val="17"/>
               </w:rPr>
-              <w:t xml:space="preserve">XRP 트레저리(DAT) 기업. 10억 달러+ 조달, 나스닥 'XRPN' 상장 추진</w:t>
+              <w:t xml:space="preserve">XRP 트레저리(DAT) 기업. 10억 달러+ 조달 · 나스닥 'XRPN' 상장 추진(SPAC 합병 — 9/30 표결 뒤 종결 예정)</w:t>
             </w:r>
             <w:r>
               <w:br/>
@@ -920,7 +920,7 @@
         </w:tc>
         <w:tc>
           <w:tcPr>
-            <w:tcW w:type="dxa" w:w="4132"/>
+            <w:tcW w:type="dxa" w:w="4241"/>
             <w:shd w:val="clear" w:color="auto" w:fill="E9F6EF"/>
           </w:tcPr>
           <w:p>
@@ -934,7 +934,7 @@
                 <w:sz w:val="17"/>
                 <w:szCs w:val="17"/>
               </w:rPr>
-              <w:t xml:space="preserve">리플 창립팀(2013 합류)·RippleNet 총괄 출신, 2022년 리플 이사회 합류</w:t>
+              <w:t xml:space="preserve">리플 초기 멤버(2013 합류)·RippleNet 총괄 출신, 2022년 리플 이사회 합류</w:t>
             </w:r>
             <w:r>
               <w:br/>
@@ -946,13 +946,13 @@
                 <w:sz w:val="17"/>
                 <w:szCs w:val="17"/>
               </w:rPr>
-              <w:t xml:space="preserve">리플 결제 사업을 10년 넘게 이끈 뒤 창업. 이전 XRP 컨퍼런스에서 맺은 인연(서우 9/29)</w:t>
+              <w:t xml:space="preserve">리플에서 약 9년(2013~2022) 결제 사업을 이끌고 이사회를 거쳐 창업. 이전 XRP 컨퍼런스에서 맺은 인연(서우 9/29)</w:t>
             </w:r>
           </w:p>
         </w:tc>
         <w:tc>
           <w:tcPr>
-            <w:tcW w:type="dxa" w:w="2733"/>
+            <w:tcW w:type="dxa" w:w="2681"/>
             <w:shd w:val="clear" w:color="auto" w:fill="E9F6EF"/>
           </w:tcPr>
           <w:p>
@@ -979,7 +979,7 @@
         </w:trPr>
         <w:tc>
           <w:tcPr>
-            <w:tcW w:type="dxa" w:w="2095"/>
+            <w:tcW w:type="dxa" w:w="2057"/>
             <w:shd w:val="clear" w:color="auto" w:fill="E9F6EF"/>
           </w:tcPr>
           <w:p>
@@ -1001,7 +1001,7 @@
         </w:tc>
         <w:tc>
           <w:tcPr>
-            <w:tcW w:type="dxa" w:w="1525"/>
+            <w:tcW w:type="dxa" w:w="1497"/>
             <w:shd w:val="clear" w:color="auto" w:fill="E9F6EF"/>
           </w:tcPr>
           <w:p>
@@ -1021,7 +1021,7 @@
         </w:tc>
         <w:tc>
           <w:tcPr>
-            <w:tcW w:type="dxa" w:w="4313"/>
+            <w:tcW w:type="dxa" w:w="4322"/>
             <w:shd w:val="clear" w:color="auto" w:fill="E9F6EF"/>
           </w:tcPr>
           <w:p>
@@ -1053,7 +1053,7 @@
         </w:tc>
         <w:tc>
           <w:tcPr>
-            <w:tcW w:type="dxa" w:w="4132"/>
+            <w:tcW w:type="dxa" w:w="4241"/>
             <w:shd w:val="clear" w:color="auto" w:fill="E9F6EF"/>
           </w:tcPr>
           <w:p>
@@ -1079,13 +1079,13 @@
                 <w:sz w:val="17"/>
                 <w:szCs w:val="17"/>
               </w:rPr>
-              <w:t xml:space="preserve">XRP Australia 2026 키노트 「기밀 데이터 프로토콜 위 프로그래머블 금융」. Eri 와 2019년부터 구면(9/23 미팅)</w:t>
+              <w:t xml:space="preserve">XRP Australia 2026(3/27 시드니) 키노트 「The Next Phase of XRP Utility」 — Flare 2.0 · 기밀성을 갖춘 프로그래머블 금융. Eri 와 2019년부터 구면(9/23 미팅)</w:t>
             </w:r>
           </w:p>
         </w:tc>
         <w:tc>
           <w:tcPr>
-            <w:tcW w:type="dxa" w:w="2733"/>
+            <w:tcW w:type="dxa" w:w="2681"/>
             <w:shd w:val="clear" w:color="auto" w:fill="E9F6EF"/>
           </w:tcPr>
           <w:p>
@@ -1112,7 +1112,7 @@
         </w:trPr>
         <w:tc>
           <w:tcPr>
-            <w:tcW w:type="dxa" w:w="2095"/>
+            <w:tcW w:type="dxa" w:w="2057"/>
             <w:shd w:val="clear" w:color="auto" w:fill="F8F8FC"/>
           </w:tcPr>
           <w:p>
@@ -1134,7 +1134,7 @@
         </w:tc>
         <w:tc>
           <w:tcPr>
-            <w:tcW w:type="dxa" w:w="1525"/>
+            <w:tcW w:type="dxa" w:w="1497"/>
             <w:shd w:val="clear" w:color="auto" w:fill="F8F8FC"/>
           </w:tcPr>
           <w:p>
@@ -1154,7 +1154,7 @@
         </w:tc>
         <w:tc>
           <w:tcPr>
-            <w:tcW w:type="dxa" w:w="4313"/>
+            <w:tcW w:type="dxa" w:w="4322"/>
             <w:shd w:val="clear" w:color="auto" w:fill="F8F8FC"/>
           </w:tcPr>
           <w:p>
@@ -1174,7 +1174,7 @@
         </w:tc>
         <w:tc>
           <w:tcPr>
-            <w:tcW w:type="dxa" w:w="4132"/>
+            <w:tcW w:type="dxa" w:w="4241"/>
             <w:shd w:val="clear" w:color="auto" w:fill="F8F8FC"/>
           </w:tcPr>
           <w:p>
@@ -1188,13 +1188,13 @@
                 <w:sz w:val="17"/>
                 <w:szCs w:val="17"/>
               </w:rPr>
-              <w:t xml:space="preserve">Soil CIO 겸 ORQO 그룹(아부다비) CEO. 포브스 '30 언더 30' 선정</w:t>
+              <w:t xml:space="preserve">Soil 공동창업자 겸 ORQO 그룹(아부다비, 2025.9 출범) CEO(2023 무렵 직함은 Soil CIO). 포브스 '30 언더 30' 선정</w:t>
             </w:r>
           </w:p>
         </w:tc>
         <w:tc>
           <w:tcPr>
-            <w:tcW w:type="dxa" w:w="2733"/>
+            <w:tcW w:type="dxa" w:w="2681"/>
             <w:shd w:val="clear" w:color="auto" w:fill="F8F8FC"/>
           </w:tcPr>
           <w:p>
@@ -1210,7 +1210,7 @@
         </w:trPr>
         <w:tc>
           <w:tcPr>
-            <w:tcW w:type="dxa" w:w="2095"/>
+            <w:tcW w:type="dxa" w:w="2057"/>
             <w:shd w:val="clear" w:color="auto" w:fill="E9F6EF"/>
           </w:tcPr>
           <w:p>
@@ -1232,7 +1232,7 @@
         </w:tc>
         <w:tc>
           <w:tcPr>
-            <w:tcW w:type="dxa" w:w="1525"/>
+            <w:tcW w:type="dxa" w:w="1497"/>
             <w:shd w:val="clear" w:color="auto" w:fill="E9F6EF"/>
           </w:tcPr>
           <w:p>
@@ -1252,7 +1252,7 @@
         </w:tc>
         <w:tc>
           <w:tcPr>
-            <w:tcW w:type="dxa" w:w="4313"/>
+            <w:tcW w:type="dxa" w:w="4322"/>
             <w:shd w:val="clear" w:color="auto" w:fill="E9F6EF"/>
           </w:tcPr>
           <w:p>
@@ -1284,7 +1284,7 @@
         </w:tc>
         <w:tc>
           <w:tcPr>
-            <w:tcW w:type="dxa" w:w="4132"/>
+            <w:tcW w:type="dxa" w:w="4241"/>
             <w:shd w:val="clear" w:color="auto" w:fill="E9F6EF"/>
           </w:tcPr>
           <w:p>
@@ -1316,7 +1316,7 @@
         </w:tc>
         <w:tc>
           <w:tcPr>
-            <w:tcW w:type="dxa" w:w="2733"/>
+            <w:tcW w:type="dxa" w:w="2681"/>
             <w:shd w:val="clear" w:color="auto" w:fill="E9F6EF"/>
           </w:tcPr>
           <w:p>
@@ -1343,7 +1343,7 @@
         </w:trPr>
         <w:tc>
           <w:tcPr>
-            <w:tcW w:type="dxa" w:w="2095"/>
+            <w:tcW w:type="dxa" w:w="2057"/>
             <w:shd w:val="clear" w:color="auto" w:fill="F8F8FC"/>
           </w:tcPr>
           <w:p>
@@ -1365,7 +1365,7 @@
         </w:tc>
         <w:tc>
           <w:tcPr>
-            <w:tcW w:type="dxa" w:w="1525"/>
+            <w:tcW w:type="dxa" w:w="1497"/>
             <w:shd w:val="clear" w:color="auto" w:fill="F8F8FC"/>
           </w:tcPr>
           <w:p>
@@ -1385,7 +1385,7 @@
         </w:tc>
         <w:tc>
           <w:tcPr>
-            <w:tcW w:type="dxa" w:w="4313"/>
+            <w:tcW w:type="dxa" w:w="4322"/>
             <w:shd w:val="clear" w:color="auto" w:fill="F8F8FC"/>
           </w:tcPr>
           <w:p>
@@ -1405,7 +1405,7 @@
         </w:tc>
         <w:tc>
           <w:tcPr>
-            <w:tcW w:type="dxa" w:w="4132"/>
+            <w:tcW w:type="dxa" w:w="4241"/>
             <w:shd w:val="clear" w:color="auto" w:fill="F8F8FC"/>
           </w:tcPr>
           <w:p>
@@ -1425,7 +1425,7 @@
         </w:tc>
         <w:tc>
           <w:tcPr>
-            <w:tcW w:type="dxa" w:w="2733"/>
+            <w:tcW w:type="dxa" w:w="2681"/>
             <w:shd w:val="clear" w:color="auto" w:fill="F8F8FC"/>
           </w:tcPr>
           <w:p>
@@ -1441,7 +1441,7 @@
         </w:trPr>
         <w:tc>
           <w:tcPr>
-            <w:tcW w:type="dxa" w:w="2095"/>
+            <w:tcW w:type="dxa" w:w="2057"/>
             <w:shd w:val="clear" w:color="auto" w:fill="E9F6EF"/>
           </w:tcPr>
           <w:p>
@@ -1463,7 +1463,7 @@
         </w:tc>
         <w:tc>
           <w:tcPr>
-            <w:tcW w:type="dxa" w:w="1525"/>
+            <w:tcW w:type="dxa" w:w="1497"/>
             <w:shd w:val="clear" w:color="auto" w:fill="E9F6EF"/>
           </w:tcPr>
           <w:p>
@@ -1483,7 +1483,7 @@
         </w:tc>
         <w:tc>
           <w:tcPr>
-            <w:tcW w:type="dxa" w:w="4313"/>
+            <w:tcW w:type="dxa" w:w="4322"/>
             <w:shd w:val="clear" w:color="auto" w:fill="E9F6EF"/>
           </w:tcPr>
           <w:p>
@@ -1515,7 +1515,7 @@
         </w:tc>
         <w:tc>
           <w:tcPr>
-            <w:tcW w:type="dxa" w:w="4132"/>
+            <w:tcW w:type="dxa" w:w="4241"/>
             <w:shd w:val="clear" w:color="auto" w:fill="E9F6EF"/>
           </w:tcPr>
           <w:p>
@@ -1547,7 +1547,7 @@
         </w:tc>
         <w:tc>
           <w:tcPr>
-            <w:tcW w:type="dxa" w:w="2733"/>
+            <w:tcW w:type="dxa" w:w="2681"/>
             <w:shd w:val="clear" w:color="auto" w:fill="E9F6EF"/>
           </w:tcPr>
           <w:p>
@@ -1574,7 +1574,7 @@
         </w:trPr>
         <w:tc>
           <w:tcPr>
-            <w:tcW w:type="dxa" w:w="2095"/>
+            <w:tcW w:type="dxa" w:w="2057"/>
             <w:shd w:val="clear" w:color="auto" w:fill="F8F8FC"/>
           </w:tcPr>
           <w:p>
@@ -1596,7 +1596,7 @@
         </w:tc>
         <w:tc>
           <w:tcPr>
-            <w:tcW w:type="dxa" w:w="1525"/>
+            <w:tcW w:type="dxa" w:w="1497"/>
             <w:shd w:val="clear" w:color="auto" w:fill="F8F8FC"/>
           </w:tcPr>
           <w:p>
@@ -1616,7 +1616,7 @@
         </w:tc>
         <w:tc>
           <w:tcPr>
-            <w:tcW w:type="dxa" w:w="4313"/>
+            <w:tcW w:type="dxa" w:w="4322"/>
             <w:shd w:val="clear" w:color="auto" w:fill="F8F8FC"/>
           </w:tcPr>
           <w:p>
@@ -1636,7 +1636,7 @@
         </w:tc>
         <w:tc>
           <w:tcPr>
-            <w:tcW w:type="dxa" w:w="4132"/>
+            <w:tcW w:type="dxa" w:w="4241"/>
             <w:shd w:val="clear" w:color="auto" w:fill="F8F8FC"/>
           </w:tcPr>
           <w:p>
@@ -1656,7 +1656,7 @@
         </w:tc>
         <w:tc>
           <w:tcPr>
-            <w:tcW w:type="dxa" w:w="2733"/>
+            <w:tcW w:type="dxa" w:w="2681"/>
             <w:shd w:val="clear" w:color="auto" w:fill="F8F8FC"/>
           </w:tcPr>
           <w:p>
@@ -1738,11 +1738,11 @@
         <w:tblLook w:firstColumn="1" w:firstRow="1" w:lastColumn="0" w:lastRow="0" w:noHBand="0" w:noVBand="1" w:val="04A0"/>
       </w:tblPr>
       <w:tblGrid>
-        <w:gridCol w:w="2095"/>
-        <w:gridCol w:w="1525"/>
-        <w:gridCol w:w="4313"/>
-        <w:gridCol w:w="4132"/>
-        <w:gridCol w:w="2733"/>
+        <w:gridCol w:w="2057"/>
+        <w:gridCol w:w="1497"/>
+        <w:gridCol w:w="4322"/>
+        <w:gridCol w:w="4241"/>
+        <w:gridCol w:w="2681"/>
       </w:tblGrid>
       <w:tr>
         <w:trPr>
@@ -1751,7 +1751,7 @@
         </w:trPr>
         <w:tc>
           <w:tcPr>
-            <w:tcW w:type="dxa" w:w="2095"/>
+            <w:tcW w:type="dxa" w:w="2057"/>
             <w:shd w:val="clear" w:color="auto" w:fill="E8E8F4"/>
           </w:tcPr>
           <w:p>
@@ -1773,7 +1773,7 @@
         </w:tc>
         <w:tc>
           <w:tcPr>
-            <w:tcW w:type="dxa" w:w="1525"/>
+            <w:tcW w:type="dxa" w:w="1497"/>
             <w:shd w:val="clear" w:color="auto" w:fill="E8E8F4"/>
           </w:tcPr>
           <w:p>
@@ -1795,7 +1795,7 @@
         </w:tc>
         <w:tc>
           <w:tcPr>
-            <w:tcW w:type="dxa" w:w="4313"/>
+            <w:tcW w:type="dxa" w:w="4322"/>
             <w:shd w:val="clear" w:color="auto" w:fill="E8E8F4"/>
           </w:tcPr>
           <w:p>
@@ -1817,7 +1817,7 @@
         </w:tc>
         <w:tc>
           <w:tcPr>
-            <w:tcW w:type="dxa" w:w="4132"/>
+            <w:tcW w:type="dxa" w:w="4241"/>
             <w:shd w:val="clear" w:color="auto" w:fill="E8E8F4"/>
           </w:tcPr>
           <w:p>
@@ -1839,7 +1839,7 @@
         </w:tc>
         <w:tc>
           <w:tcPr>
-            <w:tcW w:type="dxa" w:w="2733"/>
+            <w:tcW w:type="dxa" w:w="2681"/>
             <w:shd w:val="clear" w:color="auto" w:fill="E8E8F4"/>
           </w:tcPr>
           <w:p>
@@ -1866,7 +1866,7 @@
         </w:trPr>
         <w:tc>
           <w:tcPr>
-            <w:tcW w:type="dxa" w:w="2095"/>
+            <w:tcW w:type="dxa" w:w="2057"/>
           </w:tcPr>
           <w:p>
             <w:pPr>
@@ -1887,7 +1887,7 @@
         </w:tc>
         <w:tc>
           <w:tcPr>
-            <w:tcW w:type="dxa" w:w="1525"/>
+            <w:tcW w:type="dxa" w:w="1497"/>
           </w:tcPr>
           <w:p>
             <w:pPr>
@@ -1906,7 +1906,7 @@
         </w:tc>
         <w:tc>
           <w:tcPr>
-            <w:tcW w:type="dxa" w:w="4313"/>
+            <w:tcW w:type="dxa" w:w="4322"/>
           </w:tcPr>
           <w:p>
             <w:pPr>
@@ -1925,7 +1925,7 @@
         </w:tc>
         <w:tc>
           <w:tcPr>
-            <w:tcW w:type="dxa" w:w="4132"/>
+            <w:tcW w:type="dxa" w:w="4241"/>
           </w:tcPr>
           <w:p>
             <w:pPr>
@@ -1938,22 +1938,13 @@
                 <w:sz w:val="17"/>
                 <w:szCs w:val="17"/>
               </w:rPr>
-              <w:t xml:space="preserve">리플 아시아태평양 세일즈 디렉터. 이전 경력은 공개 정보 확인 안 됨 </w:t>
-            </w:r>
-            <w:r>
-              <w:rPr>
-                <w:rFonts w:ascii="Malgun Gothic" w:hAnsi="Malgun Gothic" w:eastAsia="Malgun Gothic" w:cs="Malgun Gothic"/>
-                <w:color w:val="6B6B8C"/>
-                <w:sz w:val="14"/>
-                <w:szCs w:val="14"/>
-              </w:rPr>
-              <w:t xml:space="preserve">「원출처 확인 필요」</w:t>
+              <w:t xml:space="preserve">리플 아시아태평양 세일즈 디렉터. 파이어블록스 세일즈 디렉터 · 클레이튼 재단 · ANZ 출신(ANZ 는 인물 DB 기준)</w:t>
             </w:r>
           </w:p>
         </w:tc>
         <w:tc>
           <w:tcPr>
-            <w:tcW w:type="dxa" w:w="2733"/>
+            <w:tcW w:type="dxa" w:w="2681"/>
           </w:tcPr>
           <w:p>
             <w:pPr>
@@ -1968,7 +1959,7 @@
         </w:trPr>
         <w:tc>
           <w:tcPr>
-            <w:tcW w:type="dxa" w:w="2095"/>
+            <w:tcW w:type="dxa" w:w="2057"/>
             <w:shd w:val="clear" w:color="auto" w:fill="F8F8FC"/>
           </w:tcPr>
           <w:p>
@@ -1990,7 +1981,7 @@
         </w:tc>
         <w:tc>
           <w:tcPr>
-            <w:tcW w:type="dxa" w:w="1525"/>
+            <w:tcW w:type="dxa" w:w="1497"/>
             <w:shd w:val="clear" w:color="auto" w:fill="F8F8FC"/>
           </w:tcPr>
           <w:p>
@@ -2010,7 +2001,7 @@
         </w:tc>
         <w:tc>
           <w:tcPr>
-            <w:tcW w:type="dxa" w:w="4313"/>
+            <w:tcW w:type="dxa" w:w="4322"/>
             <w:shd w:val="clear" w:color="auto" w:fill="F8F8FC"/>
           </w:tcPr>
           <w:p>
@@ -2030,7 +2021,7 @@
         </w:tc>
         <w:tc>
           <w:tcPr>
-            <w:tcW w:type="dxa" w:w="4132"/>
+            <w:tcW w:type="dxa" w:w="4241"/>
             <w:shd w:val="clear" w:color="auto" w:fill="F8F8FC"/>
           </w:tcPr>
           <w:p>
@@ -2050,7 +2041,7 @@
         </w:tc>
         <w:tc>
           <w:tcPr>
-            <w:tcW w:type="dxa" w:w="2733"/>
+            <w:tcW w:type="dxa" w:w="2681"/>
             <w:shd w:val="clear" w:color="auto" w:fill="F8F8FC"/>
           </w:tcPr>
           <w:p>
@@ -2066,7 +2057,7 @@
         </w:trPr>
         <w:tc>
           <w:tcPr>
-            <w:tcW w:type="dxa" w:w="2095"/>
+            <w:tcW w:type="dxa" w:w="2057"/>
           </w:tcPr>
           <w:p>
             <w:pPr>
@@ -2087,7 +2078,7 @@
         </w:tc>
         <w:tc>
           <w:tcPr>
-            <w:tcW w:type="dxa" w:w="1525"/>
+            <w:tcW w:type="dxa" w:w="1497"/>
           </w:tcPr>
           <w:p>
             <w:pPr>
@@ -2106,7 +2097,7 @@
         </w:tc>
         <w:tc>
           <w:tcPr>
-            <w:tcW w:type="dxa" w:w="4313"/>
+            <w:tcW w:type="dxa" w:w="4322"/>
           </w:tcPr>
           <w:p>
             <w:pPr>
@@ -2125,7 +2116,7 @@
         </w:tc>
         <w:tc>
           <w:tcPr>
-            <w:tcW w:type="dxa" w:w="4132"/>
+            <w:tcW w:type="dxa" w:w="4241"/>
           </w:tcPr>
           <w:p>
             <w:pPr>
@@ -2144,7 +2135,7 @@
         </w:tc>
         <w:tc>
           <w:tcPr>
-            <w:tcW w:type="dxa" w:w="2733"/>
+            <w:tcW w:type="dxa" w:w="2681"/>
           </w:tcPr>
           <w:p>
             <w:pPr>
@@ -2159,7 +2150,7 @@
         </w:trPr>
         <w:tc>
           <w:tcPr>
-            <w:tcW w:type="dxa" w:w="2095"/>
+            <w:tcW w:type="dxa" w:w="2057"/>
             <w:shd w:val="clear" w:color="auto" w:fill="F8F8FC"/>
           </w:tcPr>
           <w:p>
@@ -2181,7 +2172,7 @@
         </w:tc>
         <w:tc>
           <w:tcPr>
-            <w:tcW w:type="dxa" w:w="1525"/>
+            <w:tcW w:type="dxa" w:w="1497"/>
             <w:shd w:val="clear" w:color="auto" w:fill="F8F8FC"/>
           </w:tcPr>
           <w:p>
@@ -2201,7 +2192,7 @@
         </w:tc>
         <w:tc>
           <w:tcPr>
-            <w:tcW w:type="dxa" w:w="4313"/>
+            <w:tcW w:type="dxa" w:w="4322"/>
             <w:shd w:val="clear" w:color="auto" w:fill="F8F8FC"/>
           </w:tcPr>
           <w:p>
@@ -2221,7 +2212,7 @@
         </w:tc>
         <w:tc>
           <w:tcPr>
-            <w:tcW w:type="dxa" w:w="4132"/>
+            <w:tcW w:type="dxa" w:w="4241"/>
             <w:shd w:val="clear" w:color="auto" w:fill="F8F8FC"/>
           </w:tcPr>
           <w:p>
@@ -2241,7 +2232,7 @@
         </w:tc>
         <w:tc>
           <w:tcPr>
-            <w:tcW w:type="dxa" w:w="2733"/>
+            <w:tcW w:type="dxa" w:w="2681"/>
             <w:shd w:val="clear" w:color="auto" w:fill="F8F8FC"/>
           </w:tcPr>
           <w:p>
@@ -2257,7 +2248,7 @@
         </w:trPr>
         <w:tc>
           <w:tcPr>
-            <w:tcW w:type="dxa" w:w="2095"/>
+            <w:tcW w:type="dxa" w:w="2057"/>
           </w:tcPr>
           <w:p>
             <w:pPr>
@@ -2278,7 +2269,7 @@
         </w:tc>
         <w:tc>
           <w:tcPr>
-            <w:tcW w:type="dxa" w:w="1525"/>
+            <w:tcW w:type="dxa" w:w="1497"/>
           </w:tcPr>
           <w:p>
             <w:pPr>
@@ -2297,7 +2288,7 @@
         </w:tc>
         <w:tc>
           <w:tcPr>
-            <w:tcW w:type="dxa" w:w="4313"/>
+            <w:tcW w:type="dxa" w:w="4322"/>
           </w:tcPr>
           <w:p>
             <w:pPr>
@@ -2316,7 +2307,7 @@
         </w:tc>
         <w:tc>
           <w:tcPr>
-            <w:tcW w:type="dxa" w:w="4132"/>
+            <w:tcW w:type="dxa" w:w="4241"/>
           </w:tcPr>
           <w:p>
             <w:pPr>
@@ -2344,7 +2335,7 @@
         </w:tc>
         <w:tc>
           <w:tcPr>
-            <w:tcW w:type="dxa" w:w="2733"/>
+            <w:tcW w:type="dxa" w:w="2681"/>
           </w:tcPr>
           <w:p>
             <w:pPr>
@@ -2359,7 +2350,7 @@
         </w:trPr>
         <w:tc>
           <w:tcPr>
-            <w:tcW w:type="dxa" w:w="2095"/>
+            <w:tcW w:type="dxa" w:w="2057"/>
             <w:shd w:val="clear" w:color="auto" w:fill="F8F8FC"/>
           </w:tcPr>
           <w:p>
@@ -2381,7 +2372,7 @@
         </w:tc>
         <w:tc>
           <w:tcPr>
-            <w:tcW w:type="dxa" w:w="1525"/>
+            <w:tcW w:type="dxa" w:w="1497"/>
             <w:shd w:val="clear" w:color="auto" w:fill="F8F8FC"/>
           </w:tcPr>
           <w:p>
@@ -2401,7 +2392,7 @@
         </w:tc>
         <w:tc>
           <w:tcPr>
-            <w:tcW w:type="dxa" w:w="4313"/>
+            <w:tcW w:type="dxa" w:w="4322"/>
             <w:shd w:val="clear" w:color="auto" w:fill="F8F8FC"/>
           </w:tcPr>
           <w:p>
@@ -2421,7 +2412,7 @@
         </w:tc>
         <w:tc>
           <w:tcPr>
-            <w:tcW w:type="dxa" w:w="4132"/>
+            <w:tcW w:type="dxa" w:w="4241"/>
             <w:shd w:val="clear" w:color="auto" w:fill="F8F8FC"/>
           </w:tcPr>
           <w:p>
@@ -2435,22 +2426,13 @@
                 <w:sz w:val="17"/>
                 <w:szCs w:val="17"/>
               </w:rPr>
-              <w:t xml:space="preserve">리플 XRPL 생태계 성장 담당(싱가포르). HBAR 재단 핀테크·결제 펀드 총괄 경력 </w:t>
-            </w:r>
-            <w:r>
-              <w:rPr>
-                <w:rFonts w:ascii="Malgun Gothic" w:hAnsi="Malgun Gothic" w:eastAsia="Malgun Gothic" w:cs="Malgun Gothic"/>
-                <w:color w:val="6B6B8C"/>
-                <w:sz w:val="14"/>
-                <w:szCs w:val="14"/>
-              </w:rPr>
-              <w:t xml:space="preserve">「원출처 확인 필요」</w:t>
+              <w:t xml:space="preserve">리플 XRPL 생태계 성장 담당(싱가포르). HBAR 재단 아태 생태계 총괄 · 핀테크·결제 펀드 총괄 경력</w:t>
             </w:r>
           </w:p>
         </w:tc>
         <w:tc>
           <w:tcPr>
-            <w:tcW w:type="dxa" w:w="2733"/>
+            <w:tcW w:type="dxa" w:w="2681"/>
             <w:shd w:val="clear" w:color="auto" w:fill="F8F8FC"/>
           </w:tcPr>
           <w:p>
@@ -2466,7 +2448,7 @@
         </w:trPr>
         <w:tc>
           <w:tcPr>
-            <w:tcW w:type="dxa" w:w="2095"/>
+            <w:tcW w:type="dxa" w:w="2057"/>
           </w:tcPr>
           <w:p>
             <w:pPr>
@@ -2487,7 +2469,7 @@
         </w:tc>
         <w:tc>
           <w:tcPr>
-            <w:tcW w:type="dxa" w:w="1525"/>
+            <w:tcW w:type="dxa" w:w="1497"/>
           </w:tcPr>
           <w:p>
             <w:pPr>
@@ -2506,7 +2488,7 @@
         </w:tc>
         <w:tc>
           <w:tcPr>
-            <w:tcW w:type="dxa" w:w="4313"/>
+            <w:tcW w:type="dxa" w:w="4322"/>
           </w:tcPr>
           <w:p>
             <w:pPr>
@@ -2525,7 +2507,7 @@
         </w:tc>
         <w:tc>
           <w:tcPr>
-            <w:tcW w:type="dxa" w:w="4132"/>
+            <w:tcW w:type="dxa" w:w="4241"/>
           </w:tcPr>
           <w:p>
             <w:pPr>
@@ -2544,7 +2526,7 @@
         </w:tc>
         <w:tc>
           <w:tcPr>
-            <w:tcW w:type="dxa" w:w="2733"/>
+            <w:tcW w:type="dxa" w:w="2681"/>
           </w:tcPr>
           <w:p>
             <w:pPr>
@@ -2559,7 +2541,7 @@
         </w:trPr>
         <w:tc>
           <w:tcPr>
-            <w:tcW w:type="dxa" w:w="2095"/>
+            <w:tcW w:type="dxa" w:w="2057"/>
             <w:shd w:val="clear" w:color="auto" w:fill="F8F8FC"/>
           </w:tcPr>
           <w:p>
@@ -2582,7 +2564,7 @@
         </w:tc>
         <w:tc>
           <w:tcPr>
-            <w:tcW w:type="dxa" w:w="1525"/>
+            <w:tcW w:type="dxa" w:w="1497"/>
             <w:shd w:val="clear" w:color="auto" w:fill="F8F8FC"/>
           </w:tcPr>
           <w:p>
@@ -2603,7 +2585,7 @@
         </w:tc>
         <w:tc>
           <w:tcPr>
-            <w:tcW w:type="dxa" w:w="4313"/>
+            <w:tcW w:type="dxa" w:w="4322"/>
             <w:shd w:val="clear" w:color="auto" w:fill="F8F8FC"/>
           </w:tcPr>
           <w:p>
@@ -2624,7 +2606,7 @@
         </w:tc>
         <w:tc>
           <w:tcPr>
-            <w:tcW w:type="dxa" w:w="4132"/>
+            <w:tcW w:type="dxa" w:w="4241"/>
             <w:shd w:val="clear" w:color="auto" w:fill="F8F8FC"/>
           </w:tcPr>
           <w:p>
@@ -2645,7 +2627,7 @@
         </w:tc>
         <w:tc>
           <w:tcPr>
-            <w:tcW w:type="dxa" w:w="2733"/>
+            <w:tcW w:type="dxa" w:w="2681"/>
             <w:shd w:val="clear" w:color="auto" w:fill="F8F8FC"/>
           </w:tcPr>
           <w:p>
@@ -2716,11 +2698,11 @@
         <w:tblLook w:firstColumn="1" w:firstRow="1" w:lastColumn="0" w:lastRow="0" w:noHBand="0" w:noVBand="1" w:val="04A0"/>
       </w:tblPr>
       <w:tblGrid>
-        <w:gridCol w:w="2095"/>
-        <w:gridCol w:w="1525"/>
-        <w:gridCol w:w="4313"/>
-        <w:gridCol w:w="4132"/>
-        <w:gridCol w:w="2733"/>
+        <w:gridCol w:w="2057"/>
+        <w:gridCol w:w="1497"/>
+        <w:gridCol w:w="4322"/>
+        <w:gridCol w:w="4241"/>
+        <w:gridCol w:w="2681"/>
       </w:tblGrid>
       <w:tr>
         <w:trPr>
@@ -2729,7 +2711,7 @@
         </w:trPr>
         <w:tc>
           <w:tcPr>
-            <w:tcW w:type="dxa" w:w="2095"/>
+            <w:tcW w:type="dxa" w:w="2057"/>
             <w:shd w:val="clear" w:color="auto" w:fill="E8E8F4"/>
           </w:tcPr>
           <w:p>
@@ -2751,7 +2733,7 @@
         </w:tc>
         <w:tc>
           <w:tcPr>
-            <w:tcW w:type="dxa" w:w="1525"/>
+            <w:tcW w:type="dxa" w:w="1497"/>
             <w:shd w:val="clear" w:color="auto" w:fill="E8E8F4"/>
           </w:tcPr>
           <w:p>
@@ -2773,7 +2755,7 @@
         </w:tc>
         <w:tc>
           <w:tcPr>
-            <w:tcW w:type="dxa" w:w="4313"/>
+            <w:tcW w:type="dxa" w:w="4322"/>
             <w:shd w:val="clear" w:color="auto" w:fill="E8E8F4"/>
           </w:tcPr>
           <w:p>
@@ -2795,7 +2777,7 @@
         </w:tc>
         <w:tc>
           <w:tcPr>
-            <w:tcW w:type="dxa" w:w="4132"/>
+            <w:tcW w:type="dxa" w:w="4241"/>
             <w:shd w:val="clear" w:color="auto" w:fill="E8E8F4"/>
           </w:tcPr>
           <w:p>
@@ -2817,7 +2799,7 @@
         </w:tc>
         <w:tc>
           <w:tcPr>
-            <w:tcW w:type="dxa" w:w="2733"/>
+            <w:tcW w:type="dxa" w:w="2681"/>
             <w:shd w:val="clear" w:color="auto" w:fill="E8E8F4"/>
           </w:tcPr>
           <w:p>
@@ -2844,7 +2826,7 @@
         </w:trPr>
         <w:tc>
           <w:tcPr>
-            <w:tcW w:type="dxa" w:w="2095"/>
+            <w:tcW w:type="dxa" w:w="2057"/>
             <w:shd w:val="clear" w:color="auto" w:fill="E9F6EF"/>
           </w:tcPr>
           <w:p>
@@ -2866,7 +2848,7 @@
         </w:tc>
         <w:tc>
           <w:tcPr>
-            <w:tcW w:type="dxa" w:w="1525"/>
+            <w:tcW w:type="dxa" w:w="1497"/>
             <w:shd w:val="clear" w:color="auto" w:fill="E9F6EF"/>
           </w:tcPr>
           <w:p>
@@ -2886,7 +2868,7 @@
         </w:tc>
         <w:tc>
           <w:tcPr>
-            <w:tcW w:type="dxa" w:w="4313"/>
+            <w:tcW w:type="dxa" w:w="4322"/>
             <w:shd w:val="clear" w:color="auto" w:fill="E9F6EF"/>
           </w:tcPr>
           <w:p>
@@ -2918,7 +2900,7 @@
         </w:tc>
         <w:tc>
           <w:tcPr>
-            <w:tcW w:type="dxa" w:w="4132"/>
+            <w:tcW w:type="dxa" w:w="4241"/>
             <w:shd w:val="clear" w:color="auto" w:fill="E9F6EF"/>
           </w:tcPr>
           <w:p>
@@ -2950,7 +2932,7 @@
         </w:tc>
         <w:tc>
           <w:tcPr>
-            <w:tcW w:type="dxa" w:w="2733"/>
+            <w:tcW w:type="dxa" w:w="2681"/>
             <w:shd w:val="clear" w:color="auto" w:fill="E9F6EF"/>
           </w:tcPr>
           <w:p>
@@ -2977,7 +2959,7 @@
         </w:trPr>
         <w:tc>
           <w:tcPr>
-            <w:tcW w:type="dxa" w:w="2095"/>
+            <w:tcW w:type="dxa" w:w="2057"/>
             <w:shd w:val="clear" w:color="auto" w:fill="F8F8FC"/>
           </w:tcPr>
           <w:p>
@@ -2999,7 +2981,7 @@
         </w:tc>
         <w:tc>
           <w:tcPr>
-            <w:tcW w:type="dxa" w:w="1525"/>
+            <w:tcW w:type="dxa" w:w="1497"/>
             <w:shd w:val="clear" w:color="auto" w:fill="F8F8FC"/>
           </w:tcPr>
           <w:p>
@@ -3019,7 +3001,7 @@
         </w:tc>
         <w:tc>
           <w:tcPr>
-            <w:tcW w:type="dxa" w:w="4313"/>
+            <w:tcW w:type="dxa" w:w="4322"/>
             <w:shd w:val="clear" w:color="auto" w:fill="F8F8FC"/>
           </w:tcPr>
           <w:p>
@@ -3033,13 +3015,13 @@
                 <w:sz w:val="17"/>
                 <w:szCs w:val="17"/>
               </w:rPr>
-              <w:t xml:space="preserve">일본 Web3 Salon과 제휴해 XRPL 스타트업에 팀당 20만 달러 지원</w:t>
+              <w:t xml:space="preserve">2025.6 일본 Web3 Salon과 제휴해 XRPL 스타트업에 프로젝트당 최대 20만 달러 그랜트</w:t>
             </w:r>
           </w:p>
         </w:tc>
         <w:tc>
           <w:tcPr>
-            <w:tcW w:type="dxa" w:w="4132"/>
+            <w:tcW w:type="dxa" w:w="4241"/>
             <w:shd w:val="clear" w:color="auto" w:fill="F8F8FC"/>
           </w:tcPr>
           <w:p>
@@ -3059,7 +3041,7 @@
         </w:tc>
         <w:tc>
           <w:tcPr>
-            <w:tcW w:type="dxa" w:w="2733"/>
+            <w:tcW w:type="dxa" w:w="2681"/>
             <w:shd w:val="clear" w:color="auto" w:fill="F8F8FC"/>
           </w:tcPr>
           <w:p>
@@ -3075,7 +3057,7 @@
         </w:trPr>
         <w:tc>
           <w:tcPr>
-            <w:tcW w:type="dxa" w:w="2095"/>
+            <w:tcW w:type="dxa" w:w="2057"/>
             <w:shd w:val="clear" w:color="auto" w:fill="E9F6EF"/>
           </w:tcPr>
           <w:p>
@@ -3097,7 +3079,7 @@
         </w:tc>
         <w:tc>
           <w:tcPr>
-            <w:tcW w:type="dxa" w:w="1525"/>
+            <w:tcW w:type="dxa" w:w="1497"/>
             <w:shd w:val="clear" w:color="auto" w:fill="E9F6EF"/>
           </w:tcPr>
           <w:p>
@@ -3117,7 +3099,7 @@
         </w:tc>
         <w:tc>
           <w:tcPr>
-            <w:tcW w:type="dxa" w:w="4313"/>
+            <w:tcW w:type="dxa" w:w="4322"/>
             <w:shd w:val="clear" w:color="auto" w:fill="E9F6EF"/>
           </w:tcPr>
           <w:p>
@@ -3149,7 +3131,7 @@
         </w:tc>
         <w:tc>
           <w:tcPr>
-            <w:tcW w:type="dxa" w:w="4132"/>
+            <w:tcW w:type="dxa" w:w="4241"/>
             <w:shd w:val="clear" w:color="auto" w:fill="E9F6EF"/>
           </w:tcPr>
           <w:p>
@@ -3181,7 +3163,7 @@
         </w:tc>
         <w:tc>
           <w:tcPr>
-            <w:tcW w:type="dxa" w:w="2733"/>
+            <w:tcW w:type="dxa" w:w="2681"/>
             <w:shd w:val="clear" w:color="auto" w:fill="E9F6EF"/>
           </w:tcPr>
           <w:p>
@@ -3220,7 +3202,7 @@
         </w:trPr>
         <w:tc>
           <w:tcPr>
-            <w:tcW w:type="dxa" w:w="2095"/>
+            <w:tcW w:type="dxa" w:w="2057"/>
             <w:shd w:val="clear" w:color="auto" w:fill="F8F8FC"/>
           </w:tcPr>
           <w:p>
@@ -3242,7 +3224,7 @@
         </w:tc>
         <w:tc>
           <w:tcPr>
-            <w:tcW w:type="dxa" w:w="1525"/>
+            <w:tcW w:type="dxa" w:w="1497"/>
             <w:shd w:val="clear" w:color="auto" w:fill="F8F8FC"/>
           </w:tcPr>
           <w:p>
@@ -3262,7 +3244,7 @@
         </w:tc>
         <w:tc>
           <w:tcPr>
-            <w:tcW w:type="dxa" w:w="4313"/>
+            <w:tcW w:type="dxa" w:w="4322"/>
             <w:shd w:val="clear" w:color="auto" w:fill="F8F8FC"/>
           </w:tcPr>
           <w:p>
@@ -3282,7 +3264,7 @@
         </w:tc>
         <w:tc>
           <w:tcPr>
-            <w:tcW w:type="dxa" w:w="4132"/>
+            <w:tcW w:type="dxa" w:w="4241"/>
             <w:shd w:val="clear" w:color="auto" w:fill="F8F8FC"/>
           </w:tcPr>
           <w:p>
@@ -3296,13 +3278,13 @@
                 <w:sz w:val="17"/>
                 <w:szCs w:val="17"/>
               </w:rPr>
-              <w:t xml:space="preserve">크레더 대표 · 국회도서관 발제에서 '금 기반 실물자산 토큰화 국내 사례' 발표</w:t>
+              <w:t xml:space="preserve">크레더 대표 · 9/28 국회도서관 RWA 입법과제 세미나(강준현 · 민병덕 의원실) 발제 '금 기반 실물자산 토큰화 국내 사례'</w:t>
             </w:r>
           </w:p>
         </w:tc>
         <w:tc>
           <w:tcPr>
-            <w:tcW w:type="dxa" w:w="2733"/>
+            <w:tcW w:type="dxa" w:w="2681"/>
             <w:shd w:val="clear" w:color="auto" w:fill="F8F8FC"/>
           </w:tcPr>
           <w:p>
@@ -3318,7 +3300,7 @@
         </w:trPr>
         <w:tc>
           <w:tcPr>
-            <w:tcW w:type="dxa" w:w="2095"/>
+            <w:tcW w:type="dxa" w:w="2057"/>
           </w:tcPr>
           <w:p>
             <w:pPr>
@@ -3339,7 +3321,7 @@
         </w:tc>
         <w:tc>
           <w:tcPr>
-            <w:tcW w:type="dxa" w:w="1525"/>
+            <w:tcW w:type="dxa" w:w="1497"/>
           </w:tcPr>
           <w:p>
             <w:pPr>
@@ -3358,7 +3340,7 @@
         </w:tc>
         <w:tc>
           <w:tcPr>
-            <w:tcW w:type="dxa" w:w="4313"/>
+            <w:tcW w:type="dxa" w:w="4322"/>
           </w:tcPr>
           <w:p>
             <w:pPr>
@@ -3377,7 +3359,7 @@
         </w:tc>
         <w:tc>
           <w:tcPr>
-            <w:tcW w:type="dxa" w:w="4132"/>
+            <w:tcW w:type="dxa" w:w="4241"/>
           </w:tcPr>
           <w:p>
             <w:pPr>
@@ -3390,13 +3372,13 @@
                 <w:sz w:val="17"/>
                 <w:szCs w:val="17"/>
               </w:rPr>
-              <w:t xml:space="preserve">공동창업자 겸 CEO(보도자료 명기) · 이전 이력은 공개 정보 확인 안 됨</w:t>
+              <w:t xml:space="preserve">공동창업자 겸 CEO(보도자료 명기) · SynFutures 공동창업자 겸 COO 출신(그 전 Matrixport 법무는 인물 DB 기준)</w:t>
             </w:r>
           </w:p>
         </w:tc>
         <w:tc>
           <w:tcPr>
-            <w:tcW w:type="dxa" w:w="2733"/>
+            <w:tcW w:type="dxa" w:w="2681"/>
           </w:tcPr>
           <w:p>
             <w:pPr>
@@ -3411,7 +3393,7 @@
         </w:trPr>
         <w:tc>
           <w:tcPr>
-            <w:tcW w:type="dxa" w:w="2095"/>
+            <w:tcW w:type="dxa" w:w="2057"/>
             <w:shd w:val="clear" w:color="auto" w:fill="F8F8FC"/>
           </w:tcPr>
           <w:p>
@@ -3427,13 +3409,13 @@
                 <w:sz w:val="17"/>
                 <w:szCs w:val="17"/>
               </w:rPr>
-              <w:t xml:space="preserve">조이스 추이 Joyce Cui · 아세토 핀테크(Asseto) 파트너</w:t>
+              <w:t xml:space="preserve">조이스 추이 Joyce Cui · 아세토(Asseto Finance) 파트너</w:t>
             </w:r>
           </w:p>
         </w:tc>
         <w:tc>
           <w:tcPr>
-            <w:tcW w:type="dxa" w:w="1525"/>
+            <w:tcW w:type="dxa" w:w="1497"/>
             <w:shd w:val="clear" w:color="auto" w:fill="F8F8FC"/>
           </w:tcPr>
           <w:p>
@@ -3453,7 +3435,7 @@
         </w:tc>
         <w:tc>
           <w:tcPr>
-            <w:tcW w:type="dxa" w:w="4313"/>
+            <w:tcW w:type="dxa" w:w="4322"/>
             <w:shd w:val="clear" w:color="auto" w:fill="F8F8FC"/>
           </w:tcPr>
           <w:p>
@@ -3473,7 +3455,7 @@
         </w:tc>
         <w:tc>
           <w:tcPr>
-            <w:tcW w:type="dxa" w:w="4132"/>
+            <w:tcW w:type="dxa" w:w="4241"/>
             <w:shd w:val="clear" w:color="auto" w:fill="F8F8FC"/>
           </w:tcPr>
           <w:p>
@@ -3493,7 +3475,7 @@
         </w:tc>
         <w:tc>
           <w:tcPr>
-            <w:tcW w:type="dxa" w:w="2733"/>
+            <w:tcW w:type="dxa" w:w="2681"/>
             <w:shd w:val="clear" w:color="auto" w:fill="F8F8FC"/>
           </w:tcPr>
           <w:p>
@@ -3509,7 +3491,7 @@
         </w:trPr>
         <w:tc>
           <w:tcPr>
-            <w:tcW w:type="dxa" w:w="2095"/>
+            <w:tcW w:type="dxa" w:w="2057"/>
             <w:shd w:val="clear" w:color="auto" w:fill="E9F6EF"/>
           </w:tcPr>
           <w:p>
@@ -3531,7 +3513,7 @@
         </w:tc>
         <w:tc>
           <w:tcPr>
-            <w:tcW w:type="dxa" w:w="1525"/>
+            <w:tcW w:type="dxa" w:w="1497"/>
             <w:shd w:val="clear" w:color="auto" w:fill="E9F6EF"/>
           </w:tcPr>
           <w:p>
@@ -3551,7 +3533,7 @@
         </w:tc>
         <w:tc>
           <w:tcPr>
-            <w:tcW w:type="dxa" w:w="4313"/>
+            <w:tcW w:type="dxa" w:w="4322"/>
             <w:shd w:val="clear" w:color="auto" w:fill="E9F6EF"/>
           </w:tcPr>
           <w:p>
@@ -3583,7 +3565,7 @@
         </w:tc>
         <w:tc>
           <w:tcPr>
-            <w:tcW w:type="dxa" w:w="4132"/>
+            <w:tcW w:type="dxa" w:w="4241"/>
             <w:shd w:val="clear" w:color="auto" w:fill="E9F6EF"/>
           </w:tcPr>
           <w:p>
@@ -3603,7 +3585,7 @@
         </w:tc>
         <w:tc>
           <w:tcPr>
-            <w:tcW w:type="dxa" w:w="2733"/>
+            <w:tcW w:type="dxa" w:w="2681"/>
             <w:shd w:val="clear" w:color="auto" w:fill="E9F6EF"/>
           </w:tcPr>
           <w:p>
@@ -3630,7 +3612,7 @@
         </w:trPr>
         <w:tc>
           <w:tcPr>
-            <w:tcW w:type="dxa" w:w="2095"/>
+            <w:tcW w:type="dxa" w:w="2057"/>
             <w:shd w:val="clear" w:color="auto" w:fill="F8F8FC"/>
           </w:tcPr>
           <w:p>
@@ -3652,7 +3634,7 @@
         </w:tc>
         <w:tc>
           <w:tcPr>
-            <w:tcW w:type="dxa" w:w="1525"/>
+            <w:tcW w:type="dxa" w:w="1497"/>
             <w:shd w:val="clear" w:color="auto" w:fill="F8F8FC"/>
           </w:tcPr>
           <w:p>
@@ -3672,7 +3654,7 @@
         </w:tc>
         <w:tc>
           <w:tcPr>
-            <w:tcW w:type="dxa" w:w="4313"/>
+            <w:tcW w:type="dxa" w:w="4322"/>
             <w:shd w:val="clear" w:color="auto" w:fill="F8F8FC"/>
           </w:tcPr>
           <w:p>
@@ -3692,7 +3674,7 @@
         </w:tc>
         <w:tc>
           <w:tcPr>
-            <w:tcW w:type="dxa" w:w="4132"/>
+            <w:tcW w:type="dxa" w:w="4241"/>
             <w:shd w:val="clear" w:color="auto" w:fill="F8F8FC"/>
           </w:tcPr>
           <w:p>
@@ -3712,7 +3694,7 @@
         </w:tc>
         <w:tc>
           <w:tcPr>
-            <w:tcW w:type="dxa" w:w="2733"/>
+            <w:tcW w:type="dxa" w:w="2681"/>
             <w:shd w:val="clear" w:color="auto" w:fill="F8F8FC"/>
           </w:tcPr>
           <w:p>
@@ -3728,7 +3710,7 @@
         </w:trPr>
         <w:tc>
           <w:tcPr>
-            <w:tcW w:type="dxa" w:w="2095"/>
+            <w:tcW w:type="dxa" w:w="2057"/>
             <w:shd w:val="clear" w:color="auto" w:fill="E9F6EF"/>
           </w:tcPr>
           <w:p>
@@ -3750,7 +3732,7 @@
         </w:tc>
         <w:tc>
           <w:tcPr>
-            <w:tcW w:type="dxa" w:w="1525"/>
+            <w:tcW w:type="dxa" w:w="1497"/>
             <w:shd w:val="clear" w:color="auto" w:fill="E9F6EF"/>
           </w:tcPr>
           <w:p>
@@ -3770,7 +3752,7 @@
         </w:tc>
         <w:tc>
           <w:tcPr>
-            <w:tcW w:type="dxa" w:w="4313"/>
+            <w:tcW w:type="dxa" w:w="4322"/>
             <w:shd w:val="clear" w:color="auto" w:fill="E9F6EF"/>
           </w:tcPr>
           <w:p>
@@ -3784,7 +3766,7 @@
                 <w:sz w:val="17"/>
                 <w:szCs w:val="17"/>
               </w:rPr>
-              <w:t xml:space="preserve">리플(XRP) 특화 투자 유튜브 · 카나리 캐피탈 CEO 대담, 오프라인 컨퍼런스 6회+</w:t>
+              <w:t xml:space="preserve">리플(XRP) 특화 투자 유튜브 · 카나리 캐피탈 CEO 대담, 오프라인 컨퍼런스 10회+(2026.2 제10차)</w:t>
             </w:r>
             <w:r>
               <w:br/>
@@ -3802,7 +3784,7 @@
         </w:tc>
         <w:tc>
           <w:tcPr>
-            <w:tcW w:type="dxa" w:w="4132"/>
+            <w:tcW w:type="dxa" w:w="4241"/>
             <w:shd w:val="clear" w:color="auto" w:fill="E9F6EF"/>
           </w:tcPr>
           <w:p>
@@ -3834,7 +3816,7 @@
         </w:tc>
         <w:tc>
           <w:tcPr>
-            <w:tcW w:type="dxa" w:w="2733"/>
+            <w:tcW w:type="dxa" w:w="2681"/>
             <w:shd w:val="clear" w:color="auto" w:fill="E9F6EF"/>
           </w:tcPr>
           <w:p>
@@ -3861,7 +3843,7 @@
         </w:trPr>
         <w:tc>
           <w:tcPr>
-            <w:tcW w:type="dxa" w:w="2095"/>
+            <w:tcW w:type="dxa" w:w="2057"/>
             <w:shd w:val="clear" w:color="auto" w:fill="F8F8FC"/>
           </w:tcPr>
           <w:p>
@@ -3883,7 +3865,7 @@
         </w:tc>
         <w:tc>
           <w:tcPr>
-            <w:tcW w:type="dxa" w:w="1525"/>
+            <w:tcW w:type="dxa" w:w="1497"/>
             <w:shd w:val="clear" w:color="auto" w:fill="F8F8FC"/>
           </w:tcPr>
           <w:p>
@@ -3903,7 +3885,7 @@
         </w:tc>
         <w:tc>
           <w:tcPr>
-            <w:tcW w:type="dxa" w:w="4313"/>
+            <w:tcW w:type="dxa" w:w="4322"/>
             <w:shd w:val="clear" w:color="auto" w:fill="F8F8FC"/>
           </w:tcPr>
           <w:p>
@@ -3923,7 +3905,7 @@
         </w:tc>
         <w:tc>
           <w:tcPr>
-            <w:tcW w:type="dxa" w:w="4132"/>
+            <w:tcW w:type="dxa" w:w="4241"/>
             <w:shd w:val="clear" w:color="auto" w:fill="F8F8FC"/>
           </w:tcPr>
           <w:p>
@@ -3943,7 +3925,7 @@
         </w:tc>
         <w:tc>
           <w:tcPr>
-            <w:tcW w:type="dxa" w:w="2733"/>
+            <w:tcW w:type="dxa" w:w="2681"/>
             <w:shd w:val="clear" w:color="auto" w:fill="F8F8FC"/>
           </w:tcPr>
           <w:p>
@@ -3959,7 +3941,7 @@
         </w:trPr>
         <w:tc>
           <w:tcPr>
-            <w:tcW w:type="dxa" w:w="2095"/>
+            <w:tcW w:type="dxa" w:w="2057"/>
           </w:tcPr>
           <w:p>
             <w:pPr>
@@ -3980,7 +3962,7 @@
         </w:tc>
         <w:tc>
           <w:tcPr>
-            <w:tcW w:type="dxa" w:w="1525"/>
+            <w:tcW w:type="dxa" w:w="1497"/>
           </w:tcPr>
           <w:p>
             <w:pPr>
@@ -3999,7 +3981,7 @@
         </w:tc>
         <w:tc>
           <w:tcPr>
-            <w:tcW w:type="dxa" w:w="4313"/>
+            <w:tcW w:type="dxa" w:w="4322"/>
           </w:tcPr>
           <w:p>
             <w:pPr>
@@ -4018,7 +4000,7 @@
         </w:tc>
         <w:tc>
           <w:tcPr>
-            <w:tcW w:type="dxa" w:w="4132"/>
+            <w:tcW w:type="dxa" w:w="4241"/>
           </w:tcPr>
           <w:p>
             <w:pPr>
@@ -4037,7 +4019,7 @@
         </w:tc>
         <w:tc>
           <w:tcPr>
-            <w:tcW w:type="dxa" w:w="2733"/>
+            <w:tcW w:type="dxa" w:w="2681"/>
           </w:tcPr>
           <w:p>
             <w:pPr>
@@ -4107,11 +4089,11 @@
         <w:tblLook w:firstColumn="1" w:firstRow="1" w:lastColumn="0" w:lastRow="0" w:noHBand="0" w:noVBand="1" w:val="04A0"/>
       </w:tblPr>
       <w:tblGrid>
-        <w:gridCol w:w="2095"/>
-        <w:gridCol w:w="1525"/>
-        <w:gridCol w:w="4313"/>
-        <w:gridCol w:w="4132"/>
-        <w:gridCol w:w="2733"/>
+        <w:gridCol w:w="2057"/>
+        <w:gridCol w:w="1497"/>
+        <w:gridCol w:w="4322"/>
+        <w:gridCol w:w="4241"/>
+        <w:gridCol w:w="2681"/>
       </w:tblGrid>
       <w:tr>
         <w:trPr>
@@ -4120,7 +4102,7 @@
         </w:trPr>
         <w:tc>
           <w:tcPr>
-            <w:tcW w:type="dxa" w:w="2095"/>
+            <w:tcW w:type="dxa" w:w="2057"/>
             <w:shd w:val="clear" w:color="auto" w:fill="E8E8F4"/>
           </w:tcPr>
           <w:p>
@@ -4142,7 +4124,7 @@
         </w:tc>
         <w:tc>
           <w:tcPr>
-            <w:tcW w:type="dxa" w:w="1525"/>
+            <w:tcW w:type="dxa" w:w="1497"/>
             <w:shd w:val="clear" w:color="auto" w:fill="E8E8F4"/>
           </w:tcPr>
           <w:p>
@@ -4164,7 +4146,7 @@
         </w:tc>
         <w:tc>
           <w:tcPr>
-            <w:tcW w:type="dxa" w:w="4313"/>
+            <w:tcW w:type="dxa" w:w="4322"/>
             <w:shd w:val="clear" w:color="auto" w:fill="E8E8F4"/>
           </w:tcPr>
           <w:p>
@@ -4186,7 +4168,7 @@
         </w:tc>
         <w:tc>
           <w:tcPr>
-            <w:tcW w:type="dxa" w:w="4132"/>
+            <w:tcW w:type="dxa" w:w="4241"/>
             <w:shd w:val="clear" w:color="auto" w:fill="E8E8F4"/>
           </w:tcPr>
           <w:p>
@@ -4208,7 +4190,7 @@
         </w:tc>
         <w:tc>
           <w:tcPr>
-            <w:tcW w:type="dxa" w:w="2733"/>
+            <w:tcW w:type="dxa" w:w="2681"/>
             <w:shd w:val="clear" w:color="auto" w:fill="E8E8F4"/>
           </w:tcPr>
           <w:p>
@@ -4235,7 +4217,7 @@
         </w:trPr>
         <w:tc>
           <w:tcPr>
-            <w:tcW w:type="dxa" w:w="2095"/>
+            <w:tcW w:type="dxa" w:w="2057"/>
           </w:tcPr>
           <w:p>
             <w:pPr>
@@ -4256,7 +4238,7 @@
         </w:tc>
         <w:tc>
           <w:tcPr>
-            <w:tcW w:type="dxa" w:w="1525"/>
+            <w:tcW w:type="dxa" w:w="1497"/>
           </w:tcPr>
           <w:p>
             <w:pPr>
@@ -4275,7 +4257,7 @@
         </w:tc>
         <w:tc>
           <w:tcPr>
-            <w:tcW w:type="dxa" w:w="4313"/>
+            <w:tcW w:type="dxa" w:w="4322"/>
           </w:tcPr>
           <w:p>
             <w:pPr>
@@ -4294,7 +4276,7 @@
         </w:tc>
         <w:tc>
           <w:tcPr>
-            <w:tcW w:type="dxa" w:w="4132"/>
+            <w:tcW w:type="dxa" w:w="4241"/>
           </w:tcPr>
           <w:p>
             <w:pPr>
@@ -4313,7 +4295,7 @@
         </w:tc>
         <w:tc>
           <w:tcPr>
-            <w:tcW w:type="dxa" w:w="2733"/>
+            <w:tcW w:type="dxa" w:w="2681"/>
           </w:tcPr>
           <w:p>
             <w:pPr>
@@ -4328,7 +4310,7 @@
         </w:trPr>
         <w:tc>
           <w:tcPr>
-            <w:tcW w:type="dxa" w:w="2095"/>
+            <w:tcW w:type="dxa" w:w="2057"/>
             <w:shd w:val="clear" w:color="auto" w:fill="F8F8FC"/>
           </w:tcPr>
           <w:p>
@@ -4350,7 +4332,7 @@
         </w:tc>
         <w:tc>
           <w:tcPr>
-            <w:tcW w:type="dxa" w:w="1525"/>
+            <w:tcW w:type="dxa" w:w="1497"/>
             <w:shd w:val="clear" w:color="auto" w:fill="F8F8FC"/>
           </w:tcPr>
           <w:p>
@@ -4370,7 +4352,7 @@
         </w:tc>
         <w:tc>
           <w:tcPr>
-            <w:tcW w:type="dxa" w:w="4313"/>
+            <w:tcW w:type="dxa" w:w="4322"/>
             <w:shd w:val="clear" w:color="auto" w:fill="F8F8FC"/>
           </w:tcPr>
           <w:p>
@@ -4384,13 +4366,13 @@
                 <w:sz w:val="17"/>
                 <w:szCs w:val="17"/>
               </w:rPr>
-              <w:t xml:space="preserve">온체인 실행·UX 인프라. MEE로 여러 체인 작업을 서명 1회로 처리, 국내 XRP 지갑과 협업</w:t>
+              <w:t xml:space="preserve">온체인 실행·UX 인프라. MEE로 여러 체인 작업을 서명 1회로 처리, 국내 XRP 지갑 기린 월렛과 협업(2025.1 발표)</w:t>
             </w:r>
           </w:p>
         </w:tc>
         <w:tc>
           <w:tcPr>
-            <w:tcW w:type="dxa" w:w="4132"/>
+            <w:tcW w:type="dxa" w:w="4241"/>
             <w:shd w:val="clear" w:color="auto" w:fill="F8F8FC"/>
           </w:tcPr>
           <w:p>
@@ -4410,7 +4392,7 @@
         </w:tc>
         <w:tc>
           <w:tcPr>
-            <w:tcW w:type="dxa" w:w="2733"/>
+            <w:tcW w:type="dxa" w:w="2681"/>
             <w:shd w:val="clear" w:color="auto" w:fill="F8F8FC"/>
           </w:tcPr>
           <w:p>
@@ -4426,7 +4408,7 @@
         </w:trPr>
         <w:tc>
           <w:tcPr>
-            <w:tcW w:type="dxa" w:w="2095"/>
+            <w:tcW w:type="dxa" w:w="2057"/>
           </w:tcPr>
           <w:p>
             <w:pPr>
@@ -4447,7 +4429,7 @@
         </w:tc>
         <w:tc>
           <w:tcPr>
-            <w:tcW w:type="dxa" w:w="1525"/>
+            <w:tcW w:type="dxa" w:w="1497"/>
           </w:tcPr>
           <w:p>
             <w:pPr>
@@ -4466,7 +4448,7 @@
         </w:tc>
         <w:tc>
           <w:tcPr>
-            <w:tcW w:type="dxa" w:w="4313"/>
+            <w:tcW w:type="dxa" w:w="4322"/>
           </w:tcPr>
           <w:p>
             <w:pPr>
@@ -4485,7 +4467,7 @@
         </w:tc>
         <w:tc>
           <w:tcPr>
-            <w:tcW w:type="dxa" w:w="4132"/>
+            <w:tcW w:type="dxa" w:w="4241"/>
           </w:tcPr>
           <w:p>
             <w:pPr>
@@ -4498,22 +4480,13 @@
                 <w:sz w:val="17"/>
                 <w:szCs w:val="17"/>
               </w:rPr>
-              <w:t xml:space="preserve">Axelar·Common Prefix 그로스 총괄 겸임. 체인 통합과 인텐트/RFQ API 확산 담당 </w:t>
-            </w:r>
-            <w:r>
-              <w:rPr>
-                <w:rFonts w:ascii="Malgun Gothic" w:hAnsi="Malgun Gothic" w:eastAsia="Malgun Gothic" w:cs="Malgun Gothic"/>
-                <w:color w:val="6B6B8C"/>
-                <w:sz w:val="14"/>
-                <w:szCs w:val="14"/>
-              </w:rPr>
-              <w:t xml:space="preserve">「원출처 확인 필요」</w:t>
+              <w:t xml:space="preserve">Axelar·Common Prefix 그로스 총괄 겸임. 체인 통합과 인텐트/RFQ API 확산 담당</w:t>
             </w:r>
           </w:p>
         </w:tc>
         <w:tc>
           <w:tcPr>
-            <w:tcW w:type="dxa" w:w="2733"/>
+            <w:tcW w:type="dxa" w:w="2681"/>
           </w:tcPr>
           <w:p>
             <w:pPr>
@@ -4528,7 +4501,7 @@
         </w:trPr>
         <w:tc>
           <w:tcPr>
-            <w:tcW w:type="dxa" w:w="2095"/>
+            <w:tcW w:type="dxa" w:w="2057"/>
             <w:shd w:val="clear" w:color="auto" w:fill="F8F8FC"/>
           </w:tcPr>
           <w:p>
@@ -4550,7 +4523,7 @@
         </w:tc>
         <w:tc>
           <w:tcPr>
-            <w:tcW w:type="dxa" w:w="1525"/>
+            <w:tcW w:type="dxa" w:w="1497"/>
             <w:shd w:val="clear" w:color="auto" w:fill="F8F8FC"/>
           </w:tcPr>
           <w:p>
@@ -4570,7 +4543,7 @@
         </w:tc>
         <w:tc>
           <w:tcPr>
-            <w:tcW w:type="dxa" w:w="4313"/>
+            <w:tcW w:type="dxa" w:w="4322"/>
             <w:shd w:val="clear" w:color="auto" w:fill="F8F8FC"/>
           </w:tcPr>
           <w:p>
@@ -4590,7 +4563,7 @@
         </w:tc>
         <w:tc>
           <w:tcPr>
-            <w:tcW w:type="dxa" w:w="4132"/>
+            <w:tcW w:type="dxa" w:w="4241"/>
             <w:shd w:val="clear" w:color="auto" w:fill="F8F8FC"/>
           </w:tcPr>
           <w:p>
@@ -4610,7 +4583,7 @@
         </w:tc>
         <w:tc>
           <w:tcPr>
-            <w:tcW w:type="dxa" w:w="2733"/>
+            <w:tcW w:type="dxa" w:w="2681"/>
             <w:shd w:val="clear" w:color="auto" w:fill="F8F8FC"/>
           </w:tcPr>
           <w:p>
@@ -4626,7 +4599,7 @@
         </w:trPr>
         <w:tc>
           <w:tcPr>
-            <w:tcW w:type="dxa" w:w="2095"/>
+            <w:tcW w:type="dxa" w:w="2057"/>
           </w:tcPr>
           <w:p>
             <w:pPr>
@@ -4647,7 +4620,7 @@
         </w:tc>
         <w:tc>
           <w:tcPr>
-            <w:tcW w:type="dxa" w:w="1525"/>
+            <w:tcW w:type="dxa" w:w="1497"/>
           </w:tcPr>
           <w:p>
             <w:pPr>
@@ -4666,7 +4639,7 @@
         </w:tc>
         <w:tc>
           <w:tcPr>
-            <w:tcW w:type="dxa" w:w="4313"/>
+            <w:tcW w:type="dxa" w:w="4322"/>
           </w:tcPr>
           <w:p>
             <w:pPr>
@@ -4685,7 +4658,7 @@
         </w:tc>
         <w:tc>
           <w:tcPr>
-            <w:tcW w:type="dxa" w:w="4132"/>
+            <w:tcW w:type="dxa" w:w="4241"/>
           </w:tcPr>
           <w:p>
             <w:pPr>
@@ -4704,7 +4677,7 @@
         </w:tc>
         <w:tc>
           <w:tcPr>
-            <w:tcW w:type="dxa" w:w="2733"/>
+            <w:tcW w:type="dxa" w:w="2681"/>
           </w:tcPr>
           <w:p>
             <w:pPr>
@@ -4719,7 +4692,7 @@
         </w:trPr>
         <w:tc>
           <w:tcPr>
-            <w:tcW w:type="dxa" w:w="2095"/>
+            <w:tcW w:type="dxa" w:w="2057"/>
             <w:shd w:val="clear" w:color="auto" w:fill="F8F8FC"/>
           </w:tcPr>
           <w:p>
@@ -4741,7 +4714,7 @@
         </w:tc>
         <w:tc>
           <w:tcPr>
-            <w:tcW w:type="dxa" w:w="1525"/>
+            <w:tcW w:type="dxa" w:w="1497"/>
             <w:shd w:val="clear" w:color="auto" w:fill="F8F8FC"/>
           </w:tcPr>
           <w:p>
@@ -4761,7 +4734,7 @@
         </w:tc>
         <w:tc>
           <w:tcPr>
-            <w:tcW w:type="dxa" w:w="4313"/>
+            <w:tcW w:type="dxa" w:w="4322"/>
             <w:shd w:val="clear" w:color="auto" w:fill="F8F8FC"/>
           </w:tcPr>
           <w:p>
@@ -4781,7 +4754,7 @@
         </w:tc>
         <w:tc>
           <w:tcPr>
-            <w:tcW w:type="dxa" w:w="4132"/>
+            <w:tcW w:type="dxa" w:w="4241"/>
             <w:shd w:val="clear" w:color="auto" w:fill="F8F8FC"/>
           </w:tcPr>
           <w:p>
@@ -4801,7 +4774,7 @@
         </w:tc>
         <w:tc>
           <w:tcPr>
-            <w:tcW w:type="dxa" w:w="2733"/>
+            <w:tcW w:type="dxa" w:w="2681"/>
             <w:shd w:val="clear" w:color="auto" w:fill="F8F8FC"/>
           </w:tcPr>
           <w:p>
@@ -4817,7 +4790,7 @@
         </w:trPr>
         <w:tc>
           <w:tcPr>
-            <w:tcW w:type="dxa" w:w="2095"/>
+            <w:tcW w:type="dxa" w:w="2057"/>
             <w:shd w:val="clear" w:color="auto" w:fill="E9F6EF"/>
           </w:tcPr>
           <w:p>
@@ -4839,7 +4812,7 @@
         </w:tc>
         <w:tc>
           <w:tcPr>
-            <w:tcW w:type="dxa" w:w="1525"/>
+            <w:tcW w:type="dxa" w:w="1497"/>
             <w:shd w:val="clear" w:color="auto" w:fill="E9F6EF"/>
           </w:tcPr>
           <w:p>
@@ -4859,7 +4832,7 @@
         </w:tc>
         <w:tc>
           <w:tcPr>
-            <w:tcW w:type="dxa" w:w="4313"/>
+            <w:tcW w:type="dxa" w:w="4322"/>
             <w:shd w:val="clear" w:color="auto" w:fill="E9F6EF"/>
           </w:tcPr>
           <w:p>
@@ -4891,7 +4864,7 @@
         </w:tc>
         <w:tc>
           <w:tcPr>
-            <w:tcW w:type="dxa" w:w="4132"/>
+            <w:tcW w:type="dxa" w:w="4241"/>
             <w:shd w:val="clear" w:color="auto" w:fill="E9F6EF"/>
           </w:tcPr>
           <w:p>
@@ -4923,7 +4896,7 @@
         </w:tc>
         <w:tc>
           <w:tcPr>
-            <w:tcW w:type="dxa" w:w="2733"/>
+            <w:tcW w:type="dxa" w:w="2681"/>
             <w:shd w:val="clear" w:color="auto" w:fill="E9F6EF"/>
           </w:tcPr>
           <w:p>
@@ -4950,7 +4923,7 @@
         </w:trPr>
         <w:tc>
           <w:tcPr>
-            <w:tcW w:type="dxa" w:w="2095"/>
+            <w:tcW w:type="dxa" w:w="2057"/>
             <w:shd w:val="clear" w:color="auto" w:fill="F8F8FC"/>
           </w:tcPr>
           <w:p>
@@ -4972,7 +4945,7 @@
         </w:tc>
         <w:tc>
           <w:tcPr>
-            <w:tcW w:type="dxa" w:w="1525"/>
+            <w:tcW w:type="dxa" w:w="1497"/>
             <w:shd w:val="clear" w:color="auto" w:fill="F8F8FC"/>
           </w:tcPr>
           <w:p>
@@ -4992,7 +4965,7 @@
         </w:tc>
         <w:tc>
           <w:tcPr>
-            <w:tcW w:type="dxa" w:w="4313"/>
+            <w:tcW w:type="dxa" w:w="4322"/>
             <w:shd w:val="clear" w:color="auto" w:fill="F8F8FC"/>
           </w:tcPr>
           <w:p>
@@ -5012,7 +4985,7 @@
         </w:tc>
         <w:tc>
           <w:tcPr>
-            <w:tcW w:type="dxa" w:w="4132"/>
+            <w:tcW w:type="dxa" w:w="4241"/>
             <w:shd w:val="clear" w:color="auto" w:fill="F8F8FC"/>
           </w:tcPr>
           <w:p>
@@ -5032,7 +5005,7 @@
         </w:tc>
         <w:tc>
           <w:tcPr>
-            <w:tcW w:type="dxa" w:w="2733"/>
+            <w:tcW w:type="dxa" w:w="2681"/>
             <w:shd w:val="clear" w:color="auto" w:fill="F8F8FC"/>
           </w:tcPr>
           <w:p>
@@ -5048,7 +5021,7 @@
         </w:trPr>
         <w:tc>
           <w:tcPr>
-            <w:tcW w:type="dxa" w:w="2095"/>
+            <w:tcW w:type="dxa" w:w="2057"/>
           </w:tcPr>
           <w:p>
             <w:pPr>
@@ -5069,7 +5042,7 @@
         </w:tc>
         <w:tc>
           <w:tcPr>
-            <w:tcW w:type="dxa" w:w="1525"/>
+            <w:tcW w:type="dxa" w:w="1497"/>
           </w:tcPr>
           <w:p>
             <w:pPr>
@@ -5088,7 +5061,7 @@
         </w:tc>
         <w:tc>
           <w:tcPr>
-            <w:tcW w:type="dxa" w:w="4313"/>
+            <w:tcW w:type="dxa" w:w="4322"/>
           </w:tcPr>
           <w:p>
             <w:pPr>
@@ -5107,7 +5080,7 @@
         </w:tc>
         <w:tc>
           <w:tcPr>
-            <w:tcW w:type="dxa" w:w="4132"/>
+            <w:tcW w:type="dxa" w:w="4241"/>
           </w:tcPr>
           <w:p>
             <w:pPr>
@@ -5126,7 +5099,7 @@
         </w:tc>
         <w:tc>
           <w:tcPr>
-            <w:tcW w:type="dxa" w:w="2733"/>
+            <w:tcW w:type="dxa" w:w="2681"/>
           </w:tcPr>
           <w:p>
             <w:pPr>
@@ -5141,7 +5114,7 @@
         </w:trPr>
         <w:tc>
           <w:tcPr>
-            <w:tcW w:type="dxa" w:w="2095"/>
+            <w:tcW w:type="dxa" w:w="2057"/>
             <w:shd w:val="clear" w:color="auto" w:fill="F8F8FC"/>
           </w:tcPr>
           <w:p>
@@ -5163,7 +5136,7 @@
         </w:tc>
         <w:tc>
           <w:tcPr>
-            <w:tcW w:type="dxa" w:w="1525"/>
+            <w:tcW w:type="dxa" w:w="1497"/>
             <w:shd w:val="clear" w:color="auto" w:fill="F8F8FC"/>
           </w:tcPr>
           <w:p>
@@ -5183,7 +5156,7 @@
         </w:tc>
         <w:tc>
           <w:tcPr>
-            <w:tcW w:type="dxa" w:w="4313"/>
+            <w:tcW w:type="dxa" w:w="4322"/>
             <w:shd w:val="clear" w:color="auto" w:fill="F8F8FC"/>
           </w:tcPr>
           <w:p>
@@ -5203,7 +5176,7 @@
         </w:tc>
         <w:tc>
           <w:tcPr>
-            <w:tcW w:type="dxa" w:w="4132"/>
+            <w:tcW w:type="dxa" w:w="4241"/>
             <w:shd w:val="clear" w:color="auto" w:fill="F8F8FC"/>
           </w:tcPr>
           <w:p>
@@ -5223,7 +5196,7 @@
         </w:tc>
         <w:tc>
           <w:tcPr>
-            <w:tcW w:type="dxa" w:w="2733"/>
+            <w:tcW w:type="dxa" w:w="2681"/>
             <w:shd w:val="clear" w:color="auto" w:fill="F8F8FC"/>
           </w:tcPr>
           <w:p>
@@ -5239,7 +5212,7 @@
         </w:trPr>
         <w:tc>
           <w:tcPr>
-            <w:tcW w:type="dxa" w:w="2095"/>
+            <w:tcW w:type="dxa" w:w="2057"/>
           </w:tcPr>
           <w:p>
             <w:pPr>
@@ -5254,13 +5227,13 @@
                 <w:sz w:val="17"/>
                 <w:szCs w:val="17"/>
               </w:rPr>
-              <w:t xml:space="preserve">알렉스 토 Alex Toh · SC벤처스 핀테크 투자 부문 전무</w:t>
+              <w:t xml:space="preserve">알렉스 토 Alex Toh · SC벤처스 핀테크 투자 총괄 전무</w:t>
             </w:r>
           </w:p>
         </w:tc>
         <w:tc>
           <w:tcPr>
-            <w:tcW w:type="dxa" w:w="1525"/>
+            <w:tcW w:type="dxa" w:w="1497"/>
           </w:tcPr>
           <w:p>
             <w:pPr>
@@ -5279,7 +5252,7 @@
         </w:tc>
         <w:tc>
           <w:tcPr>
-            <w:tcW w:type="dxa" w:w="4313"/>
+            <w:tcW w:type="dxa" w:w="4322"/>
           </w:tcPr>
           <w:p>
             <w:pPr>
@@ -5298,7 +5271,7 @@
         </w:tc>
         <w:tc>
           <w:tcPr>
-            <w:tcW w:type="dxa" w:w="4132"/>
+            <w:tcW w:type="dxa" w:w="4241"/>
           </w:tcPr>
           <w:p>
             <w:pPr>
@@ -5317,7 +5290,7 @@
         </w:tc>
         <w:tc>
           <w:tcPr>
-            <w:tcW w:type="dxa" w:w="2733"/>
+            <w:tcW w:type="dxa" w:w="2681"/>
           </w:tcPr>
           <w:p>
             <w:pPr>
@@ -5332,7 +5305,7 @@
         </w:trPr>
         <w:tc>
           <w:tcPr>
-            <w:tcW w:type="dxa" w:w="2095"/>
+            <w:tcW w:type="dxa" w:w="2057"/>
             <w:shd w:val="clear" w:color="auto" w:fill="F8F8FC"/>
           </w:tcPr>
           <w:p>
@@ -5354,7 +5327,7 @@
         </w:tc>
         <w:tc>
           <w:tcPr>
-            <w:tcW w:type="dxa" w:w="1525"/>
+            <w:tcW w:type="dxa" w:w="1497"/>
             <w:shd w:val="clear" w:color="auto" w:fill="F8F8FC"/>
           </w:tcPr>
           <w:p>
@@ -5374,7 +5347,7 @@
         </w:tc>
         <w:tc>
           <w:tcPr>
-            <w:tcW w:type="dxa" w:w="4313"/>
+            <w:tcW w:type="dxa" w:w="4322"/>
             <w:shd w:val="clear" w:color="auto" w:fill="F8F8FC"/>
           </w:tcPr>
           <w:p>
@@ -5394,7 +5367,7 @@
         </w:tc>
         <w:tc>
           <w:tcPr>
-            <w:tcW w:type="dxa" w:w="4132"/>
+            <w:tcW w:type="dxa" w:w="4241"/>
             <w:shd w:val="clear" w:color="auto" w:fill="F8F8FC"/>
           </w:tcPr>
           <w:p>
@@ -5414,7 +5387,7 @@
         </w:tc>
         <w:tc>
           <w:tcPr>
-            <w:tcW w:type="dxa" w:w="2733"/>
+            <w:tcW w:type="dxa" w:w="2681"/>
             <w:shd w:val="clear" w:color="auto" w:fill="F8F8FC"/>
           </w:tcPr>
           <w:p>
@@ -5430,7 +5403,7 @@
         </w:trPr>
         <w:tc>
           <w:tcPr>
-            <w:tcW w:type="dxa" w:w="2095"/>
+            <w:tcW w:type="dxa" w:w="2057"/>
           </w:tcPr>
           <w:p>
             <w:pPr>
@@ -5451,7 +5424,7 @@
         </w:tc>
         <w:tc>
           <w:tcPr>
-            <w:tcW w:type="dxa" w:w="1525"/>
+            <w:tcW w:type="dxa" w:w="1497"/>
           </w:tcPr>
           <w:p>
             <w:pPr>
@@ -5470,7 +5443,7 @@
         </w:tc>
         <w:tc>
           <w:tcPr>
-            <w:tcW w:type="dxa" w:w="4313"/>
+            <w:tcW w:type="dxa" w:w="4322"/>
           </w:tcPr>
           <w:p>
             <w:pPr>
@@ -5489,7 +5462,7 @@
         </w:tc>
         <w:tc>
           <w:tcPr>
-            <w:tcW w:type="dxa" w:w="4132"/>
+            <w:tcW w:type="dxa" w:w="4241"/>
           </w:tcPr>
           <w:p>
             <w:pPr>
@@ -5517,7 +5490,7 @@
         </w:tc>
         <w:tc>
           <w:tcPr>
-            <w:tcW w:type="dxa" w:w="2733"/>
+            <w:tcW w:type="dxa" w:w="2681"/>
           </w:tcPr>
           <w:p>
             <w:pPr>
@@ -5532,7 +5505,7 @@
         </w:trPr>
         <w:tc>
           <w:tcPr>
-            <w:tcW w:type="dxa" w:w="2095"/>
+            <w:tcW w:type="dxa" w:w="2057"/>
             <w:shd w:val="clear" w:color="auto" w:fill="E9F6EF"/>
           </w:tcPr>
           <w:p>
@@ -5554,7 +5527,7 @@
         </w:tc>
         <w:tc>
           <w:tcPr>
-            <w:tcW w:type="dxa" w:w="1525"/>
+            <w:tcW w:type="dxa" w:w="1497"/>
             <w:shd w:val="clear" w:color="auto" w:fill="E9F6EF"/>
           </w:tcPr>
           <w:p>
@@ -5574,7 +5547,7 @@
         </w:tc>
         <w:tc>
           <w:tcPr>
-            <w:tcW w:type="dxa" w:w="4313"/>
+            <w:tcW w:type="dxa" w:w="4322"/>
             <w:shd w:val="clear" w:color="auto" w:fill="E9F6EF"/>
           </w:tcPr>
           <w:p>
@@ -5606,7 +5579,7 @@
         </w:tc>
         <w:tc>
           <w:tcPr>
-            <w:tcW w:type="dxa" w:w="4132"/>
+            <w:tcW w:type="dxa" w:w="4241"/>
             <w:shd w:val="clear" w:color="auto" w:fill="E9F6EF"/>
           </w:tcPr>
           <w:p>
@@ -5638,7 +5611,7 @@
         </w:tc>
         <w:tc>
           <w:tcPr>
-            <w:tcW w:type="dxa" w:w="2733"/>
+            <w:tcW w:type="dxa" w:w="2681"/>
             <w:shd w:val="clear" w:color="auto" w:fill="E9F6EF"/>
           </w:tcPr>
           <w:p>
@@ -5665,7 +5638,7 @@
         </w:trPr>
         <w:tc>
           <w:tcPr>
-            <w:tcW w:type="dxa" w:w="2095"/>
+            <w:tcW w:type="dxa" w:w="2057"/>
           </w:tcPr>
           <w:p>
             <w:pPr>
@@ -5686,7 +5659,7 @@
         </w:tc>
         <w:tc>
           <w:tcPr>
-            <w:tcW w:type="dxa" w:w="1525"/>
+            <w:tcW w:type="dxa" w:w="1497"/>
           </w:tcPr>
           <w:p>
             <w:pPr>
@@ -5705,7 +5678,7 @@
         </w:tc>
         <w:tc>
           <w:tcPr>
-            <w:tcW w:type="dxa" w:w="4313"/>
+            <w:tcW w:type="dxa" w:w="4322"/>
           </w:tcPr>
           <w:p>
             <w:pPr>
@@ -5724,7 +5697,7 @@
         </w:tc>
         <w:tc>
           <w:tcPr>
-            <w:tcW w:type="dxa" w:w="4132"/>
+            <w:tcW w:type="dxa" w:w="4241"/>
           </w:tcPr>
           <w:p>
             <w:pPr>
@@ -5743,7 +5716,7 @@
         </w:tc>
         <w:tc>
           <w:tcPr>
-            <w:tcW w:type="dxa" w:w="2733"/>
+            <w:tcW w:type="dxa" w:w="2681"/>
           </w:tcPr>
           <w:p>
             <w:pPr>
@@ -5758,7 +5731,7 @@
         </w:trPr>
         <w:tc>
           <w:tcPr>
-            <w:tcW w:type="dxa" w:w="2095"/>
+            <w:tcW w:type="dxa" w:w="2057"/>
             <w:shd w:val="clear" w:color="auto" w:fill="F8F8FC"/>
           </w:tcPr>
           <w:p>
@@ -5780,7 +5753,7 @@
         </w:tc>
         <w:tc>
           <w:tcPr>
-            <w:tcW w:type="dxa" w:w="1525"/>
+            <w:tcW w:type="dxa" w:w="1497"/>
             <w:shd w:val="clear" w:color="auto" w:fill="F8F8FC"/>
           </w:tcPr>
           <w:p>
@@ -5800,7 +5773,7 @@
         </w:tc>
         <w:tc>
           <w:tcPr>
-            <w:tcW w:type="dxa" w:w="4313"/>
+            <w:tcW w:type="dxa" w:w="4322"/>
             <w:shd w:val="clear" w:color="auto" w:fill="F8F8FC"/>
           </w:tcPr>
           <w:p>
@@ -5820,7 +5793,7 @@
         </w:tc>
         <w:tc>
           <w:tcPr>
-            <w:tcW w:type="dxa" w:w="4132"/>
+            <w:tcW w:type="dxa" w:w="4241"/>
             <w:shd w:val="clear" w:color="auto" w:fill="F8F8FC"/>
           </w:tcPr>
           <w:p>
@@ -5840,7 +5813,7 @@
         </w:tc>
         <w:tc>
           <w:tcPr>
-            <w:tcW w:type="dxa" w:w="2733"/>
+            <w:tcW w:type="dxa" w:w="2681"/>
             <w:shd w:val="clear" w:color="auto" w:fill="F8F8FC"/>
           </w:tcPr>
           <w:p>
@@ -6060,7 +6033,7 @@
           <w:sz w:val="20"/>
           <w:szCs w:val="20"/>
         </w:rPr>
-        <w:t xml:space="preserve">이름 표기는 프로그램 그대로다. 국내 보도 표기와 다른 경우: 너새니얼(나다니엘) · 다쓰야 고로기(타츠야 코로기) · 카지미에르차크(카즈미에르차크) · 시라타나판타(시라타판타).</w:t>
+        <w:t xml:space="preserve">이름 표기는 프로그램 그대로다. 국내 보도 표기와 다른 경우: 너새니얼(나다니엘) · 다쓰야 고로기(타츠야 코로기) · 카지미에르차크(카즈미에르차크) · 시라타나판타(시라타판타) · 웨니 차이(웨니 카이) · 스테파니 추(스테파니 츄, 표준 표기). 크레더 대표는 영문 명단 「Bo Kim」, 국내 보도 「김영식」 — 본인 확인 전까지 둘 다 적는다.</w:t>
       </w:r>
     </w:p>
     <w:p>

--- a/reports/XRP SEOUL 2026 연사 프로필.docx
+++ b/reports/XRP SEOUL 2026 연사 프로필.docx
@@ -597,11 +597,11 @@
         <w:tblLook w:firstColumn="1" w:firstRow="1" w:lastColumn="0" w:lastRow="0" w:noHBand="0" w:noVBand="1" w:val="04A0"/>
       </w:tblPr>
       <w:tblGrid>
-        <w:gridCol w:w="2057"/>
-        <w:gridCol w:w="1497"/>
-        <w:gridCol w:w="4322"/>
-        <w:gridCol w:w="4241"/>
-        <w:gridCol w:w="2681"/>
+        <w:gridCol w:w="2044"/>
+        <w:gridCol w:w="1487"/>
+        <w:gridCol w:w="4447"/>
+        <w:gridCol w:w="4157"/>
+        <w:gridCol w:w="2663"/>
       </w:tblGrid>
       <w:tr>
         <w:trPr>
@@ -610,7 +610,7 @@
         </w:trPr>
         <w:tc>
           <w:tcPr>
-            <w:tcW w:type="dxa" w:w="2057"/>
+            <w:tcW w:type="dxa" w:w="2044"/>
             <w:shd w:val="clear" w:color="auto" w:fill="E8E8F4"/>
           </w:tcPr>
           <w:p>
@@ -632,7 +632,7 @@
         </w:tc>
         <w:tc>
           <w:tcPr>
-            <w:tcW w:type="dxa" w:w="1497"/>
+            <w:tcW w:type="dxa" w:w="1487"/>
             <w:shd w:val="clear" w:color="auto" w:fill="E8E8F4"/>
           </w:tcPr>
           <w:p>
@@ -654,7 +654,7 @@
         </w:tc>
         <w:tc>
           <w:tcPr>
-            <w:tcW w:type="dxa" w:w="4322"/>
+            <w:tcW w:type="dxa" w:w="4447"/>
             <w:shd w:val="clear" w:color="auto" w:fill="E8E8F4"/>
           </w:tcPr>
           <w:p>
@@ -676,7 +676,7 @@
         </w:tc>
         <w:tc>
           <w:tcPr>
-            <w:tcW w:type="dxa" w:w="4241"/>
+            <w:tcW w:type="dxa" w:w="4157"/>
             <w:shd w:val="clear" w:color="auto" w:fill="E8E8F4"/>
           </w:tcPr>
           <w:p>
@@ -698,7 +698,7 @@
         </w:tc>
         <w:tc>
           <w:tcPr>
-            <w:tcW w:type="dxa" w:w="2681"/>
+            <w:tcW w:type="dxa" w:w="2663"/>
             <w:shd w:val="clear" w:color="auto" w:fill="E8E8F4"/>
           </w:tcPr>
           <w:p>
@@ -725,7 +725,7 @@
         </w:trPr>
         <w:tc>
           <w:tcPr>
-            <w:tcW w:type="dxa" w:w="2057"/>
+            <w:tcW w:type="dxa" w:w="2044"/>
             <w:shd w:val="clear" w:color="auto" w:fill="E9F6EF"/>
           </w:tcPr>
           <w:p>
@@ -747,7 +747,7 @@
         </w:tc>
         <w:tc>
           <w:tcPr>
-            <w:tcW w:type="dxa" w:w="1497"/>
+            <w:tcW w:type="dxa" w:w="1487"/>
             <w:shd w:val="clear" w:color="auto" w:fill="E9F6EF"/>
           </w:tcPr>
           <w:p>
@@ -767,7 +767,7 @@
         </w:tc>
         <w:tc>
           <w:tcPr>
-            <w:tcW w:type="dxa" w:w="4322"/>
+            <w:tcW w:type="dxa" w:w="4447"/>
             <w:shd w:val="clear" w:color="auto" w:fill="E9F6EF"/>
           </w:tcPr>
           <w:p>
@@ -787,7 +787,7 @@
         </w:tc>
         <w:tc>
           <w:tcPr>
-            <w:tcW w:type="dxa" w:w="4241"/>
+            <w:tcW w:type="dxa" w:w="4157"/>
             <w:shd w:val="clear" w:color="auto" w:fill="E9F6EF"/>
           </w:tcPr>
           <w:p>
@@ -819,7 +819,7 @@
         </w:tc>
         <w:tc>
           <w:tcPr>
-            <w:tcW w:type="dxa" w:w="2681"/>
+            <w:tcW w:type="dxa" w:w="2663"/>
             <w:shd w:val="clear" w:color="auto" w:fill="E9F6EF"/>
           </w:tcPr>
           <w:p>
@@ -846,7 +846,7 @@
         </w:trPr>
         <w:tc>
           <w:tcPr>
-            <w:tcW w:type="dxa" w:w="2057"/>
+            <w:tcW w:type="dxa" w:w="2044"/>
             <w:shd w:val="clear" w:color="auto" w:fill="E9F6EF"/>
           </w:tcPr>
           <w:p>
@@ -868,7 +868,7 @@
         </w:tc>
         <w:tc>
           <w:tcPr>
-            <w:tcW w:type="dxa" w:w="1497"/>
+            <w:tcW w:type="dxa" w:w="1487"/>
             <w:shd w:val="clear" w:color="auto" w:fill="E9F6EF"/>
           </w:tcPr>
           <w:p>
@@ -888,7 +888,7 @@
         </w:tc>
         <w:tc>
           <w:tcPr>
-            <w:tcW w:type="dxa" w:w="4322"/>
+            <w:tcW w:type="dxa" w:w="4447"/>
             <w:shd w:val="clear" w:color="auto" w:fill="E9F6EF"/>
           </w:tcPr>
           <w:p>
@@ -920,7 +920,7 @@
         </w:tc>
         <w:tc>
           <w:tcPr>
-            <w:tcW w:type="dxa" w:w="4241"/>
+            <w:tcW w:type="dxa" w:w="4157"/>
             <w:shd w:val="clear" w:color="auto" w:fill="E9F6EF"/>
           </w:tcPr>
           <w:p>
@@ -952,7 +952,7 @@
         </w:tc>
         <w:tc>
           <w:tcPr>
-            <w:tcW w:type="dxa" w:w="2681"/>
+            <w:tcW w:type="dxa" w:w="2663"/>
             <w:shd w:val="clear" w:color="auto" w:fill="E9F6EF"/>
           </w:tcPr>
           <w:p>
@@ -979,7 +979,7 @@
         </w:trPr>
         <w:tc>
           <w:tcPr>
-            <w:tcW w:type="dxa" w:w="2057"/>
+            <w:tcW w:type="dxa" w:w="2044"/>
             <w:shd w:val="clear" w:color="auto" w:fill="E9F6EF"/>
           </w:tcPr>
           <w:p>
@@ -1001,7 +1001,7 @@
         </w:tc>
         <w:tc>
           <w:tcPr>
-            <w:tcW w:type="dxa" w:w="1497"/>
+            <w:tcW w:type="dxa" w:w="1487"/>
             <w:shd w:val="clear" w:color="auto" w:fill="E9F6EF"/>
           </w:tcPr>
           <w:p>
@@ -1021,7 +1021,7 @@
         </w:tc>
         <w:tc>
           <w:tcPr>
-            <w:tcW w:type="dxa" w:w="4322"/>
+            <w:tcW w:type="dxa" w:w="4447"/>
             <w:shd w:val="clear" w:color="auto" w:fill="E9F6EF"/>
           </w:tcPr>
           <w:p>
@@ -1053,7 +1053,7 @@
         </w:tc>
         <w:tc>
           <w:tcPr>
-            <w:tcW w:type="dxa" w:w="4241"/>
+            <w:tcW w:type="dxa" w:w="4157"/>
             <w:shd w:val="clear" w:color="auto" w:fill="E9F6EF"/>
           </w:tcPr>
           <w:p>
@@ -1085,7 +1085,7 @@
         </w:tc>
         <w:tc>
           <w:tcPr>
-            <w:tcW w:type="dxa" w:w="2681"/>
+            <w:tcW w:type="dxa" w:w="2663"/>
             <w:shd w:val="clear" w:color="auto" w:fill="E9F6EF"/>
           </w:tcPr>
           <w:p>
@@ -1112,7 +1112,7 @@
         </w:trPr>
         <w:tc>
           <w:tcPr>
-            <w:tcW w:type="dxa" w:w="2057"/>
+            <w:tcW w:type="dxa" w:w="2044"/>
             <w:shd w:val="clear" w:color="auto" w:fill="F8F8FC"/>
           </w:tcPr>
           <w:p>
@@ -1134,7 +1134,7 @@
         </w:tc>
         <w:tc>
           <w:tcPr>
-            <w:tcW w:type="dxa" w:w="1497"/>
+            <w:tcW w:type="dxa" w:w="1487"/>
             <w:shd w:val="clear" w:color="auto" w:fill="F8F8FC"/>
           </w:tcPr>
           <w:p>
@@ -1154,7 +1154,7 @@
         </w:tc>
         <w:tc>
           <w:tcPr>
-            <w:tcW w:type="dxa" w:w="4322"/>
+            <w:tcW w:type="dxa" w:w="4447"/>
             <w:shd w:val="clear" w:color="auto" w:fill="F8F8FC"/>
           </w:tcPr>
           <w:p>
@@ -1174,7 +1174,7 @@
         </w:tc>
         <w:tc>
           <w:tcPr>
-            <w:tcW w:type="dxa" w:w="4241"/>
+            <w:tcW w:type="dxa" w:w="4157"/>
             <w:shd w:val="clear" w:color="auto" w:fill="F8F8FC"/>
           </w:tcPr>
           <w:p>
@@ -1194,7 +1194,7 @@
         </w:tc>
         <w:tc>
           <w:tcPr>
-            <w:tcW w:type="dxa" w:w="2681"/>
+            <w:tcW w:type="dxa" w:w="2663"/>
             <w:shd w:val="clear" w:color="auto" w:fill="F8F8FC"/>
           </w:tcPr>
           <w:p>
@@ -1210,7 +1210,7 @@
         </w:trPr>
         <w:tc>
           <w:tcPr>
-            <w:tcW w:type="dxa" w:w="2057"/>
+            <w:tcW w:type="dxa" w:w="2044"/>
             <w:shd w:val="clear" w:color="auto" w:fill="E9F6EF"/>
           </w:tcPr>
           <w:p>
@@ -1232,7 +1232,7 @@
         </w:tc>
         <w:tc>
           <w:tcPr>
-            <w:tcW w:type="dxa" w:w="1497"/>
+            <w:tcW w:type="dxa" w:w="1487"/>
             <w:shd w:val="clear" w:color="auto" w:fill="E9F6EF"/>
           </w:tcPr>
           <w:p>
@@ -1252,7 +1252,7 @@
         </w:tc>
         <w:tc>
           <w:tcPr>
-            <w:tcW w:type="dxa" w:w="4322"/>
+            <w:tcW w:type="dxa" w:w="4447"/>
             <w:shd w:val="clear" w:color="auto" w:fill="E9F6EF"/>
           </w:tcPr>
           <w:p>
@@ -1284,7 +1284,7 @@
         </w:tc>
         <w:tc>
           <w:tcPr>
-            <w:tcW w:type="dxa" w:w="4241"/>
+            <w:tcW w:type="dxa" w:w="4157"/>
             <w:shd w:val="clear" w:color="auto" w:fill="E9F6EF"/>
           </w:tcPr>
           <w:p>
@@ -1316,7 +1316,7 @@
         </w:tc>
         <w:tc>
           <w:tcPr>
-            <w:tcW w:type="dxa" w:w="2681"/>
+            <w:tcW w:type="dxa" w:w="2663"/>
             <w:shd w:val="clear" w:color="auto" w:fill="E9F6EF"/>
           </w:tcPr>
           <w:p>
@@ -1343,7 +1343,7 @@
         </w:trPr>
         <w:tc>
           <w:tcPr>
-            <w:tcW w:type="dxa" w:w="2057"/>
+            <w:tcW w:type="dxa" w:w="2044"/>
             <w:shd w:val="clear" w:color="auto" w:fill="F8F8FC"/>
           </w:tcPr>
           <w:p>
@@ -1365,7 +1365,7 @@
         </w:tc>
         <w:tc>
           <w:tcPr>
-            <w:tcW w:type="dxa" w:w="1497"/>
+            <w:tcW w:type="dxa" w:w="1487"/>
             <w:shd w:val="clear" w:color="auto" w:fill="F8F8FC"/>
           </w:tcPr>
           <w:p>
@@ -1385,7 +1385,7 @@
         </w:tc>
         <w:tc>
           <w:tcPr>
-            <w:tcW w:type="dxa" w:w="4322"/>
+            <w:tcW w:type="dxa" w:w="4447"/>
             <w:shd w:val="clear" w:color="auto" w:fill="F8F8FC"/>
           </w:tcPr>
           <w:p>
@@ -1405,7 +1405,7 @@
         </w:tc>
         <w:tc>
           <w:tcPr>
-            <w:tcW w:type="dxa" w:w="4241"/>
+            <w:tcW w:type="dxa" w:w="4157"/>
             <w:shd w:val="clear" w:color="auto" w:fill="F8F8FC"/>
           </w:tcPr>
           <w:p>
@@ -1425,7 +1425,7 @@
         </w:tc>
         <w:tc>
           <w:tcPr>
-            <w:tcW w:type="dxa" w:w="2681"/>
+            <w:tcW w:type="dxa" w:w="2663"/>
             <w:shd w:val="clear" w:color="auto" w:fill="F8F8FC"/>
           </w:tcPr>
           <w:p>
@@ -1441,7 +1441,7 @@
         </w:trPr>
         <w:tc>
           <w:tcPr>
-            <w:tcW w:type="dxa" w:w="2057"/>
+            <w:tcW w:type="dxa" w:w="2044"/>
             <w:shd w:val="clear" w:color="auto" w:fill="E9F6EF"/>
           </w:tcPr>
           <w:p>
@@ -1463,7 +1463,7 @@
         </w:tc>
         <w:tc>
           <w:tcPr>
-            <w:tcW w:type="dxa" w:w="1497"/>
+            <w:tcW w:type="dxa" w:w="1487"/>
             <w:shd w:val="clear" w:color="auto" w:fill="E9F6EF"/>
           </w:tcPr>
           <w:p>
@@ -1483,7 +1483,7 @@
         </w:tc>
         <w:tc>
           <w:tcPr>
-            <w:tcW w:type="dxa" w:w="4322"/>
+            <w:tcW w:type="dxa" w:w="4447"/>
             <w:shd w:val="clear" w:color="auto" w:fill="E9F6EF"/>
           </w:tcPr>
           <w:p>
@@ -1515,7 +1515,7 @@
         </w:tc>
         <w:tc>
           <w:tcPr>
-            <w:tcW w:type="dxa" w:w="4241"/>
+            <w:tcW w:type="dxa" w:w="4157"/>
             <w:shd w:val="clear" w:color="auto" w:fill="E9F6EF"/>
           </w:tcPr>
           <w:p>
@@ -1547,7 +1547,7 @@
         </w:tc>
         <w:tc>
           <w:tcPr>
-            <w:tcW w:type="dxa" w:w="2681"/>
+            <w:tcW w:type="dxa" w:w="2663"/>
             <w:shd w:val="clear" w:color="auto" w:fill="E9F6EF"/>
           </w:tcPr>
           <w:p>
@@ -1574,7 +1574,7 @@
         </w:trPr>
         <w:tc>
           <w:tcPr>
-            <w:tcW w:type="dxa" w:w="2057"/>
+            <w:tcW w:type="dxa" w:w="2044"/>
             <w:shd w:val="clear" w:color="auto" w:fill="F8F8FC"/>
           </w:tcPr>
           <w:p>
@@ -1596,7 +1596,7 @@
         </w:tc>
         <w:tc>
           <w:tcPr>
-            <w:tcW w:type="dxa" w:w="1497"/>
+            <w:tcW w:type="dxa" w:w="1487"/>
             <w:shd w:val="clear" w:color="auto" w:fill="F8F8FC"/>
           </w:tcPr>
           <w:p>
@@ -1616,7 +1616,7 @@
         </w:tc>
         <w:tc>
           <w:tcPr>
-            <w:tcW w:type="dxa" w:w="4322"/>
+            <w:tcW w:type="dxa" w:w="4447"/>
             <w:shd w:val="clear" w:color="auto" w:fill="F8F8FC"/>
           </w:tcPr>
           <w:p>
@@ -1636,7 +1636,7 @@
         </w:tc>
         <w:tc>
           <w:tcPr>
-            <w:tcW w:type="dxa" w:w="4241"/>
+            <w:tcW w:type="dxa" w:w="4157"/>
             <w:shd w:val="clear" w:color="auto" w:fill="F8F8FC"/>
           </w:tcPr>
           <w:p>
@@ -1656,7 +1656,7 @@
         </w:tc>
         <w:tc>
           <w:tcPr>
-            <w:tcW w:type="dxa" w:w="2681"/>
+            <w:tcW w:type="dxa" w:w="2663"/>
             <w:shd w:val="clear" w:color="auto" w:fill="F8F8FC"/>
           </w:tcPr>
           <w:p>
@@ -1738,11 +1738,11 @@
         <w:tblLook w:firstColumn="1" w:firstRow="1" w:lastColumn="0" w:lastRow="0" w:noHBand="0" w:noVBand="1" w:val="04A0"/>
       </w:tblPr>
       <w:tblGrid>
-        <w:gridCol w:w="2057"/>
-        <w:gridCol w:w="1497"/>
-        <w:gridCol w:w="4322"/>
-        <w:gridCol w:w="4241"/>
-        <w:gridCol w:w="2681"/>
+        <w:gridCol w:w="2044"/>
+        <w:gridCol w:w="1487"/>
+        <w:gridCol w:w="4447"/>
+        <w:gridCol w:w="4157"/>
+        <w:gridCol w:w="2663"/>
       </w:tblGrid>
       <w:tr>
         <w:trPr>
@@ -1751,7 +1751,7 @@
         </w:trPr>
         <w:tc>
           <w:tcPr>
-            <w:tcW w:type="dxa" w:w="2057"/>
+            <w:tcW w:type="dxa" w:w="2044"/>
             <w:shd w:val="clear" w:color="auto" w:fill="E8E8F4"/>
           </w:tcPr>
           <w:p>
@@ -1773,7 +1773,7 @@
         </w:tc>
         <w:tc>
           <w:tcPr>
-            <w:tcW w:type="dxa" w:w="1497"/>
+            <w:tcW w:type="dxa" w:w="1487"/>
             <w:shd w:val="clear" w:color="auto" w:fill="E8E8F4"/>
           </w:tcPr>
           <w:p>
@@ -1795,7 +1795,7 @@
         </w:tc>
         <w:tc>
           <w:tcPr>
-            <w:tcW w:type="dxa" w:w="4322"/>
+            <w:tcW w:type="dxa" w:w="4447"/>
             <w:shd w:val="clear" w:color="auto" w:fill="E8E8F4"/>
           </w:tcPr>
           <w:p>
@@ -1817,7 +1817,7 @@
         </w:tc>
         <w:tc>
           <w:tcPr>
-            <w:tcW w:type="dxa" w:w="4241"/>
+            <w:tcW w:type="dxa" w:w="4157"/>
             <w:shd w:val="clear" w:color="auto" w:fill="E8E8F4"/>
           </w:tcPr>
           <w:p>
@@ -1839,7 +1839,7 @@
         </w:tc>
         <w:tc>
           <w:tcPr>
-            <w:tcW w:type="dxa" w:w="2681"/>
+            <w:tcW w:type="dxa" w:w="2663"/>
             <w:shd w:val="clear" w:color="auto" w:fill="E8E8F4"/>
           </w:tcPr>
           <w:p>
@@ -1866,7 +1866,7 @@
         </w:trPr>
         <w:tc>
           <w:tcPr>
-            <w:tcW w:type="dxa" w:w="2057"/>
+            <w:tcW w:type="dxa" w:w="2044"/>
           </w:tcPr>
           <w:p>
             <w:pPr>
@@ -1887,7 +1887,7 @@
         </w:tc>
         <w:tc>
           <w:tcPr>
-            <w:tcW w:type="dxa" w:w="1497"/>
+            <w:tcW w:type="dxa" w:w="1487"/>
           </w:tcPr>
           <w:p>
             <w:pPr>
@@ -1906,7 +1906,7 @@
         </w:tc>
         <w:tc>
           <w:tcPr>
-            <w:tcW w:type="dxa" w:w="4322"/>
+            <w:tcW w:type="dxa" w:w="4447"/>
           </w:tcPr>
           <w:p>
             <w:pPr>
@@ -1925,7 +1925,7 @@
         </w:tc>
         <w:tc>
           <w:tcPr>
-            <w:tcW w:type="dxa" w:w="4241"/>
+            <w:tcW w:type="dxa" w:w="4157"/>
           </w:tcPr>
           <w:p>
             <w:pPr>
@@ -1944,7 +1944,7 @@
         </w:tc>
         <w:tc>
           <w:tcPr>
-            <w:tcW w:type="dxa" w:w="2681"/>
+            <w:tcW w:type="dxa" w:w="2663"/>
           </w:tcPr>
           <w:p>
             <w:pPr>
@@ -1959,7 +1959,7 @@
         </w:trPr>
         <w:tc>
           <w:tcPr>
-            <w:tcW w:type="dxa" w:w="2057"/>
+            <w:tcW w:type="dxa" w:w="2044"/>
             <w:shd w:val="clear" w:color="auto" w:fill="F8F8FC"/>
           </w:tcPr>
           <w:p>
@@ -1981,7 +1981,7 @@
         </w:tc>
         <w:tc>
           <w:tcPr>
-            <w:tcW w:type="dxa" w:w="1497"/>
+            <w:tcW w:type="dxa" w:w="1487"/>
             <w:shd w:val="clear" w:color="auto" w:fill="F8F8FC"/>
           </w:tcPr>
           <w:p>
@@ -2001,7 +2001,7 @@
         </w:tc>
         <w:tc>
           <w:tcPr>
-            <w:tcW w:type="dxa" w:w="4322"/>
+            <w:tcW w:type="dxa" w:w="4447"/>
             <w:shd w:val="clear" w:color="auto" w:fill="F8F8FC"/>
           </w:tcPr>
           <w:p>
@@ -2015,13 +2015,13 @@
                 <w:sz w:val="17"/>
                 <w:szCs w:val="17"/>
               </w:rPr>
-              <w:t xml:space="preserve">2026.4 리플과 전략적 파트너십 체결, 블록체인 기반 해외송금 기술검증(PoC)</w:t>
+              <w:t xml:space="preserve">2026.4 리플과 전략적 파트너십 — 리플 디지털 월렛 기반 블록체인 해외송금 기술검증(PoC)</w:t>
             </w:r>
           </w:p>
         </w:tc>
         <w:tc>
           <w:tcPr>
-            <w:tcW w:type="dxa" w:w="4241"/>
+            <w:tcW w:type="dxa" w:w="4157"/>
             <w:shd w:val="clear" w:color="auto" w:fill="F8F8FC"/>
           </w:tcPr>
           <w:p>
@@ -2035,13 +2035,13 @@
                 <w:sz w:val="17"/>
                 <w:szCs w:val="17"/>
               </w:rPr>
-              <w:t xml:space="preserve">삼성SDS 개발자 출신·2017년 합류, 디지털자산TF장으로 스테이블코인 사업 총괄</w:t>
+              <w:t xml:space="preserve">디지털자산TF장. 삼성SDS 개발자 출신 · 2017년 데이터 · IT 담당으로 합류</w:t>
             </w:r>
           </w:p>
         </w:tc>
         <w:tc>
           <w:tcPr>
-            <w:tcW w:type="dxa" w:w="2681"/>
+            <w:tcW w:type="dxa" w:w="2663"/>
             <w:shd w:val="clear" w:color="auto" w:fill="F8F8FC"/>
           </w:tcPr>
           <w:p>
@@ -2057,7 +2057,7 @@
         </w:trPr>
         <w:tc>
           <w:tcPr>
-            <w:tcW w:type="dxa" w:w="2057"/>
+            <w:tcW w:type="dxa" w:w="2044"/>
           </w:tcPr>
           <w:p>
             <w:pPr>
@@ -2078,7 +2078,7 @@
         </w:tc>
         <w:tc>
           <w:tcPr>
-            <w:tcW w:type="dxa" w:w="1497"/>
+            <w:tcW w:type="dxa" w:w="1487"/>
           </w:tcPr>
           <w:p>
             <w:pPr>
@@ -2097,7 +2097,7 @@
         </w:tc>
         <w:tc>
           <w:tcPr>
-            <w:tcW w:type="dxa" w:w="4322"/>
+            <w:tcW w:type="dxa" w:w="4447"/>
           </w:tcPr>
           <w:p>
             <w:pPr>
@@ -2116,7 +2116,7 @@
         </w:tc>
         <w:tc>
           <w:tcPr>
-            <w:tcW w:type="dxa" w:w="4241"/>
+            <w:tcW w:type="dxa" w:w="4157"/>
           </w:tcPr>
           <w:p>
             <w:pPr>
@@ -2135,7 +2135,7 @@
         </w:tc>
         <w:tc>
           <w:tcPr>
-            <w:tcW w:type="dxa" w:w="2681"/>
+            <w:tcW w:type="dxa" w:w="2663"/>
           </w:tcPr>
           <w:p>
             <w:pPr>
@@ -2150,7 +2150,7 @@
         </w:trPr>
         <w:tc>
           <w:tcPr>
-            <w:tcW w:type="dxa" w:w="2057"/>
+            <w:tcW w:type="dxa" w:w="2044"/>
             <w:shd w:val="clear" w:color="auto" w:fill="F8F8FC"/>
           </w:tcPr>
           <w:p>
@@ -2172,7 +2172,7 @@
         </w:tc>
         <w:tc>
           <w:tcPr>
-            <w:tcW w:type="dxa" w:w="1497"/>
+            <w:tcW w:type="dxa" w:w="1487"/>
             <w:shd w:val="clear" w:color="auto" w:fill="F8F8FC"/>
           </w:tcPr>
           <w:p>
@@ -2192,7 +2192,7 @@
         </w:tc>
         <w:tc>
           <w:tcPr>
-            <w:tcW w:type="dxa" w:w="4322"/>
+            <w:tcW w:type="dxa" w:w="4447"/>
             <w:shd w:val="clear" w:color="auto" w:fill="F8F8FC"/>
           </w:tcPr>
           <w:p>
@@ -2206,13 +2206,13 @@
                 <w:sz w:val="17"/>
                 <w:szCs w:val="17"/>
               </w:rPr>
-              <w:t xml:space="preserve">2025년 한은 '프로젝트 한강' 실거래 테스트서 예금토큰 발행·전자지갑 제공</w:t>
+              <w:t xml:space="preserve">은행 · 빅테크 · 핀테크 원화 스테이블코인 컨소시엄 준비 · 지갑 라이선스 추진(2026.4 보도, 은행 50%+1주 전제)</w:t>
             </w:r>
           </w:p>
         </w:tc>
         <w:tc>
           <w:tcPr>
-            <w:tcW w:type="dxa" w:w="4241"/>
+            <w:tcW w:type="dxa" w:w="4157"/>
             <w:shd w:val="clear" w:color="auto" w:fill="F8F8FC"/>
           </w:tcPr>
           <w:p>
@@ -2226,13 +2226,13 @@
                 <w:sz w:val="17"/>
                 <w:szCs w:val="17"/>
               </w:rPr>
-              <w:t xml:space="preserve">디지털혁신부 차장. 2026.4 "빅테크와 컨소시엄 형태로 발행하는 구조를 준비 중"</w:t>
+              <w:t xml:space="preserve">디지털혁신부 차장</w:t>
             </w:r>
           </w:p>
         </w:tc>
         <w:tc>
           <w:tcPr>
-            <w:tcW w:type="dxa" w:w="2681"/>
+            <w:tcW w:type="dxa" w:w="2663"/>
             <w:shd w:val="clear" w:color="auto" w:fill="F8F8FC"/>
           </w:tcPr>
           <w:p>
@@ -2248,7 +2248,7 @@
         </w:trPr>
         <w:tc>
           <w:tcPr>
-            <w:tcW w:type="dxa" w:w="2057"/>
+            <w:tcW w:type="dxa" w:w="2044"/>
           </w:tcPr>
           <w:p>
             <w:pPr>
@@ -2269,7 +2269,7 @@
         </w:tc>
         <w:tc>
           <w:tcPr>
-            <w:tcW w:type="dxa" w:w="1497"/>
+            <w:tcW w:type="dxa" w:w="1487"/>
           </w:tcPr>
           <w:p>
             <w:pPr>
@@ -2288,7 +2288,7 @@
         </w:tc>
         <w:tc>
           <w:tcPr>
-            <w:tcW w:type="dxa" w:w="4322"/>
+            <w:tcW w:type="dxa" w:w="4447"/>
           </w:tcPr>
           <w:p>
             <w:pPr>
@@ -2301,13 +2301,13 @@
                 <w:sz w:val="17"/>
                 <w:szCs w:val="17"/>
               </w:rPr>
-              <w:t xml:space="preserve">2026.8.18 리플 페이먼츠 도입 — 국내 지방은행 첫 사례, 수출입 · 스타트업 기업 고객 해외송금</w:t>
+              <w:t xml:space="preserve">2026.8.18 리플 페이먼츠 도입 — 국내 지방은행 가운데 처음, 수출입 · IT 스타트업 · 온라인 크리에이터 기업 고객 해외송금</w:t>
             </w:r>
           </w:p>
         </w:tc>
         <w:tc>
           <w:tcPr>
-            <w:tcW w:type="dxa" w:w="4241"/>
+            <w:tcW w:type="dxa" w:w="4157"/>
           </w:tcPr>
           <w:p>
             <w:pPr>
@@ -2335,7 +2335,7 @@
         </w:tc>
         <w:tc>
           <w:tcPr>
-            <w:tcW w:type="dxa" w:w="2681"/>
+            <w:tcW w:type="dxa" w:w="2663"/>
           </w:tcPr>
           <w:p>
             <w:pPr>
@@ -2350,7 +2350,7 @@
         </w:trPr>
         <w:tc>
           <w:tcPr>
-            <w:tcW w:type="dxa" w:w="2057"/>
+            <w:tcW w:type="dxa" w:w="2044"/>
             <w:shd w:val="clear" w:color="auto" w:fill="F8F8FC"/>
           </w:tcPr>
           <w:p>
@@ -2372,7 +2372,7 @@
         </w:tc>
         <w:tc>
           <w:tcPr>
-            <w:tcW w:type="dxa" w:w="1497"/>
+            <w:tcW w:type="dxa" w:w="1487"/>
             <w:shd w:val="clear" w:color="auto" w:fill="F8F8FC"/>
           </w:tcPr>
           <w:p>
@@ -2392,7 +2392,7 @@
         </w:tc>
         <w:tc>
           <w:tcPr>
-            <w:tcW w:type="dxa" w:w="4322"/>
+            <w:tcW w:type="dxa" w:w="4447"/>
             <w:shd w:val="clear" w:color="auto" w:fill="F8F8FC"/>
           </w:tcPr>
           <w:p>
@@ -2412,7 +2412,7 @@
         </w:tc>
         <w:tc>
           <w:tcPr>
-            <w:tcW w:type="dxa" w:w="4241"/>
+            <w:tcW w:type="dxa" w:w="4157"/>
             <w:shd w:val="clear" w:color="auto" w:fill="F8F8FC"/>
           </w:tcPr>
           <w:p>
@@ -2432,7 +2432,7 @@
         </w:tc>
         <w:tc>
           <w:tcPr>
-            <w:tcW w:type="dxa" w:w="2681"/>
+            <w:tcW w:type="dxa" w:w="2663"/>
             <w:shd w:val="clear" w:color="auto" w:fill="F8F8FC"/>
           </w:tcPr>
           <w:p>
@@ -2448,7 +2448,7 @@
         </w:trPr>
         <w:tc>
           <w:tcPr>
-            <w:tcW w:type="dxa" w:w="2057"/>
+            <w:tcW w:type="dxa" w:w="2044"/>
           </w:tcPr>
           <w:p>
             <w:pPr>
@@ -2469,7 +2469,7 @@
         </w:tc>
         <w:tc>
           <w:tcPr>
-            <w:tcW w:type="dxa" w:w="1497"/>
+            <w:tcW w:type="dxa" w:w="1487"/>
           </w:tcPr>
           <w:p>
             <w:pPr>
@@ -2488,7 +2488,7 @@
         </w:tc>
         <w:tc>
           <w:tcPr>
-            <w:tcW w:type="dxa" w:w="4322"/>
+            <w:tcW w:type="dxa" w:w="4447"/>
           </w:tcPr>
           <w:p>
             <w:pPr>
@@ -2507,7 +2507,7 @@
         </w:tc>
         <w:tc>
           <w:tcPr>
-            <w:tcW w:type="dxa" w:w="4241"/>
+            <w:tcW w:type="dxa" w:w="4157"/>
           </w:tcPr>
           <w:p>
             <w:pPr>
@@ -2526,7 +2526,7 @@
         </w:tc>
         <w:tc>
           <w:tcPr>
-            <w:tcW w:type="dxa" w:w="2681"/>
+            <w:tcW w:type="dxa" w:w="2663"/>
           </w:tcPr>
           <w:p>
             <w:pPr>
@@ -2541,7 +2541,7 @@
         </w:trPr>
         <w:tc>
           <w:tcPr>
-            <w:tcW w:type="dxa" w:w="2057"/>
+            <w:tcW w:type="dxa" w:w="2044"/>
             <w:shd w:val="clear" w:color="auto" w:fill="F8F8FC"/>
           </w:tcPr>
           <w:p>
@@ -2564,7 +2564,7 @@
         </w:tc>
         <w:tc>
           <w:tcPr>
-            <w:tcW w:type="dxa" w:w="1497"/>
+            <w:tcW w:type="dxa" w:w="1487"/>
             <w:shd w:val="clear" w:color="auto" w:fill="F8F8FC"/>
           </w:tcPr>
           <w:p>
@@ -2585,7 +2585,7 @@
         </w:tc>
         <w:tc>
           <w:tcPr>
-            <w:tcW w:type="dxa" w:w="4322"/>
+            <w:tcW w:type="dxa" w:w="4447"/>
             <w:shd w:val="clear" w:color="auto" w:fill="F8F8FC"/>
           </w:tcPr>
           <w:p>
@@ -2606,7 +2606,7 @@
         </w:tc>
         <w:tc>
           <w:tcPr>
-            <w:tcW w:type="dxa" w:w="4241"/>
+            <w:tcW w:type="dxa" w:w="4157"/>
             <w:shd w:val="clear" w:color="auto" w:fill="F8F8FC"/>
           </w:tcPr>
           <w:p>
@@ -2627,7 +2627,7 @@
         </w:tc>
         <w:tc>
           <w:tcPr>
-            <w:tcW w:type="dxa" w:w="2681"/>
+            <w:tcW w:type="dxa" w:w="2663"/>
             <w:shd w:val="clear" w:color="auto" w:fill="F8F8FC"/>
           </w:tcPr>
           <w:p>
@@ -2698,11 +2698,11 @@
         <w:tblLook w:firstColumn="1" w:firstRow="1" w:lastColumn="0" w:lastRow="0" w:noHBand="0" w:noVBand="1" w:val="04A0"/>
       </w:tblPr>
       <w:tblGrid>
-        <w:gridCol w:w="2057"/>
-        <w:gridCol w:w="1497"/>
-        <w:gridCol w:w="4322"/>
-        <w:gridCol w:w="4241"/>
-        <w:gridCol w:w="2681"/>
+        <w:gridCol w:w="2044"/>
+        <w:gridCol w:w="1487"/>
+        <w:gridCol w:w="4447"/>
+        <w:gridCol w:w="4157"/>
+        <w:gridCol w:w="2663"/>
       </w:tblGrid>
       <w:tr>
         <w:trPr>
@@ -2711,7 +2711,7 @@
         </w:trPr>
         <w:tc>
           <w:tcPr>
-            <w:tcW w:type="dxa" w:w="2057"/>
+            <w:tcW w:type="dxa" w:w="2044"/>
             <w:shd w:val="clear" w:color="auto" w:fill="E8E8F4"/>
           </w:tcPr>
           <w:p>
@@ -2733,7 +2733,7 @@
         </w:tc>
         <w:tc>
           <w:tcPr>
-            <w:tcW w:type="dxa" w:w="1497"/>
+            <w:tcW w:type="dxa" w:w="1487"/>
             <w:shd w:val="clear" w:color="auto" w:fill="E8E8F4"/>
           </w:tcPr>
           <w:p>
@@ -2755,7 +2755,7 @@
         </w:tc>
         <w:tc>
           <w:tcPr>
-            <w:tcW w:type="dxa" w:w="4322"/>
+            <w:tcW w:type="dxa" w:w="4447"/>
             <w:shd w:val="clear" w:color="auto" w:fill="E8E8F4"/>
           </w:tcPr>
           <w:p>
@@ -2777,7 +2777,7 @@
         </w:tc>
         <w:tc>
           <w:tcPr>
-            <w:tcW w:type="dxa" w:w="4241"/>
+            <w:tcW w:type="dxa" w:w="4157"/>
             <w:shd w:val="clear" w:color="auto" w:fill="E8E8F4"/>
           </w:tcPr>
           <w:p>
@@ -2799,7 +2799,7 @@
         </w:tc>
         <w:tc>
           <w:tcPr>
-            <w:tcW w:type="dxa" w:w="2681"/>
+            <w:tcW w:type="dxa" w:w="2663"/>
             <w:shd w:val="clear" w:color="auto" w:fill="E8E8F4"/>
           </w:tcPr>
           <w:p>
@@ -2826,7 +2826,7 @@
         </w:trPr>
         <w:tc>
           <w:tcPr>
-            <w:tcW w:type="dxa" w:w="2057"/>
+            <w:tcW w:type="dxa" w:w="2044"/>
             <w:shd w:val="clear" w:color="auto" w:fill="E9F6EF"/>
           </w:tcPr>
           <w:p>
@@ -2848,7 +2848,7 @@
         </w:tc>
         <w:tc>
           <w:tcPr>
-            <w:tcW w:type="dxa" w:w="1497"/>
+            <w:tcW w:type="dxa" w:w="1487"/>
             <w:shd w:val="clear" w:color="auto" w:fill="E9F6EF"/>
           </w:tcPr>
           <w:p>
@@ -2868,7 +2868,7 @@
         </w:tc>
         <w:tc>
           <w:tcPr>
-            <w:tcW w:type="dxa" w:w="4322"/>
+            <w:tcW w:type="dxa" w:w="4447"/>
             <w:shd w:val="clear" w:color="auto" w:fill="E9F6EF"/>
           </w:tcPr>
           <w:p>
@@ -2900,7 +2900,7 @@
         </w:tc>
         <w:tc>
           <w:tcPr>
-            <w:tcW w:type="dxa" w:w="4241"/>
+            <w:tcW w:type="dxa" w:w="4157"/>
             <w:shd w:val="clear" w:color="auto" w:fill="E9F6EF"/>
           </w:tcPr>
           <w:p>
@@ -2932,7 +2932,7 @@
         </w:tc>
         <w:tc>
           <w:tcPr>
-            <w:tcW w:type="dxa" w:w="2681"/>
+            <w:tcW w:type="dxa" w:w="2663"/>
             <w:shd w:val="clear" w:color="auto" w:fill="E9F6EF"/>
           </w:tcPr>
           <w:p>
@@ -2959,7 +2959,7 @@
         </w:trPr>
         <w:tc>
           <w:tcPr>
-            <w:tcW w:type="dxa" w:w="2057"/>
+            <w:tcW w:type="dxa" w:w="2044"/>
             <w:shd w:val="clear" w:color="auto" w:fill="F8F8FC"/>
           </w:tcPr>
           <w:p>
@@ -2981,7 +2981,7 @@
         </w:tc>
         <w:tc>
           <w:tcPr>
-            <w:tcW w:type="dxa" w:w="1497"/>
+            <w:tcW w:type="dxa" w:w="1487"/>
             <w:shd w:val="clear" w:color="auto" w:fill="F8F8FC"/>
           </w:tcPr>
           <w:p>
@@ -3001,7 +3001,7 @@
         </w:tc>
         <w:tc>
           <w:tcPr>
-            <w:tcW w:type="dxa" w:w="4322"/>
+            <w:tcW w:type="dxa" w:w="4447"/>
             <w:shd w:val="clear" w:color="auto" w:fill="F8F8FC"/>
           </w:tcPr>
           <w:p>
@@ -3021,7 +3021,7 @@
         </w:tc>
         <w:tc>
           <w:tcPr>
-            <w:tcW w:type="dxa" w:w="4241"/>
+            <w:tcW w:type="dxa" w:w="4157"/>
             <w:shd w:val="clear" w:color="auto" w:fill="F8F8FC"/>
           </w:tcPr>
           <w:p>
@@ -3041,7 +3041,7 @@
         </w:tc>
         <w:tc>
           <w:tcPr>
-            <w:tcW w:type="dxa" w:w="2681"/>
+            <w:tcW w:type="dxa" w:w="2663"/>
             <w:shd w:val="clear" w:color="auto" w:fill="F8F8FC"/>
           </w:tcPr>
           <w:p>
@@ -3057,7 +3057,7 @@
         </w:trPr>
         <w:tc>
           <w:tcPr>
-            <w:tcW w:type="dxa" w:w="2057"/>
+            <w:tcW w:type="dxa" w:w="2044"/>
             <w:shd w:val="clear" w:color="auto" w:fill="E9F6EF"/>
           </w:tcPr>
           <w:p>
@@ -3079,7 +3079,7 @@
         </w:tc>
         <w:tc>
           <w:tcPr>
-            <w:tcW w:type="dxa" w:w="1497"/>
+            <w:tcW w:type="dxa" w:w="1487"/>
             <w:shd w:val="clear" w:color="auto" w:fill="E9F6EF"/>
           </w:tcPr>
           <w:p>
@@ -3099,7 +3099,7 @@
         </w:tc>
         <w:tc>
           <w:tcPr>
-            <w:tcW w:type="dxa" w:w="4322"/>
+            <w:tcW w:type="dxa" w:w="4447"/>
             <w:shd w:val="clear" w:color="auto" w:fill="E9F6EF"/>
           </w:tcPr>
           <w:p>
@@ -3131,7 +3131,7 @@
         </w:tc>
         <w:tc>
           <w:tcPr>
-            <w:tcW w:type="dxa" w:w="4241"/>
+            <w:tcW w:type="dxa" w:w="4157"/>
             <w:shd w:val="clear" w:color="auto" w:fill="E9F6EF"/>
           </w:tcPr>
           <w:p>
@@ -3163,7 +3163,7 @@
         </w:tc>
         <w:tc>
           <w:tcPr>
-            <w:tcW w:type="dxa" w:w="2681"/>
+            <w:tcW w:type="dxa" w:w="2663"/>
             <w:shd w:val="clear" w:color="auto" w:fill="E9F6EF"/>
           </w:tcPr>
           <w:p>
@@ -3202,7 +3202,7 @@
         </w:trPr>
         <w:tc>
           <w:tcPr>
-            <w:tcW w:type="dxa" w:w="2057"/>
+            <w:tcW w:type="dxa" w:w="2044"/>
             <w:shd w:val="clear" w:color="auto" w:fill="F8F8FC"/>
           </w:tcPr>
           <w:p>
@@ -3224,7 +3224,7 @@
         </w:tc>
         <w:tc>
           <w:tcPr>
-            <w:tcW w:type="dxa" w:w="1497"/>
+            <w:tcW w:type="dxa" w:w="1487"/>
             <w:shd w:val="clear" w:color="auto" w:fill="F8F8FC"/>
           </w:tcPr>
           <w:p>
@@ -3244,7 +3244,7 @@
         </w:tc>
         <w:tc>
           <w:tcPr>
-            <w:tcW w:type="dxa" w:w="4322"/>
+            <w:tcW w:type="dxa" w:w="4447"/>
             <w:shd w:val="clear" w:color="auto" w:fill="F8F8FC"/>
           </w:tcPr>
           <w:p>
@@ -3264,7 +3264,7 @@
         </w:tc>
         <w:tc>
           <w:tcPr>
-            <w:tcW w:type="dxa" w:w="4241"/>
+            <w:tcW w:type="dxa" w:w="4157"/>
             <w:shd w:val="clear" w:color="auto" w:fill="F8F8FC"/>
           </w:tcPr>
           <w:p>
@@ -3284,7 +3284,7 @@
         </w:tc>
         <w:tc>
           <w:tcPr>
-            <w:tcW w:type="dxa" w:w="2681"/>
+            <w:tcW w:type="dxa" w:w="2663"/>
             <w:shd w:val="clear" w:color="auto" w:fill="F8F8FC"/>
           </w:tcPr>
           <w:p>
@@ -3300,7 +3300,7 @@
         </w:trPr>
         <w:tc>
           <w:tcPr>
-            <w:tcW w:type="dxa" w:w="2057"/>
+            <w:tcW w:type="dxa" w:w="2044"/>
           </w:tcPr>
           <w:p>
             <w:pPr>
@@ -3321,7 +3321,7 @@
         </w:tc>
         <w:tc>
           <w:tcPr>
-            <w:tcW w:type="dxa" w:w="1497"/>
+            <w:tcW w:type="dxa" w:w="1487"/>
           </w:tcPr>
           <w:p>
             <w:pPr>
@@ -3340,7 +3340,7 @@
         </w:tc>
         <w:tc>
           <w:tcPr>
-            <w:tcW w:type="dxa" w:w="4322"/>
+            <w:tcW w:type="dxa" w:w="4447"/>
           </w:tcPr>
           <w:p>
             <w:pPr>
@@ -3359,7 +3359,7 @@
         </w:tc>
         <w:tc>
           <w:tcPr>
-            <w:tcW w:type="dxa" w:w="4241"/>
+            <w:tcW w:type="dxa" w:w="4157"/>
           </w:tcPr>
           <w:p>
             <w:pPr>
@@ -3378,7 +3378,7 @@
         </w:tc>
         <w:tc>
           <w:tcPr>
-            <w:tcW w:type="dxa" w:w="2681"/>
+            <w:tcW w:type="dxa" w:w="2663"/>
           </w:tcPr>
           <w:p>
             <w:pPr>
@@ -3393,7 +3393,7 @@
         </w:trPr>
         <w:tc>
           <w:tcPr>
-            <w:tcW w:type="dxa" w:w="2057"/>
+            <w:tcW w:type="dxa" w:w="2044"/>
             <w:shd w:val="clear" w:color="auto" w:fill="F8F8FC"/>
           </w:tcPr>
           <w:p>
@@ -3415,7 +3415,7 @@
         </w:tc>
         <w:tc>
           <w:tcPr>
-            <w:tcW w:type="dxa" w:w="1497"/>
+            <w:tcW w:type="dxa" w:w="1487"/>
             <w:shd w:val="clear" w:color="auto" w:fill="F8F8FC"/>
           </w:tcPr>
           <w:p>
@@ -3435,7 +3435,7 @@
         </w:tc>
         <w:tc>
           <w:tcPr>
-            <w:tcW w:type="dxa" w:w="4322"/>
+            <w:tcW w:type="dxa" w:w="4447"/>
             <w:shd w:val="clear" w:color="auto" w:fill="F8F8FC"/>
           </w:tcPr>
           <w:p>
@@ -3455,7 +3455,7 @@
         </w:tc>
         <w:tc>
           <w:tcPr>
-            <w:tcW w:type="dxa" w:w="4241"/>
+            <w:tcW w:type="dxa" w:w="4157"/>
             <w:shd w:val="clear" w:color="auto" w:fill="F8F8FC"/>
           </w:tcPr>
           <w:p>
@@ -3475,7 +3475,7 @@
         </w:tc>
         <w:tc>
           <w:tcPr>
-            <w:tcW w:type="dxa" w:w="2681"/>
+            <w:tcW w:type="dxa" w:w="2663"/>
             <w:shd w:val="clear" w:color="auto" w:fill="F8F8FC"/>
           </w:tcPr>
           <w:p>
@@ -3491,7 +3491,7 @@
         </w:trPr>
         <w:tc>
           <w:tcPr>
-            <w:tcW w:type="dxa" w:w="2057"/>
+            <w:tcW w:type="dxa" w:w="2044"/>
             <w:shd w:val="clear" w:color="auto" w:fill="E9F6EF"/>
           </w:tcPr>
           <w:p>
@@ -3513,7 +3513,7 @@
         </w:tc>
         <w:tc>
           <w:tcPr>
-            <w:tcW w:type="dxa" w:w="1497"/>
+            <w:tcW w:type="dxa" w:w="1487"/>
             <w:shd w:val="clear" w:color="auto" w:fill="E9F6EF"/>
           </w:tcPr>
           <w:p>
@@ -3533,7 +3533,7 @@
         </w:tc>
         <w:tc>
           <w:tcPr>
-            <w:tcW w:type="dxa" w:w="4322"/>
+            <w:tcW w:type="dxa" w:w="4447"/>
             <w:shd w:val="clear" w:color="auto" w:fill="E9F6EF"/>
           </w:tcPr>
           <w:p>
@@ -3565,7 +3565,7 @@
         </w:tc>
         <w:tc>
           <w:tcPr>
-            <w:tcW w:type="dxa" w:w="4241"/>
+            <w:tcW w:type="dxa" w:w="4157"/>
             <w:shd w:val="clear" w:color="auto" w:fill="E9F6EF"/>
           </w:tcPr>
           <w:p>
@@ -3585,7 +3585,7 @@
         </w:tc>
         <w:tc>
           <w:tcPr>
-            <w:tcW w:type="dxa" w:w="2681"/>
+            <w:tcW w:type="dxa" w:w="2663"/>
             <w:shd w:val="clear" w:color="auto" w:fill="E9F6EF"/>
           </w:tcPr>
           <w:p>
@@ -3612,7 +3612,7 @@
         </w:trPr>
         <w:tc>
           <w:tcPr>
-            <w:tcW w:type="dxa" w:w="2057"/>
+            <w:tcW w:type="dxa" w:w="2044"/>
             <w:shd w:val="clear" w:color="auto" w:fill="F8F8FC"/>
           </w:tcPr>
           <w:p>
@@ -3634,7 +3634,7 @@
         </w:tc>
         <w:tc>
           <w:tcPr>
-            <w:tcW w:type="dxa" w:w="1497"/>
+            <w:tcW w:type="dxa" w:w="1487"/>
             <w:shd w:val="clear" w:color="auto" w:fill="F8F8FC"/>
           </w:tcPr>
           <w:p>
@@ -3654,7 +3654,7 @@
         </w:tc>
         <w:tc>
           <w:tcPr>
-            <w:tcW w:type="dxa" w:w="4322"/>
+            <w:tcW w:type="dxa" w:w="4447"/>
             <w:shd w:val="clear" w:color="auto" w:fill="F8F8FC"/>
           </w:tcPr>
           <w:p>
@@ -3674,7 +3674,7 @@
         </w:tc>
         <w:tc>
           <w:tcPr>
-            <w:tcW w:type="dxa" w:w="4241"/>
+            <w:tcW w:type="dxa" w:w="4157"/>
             <w:shd w:val="clear" w:color="auto" w:fill="F8F8FC"/>
           </w:tcPr>
           <w:p>
@@ -3694,7 +3694,7 @@
         </w:tc>
         <w:tc>
           <w:tcPr>
-            <w:tcW w:type="dxa" w:w="2681"/>
+            <w:tcW w:type="dxa" w:w="2663"/>
             <w:shd w:val="clear" w:color="auto" w:fill="F8F8FC"/>
           </w:tcPr>
           <w:p>
@@ -3710,7 +3710,7 @@
         </w:trPr>
         <w:tc>
           <w:tcPr>
-            <w:tcW w:type="dxa" w:w="2057"/>
+            <w:tcW w:type="dxa" w:w="2044"/>
             <w:shd w:val="clear" w:color="auto" w:fill="E9F6EF"/>
           </w:tcPr>
           <w:p>
@@ -3732,7 +3732,7 @@
         </w:tc>
         <w:tc>
           <w:tcPr>
-            <w:tcW w:type="dxa" w:w="1497"/>
+            <w:tcW w:type="dxa" w:w="1487"/>
             <w:shd w:val="clear" w:color="auto" w:fill="E9F6EF"/>
           </w:tcPr>
           <w:p>
@@ -3752,7 +3752,7 @@
         </w:tc>
         <w:tc>
           <w:tcPr>
-            <w:tcW w:type="dxa" w:w="4322"/>
+            <w:tcW w:type="dxa" w:w="4447"/>
             <w:shd w:val="clear" w:color="auto" w:fill="E9F6EF"/>
           </w:tcPr>
           <w:p>
@@ -3784,7 +3784,7 @@
         </w:tc>
         <w:tc>
           <w:tcPr>
-            <w:tcW w:type="dxa" w:w="4241"/>
+            <w:tcW w:type="dxa" w:w="4157"/>
             <w:shd w:val="clear" w:color="auto" w:fill="E9F6EF"/>
           </w:tcPr>
           <w:p>
@@ -3816,7 +3816,7 @@
         </w:tc>
         <w:tc>
           <w:tcPr>
-            <w:tcW w:type="dxa" w:w="2681"/>
+            <w:tcW w:type="dxa" w:w="2663"/>
             <w:shd w:val="clear" w:color="auto" w:fill="E9F6EF"/>
           </w:tcPr>
           <w:p>
@@ -3843,7 +3843,7 @@
         </w:trPr>
         <w:tc>
           <w:tcPr>
-            <w:tcW w:type="dxa" w:w="2057"/>
+            <w:tcW w:type="dxa" w:w="2044"/>
             <w:shd w:val="clear" w:color="auto" w:fill="F8F8FC"/>
           </w:tcPr>
           <w:p>
@@ -3865,7 +3865,7 @@
         </w:tc>
         <w:tc>
           <w:tcPr>
-            <w:tcW w:type="dxa" w:w="1497"/>
+            <w:tcW w:type="dxa" w:w="1487"/>
             <w:shd w:val="clear" w:color="auto" w:fill="F8F8FC"/>
           </w:tcPr>
           <w:p>
@@ -3885,7 +3885,7 @@
         </w:tc>
         <w:tc>
           <w:tcPr>
-            <w:tcW w:type="dxa" w:w="4322"/>
+            <w:tcW w:type="dxa" w:w="4447"/>
             <w:shd w:val="clear" w:color="auto" w:fill="F8F8FC"/>
           </w:tcPr>
           <w:p>
@@ -3905,7 +3905,7 @@
         </w:tc>
         <w:tc>
           <w:tcPr>
-            <w:tcW w:type="dxa" w:w="4241"/>
+            <w:tcW w:type="dxa" w:w="4157"/>
             <w:shd w:val="clear" w:color="auto" w:fill="F8F8FC"/>
           </w:tcPr>
           <w:p>
@@ -3925,7 +3925,7 @@
         </w:tc>
         <w:tc>
           <w:tcPr>
-            <w:tcW w:type="dxa" w:w="2681"/>
+            <w:tcW w:type="dxa" w:w="2663"/>
             <w:shd w:val="clear" w:color="auto" w:fill="F8F8FC"/>
           </w:tcPr>
           <w:p>
@@ -3941,7 +3941,7 @@
         </w:trPr>
         <w:tc>
           <w:tcPr>
-            <w:tcW w:type="dxa" w:w="2057"/>
+            <w:tcW w:type="dxa" w:w="2044"/>
           </w:tcPr>
           <w:p>
             <w:pPr>
@@ -3962,7 +3962,7 @@
         </w:tc>
         <w:tc>
           <w:tcPr>
-            <w:tcW w:type="dxa" w:w="1497"/>
+            <w:tcW w:type="dxa" w:w="1487"/>
           </w:tcPr>
           <w:p>
             <w:pPr>
@@ -3981,7 +3981,7 @@
         </w:tc>
         <w:tc>
           <w:tcPr>
-            <w:tcW w:type="dxa" w:w="4322"/>
+            <w:tcW w:type="dxa" w:w="4447"/>
           </w:tcPr>
           <w:p>
             <w:pPr>
@@ -3994,13 +3994,13 @@
                 <w:sz w:val="17"/>
                 <w:szCs w:val="17"/>
               </w:rPr>
-              <w:t xml:space="preserve">자기수탁형 크립토 네오뱅크(카드결제·거래·예치). 2026.8 XRPL 네이티브 지원, XRP로 카드 충전</w:t>
+              <w:t xml:space="preserve">자기수탁형 네오파이낸스 앱(카드 결제 · 거래 · 예치) — 사람 · AI 에이전트용 결제를 내세운다. XRP 로 카드 충전 연동 보도(확인 필요)</w:t>
             </w:r>
           </w:p>
         </w:tc>
         <w:tc>
           <w:tcPr>
-            <w:tcW w:type="dxa" w:w="4241"/>
+            <w:tcW w:type="dxa" w:w="4157"/>
           </w:tcPr>
           <w:p>
             <w:pPr>
@@ -4013,13 +4013,13 @@
                 <w:sz w:val="17"/>
                 <w:szCs w:val="17"/>
               </w:rPr>
-              <w:t xml:space="preserve">Tria 공동창업자 겸 CSO. ConsenSys 초기 멤버(6년), Matic→Polygon 전환 주도에 참여</w:t>
+              <w:t xml:space="preserve">Tria 공동창업자 겸 CSO. ConsenSys 초기 멤버(6년), Matic → Polygon 전환에 참여</w:t>
             </w:r>
           </w:p>
         </w:tc>
         <w:tc>
           <w:tcPr>
-            <w:tcW w:type="dxa" w:w="2681"/>
+            <w:tcW w:type="dxa" w:w="2663"/>
           </w:tcPr>
           <w:p>
             <w:pPr>
@@ -4089,11 +4089,11 @@
         <w:tblLook w:firstColumn="1" w:firstRow="1" w:lastColumn="0" w:lastRow="0" w:noHBand="0" w:noVBand="1" w:val="04A0"/>
       </w:tblPr>
       <w:tblGrid>
-        <w:gridCol w:w="2057"/>
-        <w:gridCol w:w="1497"/>
-        <w:gridCol w:w="4322"/>
-        <w:gridCol w:w="4241"/>
-        <w:gridCol w:w="2681"/>
+        <w:gridCol w:w="2044"/>
+        <w:gridCol w:w="1487"/>
+        <w:gridCol w:w="4447"/>
+        <w:gridCol w:w="4157"/>
+        <w:gridCol w:w="2663"/>
       </w:tblGrid>
       <w:tr>
         <w:trPr>
@@ -4102,7 +4102,7 @@
         </w:trPr>
         <w:tc>
           <w:tcPr>
-            <w:tcW w:type="dxa" w:w="2057"/>
+            <w:tcW w:type="dxa" w:w="2044"/>
             <w:shd w:val="clear" w:color="auto" w:fill="E8E8F4"/>
           </w:tcPr>
           <w:p>
@@ -4124,7 +4124,7 @@
         </w:tc>
         <w:tc>
           <w:tcPr>
-            <w:tcW w:type="dxa" w:w="1497"/>
+            <w:tcW w:type="dxa" w:w="1487"/>
             <w:shd w:val="clear" w:color="auto" w:fill="E8E8F4"/>
           </w:tcPr>
           <w:p>
@@ -4146,7 +4146,7 @@
         </w:tc>
         <w:tc>
           <w:tcPr>
-            <w:tcW w:type="dxa" w:w="4322"/>
+            <w:tcW w:type="dxa" w:w="4447"/>
             <w:shd w:val="clear" w:color="auto" w:fill="E8E8F4"/>
           </w:tcPr>
           <w:p>
@@ -4168,7 +4168,7 @@
         </w:tc>
         <w:tc>
           <w:tcPr>
-            <w:tcW w:type="dxa" w:w="4241"/>
+            <w:tcW w:type="dxa" w:w="4157"/>
             <w:shd w:val="clear" w:color="auto" w:fill="E8E8F4"/>
           </w:tcPr>
           <w:p>
@@ -4190,7 +4190,7 @@
         </w:tc>
         <w:tc>
           <w:tcPr>
-            <w:tcW w:type="dxa" w:w="2681"/>
+            <w:tcW w:type="dxa" w:w="2663"/>
             <w:shd w:val="clear" w:color="auto" w:fill="E8E8F4"/>
           </w:tcPr>
           <w:p>
@@ -4217,7 +4217,7 @@
         </w:trPr>
         <w:tc>
           <w:tcPr>
-            <w:tcW w:type="dxa" w:w="2057"/>
+            <w:tcW w:type="dxa" w:w="2044"/>
           </w:tcPr>
           <w:p>
             <w:pPr>
@@ -4238,7 +4238,7 @@
         </w:tc>
         <w:tc>
           <w:tcPr>
-            <w:tcW w:type="dxa" w:w="1497"/>
+            <w:tcW w:type="dxa" w:w="1487"/>
           </w:tcPr>
           <w:p>
             <w:pPr>
@@ -4257,7 +4257,7 @@
         </w:tc>
         <w:tc>
           <w:tcPr>
-            <w:tcW w:type="dxa" w:w="4322"/>
+            <w:tcW w:type="dxa" w:w="4447"/>
           </w:tcPr>
           <w:p>
             <w:pPr>
@@ -4270,13 +4270,13 @@
                 <w:sz w:val="17"/>
                 <w:szCs w:val="17"/>
               </w:rPr>
-              <w:t xml:space="preserve">태국 시암상업은행(SCB)의 모회사 금융지주. 리플 초기 투자, SCB EASY 앱에서 리플넷 해외송금</w:t>
+              <w:t xml:space="preserve">태국 시암상업은행(SCB)의 모회사 금융지주 · 카카오그룹과 해외 결제 · 송금 서비스 개발 MOU</w:t>
             </w:r>
           </w:p>
         </w:tc>
         <w:tc>
           <w:tcPr>
-            <w:tcW w:type="dxa" w:w="4241"/>
+            <w:tcW w:type="dxa" w:w="4157"/>
           </w:tcPr>
           <w:p>
             <w:pPr>
@@ -4289,13 +4289,13 @@
                 <w:sz w:val="17"/>
                 <w:szCs w:val="17"/>
               </w:rPr>
-              <w:t xml:space="preserve">SCBX 디지털자산사업 총괄. 전 Bitkub 부CEO(사업·전략), Sea·Shopee 출신(프로필 기준)</w:t>
+              <w:t xml:space="preserve">SCBX 디지털자산사업 총괄(XRP SEOUL 3차 연사 발표 표기)</w:t>
             </w:r>
           </w:p>
         </w:tc>
         <w:tc>
           <w:tcPr>
-            <w:tcW w:type="dxa" w:w="2681"/>
+            <w:tcW w:type="dxa" w:w="2663"/>
           </w:tcPr>
           <w:p>
             <w:pPr>
@@ -4310,7 +4310,7 @@
         </w:trPr>
         <w:tc>
           <w:tcPr>
-            <w:tcW w:type="dxa" w:w="2057"/>
+            <w:tcW w:type="dxa" w:w="2044"/>
             <w:shd w:val="clear" w:color="auto" w:fill="F8F8FC"/>
           </w:tcPr>
           <w:p>
@@ -4332,7 +4332,7 @@
         </w:tc>
         <w:tc>
           <w:tcPr>
-            <w:tcW w:type="dxa" w:w="1497"/>
+            <w:tcW w:type="dxa" w:w="1487"/>
             <w:shd w:val="clear" w:color="auto" w:fill="F8F8FC"/>
           </w:tcPr>
           <w:p>
@@ -4352,7 +4352,7 @@
         </w:tc>
         <w:tc>
           <w:tcPr>
-            <w:tcW w:type="dxa" w:w="4322"/>
+            <w:tcW w:type="dxa" w:w="4447"/>
             <w:shd w:val="clear" w:color="auto" w:fill="F8F8FC"/>
           </w:tcPr>
           <w:p>
@@ -4372,7 +4372,7 @@
         </w:tc>
         <w:tc>
           <w:tcPr>
-            <w:tcW w:type="dxa" w:w="4241"/>
+            <w:tcW w:type="dxa" w:w="4157"/>
             <w:shd w:val="clear" w:color="auto" w:fill="F8F8FC"/>
           </w:tcPr>
           <w:p>
@@ -4392,7 +4392,7 @@
         </w:tc>
         <w:tc>
           <w:tcPr>
-            <w:tcW w:type="dxa" w:w="2681"/>
+            <w:tcW w:type="dxa" w:w="2663"/>
             <w:shd w:val="clear" w:color="auto" w:fill="F8F8FC"/>
           </w:tcPr>
           <w:p>
@@ -4408,7 +4408,7 @@
         </w:trPr>
         <w:tc>
           <w:tcPr>
-            <w:tcW w:type="dxa" w:w="2057"/>
+            <w:tcW w:type="dxa" w:w="2044"/>
           </w:tcPr>
           <w:p>
             <w:pPr>
@@ -4429,7 +4429,7 @@
         </w:tc>
         <w:tc>
           <w:tcPr>
-            <w:tcW w:type="dxa" w:w="1497"/>
+            <w:tcW w:type="dxa" w:w="1487"/>
           </w:tcPr>
           <w:p>
             <w:pPr>
@@ -4448,7 +4448,7 @@
         </w:tc>
         <w:tc>
           <w:tcPr>
-            <w:tcW w:type="dxa" w:w="4322"/>
+            <w:tcW w:type="dxa" w:w="4447"/>
           </w:tcPr>
           <w:p>
             <w:pPr>
@@ -4467,7 +4467,7 @@
         </w:tc>
         <w:tc>
           <w:tcPr>
-            <w:tcW w:type="dxa" w:w="4241"/>
+            <w:tcW w:type="dxa" w:w="4157"/>
           </w:tcPr>
           <w:p>
             <w:pPr>
@@ -4486,7 +4486,7 @@
         </w:tc>
         <w:tc>
           <w:tcPr>
-            <w:tcW w:type="dxa" w:w="2681"/>
+            <w:tcW w:type="dxa" w:w="2663"/>
           </w:tcPr>
           <w:p>
             <w:pPr>
@@ -4501,7 +4501,7 @@
         </w:trPr>
         <w:tc>
           <w:tcPr>
-            <w:tcW w:type="dxa" w:w="2057"/>
+            <w:tcW w:type="dxa" w:w="2044"/>
             <w:shd w:val="clear" w:color="auto" w:fill="F8F8FC"/>
           </w:tcPr>
           <w:p>
@@ -4523,7 +4523,7 @@
         </w:tc>
         <w:tc>
           <w:tcPr>
-            <w:tcW w:type="dxa" w:w="1497"/>
+            <w:tcW w:type="dxa" w:w="1487"/>
             <w:shd w:val="clear" w:color="auto" w:fill="F8F8FC"/>
           </w:tcPr>
           <w:p>
@@ -4543,7 +4543,7 @@
         </w:tc>
         <w:tc>
           <w:tcPr>
-            <w:tcW w:type="dxa" w:w="4322"/>
+            <w:tcW w:type="dxa" w:w="4447"/>
             <w:shd w:val="clear" w:color="auto" w:fill="F8F8FC"/>
           </w:tcPr>
           <w:p>
@@ -4563,7 +4563,7 @@
         </w:tc>
         <w:tc>
           <w:tcPr>
-            <w:tcW w:type="dxa" w:w="4241"/>
+            <w:tcW w:type="dxa" w:w="4157"/>
             <w:shd w:val="clear" w:color="auto" w:fill="F8F8FC"/>
           </w:tcPr>
           <w:p>
@@ -4583,7 +4583,7 @@
         </w:tc>
         <w:tc>
           <w:tcPr>
-            <w:tcW w:type="dxa" w:w="2681"/>
+            <w:tcW w:type="dxa" w:w="2663"/>
             <w:shd w:val="clear" w:color="auto" w:fill="F8F8FC"/>
           </w:tcPr>
           <w:p>
@@ -4599,7 +4599,7 @@
         </w:trPr>
         <w:tc>
           <w:tcPr>
-            <w:tcW w:type="dxa" w:w="2057"/>
+            <w:tcW w:type="dxa" w:w="2044"/>
           </w:tcPr>
           <w:p>
             <w:pPr>
@@ -4620,7 +4620,7 @@
         </w:tc>
         <w:tc>
           <w:tcPr>
-            <w:tcW w:type="dxa" w:w="1497"/>
+            <w:tcW w:type="dxa" w:w="1487"/>
           </w:tcPr>
           <w:p>
             <w:pPr>
@@ -4639,7 +4639,7 @@
         </w:tc>
         <w:tc>
           <w:tcPr>
-            <w:tcW w:type="dxa" w:w="4322"/>
+            <w:tcW w:type="dxa" w:w="4447"/>
           </w:tcPr>
           <w:p>
             <w:pPr>
@@ -4658,7 +4658,7 @@
         </w:tc>
         <w:tc>
           <w:tcPr>
-            <w:tcW w:type="dxa" w:w="4241"/>
+            <w:tcW w:type="dxa" w:w="4157"/>
           </w:tcPr>
           <w:p>
             <w:pPr>
@@ -4677,7 +4677,7 @@
         </w:tc>
         <w:tc>
           <w:tcPr>
-            <w:tcW w:type="dxa" w:w="2681"/>
+            <w:tcW w:type="dxa" w:w="2663"/>
           </w:tcPr>
           <w:p>
             <w:pPr>
@@ -4692,7 +4692,7 @@
         </w:trPr>
         <w:tc>
           <w:tcPr>
-            <w:tcW w:type="dxa" w:w="2057"/>
+            <w:tcW w:type="dxa" w:w="2044"/>
             <w:shd w:val="clear" w:color="auto" w:fill="F8F8FC"/>
           </w:tcPr>
           <w:p>
@@ -4714,7 +4714,7 @@
         </w:tc>
         <w:tc>
           <w:tcPr>
-            <w:tcW w:type="dxa" w:w="1497"/>
+            <w:tcW w:type="dxa" w:w="1487"/>
             <w:shd w:val="clear" w:color="auto" w:fill="F8F8FC"/>
           </w:tcPr>
           <w:p>
@@ -4734,7 +4734,7 @@
         </w:tc>
         <w:tc>
           <w:tcPr>
-            <w:tcW w:type="dxa" w:w="4322"/>
+            <w:tcW w:type="dxa" w:w="4447"/>
             <w:shd w:val="clear" w:color="auto" w:fill="F8F8FC"/>
           </w:tcPr>
           <w:p>
@@ -4754,7 +4754,7 @@
         </w:tc>
         <w:tc>
           <w:tcPr>
-            <w:tcW w:type="dxa" w:w="4241"/>
+            <w:tcW w:type="dxa" w:w="4157"/>
             <w:shd w:val="clear" w:color="auto" w:fill="F8F8FC"/>
           </w:tcPr>
           <w:p>
@@ -4774,7 +4774,7 @@
         </w:tc>
         <w:tc>
           <w:tcPr>
-            <w:tcW w:type="dxa" w:w="2681"/>
+            <w:tcW w:type="dxa" w:w="2663"/>
             <w:shd w:val="clear" w:color="auto" w:fill="F8F8FC"/>
           </w:tcPr>
           <w:p>
@@ -4790,7 +4790,7 @@
         </w:trPr>
         <w:tc>
           <w:tcPr>
-            <w:tcW w:type="dxa" w:w="2057"/>
+            <w:tcW w:type="dxa" w:w="2044"/>
             <w:shd w:val="clear" w:color="auto" w:fill="E9F6EF"/>
           </w:tcPr>
           <w:p>
@@ -4812,7 +4812,7 @@
         </w:tc>
         <w:tc>
           <w:tcPr>
-            <w:tcW w:type="dxa" w:w="1497"/>
+            <w:tcW w:type="dxa" w:w="1487"/>
             <w:shd w:val="clear" w:color="auto" w:fill="E9F6EF"/>
           </w:tcPr>
           <w:p>
@@ -4832,7 +4832,7 @@
         </w:tc>
         <w:tc>
           <w:tcPr>
-            <w:tcW w:type="dxa" w:w="4322"/>
+            <w:tcW w:type="dxa" w:w="4447"/>
             <w:shd w:val="clear" w:color="auto" w:fill="E9F6EF"/>
           </w:tcPr>
           <w:p>
@@ -4864,7 +4864,7 @@
         </w:tc>
         <w:tc>
           <w:tcPr>
-            <w:tcW w:type="dxa" w:w="4241"/>
+            <w:tcW w:type="dxa" w:w="4157"/>
             <w:shd w:val="clear" w:color="auto" w:fill="E9F6EF"/>
           </w:tcPr>
           <w:p>
@@ -4896,7 +4896,7 @@
         </w:tc>
         <w:tc>
           <w:tcPr>
-            <w:tcW w:type="dxa" w:w="2681"/>
+            <w:tcW w:type="dxa" w:w="2663"/>
             <w:shd w:val="clear" w:color="auto" w:fill="E9F6EF"/>
           </w:tcPr>
           <w:p>
@@ -4923,7 +4923,7 @@
         </w:trPr>
         <w:tc>
           <w:tcPr>
-            <w:tcW w:type="dxa" w:w="2057"/>
+            <w:tcW w:type="dxa" w:w="2044"/>
             <w:shd w:val="clear" w:color="auto" w:fill="F8F8FC"/>
           </w:tcPr>
           <w:p>
@@ -4945,7 +4945,7 @@
         </w:tc>
         <w:tc>
           <w:tcPr>
-            <w:tcW w:type="dxa" w:w="1497"/>
+            <w:tcW w:type="dxa" w:w="1487"/>
             <w:shd w:val="clear" w:color="auto" w:fill="F8F8FC"/>
           </w:tcPr>
           <w:p>
@@ -4965,7 +4965,7 @@
         </w:tc>
         <w:tc>
           <w:tcPr>
-            <w:tcW w:type="dxa" w:w="4322"/>
+            <w:tcW w:type="dxa" w:w="4447"/>
             <w:shd w:val="clear" w:color="auto" w:fill="F8F8FC"/>
           </w:tcPr>
           <w:p>
@@ -4985,7 +4985,7 @@
         </w:tc>
         <w:tc>
           <w:tcPr>
-            <w:tcW w:type="dxa" w:w="4241"/>
+            <w:tcW w:type="dxa" w:w="4157"/>
             <w:shd w:val="clear" w:color="auto" w:fill="F8F8FC"/>
           </w:tcPr>
           <w:p>
@@ -5005,7 +5005,7 @@
         </w:tc>
         <w:tc>
           <w:tcPr>
-            <w:tcW w:type="dxa" w:w="2681"/>
+            <w:tcW w:type="dxa" w:w="2663"/>
             <w:shd w:val="clear" w:color="auto" w:fill="F8F8FC"/>
           </w:tcPr>
           <w:p>
@@ -5021,7 +5021,7 @@
         </w:trPr>
         <w:tc>
           <w:tcPr>
-            <w:tcW w:type="dxa" w:w="2057"/>
+            <w:tcW w:type="dxa" w:w="2044"/>
           </w:tcPr>
           <w:p>
             <w:pPr>
@@ -5042,7 +5042,7 @@
         </w:tc>
         <w:tc>
           <w:tcPr>
-            <w:tcW w:type="dxa" w:w="1497"/>
+            <w:tcW w:type="dxa" w:w="1487"/>
           </w:tcPr>
           <w:p>
             <w:pPr>
@@ -5061,7 +5061,7 @@
         </w:tc>
         <w:tc>
           <w:tcPr>
-            <w:tcW w:type="dxa" w:w="4322"/>
+            <w:tcW w:type="dxa" w:w="4447"/>
           </w:tcPr>
           <w:p>
             <w:pPr>
@@ -5080,7 +5080,7 @@
         </w:tc>
         <w:tc>
           <w:tcPr>
-            <w:tcW w:type="dxa" w:w="4241"/>
+            <w:tcW w:type="dxa" w:w="4157"/>
           </w:tcPr>
           <w:p>
             <w:pPr>
@@ -5099,7 +5099,7 @@
         </w:tc>
         <w:tc>
           <w:tcPr>
-            <w:tcW w:type="dxa" w:w="2681"/>
+            <w:tcW w:type="dxa" w:w="2663"/>
           </w:tcPr>
           <w:p>
             <w:pPr>
@@ -5114,7 +5114,7 @@
         </w:trPr>
         <w:tc>
           <w:tcPr>
-            <w:tcW w:type="dxa" w:w="2057"/>
+            <w:tcW w:type="dxa" w:w="2044"/>
             <w:shd w:val="clear" w:color="auto" w:fill="F8F8FC"/>
           </w:tcPr>
           <w:p>
@@ -5136,7 +5136,7 @@
         </w:tc>
         <w:tc>
           <w:tcPr>
-            <w:tcW w:type="dxa" w:w="1497"/>
+            <w:tcW w:type="dxa" w:w="1487"/>
             <w:shd w:val="clear" w:color="auto" w:fill="F8F8FC"/>
           </w:tcPr>
           <w:p>
@@ -5156,7 +5156,7 @@
         </w:tc>
         <w:tc>
           <w:tcPr>
-            <w:tcW w:type="dxa" w:w="4322"/>
+            <w:tcW w:type="dxa" w:w="4447"/>
             <w:shd w:val="clear" w:color="auto" w:fill="F8F8FC"/>
           </w:tcPr>
           <w:p>
@@ -5176,7 +5176,7 @@
         </w:tc>
         <w:tc>
           <w:tcPr>
-            <w:tcW w:type="dxa" w:w="4241"/>
+            <w:tcW w:type="dxa" w:w="4157"/>
             <w:shd w:val="clear" w:color="auto" w:fill="F8F8FC"/>
           </w:tcPr>
           <w:p>
@@ -5196,7 +5196,7 @@
         </w:tc>
         <w:tc>
           <w:tcPr>
-            <w:tcW w:type="dxa" w:w="2681"/>
+            <w:tcW w:type="dxa" w:w="2663"/>
             <w:shd w:val="clear" w:color="auto" w:fill="F8F8FC"/>
           </w:tcPr>
           <w:p>
@@ -5212,7 +5212,7 @@
         </w:trPr>
         <w:tc>
           <w:tcPr>
-            <w:tcW w:type="dxa" w:w="2057"/>
+            <w:tcW w:type="dxa" w:w="2044"/>
           </w:tcPr>
           <w:p>
             <w:pPr>
@@ -5233,7 +5233,7 @@
         </w:tc>
         <w:tc>
           <w:tcPr>
-            <w:tcW w:type="dxa" w:w="1497"/>
+            <w:tcW w:type="dxa" w:w="1487"/>
           </w:tcPr>
           <w:p>
             <w:pPr>
@@ -5252,7 +5252,7 @@
         </w:tc>
         <w:tc>
           <w:tcPr>
-            <w:tcW w:type="dxa" w:w="4322"/>
+            <w:tcW w:type="dxa" w:w="4447"/>
           </w:tcPr>
           <w:p>
             <w:pPr>
@@ -5271,7 +5271,7 @@
         </w:tc>
         <w:tc>
           <w:tcPr>
-            <w:tcW w:type="dxa" w:w="4241"/>
+            <w:tcW w:type="dxa" w:w="4157"/>
           </w:tcPr>
           <w:p>
             <w:pPr>
@@ -5290,7 +5290,7 @@
         </w:tc>
         <w:tc>
           <w:tcPr>
-            <w:tcW w:type="dxa" w:w="2681"/>
+            <w:tcW w:type="dxa" w:w="2663"/>
           </w:tcPr>
           <w:p>
             <w:pPr>
@@ -5305,7 +5305,7 @@
         </w:trPr>
         <w:tc>
           <w:tcPr>
-            <w:tcW w:type="dxa" w:w="2057"/>
+            <w:tcW w:type="dxa" w:w="2044"/>
             <w:shd w:val="clear" w:color="auto" w:fill="F8F8FC"/>
           </w:tcPr>
           <w:p>
@@ -5327,7 +5327,7 @@
         </w:tc>
         <w:tc>
           <w:tcPr>
-            <w:tcW w:type="dxa" w:w="1497"/>
+            <w:tcW w:type="dxa" w:w="1487"/>
             <w:shd w:val="clear" w:color="auto" w:fill="F8F8FC"/>
           </w:tcPr>
           <w:p>
@@ -5347,7 +5347,7 @@
         </w:tc>
         <w:tc>
           <w:tcPr>
-            <w:tcW w:type="dxa" w:w="4322"/>
+            <w:tcW w:type="dxa" w:w="4447"/>
             <w:shd w:val="clear" w:color="auto" w:fill="F8F8FC"/>
           </w:tcPr>
           <w:p>
@@ -5367,7 +5367,7 @@
         </w:tc>
         <w:tc>
           <w:tcPr>
-            <w:tcW w:type="dxa" w:w="4241"/>
+            <w:tcW w:type="dxa" w:w="4157"/>
             <w:shd w:val="clear" w:color="auto" w:fill="F8F8FC"/>
           </w:tcPr>
           <w:p>
@@ -5387,7 +5387,7 @@
         </w:tc>
         <w:tc>
           <w:tcPr>
-            <w:tcW w:type="dxa" w:w="2681"/>
+            <w:tcW w:type="dxa" w:w="2663"/>
             <w:shd w:val="clear" w:color="auto" w:fill="F8F8FC"/>
           </w:tcPr>
           <w:p>
@@ -5403,7 +5403,7 @@
         </w:trPr>
         <w:tc>
           <w:tcPr>
-            <w:tcW w:type="dxa" w:w="2057"/>
+            <w:tcW w:type="dxa" w:w="2044"/>
           </w:tcPr>
           <w:p>
             <w:pPr>
@@ -5424,7 +5424,7 @@
         </w:tc>
         <w:tc>
           <w:tcPr>
-            <w:tcW w:type="dxa" w:w="1497"/>
+            <w:tcW w:type="dxa" w:w="1487"/>
           </w:tcPr>
           <w:p>
             <w:pPr>
@@ -5443,7 +5443,7 @@
         </w:tc>
         <w:tc>
           <w:tcPr>
-            <w:tcW w:type="dxa" w:w="4322"/>
+            <w:tcW w:type="dxa" w:w="4447"/>
           </w:tcPr>
           <w:p>
             <w:pPr>
@@ -5462,7 +5462,7 @@
         </w:tc>
         <w:tc>
           <w:tcPr>
-            <w:tcW w:type="dxa" w:w="4241"/>
+            <w:tcW w:type="dxa" w:w="4157"/>
           </w:tcPr>
           <w:p>
             <w:pPr>
@@ -5490,7 +5490,7 @@
         </w:tc>
         <w:tc>
           <w:tcPr>
-            <w:tcW w:type="dxa" w:w="2681"/>
+            <w:tcW w:type="dxa" w:w="2663"/>
           </w:tcPr>
           <w:p>
             <w:pPr>
@@ -5505,7 +5505,7 @@
         </w:trPr>
         <w:tc>
           <w:tcPr>
-            <w:tcW w:type="dxa" w:w="2057"/>
+            <w:tcW w:type="dxa" w:w="2044"/>
             <w:shd w:val="clear" w:color="auto" w:fill="E9F6EF"/>
           </w:tcPr>
           <w:p>
@@ -5527,7 +5527,7 @@
         </w:tc>
         <w:tc>
           <w:tcPr>
-            <w:tcW w:type="dxa" w:w="1497"/>
+            <w:tcW w:type="dxa" w:w="1487"/>
             <w:shd w:val="clear" w:color="auto" w:fill="E9F6EF"/>
           </w:tcPr>
           <w:p>
@@ -5547,7 +5547,7 @@
         </w:tc>
         <w:tc>
           <w:tcPr>
-            <w:tcW w:type="dxa" w:w="4322"/>
+            <w:tcW w:type="dxa" w:w="4447"/>
             <w:shd w:val="clear" w:color="auto" w:fill="E9F6EF"/>
           </w:tcPr>
           <w:p>
@@ -5579,7 +5579,7 @@
         </w:tc>
         <w:tc>
           <w:tcPr>
-            <w:tcW w:type="dxa" w:w="4241"/>
+            <w:tcW w:type="dxa" w:w="4157"/>
             <w:shd w:val="clear" w:color="auto" w:fill="E9F6EF"/>
           </w:tcPr>
           <w:p>
@@ -5611,7 +5611,7 @@
         </w:tc>
         <w:tc>
           <w:tcPr>
-            <w:tcW w:type="dxa" w:w="2681"/>
+            <w:tcW w:type="dxa" w:w="2663"/>
             <w:shd w:val="clear" w:color="auto" w:fill="E9F6EF"/>
           </w:tcPr>
           <w:p>
@@ -5638,7 +5638,7 @@
         </w:trPr>
         <w:tc>
           <w:tcPr>
-            <w:tcW w:type="dxa" w:w="2057"/>
+            <w:tcW w:type="dxa" w:w="2044"/>
           </w:tcPr>
           <w:p>
             <w:pPr>
@@ -5659,7 +5659,7 @@
         </w:tc>
         <w:tc>
           <w:tcPr>
-            <w:tcW w:type="dxa" w:w="1497"/>
+            <w:tcW w:type="dxa" w:w="1487"/>
           </w:tcPr>
           <w:p>
             <w:pPr>
@@ -5678,7 +5678,7 @@
         </w:tc>
         <w:tc>
           <w:tcPr>
-            <w:tcW w:type="dxa" w:w="4322"/>
+            <w:tcW w:type="dxa" w:w="4447"/>
           </w:tcPr>
           <w:p>
             <w:pPr>
@@ -5691,13 +5691,13 @@
                 <w:sz w:val="17"/>
                 <w:szCs w:val="17"/>
               </w:rPr>
-              <w:t xml:space="preserve">2026.9 카카오그룹, 그랩·SCBX와 원화 스테이블코인 발행·해외결제·송금 MOU</w:t>
+              <w:t xml:space="preserve">카카오그룹 MOU — 그랩과 원화 스테이블코인 발행 · 유통, SCBX 와 해외 결제 · 송금 서비스 개발(교보생명 · 보난자팩토리도 참여)</w:t>
             </w:r>
           </w:p>
         </w:tc>
         <w:tc>
           <w:tcPr>
-            <w:tcW w:type="dxa" w:w="4241"/>
+            <w:tcW w:type="dxa" w:w="4157"/>
           </w:tcPr>
           <w:p>
             <w:pPr>
@@ -5710,13 +5710,13 @@
                 <w:sz w:val="17"/>
                 <w:szCs w:val="17"/>
               </w:rPr>
-              <w:t xml:space="preserve">스테이블코인 TF 리드(전문가 프로필 검색 기준). 개인 발언·이력은 확인 안 됨</w:t>
+              <w:t xml:space="preserve">카카오뱅크 팀장(2차 연사진 보도). 카카오 스테이블코인 공동 TF 는 3사 대표가 이끈다 — 개인 역할은 확인 안 됨</w:t>
             </w:r>
           </w:p>
         </w:tc>
         <w:tc>
           <w:tcPr>
-            <w:tcW w:type="dxa" w:w="2681"/>
+            <w:tcW w:type="dxa" w:w="2663"/>
           </w:tcPr>
           <w:p>
             <w:pPr>
@@ -5731,7 +5731,7 @@
         </w:trPr>
         <w:tc>
           <w:tcPr>
-            <w:tcW w:type="dxa" w:w="2057"/>
+            <w:tcW w:type="dxa" w:w="2044"/>
             <w:shd w:val="clear" w:color="auto" w:fill="F8F8FC"/>
           </w:tcPr>
           <w:p>
@@ -5753,7 +5753,7 @@
         </w:tc>
         <w:tc>
           <w:tcPr>
-            <w:tcW w:type="dxa" w:w="1497"/>
+            <w:tcW w:type="dxa" w:w="1487"/>
             <w:shd w:val="clear" w:color="auto" w:fill="F8F8FC"/>
           </w:tcPr>
           <w:p>
@@ -5773,7 +5773,7 @@
         </w:tc>
         <w:tc>
           <w:tcPr>
-            <w:tcW w:type="dxa" w:w="4322"/>
+            <w:tcW w:type="dxa" w:w="4447"/>
             <w:shd w:val="clear" w:color="auto" w:fill="F8F8FC"/>
           </w:tcPr>
           <w:p>
@@ -5793,7 +5793,7 @@
         </w:tc>
         <w:tc>
           <w:tcPr>
-            <w:tcW w:type="dxa" w:w="4241"/>
+            <w:tcW w:type="dxa" w:w="4157"/>
             <w:shd w:val="clear" w:color="auto" w:fill="F8F8FC"/>
           </w:tcPr>
           <w:p>
@@ -5813,7 +5813,7 @@
         </w:tc>
         <w:tc>
           <w:tcPr>
-            <w:tcW w:type="dxa" w:w="2681"/>
+            <w:tcW w:type="dxa" w:w="2663"/>
             <w:shd w:val="clear" w:color="auto" w:fill="F8F8FC"/>
           </w:tcPr>
           <w:p>
@@ -6688,6 +6688,26 @@
           <w:t xml:space="preserve">view.asiae.co.kr</w:t>
         </w:r>
       </w:hyperlink>
+      <w:r>
+        <w:rPr>
+          <w:rFonts w:ascii="Malgun Gothic" w:hAnsi="Malgun Gothic" w:eastAsia="Malgun Gothic" w:cs="Malgun Gothic"/>
+          <w:color w:val="1B1B48"/>
+          <w:sz w:val="20"/>
+          <w:szCs w:val="20"/>
+        </w:rPr>
+        <w:t xml:space="preserve"> · </w:t>
+      </w:r>
+      <w:hyperlink r:id="rId39" w:history="1">
+        <w:r>
+          <w:rPr>
+            <w:rFonts w:ascii="Malgun Gothic" w:hAnsi="Malgun Gothic" w:eastAsia="Malgun Gothic" w:cs="Malgun Gothic"/>
+            <w:color w:val="4D4DCE"/>
+            <w:sz w:val="20"/>
+            <w:szCs w:val="20"/>
+          </w:rPr>
+          <w:t xml:space="preserve">www.fintechtimes.co.kr</w:t>
+        </w:r>
+      </w:hyperlink>
     </w:p>
     <w:p>
       <w:pPr>
@@ -6703,7 +6723,7 @@
         </w:rPr>
         <w:t xml:space="preserve">신희진 — </w:t>
       </w:r>
-      <w:hyperlink r:id="rId39" w:history="1">
+      <w:hyperlink r:id="rId40" w:history="1">
         <w:r>
           <w:rPr>
             <w:rFonts w:ascii="Malgun Gothic" w:hAnsi="Malgun Gothic" w:eastAsia="Malgun Gothic" w:cs="Malgun Gothic"/>
@@ -6723,7 +6743,7 @@
         </w:rPr>
         <w:t xml:space="preserve"> · </w:t>
       </w:r>
-      <w:hyperlink r:id="rId40" w:history="1">
+      <w:hyperlink r:id="rId41" w:history="1">
         <w:r>
           <w:rPr>
             <w:rFonts w:ascii="Malgun Gothic" w:hAnsi="Malgun Gothic" w:eastAsia="Malgun Gothic" w:cs="Malgun Gothic"/>
@@ -6749,7 +6769,7 @@
         </w:rPr>
         <w:t xml:space="preserve">한승훈 — </w:t>
       </w:r>
-      <w:hyperlink r:id="rId41" w:history="1">
+      <w:hyperlink r:id="rId42" w:history="1">
         <w:r>
           <w:rPr>
             <w:rFonts w:ascii="Malgun Gothic" w:hAnsi="Malgun Gothic" w:eastAsia="Malgun Gothic" w:cs="Malgun Gothic"/>
@@ -6769,7 +6789,7 @@
         </w:rPr>
         <w:t xml:space="preserve"> · </w:t>
       </w:r>
-      <w:hyperlink r:id="rId42" w:history="1">
+      <w:hyperlink r:id="rId43" w:history="1">
         <w:r>
           <w:rPr>
             <w:rFonts w:ascii="Malgun Gothic" w:hAnsi="Malgun Gothic" w:eastAsia="Malgun Gothic" w:cs="Malgun Gothic"/>
@@ -6777,7 +6797,7 @@
             <w:sz w:val="20"/>
             <w:szCs w:val="20"/>
           </w:rPr>
-          <w:t xml:space="preserve">m.bikorea.net</w:t>
+          <w:t xml:space="preserve">marketin.edaily.co.kr</w:t>
         </w:r>
       </w:hyperlink>
     </w:p>
@@ -6795,7 +6815,7 @@
         </w:rPr>
         <w:t xml:space="preserve">윤만식 — </w:t>
       </w:r>
-      <w:hyperlink r:id="rId43" w:history="1">
+      <w:hyperlink r:id="rId44" w:history="1">
         <w:r>
           <w:rPr>
             <w:rFonts w:ascii="Malgun Gothic" w:hAnsi="Malgun Gothic" w:eastAsia="Malgun Gothic" w:cs="Malgun Gothic"/>
@@ -6815,7 +6835,7 @@
         </w:rPr>
         <w:t xml:space="preserve"> · </w:t>
       </w:r>
-      <w:hyperlink r:id="rId44" w:history="1">
+      <w:hyperlink r:id="rId45" w:history="1">
         <w:r>
           <w:rPr>
             <w:rFonts w:ascii="Malgun Gothic" w:hAnsi="Malgun Gothic" w:eastAsia="Malgun Gothic" w:cs="Malgun Gothic"/>
@@ -6841,7 +6861,7 @@
         </w:rPr>
         <w:t xml:space="preserve">사브리나 — </w:t>
       </w:r>
-      <w:hyperlink r:id="rId45" w:history="1">
+      <w:hyperlink r:id="rId46" w:history="1">
         <w:r>
           <w:rPr>
             <w:rFonts w:ascii="Malgun Gothic" w:hAnsi="Malgun Gothic" w:eastAsia="Malgun Gothic" w:cs="Malgun Gothic"/>
@@ -6867,7 +6887,7 @@
         </w:rPr>
         <w:t xml:space="preserve">아요 — </w:t>
       </w:r>
-      <w:hyperlink r:id="rId46" w:history="1">
+      <w:hyperlink r:id="rId47" w:history="1">
         <w:r>
           <w:rPr>
             <w:rFonts w:ascii="Malgun Gothic" w:hAnsi="Malgun Gothic" w:eastAsia="Malgun Gothic" w:cs="Malgun Gothic"/>
@@ -6887,7 +6907,7 @@
         </w:rPr>
         <w:t xml:space="preserve"> · </w:t>
       </w:r>
-      <w:hyperlink r:id="rId47" w:history="1">
+      <w:hyperlink r:id="rId48" w:history="1">
         <w:r>
           <w:rPr>
             <w:rFonts w:ascii="Malgun Gothic" w:hAnsi="Malgun Gothic" w:eastAsia="Malgun Gothic" w:cs="Malgun Gothic"/>
@@ -6912,26 +6932,6 @@
           <w:szCs w:val="20"/>
         </w:rPr>
         <w:t xml:space="preserve">나다니엘 — </w:t>
-      </w:r>
-      <w:hyperlink r:id="rId48" w:history="1">
-        <w:r>
-          <w:rPr>
-            <w:rFonts w:ascii="Malgun Gothic" w:hAnsi="Malgun Gothic" w:eastAsia="Malgun Gothic" w:cs="Malgun Gothic"/>
-            <w:color w:val="4D4DCE"/>
-            <w:sz w:val="20"/>
-            <w:szCs w:val="20"/>
-          </w:rPr>
-          <w:t xml:space="preserve">ir.datavaultsite.com</w:t>
-        </w:r>
-      </w:hyperlink>
-      <w:r>
-        <w:rPr>
-          <w:rFonts w:ascii="Malgun Gothic" w:hAnsi="Malgun Gothic" w:eastAsia="Malgun Gothic" w:cs="Malgun Gothic"/>
-          <w:color w:val="1B1B48"/>
-          <w:sz w:val="20"/>
-          <w:szCs w:val="20"/>
-        </w:rPr>
-        <w:t xml:space="preserve"> · </w:t>
       </w:r>
       <w:hyperlink r:id="rId49" w:history="1">
         <w:r>
@@ -7001,6 +7001,26 @@
             <w:sz w:val="20"/>
             <w:szCs w:val="20"/>
           </w:rPr>
+          <w:t xml:space="preserve">ir.datavaultsite.com</w:t>
+        </w:r>
+      </w:hyperlink>
+      <w:r>
+        <w:rPr>
+          <w:rFonts w:ascii="Malgun Gothic" w:hAnsi="Malgun Gothic" w:eastAsia="Malgun Gothic" w:cs="Malgun Gothic"/>
+          <w:color w:val="1B1B48"/>
+          <w:sz w:val="20"/>
+          <w:szCs w:val="20"/>
+        </w:rPr>
+        <w:t xml:space="preserve"> · </w:t>
+      </w:r>
+      <w:hyperlink r:id="rId53" w:history="1">
+        <w:r>
+          <w:rPr>
+            <w:rFonts w:ascii="Malgun Gothic" w:hAnsi="Malgun Gothic" w:eastAsia="Malgun Gothic" w:cs="Malgun Gothic"/>
+            <w:color w:val="4D4DCE"/>
+            <w:sz w:val="20"/>
+            <w:szCs w:val="20"/>
+          </w:rPr>
           <w:t xml:space="preserve">www.businesswire.com</w:t>
         </w:r>
       </w:hyperlink>
@@ -7019,7 +7039,7 @@
         </w:rPr>
         <w:t xml:space="preserve">타츠야 — </w:t>
       </w:r>
-      <w:hyperlink r:id="rId53" w:history="1">
+      <w:hyperlink r:id="rId54" w:history="1">
         <w:r>
           <w:rPr>
             <w:rFonts w:ascii="Malgun Gothic" w:hAnsi="Malgun Gothic" w:eastAsia="Malgun Gothic" w:cs="Malgun Gothic"/>
@@ -7045,7 +7065,7 @@
         </w:rPr>
         <w:t xml:space="preserve">윤장혁 — </w:t>
       </w:r>
-      <w:hyperlink r:id="rId54" w:history="1">
+      <w:hyperlink r:id="rId55" w:history="1">
         <w:r>
           <w:rPr>
             <w:rFonts w:ascii="Malgun Gothic" w:hAnsi="Malgun Gothic" w:eastAsia="Malgun Gothic" w:cs="Malgun Gothic"/>
@@ -7065,7 +7085,7 @@
         </w:rPr>
         <w:t xml:space="preserve"> · </w:t>
       </w:r>
-      <w:hyperlink r:id="rId55" w:history="1">
+      <w:hyperlink r:id="rId56" w:history="1">
         <w:r>
           <w:rPr>
             <w:rFonts w:ascii="Malgun Gothic" w:hAnsi="Malgun Gothic" w:eastAsia="Malgun Gothic" w:cs="Malgun Gothic"/>
@@ -7085,7 +7105,7 @@
         </w:rPr>
         <w:t xml:space="preserve"> · </w:t>
       </w:r>
-      <w:hyperlink r:id="rId56" w:history="1">
+      <w:hyperlink r:id="rId57" w:history="1">
         <w:r>
           <w:rPr>
             <w:rFonts w:ascii="Malgun Gothic" w:hAnsi="Malgun Gothic" w:eastAsia="Malgun Gothic" w:cs="Malgun Gothic"/>
@@ -7105,7 +7125,7 @@
         </w:rPr>
         <w:t xml:space="preserve"> · </w:t>
       </w:r>
-      <w:hyperlink r:id="rId57" w:history="1">
+      <w:hyperlink r:id="rId58" w:history="1">
         <w:r>
           <w:rPr>
             <w:rFonts w:ascii="Malgun Gothic" w:hAnsi="Malgun Gothic" w:eastAsia="Malgun Gothic" w:cs="Malgun Gothic"/>
@@ -7125,7 +7145,7 @@
         </w:rPr>
         <w:t xml:space="preserve"> · </w:t>
       </w:r>
-      <w:hyperlink r:id="rId58" w:history="1">
+      <w:hyperlink r:id="rId59" w:history="1">
         <w:r>
           <w:rPr>
             <w:rFonts w:ascii="Malgun Gothic" w:hAnsi="Malgun Gothic" w:eastAsia="Malgun Gothic" w:cs="Malgun Gothic"/>
@@ -7145,7 +7165,7 @@
         </w:rPr>
         <w:t xml:space="preserve"> · </w:t>
       </w:r>
-      <w:hyperlink r:id="rId59" w:history="1">
+      <w:hyperlink r:id="rId60" w:history="1">
         <w:r>
           <w:rPr>
             <w:rFonts w:ascii="Malgun Gothic" w:hAnsi="Malgun Gothic" w:eastAsia="Malgun Gothic" w:cs="Malgun Gothic"/>
@@ -7171,7 +7191,7 @@
         </w:rPr>
         <w:t xml:space="preserve">김영식 — </w:t>
       </w:r>
-      <w:hyperlink r:id="rId60" w:history="1">
+      <w:hyperlink r:id="rId61" w:history="1">
         <w:r>
           <w:rPr>
             <w:rFonts w:ascii="Malgun Gothic" w:hAnsi="Malgun Gothic" w:eastAsia="Malgun Gothic" w:cs="Malgun Gothic"/>
@@ -7217,7 +7237,7 @@
         </w:rPr>
         <w:t xml:space="preserve">웨니 — </w:t>
       </w:r>
-      <w:hyperlink r:id="rId61" w:history="1">
+      <w:hyperlink r:id="rId62" w:history="1">
         <w:r>
           <w:rPr>
             <w:rFonts w:ascii="Malgun Gothic" w:hAnsi="Malgun Gothic" w:eastAsia="Malgun Gothic" w:cs="Malgun Gothic"/>
@@ -7237,7 +7257,7 @@
         </w:rPr>
         <w:t xml:space="preserve"> · </w:t>
       </w:r>
-      <w:hyperlink r:id="rId62" w:history="1">
+      <w:hyperlink r:id="rId63" w:history="1">
         <w:r>
           <w:rPr>
             <w:rFonts w:ascii="Malgun Gothic" w:hAnsi="Malgun Gothic" w:eastAsia="Malgun Gothic" w:cs="Malgun Gothic"/>
@@ -7263,7 +7283,7 @@
         </w:rPr>
         <w:t xml:space="preserve">조이스 — </w:t>
       </w:r>
-      <w:hyperlink r:id="rId63" w:history="1">
+      <w:hyperlink r:id="rId64" w:history="1">
         <w:r>
           <w:rPr>
             <w:rFonts w:ascii="Malgun Gothic" w:hAnsi="Malgun Gothic" w:eastAsia="Malgun Gothic" w:cs="Malgun Gothic"/>
@@ -7289,7 +7309,7 @@
         </w:rPr>
         <w:t xml:space="preserve">제이크 — </w:t>
       </w:r>
-      <w:hyperlink r:id="rId64" w:history="1">
+      <w:hyperlink r:id="rId65" w:history="1">
         <w:r>
           <w:rPr>
             <w:rFonts w:ascii="Malgun Gothic" w:hAnsi="Malgun Gothic" w:eastAsia="Malgun Gothic" w:cs="Malgun Gothic"/>
@@ -7309,7 +7329,7 @@
         </w:rPr>
         <w:t xml:space="preserve"> · </w:t>
       </w:r>
-      <w:hyperlink r:id="rId65" w:history="1">
+      <w:hyperlink r:id="rId66" w:history="1">
         <w:r>
           <w:rPr>
             <w:rFonts w:ascii="Malgun Gothic" w:hAnsi="Malgun Gothic" w:eastAsia="Malgun Gothic" w:cs="Malgun Gothic"/>
@@ -7329,7 +7349,7 @@
         </w:rPr>
         <w:t xml:space="preserve"> · </w:t>
       </w:r>
-      <w:hyperlink r:id="rId66" w:history="1">
+      <w:hyperlink r:id="rId67" w:history="1">
         <w:r>
           <w:rPr>
             <w:rFonts w:ascii="Malgun Gothic" w:hAnsi="Malgun Gothic" w:eastAsia="Malgun Gothic" w:cs="Malgun Gothic"/>
@@ -7355,7 +7375,7 @@
         </w:rPr>
         <w:t xml:space="preserve">박종한 — </w:t>
       </w:r>
-      <w:hyperlink r:id="rId67" w:history="1">
+      <w:hyperlink r:id="rId68" w:history="1">
         <w:r>
           <w:rPr>
             <w:rFonts w:ascii="Malgun Gothic" w:hAnsi="Malgun Gothic" w:eastAsia="Malgun Gothic" w:cs="Malgun Gothic"/>
@@ -7375,7 +7395,7 @@
         </w:rPr>
         <w:t xml:space="preserve"> · </w:t>
       </w:r>
-      <w:hyperlink r:id="rId68" w:history="1">
+      <w:hyperlink r:id="rId69" w:history="1">
         <w:r>
           <w:rPr>
             <w:rFonts w:ascii="Malgun Gothic" w:hAnsi="Malgun Gothic" w:eastAsia="Malgun Gothic" w:cs="Malgun Gothic"/>
@@ -7401,7 +7421,7 @@
         </w:rPr>
         <w:t xml:space="preserve">문창훈 — </w:t>
       </w:r>
-      <w:hyperlink r:id="rId69" w:history="1">
+      <w:hyperlink r:id="rId70" w:history="1">
         <w:r>
           <w:rPr>
             <w:rFonts w:ascii="Malgun Gothic" w:hAnsi="Malgun Gothic" w:eastAsia="Malgun Gothic" w:cs="Malgun Gothic"/>
@@ -7421,7 +7441,7 @@
         </w:rPr>
         <w:t xml:space="preserve"> · </w:t>
       </w:r>
-      <w:hyperlink r:id="rId70" w:history="1">
+      <w:hyperlink r:id="rId71" w:history="1">
         <w:r>
           <w:rPr>
             <w:rFonts w:ascii="Malgun Gothic" w:hAnsi="Malgun Gothic" w:eastAsia="Malgun Gothic" w:cs="Malgun Gothic"/>
@@ -7441,7 +7461,7 @@
         </w:rPr>
         <w:t xml:space="preserve"> · </w:t>
       </w:r>
-      <w:hyperlink r:id="rId71" w:history="1">
+      <w:hyperlink r:id="rId72" w:history="1">
         <w:r>
           <w:rPr>
             <w:rFonts w:ascii="Malgun Gothic" w:hAnsi="Malgun Gothic" w:eastAsia="Malgun Gothic" w:cs="Malgun Gothic"/>
@@ -7461,7 +7481,7 @@
         </w:rPr>
         <w:t xml:space="preserve"> · </w:t>
       </w:r>
-      <w:hyperlink r:id="rId72" w:history="1">
+      <w:hyperlink r:id="rId73" w:history="1">
         <w:r>
           <w:rPr>
             <w:rFonts w:ascii="Malgun Gothic" w:hAnsi="Malgun Gothic" w:eastAsia="Malgun Gothic" w:cs="Malgun Gothic"/>
@@ -7487,7 +7507,7 @@
         </w:rPr>
         <w:t xml:space="preserve">김동환 — </w:t>
       </w:r>
-      <w:hyperlink r:id="rId73" w:history="1">
+      <w:hyperlink r:id="rId74" w:history="1">
         <w:r>
           <w:rPr>
             <w:rFonts w:ascii="Malgun Gothic" w:hAnsi="Malgun Gothic" w:eastAsia="Malgun Gothic" w:cs="Malgun Gothic"/>
@@ -7507,7 +7527,7 @@
         </w:rPr>
         <w:t xml:space="preserve"> · </w:t>
       </w:r>
-      <w:hyperlink r:id="rId74" w:history="1">
+      <w:hyperlink r:id="rId75" w:history="1">
         <w:r>
           <w:rPr>
             <w:rFonts w:ascii="Malgun Gothic" w:hAnsi="Malgun Gothic" w:eastAsia="Malgun Gothic" w:cs="Malgun Gothic"/>
@@ -7533,7 +7553,7 @@
         </w:rPr>
         <w:t xml:space="preserve">존 — </w:t>
       </w:r>
-      <w:hyperlink r:id="rId75" w:history="1">
+      <w:hyperlink r:id="rId76" w:history="1">
         <w:r>
           <w:rPr>
             <w:rFonts w:ascii="Malgun Gothic" w:hAnsi="Malgun Gothic" w:eastAsia="Malgun Gothic" w:cs="Malgun Gothic"/>
@@ -7553,7 +7573,7 @@
         </w:rPr>
         <w:t xml:space="preserve"> · </w:t>
       </w:r>
-      <w:hyperlink r:id="rId76" w:history="1">
+      <w:hyperlink r:id="rId77" w:history="1">
         <w:r>
           <w:rPr>
             <w:rFonts w:ascii="Malgun Gothic" w:hAnsi="Malgun Gothic" w:eastAsia="Malgun Gothic" w:cs="Malgun Gothic"/>
@@ -7579,7 +7599,7 @@
         </w:rPr>
         <w:t xml:space="preserve">루암 — </w:t>
       </w:r>
-      <w:hyperlink r:id="rId77" w:history="1">
+      <w:hyperlink r:id="rId78" w:history="1">
         <w:r>
           <w:rPr>
             <w:rFonts w:ascii="Malgun Gothic" w:hAnsi="Malgun Gothic" w:eastAsia="Malgun Gothic" w:cs="Malgun Gothic"/>
@@ -7588,6 +7608,26 @@
             <w:szCs w:val="20"/>
           </w:rPr>
           <w:t xml:space="preserve">www.prnewswire.com</w:t>
+        </w:r>
+      </w:hyperlink>
+      <w:r>
+        <w:rPr>
+          <w:rFonts w:ascii="Malgun Gothic" w:hAnsi="Malgun Gothic" w:eastAsia="Malgun Gothic" w:cs="Malgun Gothic"/>
+          <w:color w:val="1B1B48"/>
+          <w:sz w:val="20"/>
+          <w:szCs w:val="20"/>
+        </w:rPr>
+        <w:t xml:space="preserve"> · </w:t>
+      </w:r>
+      <w:hyperlink r:id="rId79" w:history="1">
+        <w:r>
+          <w:rPr>
+            <w:rFonts w:ascii="Malgun Gothic" w:hAnsi="Malgun Gothic" w:eastAsia="Malgun Gothic" w:cs="Malgun Gothic"/>
+            <w:color w:val="4D4DCE"/>
+            <w:sz w:val="20"/>
+            <w:szCs w:val="20"/>
+          </w:rPr>
+          <w:t xml:space="preserve">www.digitaltoday.co.kr</w:t>
         </w:r>
       </w:hyperlink>
     </w:p>
@@ -7605,7 +7645,7 @@
         </w:rPr>
         <w:t xml:space="preserve">아니켓 — </w:t>
       </w:r>
-      <w:hyperlink r:id="rId78" w:history="1">
+      <w:hyperlink r:id="rId80" w:history="1">
         <w:r>
           <w:rPr>
             <w:rFonts w:ascii="Malgun Gothic" w:hAnsi="Malgun Gothic" w:eastAsia="Malgun Gothic" w:cs="Malgun Gothic"/>
@@ -7625,7 +7665,7 @@
         </w:rPr>
         <w:t xml:space="preserve"> · </w:t>
       </w:r>
-      <w:hyperlink r:id="rId79" w:history="1">
+      <w:hyperlink r:id="rId81" w:history="1">
         <w:r>
           <w:rPr>
             <w:rFonts w:ascii="Malgun Gothic" w:hAnsi="Malgun Gothic" w:eastAsia="Malgun Gothic" w:cs="Malgun Gothic"/>
@@ -7651,7 +7691,7 @@
         </w:rPr>
         <w:t xml:space="preserve">아담 — </w:t>
       </w:r>
-      <w:hyperlink r:id="rId80" w:history="1">
+      <w:hyperlink r:id="rId82" w:history="1">
         <w:r>
           <w:rPr>
             <w:rFonts w:ascii="Malgun Gothic" w:hAnsi="Malgun Gothic" w:eastAsia="Malgun Gothic" w:cs="Malgun Gothic"/>
@@ -7671,7 +7711,7 @@
         </w:rPr>
         <w:t xml:space="preserve"> · </w:t>
       </w:r>
-      <w:hyperlink r:id="rId81" w:history="1">
+      <w:hyperlink r:id="rId83" w:history="1">
         <w:r>
           <w:rPr>
             <w:rFonts w:ascii="Malgun Gothic" w:hAnsi="Malgun Gothic" w:eastAsia="Malgun Gothic" w:cs="Malgun Gothic"/>
@@ -7697,7 +7737,7 @@
         </w:rPr>
         <w:t xml:space="preserve">타로 — </w:t>
       </w:r>
-      <w:hyperlink r:id="rId82" w:history="1">
+      <w:hyperlink r:id="rId84" w:history="1">
         <w:r>
           <w:rPr>
             <w:rFonts w:ascii="Malgun Gothic" w:hAnsi="Malgun Gothic" w:eastAsia="Malgun Gothic" w:cs="Malgun Gothic"/>
@@ -7717,7 +7757,7 @@
         </w:rPr>
         <w:t xml:space="preserve"> · </w:t>
       </w:r>
-      <w:hyperlink r:id="rId81" w:history="1">
+      <w:hyperlink r:id="rId83" w:history="1">
         <w:r>
           <w:rPr>
             <w:rFonts w:ascii="Malgun Gothic" w:hAnsi="Malgun Gothic" w:eastAsia="Malgun Gothic" w:cs="Malgun Gothic"/>
@@ -7743,7 +7783,7 @@
         </w:rPr>
         <w:t xml:space="preserve">료 — </w:t>
       </w:r>
-      <w:hyperlink r:id="rId83" w:history="1">
+      <w:hyperlink r:id="rId85" w:history="1">
         <w:r>
           <w:rPr>
             <w:rFonts w:ascii="Malgun Gothic" w:hAnsi="Malgun Gothic" w:eastAsia="Malgun Gothic" w:cs="Malgun Gothic"/>
@@ -7763,7 +7803,7 @@
         </w:rPr>
         <w:t xml:space="preserve"> · </w:t>
       </w:r>
-      <w:hyperlink r:id="rId84" w:history="1">
+      <w:hyperlink r:id="rId86" w:history="1">
         <w:r>
           <w:rPr>
             <w:rFonts w:ascii="Malgun Gothic" w:hAnsi="Malgun Gothic" w:eastAsia="Malgun Gothic" w:cs="Malgun Gothic"/>
@@ -7789,7 +7829,7 @@
         </w:rPr>
         <w:t xml:space="preserve">저스틴 — </w:t>
       </w:r>
-      <w:hyperlink r:id="rId85" w:history="1">
+      <w:hyperlink r:id="rId87" w:history="1">
         <w:r>
           <w:rPr>
             <w:rFonts w:ascii="Malgun Gothic" w:hAnsi="Malgun Gothic" w:eastAsia="Malgun Gothic" w:cs="Malgun Gothic"/>
@@ -7809,7 +7849,7 @@
         </w:rPr>
         <w:t xml:space="preserve"> · </w:t>
       </w:r>
-      <w:hyperlink r:id="rId86" w:history="1">
+      <w:hyperlink r:id="rId88" w:history="1">
         <w:r>
           <w:rPr>
             <w:rFonts w:ascii="Malgun Gothic" w:hAnsi="Malgun Gothic" w:eastAsia="Malgun Gothic" w:cs="Malgun Gothic"/>
@@ -7835,7 +7875,7 @@
         </w:rPr>
         <w:t xml:space="preserve">마르친 — </w:t>
       </w:r>
-      <w:hyperlink r:id="rId87" w:history="1">
+      <w:hyperlink r:id="rId89" w:history="1">
         <w:r>
           <w:rPr>
             <w:rFonts w:ascii="Malgun Gothic" w:hAnsi="Malgun Gothic" w:eastAsia="Malgun Gothic" w:cs="Malgun Gothic"/>
@@ -7855,7 +7895,7 @@
         </w:rPr>
         <w:t xml:space="preserve"> · </w:t>
       </w:r>
-      <w:hyperlink r:id="rId88" w:history="1">
+      <w:hyperlink r:id="rId90" w:history="1">
         <w:r>
           <w:rPr>
             <w:rFonts w:ascii="Malgun Gothic" w:hAnsi="Malgun Gothic" w:eastAsia="Malgun Gothic" w:cs="Malgun Gothic"/>
@@ -7875,7 +7915,7 @@
         </w:rPr>
         <w:t xml:space="preserve"> · </w:t>
       </w:r>
-      <w:hyperlink r:id="rId89" w:history="1">
+      <w:hyperlink r:id="rId91" w:history="1">
         <w:r>
           <w:rPr>
             <w:rFonts w:ascii="Malgun Gothic" w:hAnsi="Malgun Gothic" w:eastAsia="Malgun Gothic" w:cs="Malgun Gothic"/>
@@ -7895,7 +7935,7 @@
         </w:rPr>
         <w:t xml:space="preserve"> · </w:t>
       </w:r>
-      <w:hyperlink r:id="rId90" w:history="1">
+      <w:hyperlink r:id="rId92" w:history="1">
         <w:r>
           <w:rPr>
             <w:rFonts w:ascii="Malgun Gothic" w:hAnsi="Malgun Gothic" w:eastAsia="Malgun Gothic" w:cs="Malgun Gothic"/>
@@ -7921,7 +7961,7 @@
         </w:rPr>
         <w:t xml:space="preserve">스테파니 — </w:t>
       </w:r>
-      <w:hyperlink r:id="rId91" w:history="1">
+      <w:hyperlink r:id="rId93" w:history="1">
         <w:r>
           <w:rPr>
             <w:rFonts w:ascii="Malgun Gothic" w:hAnsi="Malgun Gothic" w:eastAsia="Malgun Gothic" w:cs="Malgun Gothic"/>
@@ -7941,7 +7981,7 @@
         </w:rPr>
         <w:t xml:space="preserve"> · </w:t>
       </w:r>
-      <w:hyperlink r:id="rId92" w:history="1">
+      <w:hyperlink r:id="rId94" w:history="1">
         <w:r>
           <w:rPr>
             <w:rFonts w:ascii="Malgun Gothic" w:hAnsi="Malgun Gothic" w:eastAsia="Malgun Gothic" w:cs="Malgun Gothic"/>
@@ -7967,7 +8007,7 @@
         </w:rPr>
         <w:t xml:space="preserve">요한 — </w:t>
       </w:r>
-      <w:hyperlink r:id="rId93" w:history="1">
+      <w:hyperlink r:id="rId95" w:history="1">
         <w:r>
           <w:rPr>
             <w:rFonts w:ascii="Malgun Gothic" w:hAnsi="Malgun Gothic" w:eastAsia="Malgun Gothic" w:cs="Malgun Gothic"/>
@@ -7987,7 +8027,7 @@
         </w:rPr>
         <w:t xml:space="preserve"> · </w:t>
       </w:r>
-      <w:hyperlink r:id="rId94" w:history="1">
+      <w:hyperlink r:id="rId96" w:history="1">
         <w:r>
           <w:rPr>
             <w:rFonts w:ascii="Malgun Gothic" w:hAnsi="Malgun Gothic" w:eastAsia="Malgun Gothic" w:cs="Malgun Gothic"/>
@@ -8013,7 +8053,7 @@
         </w:rPr>
         <w:t xml:space="preserve">레너드 — </w:t>
       </w:r>
-      <w:hyperlink r:id="rId95" w:history="1">
+      <w:hyperlink r:id="rId97" w:history="1">
         <w:r>
           <w:rPr>
             <w:rFonts w:ascii="Malgun Gothic" w:hAnsi="Malgun Gothic" w:eastAsia="Malgun Gothic" w:cs="Malgun Gothic"/>
@@ -8033,7 +8073,7 @@
         </w:rPr>
         <w:t xml:space="preserve"> · </w:t>
       </w:r>
-      <w:hyperlink r:id="rId96" w:history="1">
+      <w:hyperlink r:id="rId98" w:history="1">
         <w:r>
           <w:rPr>
             <w:rFonts w:ascii="Malgun Gothic" w:hAnsi="Malgun Gothic" w:eastAsia="Malgun Gothic" w:cs="Malgun Gothic"/>
@@ -8059,7 +8099,7 @@
         </w:rPr>
         <w:t xml:space="preserve">알렉스 — </w:t>
       </w:r>
-      <w:hyperlink r:id="rId97" w:history="1">
+      <w:hyperlink r:id="rId99" w:history="1">
         <w:r>
           <w:rPr>
             <w:rFonts w:ascii="Malgun Gothic" w:hAnsi="Malgun Gothic" w:eastAsia="Malgun Gothic" w:cs="Malgun Gothic"/>
@@ -8079,7 +8119,7 @@
         </w:rPr>
         <w:t xml:space="preserve"> · </w:t>
       </w:r>
-      <w:hyperlink r:id="rId98" w:history="1">
+      <w:hyperlink r:id="rId100" w:history="1">
         <w:r>
           <w:rPr>
             <w:rFonts w:ascii="Malgun Gothic" w:hAnsi="Malgun Gothic" w:eastAsia="Malgun Gothic" w:cs="Malgun Gothic"/>
@@ -8105,7 +8145,7 @@
         </w:rPr>
         <w:t xml:space="preserve">사무엘 — </w:t>
       </w:r>
-      <w:hyperlink r:id="rId99" w:history="1">
+      <w:hyperlink r:id="rId101" w:history="1">
         <w:r>
           <w:rPr>
             <w:rFonts w:ascii="Malgun Gothic" w:hAnsi="Malgun Gothic" w:eastAsia="Malgun Gothic" w:cs="Malgun Gothic"/>
@@ -8125,7 +8165,7 @@
         </w:rPr>
         <w:t xml:space="preserve"> · </w:t>
       </w:r>
-      <w:hyperlink r:id="rId100" w:history="1">
+      <w:hyperlink r:id="rId102" w:history="1">
         <w:r>
           <w:rPr>
             <w:rFonts w:ascii="Malgun Gothic" w:hAnsi="Malgun Gothic" w:eastAsia="Malgun Gothic" w:cs="Malgun Gothic"/>
@@ -8151,7 +8191,7 @@
         </w:rPr>
         <w:t xml:space="preserve">파블로 — </w:t>
       </w:r>
-      <w:hyperlink r:id="rId101" w:history="1">
+      <w:hyperlink r:id="rId103" w:history="1">
         <w:r>
           <w:rPr>
             <w:rFonts w:ascii="Malgun Gothic" w:hAnsi="Malgun Gothic" w:eastAsia="Malgun Gothic" w:cs="Malgun Gothic"/>
@@ -8177,7 +8217,7 @@
         </w:rPr>
         <w:t xml:space="preserve">레이시 — </w:t>
       </w:r>
-      <w:hyperlink r:id="rId102" w:history="1">
+      <w:hyperlink r:id="rId104" w:history="1">
         <w:r>
           <w:rPr>
             <w:rFonts w:ascii="Malgun Gothic" w:hAnsi="Malgun Gothic" w:eastAsia="Malgun Gothic" w:cs="Malgun Gothic"/>
@@ -8223,7 +8263,7 @@
         </w:rPr>
         <w:t xml:space="preserve">이한길 — </w:t>
       </w:r>
-      <w:hyperlink r:id="rId103" w:history="1">
+      <w:hyperlink r:id="rId105" w:history="1">
         <w:r>
           <w:rPr>
             <w:rFonts w:ascii="Malgun Gothic" w:hAnsi="Malgun Gothic" w:eastAsia="Malgun Gothic" w:cs="Malgun Gothic"/>
@@ -8243,7 +8283,7 @@
         </w:rPr>
         <w:t xml:space="preserve"> · </w:t>
       </w:r>
-      <w:hyperlink r:id="rId104" w:history="1">
+      <w:hyperlink r:id="rId106" w:history="1">
         <w:r>
           <w:rPr>
             <w:rFonts w:ascii="Malgun Gothic" w:hAnsi="Malgun Gothic" w:eastAsia="Malgun Gothic" w:cs="Malgun Gothic"/>
@@ -8252,6 +8292,26 @@
             <w:szCs w:val="20"/>
           </w:rPr>
           <w:t xml:space="preserve">www.startupn.kr</w:t>
+        </w:r>
+      </w:hyperlink>
+      <w:r>
+        <w:rPr>
+          <w:rFonts w:ascii="Malgun Gothic" w:hAnsi="Malgun Gothic" w:eastAsia="Malgun Gothic" w:cs="Malgun Gothic"/>
+          <w:color w:val="1B1B48"/>
+          <w:sz w:val="20"/>
+          <w:szCs w:val="20"/>
+        </w:rPr>
+        <w:t xml:space="preserve"> · </w:t>
+      </w:r>
+      <w:hyperlink r:id="rId107" w:history="1">
+        <w:r>
+          <w:rPr>
+            <w:rFonts w:ascii="Malgun Gothic" w:hAnsi="Malgun Gothic" w:eastAsia="Malgun Gothic" w:cs="Malgun Gothic"/>
+            <w:color w:val="4D4DCE"/>
+            <w:sz w:val="20"/>
+            <w:szCs w:val="20"/>
+          </w:rPr>
+          <w:t xml:space="preserve">www.techm.kr</w:t>
         </w:r>
       </w:hyperlink>
     </w:p>
@@ -8269,7 +8329,7 @@
         </w:rPr>
         <w:t xml:space="preserve">피그 — </w:t>
       </w:r>
-      <w:hyperlink r:id="rId105" w:history="1">
+      <w:hyperlink r:id="rId108" w:history="1">
         <w:r>
           <w:rPr>
             <w:rFonts w:ascii="Malgun Gothic" w:hAnsi="Malgun Gothic" w:eastAsia="Malgun Gothic" w:cs="Malgun Gothic"/>
@@ -8289,7 +8349,7 @@
         </w:rPr>
         <w:t xml:space="preserve"> · </w:t>
       </w:r>
-      <w:hyperlink r:id="rId106" w:history="1">
+      <w:hyperlink r:id="rId109" w:history="1">
         <w:r>
           <w:rPr>
             <w:rFonts w:ascii="Malgun Gothic" w:hAnsi="Malgun Gothic" w:eastAsia="Malgun Gothic" w:cs="Malgun Gothic"/>
